--- a/eclipse_project/LSPB UM.docx
+++ b/eclipse_project/LSPB UM.docx
@@ -6521,11 +6521,29 @@
           <w:delText xml:space="preserve"> </w:delText>
         </w:r>
       </w:del>
-      <w:r>
-        <w:rPr>
-          <w:lang w:val="en-US"/>
-        </w:rPr>
-        <w:t>This file shall be valid vs the following DTD:</w:t>
+      <w:del w:id="32" w:author="Pascal Heude" w:date="2026-08-03T17:57:00Z">
+        <w:r>
+          <w:rPr>
+            <w:lang w:val="en-US"/>
+          </w:rPr>
+          <w:delText>T</w:delText>
+        </w:r>
+      </w:del>
+      <w:ins w:id="33" w:author="Pascal Heude" w:date="2026-08-03T17:57:00Z">
+        <w:r>
+          <w:rPr>
+            <w:lang w:val="en-US"/>
+          </w:rPr>
+          <w:t>t</w:t>
+        </w:r>
+      </w:ins>
+      <w:bookmarkStart w:id="34" w:name="_GoBack"/>
+      <w:bookmarkEnd w:id="34"/>
+      <w:r>
+        <w:rPr>
+          <w:lang w:val="en-US"/>
+        </w:rPr>
+        <w:t>his file shall be valid vs the following DTD:</w:t>
       </w:r>
     </w:p>
     <w:p>
@@ -6561,7 +6579,7 @@
           <v:shape id="_x0000_i1025" type="#_x0000_t75" style="width:77pt;height:50pt" o:ole="">
             <v:imagedata r:id="rId14" o:title=""/>
           </v:shape>
-          <o:OLEObject Type="Embed" ProgID="Package" ShapeID="_x0000_i1025" DrawAspect="Icon" ObjectID="_1847173658" r:id="rId15"/>
+          <o:OLEObject Type="Embed" ProgID="Package" ShapeID="_x0000_i1025" DrawAspect="Icon" ObjectID="_1847285013" r:id="rId15"/>
         </w:object>
       </w:r>
     </w:p>
@@ -7583,13 +7601,13 @@
           <w:lang w:val="en-US"/>
         </w:rPr>
       </w:pPr>
-      <w:ins w:id="32" w:author="Pascal Heude" w:date="2026-08-01T19:23:00Z">
+      <w:ins w:id="35" w:author="Pascal Heude" w:date="2026-08-01T19:23:00Z">
         <w:r>
           <w:rPr>
             <w:b/>
             <w:color w:val="0070C0"/>
             <w:lang w:val="en-US"/>
-            <w:rPrChange w:id="33" w:author="Pascal Heude" w:date="2026-08-01T19:24:00Z">
+            <w:rPrChange w:id="36" w:author="Pascal Heude" w:date="2026-08-01T19:24:00Z">
               <w:rPr>
                 <w:lang w:val="en-US"/>
               </w:rPr>
@@ -7604,11 +7622,27 @@
           <w:t xml:space="preserve">: </w:t>
         </w:r>
       </w:ins>
-      <w:r>
-        <w:rPr>
-          <w:lang w:val="en-US"/>
-        </w:rPr>
-        <w:t>All the tags shall be written in uppercase. All the attributes shall be written in lowercase and enclosed with double quotes.</w:t>
+      <w:del w:id="37" w:author="Pascal Heude" w:date="2026-08-03T17:57:00Z">
+        <w:r>
+          <w:rPr>
+            <w:lang w:val="en-US"/>
+          </w:rPr>
+          <w:delText>A</w:delText>
+        </w:r>
+      </w:del>
+      <w:ins w:id="38" w:author="Pascal Heude" w:date="2026-08-03T17:57:00Z">
+        <w:r>
+          <w:rPr>
+            <w:lang w:val="en-US"/>
+          </w:rPr>
+          <w:t>a</w:t>
+        </w:r>
+      </w:ins>
+      <w:r>
+        <w:rPr>
+          <w:lang w:val="en-US"/>
+        </w:rPr>
+        <w:t>ll the tags shall be written in uppercase. All the attributes shall be written in lowercase and enclosed with double quotes.</w:t>
       </w:r>
     </w:p>
     <w:p>
@@ -9203,16 +9237,16 @@
       <w:pPr>
         <w:pStyle w:val="Titre3"/>
       </w:pPr>
-      <w:bookmarkStart w:id="34" w:name="_Tag_ARINC665_CONFIGURATION_FILE"/>
-      <w:bookmarkStart w:id="35" w:name="_Toc456106018"/>
-      <w:bookmarkEnd w:id="34"/>
+      <w:bookmarkStart w:id="39" w:name="_Tag_ARINC665_CONFIGURATION_FILE"/>
+      <w:bookmarkStart w:id="40" w:name="_Toc456106018"/>
+      <w:bookmarkEnd w:id="39"/>
       <w:r>
         <w:t xml:space="preserve">Tag </w:t>
       </w:r>
       <w:r>
         <w:t>ARINC665_CONFIGURATION_FILE</w:t>
       </w:r>
-      <w:bookmarkEnd w:id="35"/>
+      <w:bookmarkEnd w:id="40"/>
     </w:p>
     <w:p>
       <w:pPr>
@@ -9230,17 +9264,17 @@
     <w:p>
       <w:pPr>
         <w:rPr>
-          <w:moveTo w:id="36" w:author="Pascal Heude" w:date="2026-08-01T19:24:00Z"/>
-          <w:lang w:val="en-US"/>
-        </w:rPr>
-      </w:pPr>
-      <w:ins w:id="37" w:author="Pascal Heude" w:date="2026-08-01T19:24:00Z">
+          <w:moveTo w:id="41" w:author="Pascal Heude" w:date="2026-08-01T19:24:00Z"/>
+          <w:lang w:val="en-US"/>
+        </w:rPr>
+      </w:pPr>
+      <w:ins w:id="42" w:author="Pascal Heude" w:date="2026-08-01T19:24:00Z">
         <w:r>
           <w:rPr>
             <w:b/>
             <w:color w:val="0070C0"/>
             <w:lang w:val="en-US"/>
-            <w:rPrChange w:id="38" w:author="Pascal Heude" w:date="2026-08-01T19:25:00Z">
+            <w:rPrChange w:id="43" w:author="Pascal Heude" w:date="2026-08-01T19:25:00Z">
               <w:rPr>
                 <w:lang w:val="en-US"/>
               </w:rPr>
@@ -9249,13 +9283,13 @@
           <w:t>URQT</w:t>
         </w:r>
       </w:ins>
-      <w:ins w:id="39" w:author="Pascal Heude" w:date="2026-08-01T19:25:00Z">
+      <w:ins w:id="44" w:author="Pascal Heude" w:date="2026-08-01T19:25:00Z">
         <w:r>
           <w:rPr>
             <w:b/>
             <w:color w:val="0070C0"/>
             <w:lang w:val="en-US"/>
-            <w:rPrChange w:id="40" w:author="Pascal Heude" w:date="2026-08-01T19:25:00Z">
+            <w:rPrChange w:id="45" w:author="Pascal Heude" w:date="2026-08-01T19:25:00Z">
               <w:rPr>
                 <w:lang w:val="en-US"/>
               </w:rPr>
@@ -9270,15 +9304,33 @@
           <w:t xml:space="preserve">: </w:t>
         </w:r>
       </w:ins>
-      <w:moveToRangeStart w:id="41" w:author="Pascal Heude" w:date="2026-08-01T19:24:00Z" w:name="move236504710"/>
-      <w:moveTo w:id="42" w:author="Pascal Heude" w:date="2026-08-01T19:24:00Z">
-        <w:r>
-          <w:rPr>
-            <w:lang w:val="en-US"/>
-          </w:rPr>
-          <w:t xml:space="preserve">This tag </w:t>
-        </w:r>
-        <w:del w:id="43" w:author="Pascal Heude" w:date="2026-08-01T19:25:00Z">
+      <w:moveToRangeStart w:id="46" w:author="Pascal Heude" w:date="2026-08-01T19:24:00Z" w:name="move236504710"/>
+      <w:moveTo w:id="47" w:author="Pascal Heude" w:date="2026-08-01T19:24:00Z">
+        <w:del w:id="48" w:author="Pascal Heude" w:date="2026-08-03T17:57:00Z">
+          <w:r>
+            <w:rPr>
+              <w:lang w:val="en-US"/>
+            </w:rPr>
+            <w:delText>T</w:delText>
+          </w:r>
+        </w:del>
+      </w:moveTo>
+      <w:ins w:id="49" w:author="Pascal Heude" w:date="2026-08-03T17:57:00Z">
+        <w:r>
+          <w:rPr>
+            <w:lang w:val="en-US"/>
+          </w:rPr>
+          <w:t>t</w:t>
+        </w:r>
+      </w:ins>
+      <w:moveTo w:id="50" w:author="Pascal Heude" w:date="2026-08-01T19:24:00Z">
+        <w:r>
+          <w:rPr>
+            <w:lang w:val="en-US"/>
+          </w:rPr>
+          <w:t xml:space="preserve">his tag </w:t>
+        </w:r>
+        <w:del w:id="51" w:author="Pascal Heude" w:date="2026-08-01T19:25:00Z">
           <w:r>
             <w:rPr>
               <w:lang w:val="en-US"/>
@@ -9287,7 +9339,7 @@
           </w:r>
         </w:del>
       </w:moveTo>
-      <w:ins w:id="44" w:author="Pascal Heude" w:date="2026-08-01T19:25:00Z">
+      <w:ins w:id="52" w:author="Pascal Heude" w:date="2026-08-01T19:25:00Z">
         <w:r>
           <w:rPr>
             <w:lang w:val="en-US"/>
@@ -9295,7 +9347,7 @@
           <w:t>shall be</w:t>
         </w:r>
       </w:ins>
-      <w:moveTo w:id="45" w:author="Pascal Heude" w:date="2026-08-01T19:24:00Z">
+      <w:moveTo w:id="53" w:author="Pascal Heude" w:date="2026-08-01T19:24:00Z">
         <w:r>
           <w:rPr>
             <w:lang w:val="en-US"/>
@@ -9304,20 +9356,20 @@
         </w:r>
       </w:moveTo>
     </w:p>
-    <w:moveToRangeEnd w:id="41"/>
-    <w:p>
-      <w:pPr>
-        <w:rPr>
-          <w:lang w:val="en-US"/>
-        </w:rPr>
-      </w:pPr>
-      <w:ins w:id="46" w:author="Pascal Heude" w:date="2026-08-01T19:25:00Z">
+    <w:moveToRangeEnd w:id="46"/>
+    <w:p>
+      <w:pPr>
+        <w:rPr>
+          <w:lang w:val="en-US"/>
+        </w:rPr>
+      </w:pPr>
+      <w:ins w:id="54" w:author="Pascal Heude" w:date="2026-08-01T19:25:00Z">
         <w:r>
           <w:rPr>
             <w:b/>
             <w:color w:val="0070C0"/>
             <w:lang w:val="en-US"/>
-            <w:rPrChange w:id="47" w:author="Pascal Heude" w:date="2026-08-01T19:25:00Z">
+            <w:rPrChange w:id="55" w:author="Pascal Heude" w:date="2026-08-01T19:25:00Z">
               <w:rPr>
                 <w:lang w:val="en-US"/>
               </w:rPr>
@@ -9332,11 +9384,27 @@
           <w:t xml:space="preserve">: </w:t>
         </w:r>
       </w:ins>
-      <w:r>
-        <w:rPr>
-          <w:lang w:val="en-US"/>
-        </w:rPr>
-        <w:t xml:space="preserve">The content </w:t>
+      <w:del w:id="56" w:author="Pascal Heude" w:date="2026-08-03T17:57:00Z">
+        <w:r>
+          <w:rPr>
+            <w:lang w:val="en-US"/>
+          </w:rPr>
+          <w:delText>T</w:delText>
+        </w:r>
+      </w:del>
+      <w:ins w:id="57" w:author="Pascal Heude" w:date="2026-08-03T17:57:00Z">
+        <w:r>
+          <w:rPr>
+            <w:lang w:val="en-US"/>
+          </w:rPr>
+          <w:t>t</w:t>
+        </w:r>
+      </w:ins>
+      <w:r>
+        <w:rPr>
+          <w:lang w:val="en-US"/>
+        </w:rPr>
+        <w:t xml:space="preserve">he content </w:t>
       </w:r>
       <w:r>
         <w:rPr>
@@ -9444,12 +9512,12 @@
     <w:p>
       <w:pPr>
         <w:rPr>
-          <w:moveFrom w:id="48" w:author="Pascal Heude" w:date="2026-08-01T19:24:00Z"/>
-          <w:lang w:val="en-US"/>
-        </w:rPr>
-      </w:pPr>
-      <w:moveFromRangeStart w:id="49" w:author="Pascal Heude" w:date="2026-08-01T19:24:00Z" w:name="move236504710"/>
-      <w:moveFrom w:id="50" w:author="Pascal Heude" w:date="2026-08-01T19:24:00Z">
+          <w:moveFrom w:id="58" w:author="Pascal Heude" w:date="2026-08-01T19:24:00Z"/>
+          <w:lang w:val="en-US"/>
+        </w:rPr>
+      </w:pPr>
+      <w:moveFromRangeStart w:id="59" w:author="Pascal Heude" w:date="2026-08-01T19:24:00Z" w:name="move236504710"/>
+      <w:moveFrom w:id="60" w:author="Pascal Heude" w:date="2026-08-01T19:24:00Z">
         <w:r>
           <w:rPr>
             <w:lang w:val="en-US"/>
@@ -9458,7 +9526,7 @@
         </w:r>
       </w:moveFrom>
     </w:p>
-    <w:moveFromRangeEnd w:id="49"/>
+    <w:moveFromRangeEnd w:id="59"/>
     <w:p>
       <w:pPr>
         <w:rPr>
@@ -9645,16 +9713,16 @@
           <w:lang w:val="en-US"/>
         </w:rPr>
       </w:pPr>
-      <w:bookmarkStart w:id="51" w:name="_Tag_KEY"/>
-      <w:bookmarkStart w:id="52" w:name="_Toc456106019"/>
-      <w:bookmarkEnd w:id="51"/>
+      <w:bookmarkStart w:id="61" w:name="_Tag_KEY"/>
+      <w:bookmarkStart w:id="62" w:name="_Toc456106019"/>
+      <w:bookmarkEnd w:id="61"/>
       <w:r>
         <w:rPr>
           <w:lang w:val="en-US"/>
         </w:rPr>
         <w:t>Tag KEY</w:t>
       </w:r>
-      <w:bookmarkEnd w:id="52"/>
+      <w:bookmarkEnd w:id="62"/>
     </w:p>
     <w:p>
       <w:pPr>
@@ -9687,13 +9755,13 @@
           <w:lang w:val="en-US"/>
         </w:rPr>
       </w:pPr>
-      <w:ins w:id="53" w:author="Pascal Heude" w:date="2026-08-01T19:26:00Z">
+      <w:ins w:id="63" w:author="Pascal Heude" w:date="2026-08-01T19:26:00Z">
         <w:r>
           <w:rPr>
             <w:b/>
             <w:color w:val="0070C0"/>
             <w:lang w:val="en-US"/>
-            <w:rPrChange w:id="54" w:author="Pascal Heude" w:date="2026-08-01T19:26:00Z">
+            <w:rPrChange w:id="64" w:author="Pascal Heude" w:date="2026-08-01T19:26:00Z">
               <w:rPr>
                 <w:lang w:val="en-US"/>
               </w:rPr>
@@ -9708,11 +9776,27 @@
           <w:t xml:space="preserve">: </w:t>
         </w:r>
       </w:ins>
-      <w:r>
-        <w:rPr>
-          <w:lang w:val="en-US"/>
-        </w:rPr>
-        <w:t xml:space="preserve">The content </w:t>
+      <w:del w:id="65" w:author="Pascal Heude" w:date="2026-08-03T17:57:00Z">
+        <w:r>
+          <w:rPr>
+            <w:lang w:val="en-US"/>
+          </w:rPr>
+          <w:delText>T</w:delText>
+        </w:r>
+      </w:del>
+      <w:ins w:id="66" w:author="Pascal Heude" w:date="2026-08-03T17:57:00Z">
+        <w:r>
+          <w:rPr>
+            <w:lang w:val="en-US"/>
+          </w:rPr>
+          <w:t>t</w:t>
+        </w:r>
+      </w:ins>
+      <w:r>
+        <w:rPr>
+          <w:lang w:val="en-US"/>
+        </w:rPr>
+        <w:t xml:space="preserve">he content </w:t>
       </w:r>
       <w:r>
         <w:rPr>
@@ -9871,13 +9955,13 @@
       <w:pPr>
         <w:pStyle w:val="Titre3"/>
       </w:pPr>
-      <w:bookmarkStart w:id="55" w:name="_Tag_BATCH"/>
-      <w:bookmarkStart w:id="56" w:name="_Toc456106020"/>
-      <w:bookmarkEnd w:id="55"/>
+      <w:bookmarkStart w:id="67" w:name="_Tag_BATCH"/>
+      <w:bookmarkStart w:id="68" w:name="_Toc456106020"/>
+      <w:bookmarkEnd w:id="67"/>
       <w:r>
         <w:t>Tag BATCH</w:t>
       </w:r>
-      <w:bookmarkEnd w:id="56"/>
+      <w:bookmarkEnd w:id="68"/>
     </w:p>
     <w:p>
       <w:pPr>
@@ -9910,28 +9994,29 @@
           <w:lang w:val="en-US"/>
         </w:rPr>
       </w:pPr>
-      <w:ins w:id="57" w:author="Pascal Heude" w:date="2026-08-01T19:29:00Z">
+      <w:ins w:id="69" w:author="Pascal Heude" w:date="2026-08-01T19:29:00Z">
         <w:r>
           <w:rPr>
             <w:b/>
             <w:color w:val="0070C0"/>
             <w:lang w:val="en-US"/>
-            <w:rPrChange w:id="58" w:author="Pascal Heude" w:date="2026-08-01T19:30:00Z">
+            <w:rPrChange w:id="70" w:author="Pascal Heude" w:date="2026-08-01T19:30:00Z">
               <w:rPr>
                 <w:lang w:val="en-US"/>
               </w:rPr>
             </w:rPrChange>
           </w:rPr>
+          <w:lastRenderedPageBreak/>
           <w:t>URQT_</w:t>
         </w:r>
       </w:ins>
-      <w:ins w:id="59" w:author="Pascal Heude" w:date="2026-08-01T19:30:00Z">
+      <w:ins w:id="71" w:author="Pascal Heude" w:date="2026-08-01T19:30:00Z">
         <w:r>
           <w:rPr>
             <w:b/>
             <w:color w:val="0070C0"/>
             <w:lang w:val="en-US"/>
-            <w:rPrChange w:id="60" w:author="Pascal Heude" w:date="2026-08-01T19:30:00Z">
+            <w:rPrChange w:id="72" w:author="Pascal Heude" w:date="2026-08-01T19:30:00Z">
               <w:rPr>
                 <w:lang w:val="en-US"/>
               </w:rPr>
@@ -9954,11 +10039,27 @@
           <w:t xml:space="preserve">: </w:t>
         </w:r>
       </w:ins>
-      <w:r>
-        <w:rPr>
-          <w:lang w:val="en-US"/>
-        </w:rPr>
-        <w:t xml:space="preserve">The content </w:t>
+      <w:del w:id="73" w:author="Pascal Heude" w:date="2026-08-03T17:57:00Z">
+        <w:r>
+          <w:rPr>
+            <w:lang w:val="en-US"/>
+          </w:rPr>
+          <w:delText>T</w:delText>
+        </w:r>
+      </w:del>
+      <w:ins w:id="74" w:author="Pascal Heude" w:date="2026-08-03T17:57:00Z">
+        <w:r>
+          <w:rPr>
+            <w:lang w:val="en-US"/>
+          </w:rPr>
+          <w:t>t</w:t>
+        </w:r>
+      </w:ins>
+      <w:r>
+        <w:rPr>
+          <w:lang w:val="en-US"/>
+        </w:rPr>
+        <w:t xml:space="preserve">he content </w:t>
       </w:r>
       <w:r>
         <w:rPr>
@@ -10000,7 +10101,6 @@
         <w:rPr>
           <w:lang w:val="en-US"/>
         </w:rPr>
-        <w:lastRenderedPageBreak/>
         <w:t>NO : no files will be generated</w:t>
       </w:r>
     </w:p>
@@ -10169,13 +10269,13 @@
       <w:pPr>
         <w:pStyle w:val="Titre3"/>
       </w:pPr>
-      <w:bookmarkStart w:id="61" w:name="_Tag_CODE"/>
-      <w:bookmarkStart w:id="62" w:name="_Toc456106021"/>
-      <w:bookmarkEnd w:id="61"/>
+      <w:bookmarkStart w:id="75" w:name="_Tag_CODE"/>
+      <w:bookmarkStart w:id="76" w:name="_Toc456106021"/>
+      <w:bookmarkEnd w:id="75"/>
       <w:r>
         <w:t>Tag CODE</w:t>
       </w:r>
-      <w:bookmarkEnd w:id="62"/>
+      <w:bookmarkEnd w:id="76"/>
     </w:p>
     <w:p>
       <w:pPr>
@@ -10193,12 +10293,12 @@
     <w:p>
       <w:pPr>
         <w:rPr>
-          <w:moveFrom w:id="63" w:author="Pascal Heude" w:date="2026-08-01T19:35:00Z"/>
-          <w:lang w:val="en-US"/>
-        </w:rPr>
-      </w:pPr>
-      <w:moveFromRangeStart w:id="64" w:author="Pascal Heude" w:date="2026-08-01T19:35:00Z" w:name="move236505319"/>
-      <w:moveFrom w:id="65" w:author="Pascal Heude" w:date="2026-08-01T19:35:00Z">
+          <w:moveFrom w:id="77" w:author="Pascal Heude" w:date="2026-08-01T19:35:00Z"/>
+          <w:lang w:val="en-US"/>
+        </w:rPr>
+      </w:pPr>
+      <w:moveFromRangeStart w:id="78" w:author="Pascal Heude" w:date="2026-08-01T19:35:00Z" w:name="move236505319"/>
+      <w:moveFrom w:id="79" w:author="Pascal Heude" w:date="2026-08-01T19:35:00Z">
         <w:r>
           <w:rPr>
             <w:lang w:val="en-US"/>
@@ -10231,20 +10331,20 @@
         </w:r>
       </w:moveFrom>
     </w:p>
-    <w:moveFromRangeEnd w:id="64"/>
-    <w:p>
-      <w:pPr>
-        <w:rPr>
-          <w:lang w:val="en-US"/>
-        </w:rPr>
-      </w:pPr>
-      <w:ins w:id="66" w:author="Pascal Heude" w:date="2026-08-01T19:35:00Z">
+    <w:moveFromRangeEnd w:id="78"/>
+    <w:p>
+      <w:pPr>
+        <w:rPr>
+          <w:lang w:val="en-US"/>
+        </w:rPr>
+      </w:pPr>
+      <w:ins w:id="80" w:author="Pascal Heude" w:date="2026-08-01T19:35:00Z">
         <w:r>
           <w:rPr>
             <w:b/>
             <w:color w:val="0070C0"/>
             <w:lang w:val="en-US"/>
-            <w:rPrChange w:id="67" w:author="Pascal Heude" w:date="2026-08-01T19:35:00Z">
+            <w:rPrChange w:id="81" w:author="Pascal Heude" w:date="2026-08-01T19:35:00Z">
               <w:rPr>
                 <w:lang w:val="en-US"/>
               </w:rPr>
@@ -10259,13 +10359,29 @@
           <w:t xml:space="preserve">: </w:t>
         </w:r>
       </w:ins>
-      <w:r>
-        <w:rPr>
-          <w:lang w:val="en-US"/>
-        </w:rPr>
-        <w:t xml:space="preserve">This tag </w:t>
-      </w:r>
-      <w:ins w:id="68" w:author="Pascal Heude" w:date="2026-08-01T19:35:00Z">
+      <w:del w:id="82" w:author="Pascal Heude" w:date="2026-08-03T17:56:00Z">
+        <w:r>
+          <w:rPr>
+            <w:lang w:val="en-US"/>
+          </w:rPr>
+          <w:delText>T</w:delText>
+        </w:r>
+      </w:del>
+      <w:ins w:id="83" w:author="Pascal Heude" w:date="2026-08-03T17:56:00Z">
+        <w:r>
+          <w:rPr>
+            <w:lang w:val="en-US"/>
+          </w:rPr>
+          <w:t>t</w:t>
+        </w:r>
+      </w:ins>
+      <w:r>
+        <w:rPr>
+          <w:lang w:val="en-US"/>
+        </w:rPr>
+        <w:t xml:space="preserve">his tag </w:t>
+      </w:r>
+      <w:ins w:id="84" w:author="Pascal Heude" w:date="2026-08-01T19:35:00Z">
         <w:r>
           <w:rPr>
             <w:lang w:val="en-US"/>
@@ -10273,7 +10389,7 @@
           <w:t xml:space="preserve">shall be </w:t>
         </w:r>
       </w:ins>
-      <w:del w:id="69" w:author="Pascal Heude" w:date="2026-08-01T19:35:00Z">
+      <w:del w:id="85" w:author="Pascal Heude" w:date="2026-08-01T19:35:00Z">
         <w:r>
           <w:rPr>
             <w:lang w:val="en-US"/>
@@ -10291,17 +10407,17 @@
     <w:p>
       <w:pPr>
         <w:rPr>
-          <w:moveTo w:id="70" w:author="Pascal Heude" w:date="2026-08-01T19:35:00Z"/>
-          <w:lang w:val="en-US"/>
-        </w:rPr>
-      </w:pPr>
-      <w:ins w:id="71" w:author="Pascal Heude" w:date="2026-08-01T19:35:00Z">
+          <w:moveTo w:id="86" w:author="Pascal Heude" w:date="2026-08-01T19:35:00Z"/>
+          <w:lang w:val="en-US"/>
+        </w:rPr>
+      </w:pPr>
+      <w:ins w:id="87" w:author="Pascal Heude" w:date="2026-08-01T19:35:00Z">
         <w:r>
           <w:rPr>
             <w:b/>
             <w:color w:val="0070C0"/>
             <w:lang w:val="en-US"/>
-            <w:rPrChange w:id="72" w:author="Pascal Heude" w:date="2026-08-01T19:35:00Z">
+            <w:rPrChange w:id="88" w:author="Pascal Heude" w:date="2026-08-01T19:35:00Z">
               <w:rPr>
                 <w:lang w:val="en-US"/>
               </w:rPr>
@@ -10316,17 +10432,35 @@
           <w:t xml:space="preserve">: </w:t>
         </w:r>
       </w:ins>
-      <w:moveToRangeStart w:id="73" w:author="Pascal Heude" w:date="2026-08-01T19:35:00Z" w:name="move236505319"/>
-      <w:moveTo w:id="74" w:author="Pascal Heude" w:date="2026-08-01T19:35:00Z">
-        <w:r>
-          <w:rPr>
-            <w:lang w:val="en-US"/>
-          </w:rPr>
-          <w:t>The content shall be a list of 3 letters.</w:t>
-        </w:r>
+      <w:moveToRangeStart w:id="89" w:author="Pascal Heude" w:date="2026-08-01T19:35:00Z" w:name="move236505319"/>
+      <w:moveTo w:id="90" w:author="Pascal Heude" w:date="2026-08-01T19:35:00Z">
+        <w:del w:id="91" w:author="Pascal Heude" w:date="2026-08-03T17:56:00Z">
+          <w:r>
+            <w:rPr>
+              <w:lang w:val="en-US"/>
+            </w:rPr>
+            <w:delText>T</w:delText>
+          </w:r>
+        </w:del>
       </w:moveTo>
-    </w:p>
-    <w:moveToRangeEnd w:id="73"/>
+      <w:ins w:id="92" w:author="Pascal Heude" w:date="2026-08-03T17:56:00Z">
+        <w:r>
+          <w:rPr>
+            <w:lang w:val="en-US"/>
+          </w:rPr>
+          <w:t>t</w:t>
+        </w:r>
+      </w:ins>
+      <w:moveTo w:id="93" w:author="Pascal Heude" w:date="2026-08-01T19:35:00Z">
+        <w:r>
+          <w:rPr>
+            <w:lang w:val="en-US"/>
+          </w:rPr>
+          <w:t>he content shall be a list of 3 letters.</w:t>
+        </w:r>
+      </w:moveTo>
+    </w:p>
+    <w:moveToRangeEnd w:id="89"/>
     <w:p>
       <w:pPr>
         <w:rPr>
@@ -10384,13 +10518,13 @@
       <w:pPr>
         <w:pStyle w:val="Titre3"/>
       </w:pPr>
-      <w:bookmarkStart w:id="75" w:name="_Tag_LOAD"/>
-      <w:bookmarkStart w:id="76" w:name="_Toc456106022"/>
-      <w:bookmarkEnd w:id="75"/>
+      <w:bookmarkStart w:id="94" w:name="_Tag_LOAD"/>
+      <w:bookmarkStart w:id="95" w:name="_Toc456106022"/>
+      <w:bookmarkEnd w:id="94"/>
       <w:r>
         <w:t>Tag LOAD</w:t>
       </w:r>
-      <w:bookmarkEnd w:id="76"/>
+      <w:bookmarkEnd w:id="95"/>
     </w:p>
     <w:p>
       <w:pPr>
@@ -10408,17 +10542,17 @@
     <w:p>
       <w:pPr>
         <w:rPr>
-          <w:moveTo w:id="77" w:author="Pascal Heude" w:date="2026-08-01T19:35:00Z"/>
-          <w:lang w:val="en-US"/>
-        </w:rPr>
-      </w:pPr>
-      <w:ins w:id="78" w:author="Pascal Heude" w:date="2026-08-01T19:35:00Z">
+          <w:moveTo w:id="96" w:author="Pascal Heude" w:date="2026-08-01T19:35:00Z"/>
+          <w:lang w:val="en-US"/>
+        </w:rPr>
+      </w:pPr>
+      <w:ins w:id="97" w:author="Pascal Heude" w:date="2026-08-01T19:35:00Z">
         <w:r>
           <w:rPr>
             <w:b/>
             <w:color w:val="0070C0"/>
             <w:lang w:val="en-US"/>
-            <w:rPrChange w:id="79" w:author="Pascal Heude" w:date="2026-08-01T19:36:00Z">
+            <w:rPrChange w:id="98" w:author="Pascal Heude" w:date="2026-08-01T19:36:00Z">
               <w:rPr>
                 <w:lang w:val="en-US"/>
               </w:rPr>
@@ -10433,15 +10567,33 @@
           <w:t xml:space="preserve">: </w:t>
         </w:r>
       </w:ins>
-      <w:moveToRangeStart w:id="80" w:author="Pascal Heude" w:date="2026-08-01T19:35:00Z" w:name="move236505369"/>
-      <w:moveTo w:id="81" w:author="Pascal Heude" w:date="2026-08-01T19:35:00Z">
-        <w:r>
-          <w:rPr>
-            <w:lang w:val="en-US"/>
-          </w:rPr>
-          <w:t xml:space="preserve">This tag </w:t>
-        </w:r>
-        <w:del w:id="82" w:author="Pascal Heude" w:date="2026-08-01T21:01:00Z">
+      <w:moveToRangeStart w:id="99" w:author="Pascal Heude" w:date="2026-08-01T19:35:00Z" w:name="move236505369"/>
+      <w:moveTo w:id="100" w:author="Pascal Heude" w:date="2026-08-01T19:35:00Z">
+        <w:del w:id="101" w:author="Pascal Heude" w:date="2026-08-03T17:56:00Z">
+          <w:r>
+            <w:rPr>
+              <w:lang w:val="en-US"/>
+            </w:rPr>
+            <w:delText>T</w:delText>
+          </w:r>
+        </w:del>
+      </w:moveTo>
+      <w:ins w:id="102" w:author="Pascal Heude" w:date="2026-08-03T17:56:00Z">
+        <w:r>
+          <w:rPr>
+            <w:lang w:val="en-US"/>
+          </w:rPr>
+          <w:t>t</w:t>
+        </w:r>
+      </w:ins>
+      <w:moveTo w:id="103" w:author="Pascal Heude" w:date="2026-08-01T19:35:00Z">
+        <w:r>
+          <w:rPr>
+            <w:lang w:val="en-US"/>
+          </w:rPr>
+          <w:t xml:space="preserve">his tag </w:t>
+        </w:r>
+        <w:del w:id="104" w:author="Pascal Heude" w:date="2026-08-01T21:01:00Z">
           <w:r>
             <w:rPr>
               <w:lang w:val="en-US"/>
@@ -10450,7 +10602,7 @@
           </w:r>
         </w:del>
       </w:moveTo>
-      <w:ins w:id="83" w:author="Pascal Heude" w:date="2026-08-01T21:01:00Z">
+      <w:ins w:id="105" w:author="Pascal Heude" w:date="2026-08-01T21:01:00Z">
         <w:r>
           <w:rPr>
             <w:lang w:val="en-US"/>
@@ -10458,7 +10610,7 @@
           <w:t>shall be</w:t>
         </w:r>
       </w:ins>
-      <w:moveTo w:id="84" w:author="Pascal Heude" w:date="2026-08-01T19:35:00Z">
+      <w:moveTo w:id="106" w:author="Pascal Heude" w:date="2026-08-01T19:35:00Z">
         <w:r>
           <w:rPr>
             <w:lang w:val="en-US"/>
@@ -10467,20 +10619,20 @@
         </w:r>
       </w:moveTo>
     </w:p>
-    <w:moveToRangeEnd w:id="80"/>
-    <w:p>
-      <w:pPr>
-        <w:rPr>
-          <w:lang w:val="en-US"/>
-        </w:rPr>
-      </w:pPr>
-      <w:ins w:id="85" w:author="Pascal Heude" w:date="2026-08-01T19:36:00Z">
+    <w:moveToRangeEnd w:id="99"/>
+    <w:p>
+      <w:pPr>
+        <w:rPr>
+          <w:lang w:val="en-US"/>
+        </w:rPr>
+      </w:pPr>
+      <w:ins w:id="107" w:author="Pascal Heude" w:date="2026-08-01T19:36:00Z">
         <w:r>
           <w:rPr>
             <w:b/>
             <w:color w:val="0070C0"/>
             <w:lang w:val="en-US"/>
-            <w:rPrChange w:id="86" w:author="Pascal Heude" w:date="2026-08-01T19:36:00Z">
+            <w:rPrChange w:id="108" w:author="Pascal Heude" w:date="2026-08-01T19:36:00Z">
               <w:rPr>
                 <w:lang w:val="en-US"/>
               </w:rPr>
@@ -10495,11 +10647,27 @@
           <w:t xml:space="preserve">: </w:t>
         </w:r>
       </w:ins>
-      <w:r>
-        <w:rPr>
-          <w:lang w:val="en-US"/>
-        </w:rPr>
-        <w:t xml:space="preserve">The content </w:t>
+      <w:del w:id="109" w:author="Pascal Heude" w:date="2026-08-03T17:56:00Z">
+        <w:r>
+          <w:rPr>
+            <w:lang w:val="en-US"/>
+          </w:rPr>
+          <w:delText>T</w:delText>
+        </w:r>
+      </w:del>
+      <w:ins w:id="110" w:author="Pascal Heude" w:date="2026-08-03T17:56:00Z">
+        <w:r>
+          <w:rPr>
+            <w:lang w:val="en-US"/>
+          </w:rPr>
+          <w:t>t</w:t>
+        </w:r>
+      </w:ins>
+      <w:r>
+        <w:rPr>
+          <w:lang w:val="en-US"/>
+        </w:rPr>
+        <w:t xml:space="preserve">he content </w:t>
       </w:r>
       <w:r>
         <w:rPr>
@@ -10547,12 +10715,12 @@
     <w:p>
       <w:pPr>
         <w:rPr>
-          <w:moveFrom w:id="87" w:author="Pascal Heude" w:date="2026-08-01T19:35:00Z"/>
-          <w:lang w:val="en-US"/>
-        </w:rPr>
-      </w:pPr>
-      <w:moveFromRangeStart w:id="88" w:author="Pascal Heude" w:date="2026-08-01T19:35:00Z" w:name="move236505369"/>
-      <w:moveFrom w:id="89" w:author="Pascal Heude" w:date="2026-08-01T19:35:00Z">
+          <w:moveFrom w:id="111" w:author="Pascal Heude" w:date="2026-08-01T19:35:00Z"/>
+          <w:lang w:val="en-US"/>
+        </w:rPr>
+      </w:pPr>
+      <w:moveFromRangeStart w:id="112" w:author="Pascal Heude" w:date="2026-08-01T19:35:00Z" w:name="move236505369"/>
+      <w:moveFrom w:id="113" w:author="Pascal Heude" w:date="2026-08-01T19:35:00Z">
         <w:r>
           <w:rPr>
             <w:lang w:val="en-US"/>
@@ -10561,7 +10729,7 @@
         </w:r>
       </w:moveFrom>
     </w:p>
-    <w:moveFromRangeEnd w:id="88"/>
+    <w:moveFromRangeEnd w:id="112"/>
     <w:p>
       <w:pPr>
         <w:rPr>
@@ -10776,16 +10944,16 @@
           <w:lang w:val="en-US"/>
         </w:rPr>
       </w:pPr>
-      <w:bookmarkStart w:id="90" w:name="_Tag_PART_NUMBER"/>
-      <w:bookmarkStart w:id="91" w:name="_Toc456106023"/>
-      <w:bookmarkEnd w:id="90"/>
+      <w:bookmarkStart w:id="114" w:name="_Tag_PART_NUMBER"/>
+      <w:bookmarkStart w:id="115" w:name="_Toc456106023"/>
+      <w:bookmarkEnd w:id="114"/>
       <w:r>
         <w:rPr>
           <w:lang w:val="en-US"/>
         </w:rPr>
         <w:t>Tag PART_NUMBER</w:t>
       </w:r>
-      <w:bookmarkEnd w:id="91"/>
+      <w:bookmarkEnd w:id="115"/>
     </w:p>
     <w:p>
       <w:pPr>
@@ -10860,17 +11028,17 @@
     <w:p>
       <w:pPr>
         <w:rPr>
-          <w:moveTo w:id="92" w:author="Pascal Heude" w:date="2026-08-01T19:36:00Z"/>
-          <w:lang w:val="en-US"/>
-        </w:rPr>
-      </w:pPr>
-      <w:ins w:id="93" w:author="Pascal Heude" w:date="2026-08-01T19:36:00Z">
+          <w:moveTo w:id="116" w:author="Pascal Heude" w:date="2026-08-01T19:36:00Z"/>
+          <w:lang w:val="en-US"/>
+        </w:rPr>
+      </w:pPr>
+      <w:ins w:id="117" w:author="Pascal Heude" w:date="2026-08-01T19:36:00Z">
         <w:r>
           <w:rPr>
             <w:b/>
             <w:color w:val="0070C0"/>
             <w:lang w:val="en-US"/>
-            <w:rPrChange w:id="94" w:author="Pascal Heude" w:date="2026-08-01T19:37:00Z">
+            <w:rPrChange w:id="118" w:author="Pascal Heude" w:date="2026-08-01T19:37:00Z">
               <w:rPr>
                 <w:lang w:val="en-US"/>
               </w:rPr>
@@ -10885,15 +11053,33 @@
           <w:t xml:space="preserve">: </w:t>
         </w:r>
       </w:ins>
-      <w:moveToRangeStart w:id="95" w:author="Pascal Heude" w:date="2026-08-01T19:36:00Z" w:name="move236505418"/>
-      <w:moveTo w:id="96" w:author="Pascal Heude" w:date="2026-08-01T19:36:00Z">
-        <w:r>
-          <w:rPr>
-            <w:lang w:val="en-US"/>
-          </w:rPr>
-          <w:t xml:space="preserve">This tag </w:t>
-        </w:r>
-        <w:del w:id="97" w:author="Pascal Heude" w:date="2026-08-01T19:37:00Z">
+      <w:moveToRangeStart w:id="119" w:author="Pascal Heude" w:date="2026-08-01T19:36:00Z" w:name="move236505418"/>
+      <w:moveTo w:id="120" w:author="Pascal Heude" w:date="2026-08-01T19:36:00Z">
+        <w:del w:id="121" w:author="Pascal Heude" w:date="2026-08-03T17:56:00Z">
+          <w:r>
+            <w:rPr>
+              <w:lang w:val="en-US"/>
+            </w:rPr>
+            <w:delText>T</w:delText>
+          </w:r>
+        </w:del>
+      </w:moveTo>
+      <w:ins w:id="122" w:author="Pascal Heude" w:date="2026-08-03T17:56:00Z">
+        <w:r>
+          <w:rPr>
+            <w:lang w:val="en-US"/>
+          </w:rPr>
+          <w:t>t</w:t>
+        </w:r>
+      </w:ins>
+      <w:moveTo w:id="123" w:author="Pascal Heude" w:date="2026-08-01T19:36:00Z">
+        <w:r>
+          <w:rPr>
+            <w:lang w:val="en-US"/>
+          </w:rPr>
+          <w:t xml:space="preserve">his tag </w:t>
+        </w:r>
+        <w:del w:id="124" w:author="Pascal Heude" w:date="2026-08-01T19:37:00Z">
           <w:r>
             <w:rPr>
               <w:lang w:val="en-US"/>
@@ -10902,7 +11088,7 @@
           </w:r>
         </w:del>
       </w:moveTo>
-      <w:ins w:id="98" w:author="Pascal Heude" w:date="2026-08-01T19:37:00Z">
+      <w:ins w:id="125" w:author="Pascal Heude" w:date="2026-08-01T19:37:00Z">
         <w:r>
           <w:rPr>
             <w:lang w:val="en-US"/>
@@ -10910,7 +11096,7 @@
           <w:t>shall be</w:t>
         </w:r>
       </w:ins>
-      <w:moveTo w:id="99" w:author="Pascal Heude" w:date="2026-08-01T19:36:00Z">
+      <w:moveTo w:id="126" w:author="Pascal Heude" w:date="2026-08-01T19:36:00Z">
         <w:r>
           <w:rPr>
             <w:lang w:val="en-US"/>
@@ -10919,20 +11105,20 @@
         </w:r>
       </w:moveTo>
     </w:p>
-    <w:moveToRangeEnd w:id="95"/>
-    <w:p>
-      <w:pPr>
-        <w:rPr>
-          <w:lang w:val="en-US"/>
-        </w:rPr>
-      </w:pPr>
-      <w:ins w:id="100" w:author="Pascal Heude" w:date="2026-08-01T19:36:00Z">
+    <w:moveToRangeEnd w:id="119"/>
+    <w:p>
+      <w:pPr>
+        <w:rPr>
+          <w:lang w:val="en-US"/>
+        </w:rPr>
+      </w:pPr>
+      <w:ins w:id="127" w:author="Pascal Heude" w:date="2026-08-01T19:36:00Z">
         <w:r>
           <w:rPr>
             <w:b/>
             <w:color w:val="0070C0"/>
             <w:lang w:val="en-US"/>
-            <w:rPrChange w:id="101" w:author="Pascal Heude" w:date="2026-08-01T19:37:00Z">
+            <w:rPrChange w:id="128" w:author="Pascal Heude" w:date="2026-08-01T19:37:00Z">
               <w:rPr>
                 <w:lang w:val="en-US"/>
               </w:rPr>
@@ -10947,11 +11133,27 @@
           <w:t xml:space="preserve">: </w:t>
         </w:r>
       </w:ins>
-      <w:r>
-        <w:rPr>
-          <w:lang w:val="en-US"/>
-        </w:rPr>
-        <w:t xml:space="preserve">The content </w:t>
+      <w:del w:id="129" w:author="Pascal Heude" w:date="2026-08-03T17:56:00Z">
+        <w:r>
+          <w:rPr>
+            <w:lang w:val="en-US"/>
+          </w:rPr>
+          <w:delText>T</w:delText>
+        </w:r>
+      </w:del>
+      <w:ins w:id="130" w:author="Pascal Heude" w:date="2026-08-03T17:56:00Z">
+        <w:r>
+          <w:rPr>
+            <w:lang w:val="en-US"/>
+          </w:rPr>
+          <w:t>t</w:t>
+        </w:r>
+      </w:ins>
+      <w:r>
+        <w:rPr>
+          <w:lang w:val="en-US"/>
+        </w:rPr>
+        <w:t xml:space="preserve">he content </w:t>
       </w:r>
       <w:r>
         <w:rPr>
@@ -10987,12 +11189,12 @@
     <w:p>
       <w:pPr>
         <w:rPr>
-          <w:moveFrom w:id="102" w:author="Pascal Heude" w:date="2026-08-01T19:36:00Z"/>
-          <w:lang w:val="en-US"/>
-        </w:rPr>
-      </w:pPr>
-      <w:moveFromRangeStart w:id="103" w:author="Pascal Heude" w:date="2026-08-01T19:36:00Z" w:name="move236505418"/>
-      <w:moveFrom w:id="104" w:author="Pascal Heude" w:date="2026-08-01T19:36:00Z">
+          <w:moveFrom w:id="131" w:author="Pascal Heude" w:date="2026-08-01T19:36:00Z"/>
+          <w:lang w:val="en-US"/>
+        </w:rPr>
+      </w:pPr>
+      <w:moveFromRangeStart w:id="132" w:author="Pascal Heude" w:date="2026-08-01T19:36:00Z" w:name="move236505418"/>
+      <w:moveFrom w:id="133" w:author="Pascal Heude" w:date="2026-08-01T19:36:00Z">
         <w:r>
           <w:rPr>
             <w:lang w:val="en-US"/>
@@ -11001,7 +11203,7 @@
         </w:r>
       </w:moveFrom>
     </w:p>
-    <w:moveFromRangeEnd w:id="103"/>
+    <w:moveFromRangeEnd w:id="132"/>
     <w:p>
       <w:pPr>
         <w:rPr>
@@ -11020,6 +11222,7 @@
           <w:u w:val="single"/>
           <w:lang w:val="en-US"/>
         </w:rPr>
+        <w:lastRenderedPageBreak/>
         <w:t>Example</w:t>
       </w:r>
       <w:r>
@@ -11068,28 +11271,27 @@
           <w:lang w:val="en-US"/>
         </w:rPr>
       </w:pPr>
-      <w:bookmarkStart w:id="105" w:name="_Tag_TYPE_DESCRIPTION"/>
-      <w:bookmarkStart w:id="106" w:name="_Toc456106024"/>
-      <w:bookmarkEnd w:id="105"/>
+      <w:bookmarkStart w:id="134" w:name="_Tag_TYPE_DESCRIPTION"/>
+      <w:bookmarkStart w:id="135" w:name="_Toc456106024"/>
+      <w:bookmarkEnd w:id="134"/>
       <w:r>
         <w:rPr>
           <w:lang w:val="en-US"/>
         </w:rPr>
         <w:t>Tag TYPE_DESCRIPTION</w:t>
       </w:r>
-      <w:bookmarkEnd w:id="106"/>
-    </w:p>
-    <w:p>
-      <w:pPr>
-        <w:rPr>
-          <w:lang w:val="en-US"/>
-        </w:rPr>
-      </w:pPr>
-      <w:r>
-        <w:rPr>
-          <w:lang w:val="en-US"/>
-        </w:rPr>
-        <w:lastRenderedPageBreak/>
+      <w:bookmarkEnd w:id="135"/>
+    </w:p>
+    <w:p>
+      <w:pPr>
+        <w:rPr>
+          <w:lang w:val="en-US"/>
+        </w:rPr>
+      </w:pPr>
+      <w:r>
+        <w:rPr>
+          <w:lang w:val="en-US"/>
+        </w:rPr>
         <w:t>This tag is used to indicate the load type description (see ref [3] §</w:t>
       </w:r>
       <w:r>
@@ -11136,13 +11338,13 @@
           <w:lang w:val="en-US"/>
         </w:rPr>
       </w:pPr>
-      <w:ins w:id="107" w:author="Pascal Heude" w:date="2026-08-01T19:37:00Z">
+      <w:ins w:id="136" w:author="Pascal Heude" w:date="2026-08-01T19:37:00Z">
         <w:r>
           <w:rPr>
             <w:b/>
             <w:color w:val="0070C0"/>
             <w:lang w:val="en-US"/>
-            <w:rPrChange w:id="108" w:author="Pascal Heude" w:date="2026-08-01T19:37:00Z">
+            <w:rPrChange w:id="137" w:author="Pascal Heude" w:date="2026-08-01T19:37:00Z">
               <w:rPr>
                 <w:lang w:val="en-US"/>
               </w:rPr>
@@ -11157,11 +11359,27 @@
           <w:t xml:space="preserve">: </w:t>
         </w:r>
       </w:ins>
-      <w:r>
-        <w:rPr>
-          <w:lang w:val="en-US"/>
-        </w:rPr>
-        <w:t xml:space="preserve">The content shall be a list of </w:t>
+      <w:del w:id="138" w:author="Pascal Heude" w:date="2026-08-03T17:56:00Z">
+        <w:r>
+          <w:rPr>
+            <w:lang w:val="en-US"/>
+          </w:rPr>
+          <w:delText>T</w:delText>
+        </w:r>
+      </w:del>
+      <w:ins w:id="139" w:author="Pascal Heude" w:date="2026-08-03T17:56:00Z">
+        <w:r>
+          <w:rPr>
+            <w:lang w:val="en-US"/>
+          </w:rPr>
+          <w:t>t</w:t>
+        </w:r>
+      </w:ins>
+      <w:r>
+        <w:rPr>
+          <w:lang w:val="en-US"/>
+        </w:rPr>
+        <w:t xml:space="preserve">he content shall be a list of </w:t>
       </w:r>
       <w:r>
         <w:rPr>
@@ -11169,7 +11387,7 @@
         </w:rPr>
         <w:t>letters</w:t>
       </w:r>
-      <w:ins w:id="109" w:author="Pascal Heude" w:date="2026-08-01T21:03:00Z">
+      <w:ins w:id="140" w:author="Pascal Heude" w:date="2026-08-01T21:03:00Z">
         <w:r>
           <w:rPr>
             <w:lang w:val="en-US"/>
@@ -11248,13 +11466,13 @@
           <w:lang w:val="en-US"/>
         </w:rPr>
       </w:pPr>
-      <w:ins w:id="110" w:author="Pascal Heude" w:date="2026-08-01T19:39:00Z">
+      <w:ins w:id="141" w:author="Pascal Heude" w:date="2026-08-01T19:39:00Z">
         <w:r>
           <w:rPr>
             <w:b/>
             <w:color w:val="0070C0"/>
             <w:lang w:val="en-US"/>
-            <w:rPrChange w:id="111" w:author="Pascal Heude" w:date="2026-08-01T19:39:00Z">
+            <w:rPrChange w:id="142" w:author="Pascal Heude" w:date="2026-08-01T19:39:00Z">
               <w:rPr>
                 <w:lang w:val="en-US"/>
               </w:rPr>
@@ -11266,10 +11484,26 @@
           <w:rPr>
             <w:lang w:val="en-US"/>
           </w:rPr>
-          <w:t xml:space="preserve">: If used, </w:t>
+          <w:t xml:space="preserve">: </w:t>
         </w:r>
       </w:ins>
-      <w:del w:id="112" w:author="Pascal Heude" w:date="2026-08-01T19:39:00Z">
+      <w:ins w:id="143" w:author="Pascal Heude" w:date="2026-08-03T17:56:00Z">
+        <w:r>
+          <w:rPr>
+            <w:lang w:val="en-US"/>
+          </w:rPr>
+          <w:t>i</w:t>
+        </w:r>
+      </w:ins>
+      <w:ins w:id="144" w:author="Pascal Heude" w:date="2026-08-01T19:39:00Z">
+        <w:r>
+          <w:rPr>
+            <w:lang w:val="en-US"/>
+          </w:rPr>
+          <w:t xml:space="preserve">f used, </w:t>
+        </w:r>
+      </w:ins>
+      <w:del w:id="145" w:author="Pascal Heude" w:date="2026-08-01T19:39:00Z">
         <w:r>
           <w:rPr>
             <w:lang w:val="en-US"/>
@@ -11277,7 +11511,7 @@
           <w:delText>T</w:delText>
         </w:r>
       </w:del>
-      <w:ins w:id="113" w:author="Pascal Heude" w:date="2026-08-01T19:39:00Z">
+      <w:ins w:id="146" w:author="Pascal Heude" w:date="2026-08-01T19:39:00Z">
         <w:r>
           <w:rPr>
             <w:lang w:val="en-US"/>
@@ -11385,16 +11619,16 @@
           <w:lang w:val="en-US"/>
         </w:rPr>
       </w:pPr>
-      <w:bookmarkStart w:id="114" w:name="_Tag_INPUT_FILE"/>
-      <w:bookmarkStart w:id="115" w:name="_Toc456106025"/>
-      <w:bookmarkEnd w:id="114"/>
+      <w:bookmarkStart w:id="147" w:name="_Tag_INPUT_FILE"/>
+      <w:bookmarkStart w:id="148" w:name="_Toc456106025"/>
+      <w:bookmarkEnd w:id="147"/>
       <w:r>
         <w:rPr>
           <w:lang w:val="en-US"/>
         </w:rPr>
         <w:t>Tag INPUT_FILE</w:t>
       </w:r>
-      <w:bookmarkEnd w:id="115"/>
+      <w:bookmarkEnd w:id="148"/>
     </w:p>
     <w:p>
       <w:pPr>
@@ -11412,17 +11646,17 @@
     <w:p>
       <w:pPr>
         <w:rPr>
-          <w:moveTo w:id="116" w:author="Pascal Heude" w:date="2026-08-01T19:43:00Z"/>
-          <w:lang w:val="en-US"/>
-        </w:rPr>
-      </w:pPr>
-      <w:ins w:id="117" w:author="Pascal Heude" w:date="2026-08-01T19:43:00Z">
+          <w:moveTo w:id="149" w:author="Pascal Heude" w:date="2026-08-01T19:43:00Z"/>
+          <w:lang w:val="en-US"/>
+        </w:rPr>
+      </w:pPr>
+      <w:ins w:id="150" w:author="Pascal Heude" w:date="2026-08-01T19:43:00Z">
         <w:r>
           <w:rPr>
             <w:b/>
             <w:color w:val="0070C0"/>
             <w:lang w:val="en-US"/>
-            <w:rPrChange w:id="118" w:author="Pascal Heude" w:date="2026-08-01T19:43:00Z">
+            <w:rPrChange w:id="151" w:author="Pascal Heude" w:date="2026-08-01T19:43:00Z">
               <w:rPr>
                 <w:lang w:val="en-US"/>
               </w:rPr>
@@ -11437,15 +11671,33 @@
           <w:t xml:space="preserve">: </w:t>
         </w:r>
       </w:ins>
-      <w:moveToRangeStart w:id="119" w:author="Pascal Heude" w:date="2026-08-01T19:43:00Z" w:name="move236505798"/>
-      <w:moveTo w:id="120" w:author="Pascal Heude" w:date="2026-08-01T19:43:00Z">
-        <w:r>
-          <w:rPr>
-            <w:lang w:val="en-US"/>
-          </w:rPr>
-          <w:t xml:space="preserve">This tag </w:t>
-        </w:r>
-        <w:del w:id="121" w:author="Pascal Heude" w:date="2026-08-01T19:43:00Z">
+      <w:moveToRangeStart w:id="152" w:author="Pascal Heude" w:date="2026-08-01T19:43:00Z" w:name="move236505798"/>
+      <w:moveTo w:id="153" w:author="Pascal Heude" w:date="2026-08-01T19:43:00Z">
+        <w:del w:id="154" w:author="Pascal Heude" w:date="2026-08-03T17:55:00Z">
+          <w:r>
+            <w:rPr>
+              <w:lang w:val="en-US"/>
+            </w:rPr>
+            <w:delText>T</w:delText>
+          </w:r>
+        </w:del>
+      </w:moveTo>
+      <w:ins w:id="155" w:author="Pascal Heude" w:date="2026-08-03T17:55:00Z">
+        <w:r>
+          <w:rPr>
+            <w:lang w:val="en-US"/>
+          </w:rPr>
+          <w:t>t</w:t>
+        </w:r>
+      </w:ins>
+      <w:moveTo w:id="156" w:author="Pascal Heude" w:date="2026-08-01T19:43:00Z">
+        <w:r>
+          <w:rPr>
+            <w:lang w:val="en-US"/>
+          </w:rPr>
+          <w:t xml:space="preserve">his tag </w:t>
+        </w:r>
+        <w:del w:id="157" w:author="Pascal Heude" w:date="2026-08-01T19:43:00Z">
           <w:r>
             <w:rPr>
               <w:lang w:val="en-US"/>
@@ -11454,7 +11706,7 @@
           </w:r>
         </w:del>
       </w:moveTo>
-      <w:ins w:id="122" w:author="Pascal Heude" w:date="2026-08-01T19:43:00Z">
+      <w:ins w:id="158" w:author="Pascal Heude" w:date="2026-08-01T19:43:00Z">
         <w:r>
           <w:rPr>
             <w:lang w:val="en-US"/>
@@ -11462,7 +11714,7 @@
           <w:t>shall be</w:t>
         </w:r>
       </w:ins>
-      <w:moveTo w:id="123" w:author="Pascal Heude" w:date="2026-08-01T19:43:00Z">
+      <w:moveTo w:id="159" w:author="Pascal Heude" w:date="2026-08-01T19:43:00Z">
         <w:r>
           <w:rPr>
             <w:lang w:val="en-US"/>
@@ -11471,20 +11723,20 @@
         </w:r>
       </w:moveTo>
     </w:p>
-    <w:moveToRangeEnd w:id="119"/>
-    <w:p>
-      <w:pPr>
-        <w:rPr>
-          <w:lang w:val="en-US"/>
-        </w:rPr>
-      </w:pPr>
-      <w:ins w:id="124" w:author="Pascal Heude" w:date="2026-08-01T19:43:00Z">
+    <w:moveToRangeEnd w:id="152"/>
+    <w:p>
+      <w:pPr>
+        <w:rPr>
+          <w:lang w:val="en-US"/>
+        </w:rPr>
+      </w:pPr>
+      <w:ins w:id="160" w:author="Pascal Heude" w:date="2026-08-01T19:43:00Z">
         <w:r>
           <w:rPr>
             <w:b/>
             <w:color w:val="0070C0"/>
             <w:lang w:val="en-US"/>
-            <w:rPrChange w:id="125" w:author="Pascal Heude" w:date="2026-08-01T19:43:00Z">
+            <w:rPrChange w:id="161" w:author="Pascal Heude" w:date="2026-08-01T19:43:00Z">
               <w:rPr>
                 <w:lang w:val="en-US"/>
               </w:rPr>
@@ -11499,11 +11751,27 @@
           <w:t xml:space="preserve">: </w:t>
         </w:r>
       </w:ins>
-      <w:r>
-        <w:rPr>
-          <w:lang w:val="en-US"/>
-        </w:rPr>
-        <w:t>The content shall be a list of characters.</w:t>
+      <w:del w:id="162" w:author="Pascal Heude" w:date="2026-08-03T17:55:00Z">
+        <w:r>
+          <w:rPr>
+            <w:lang w:val="en-US"/>
+          </w:rPr>
+          <w:delText>T</w:delText>
+        </w:r>
+      </w:del>
+      <w:ins w:id="163" w:author="Pascal Heude" w:date="2026-08-03T17:55:00Z">
+        <w:r>
+          <w:rPr>
+            <w:lang w:val="en-US"/>
+          </w:rPr>
+          <w:t>t</w:t>
+        </w:r>
+      </w:ins>
+      <w:r>
+        <w:rPr>
+          <w:lang w:val="en-US"/>
+        </w:rPr>
+        <w:t>he content shall be a list of characters.</w:t>
       </w:r>
       <w:r>
         <w:rPr>
@@ -11515,12 +11783,12 @@
     <w:p>
       <w:pPr>
         <w:rPr>
-          <w:moveFrom w:id="126" w:author="Pascal Heude" w:date="2026-08-01T19:43:00Z"/>
-          <w:lang w:val="en-US"/>
-        </w:rPr>
-      </w:pPr>
-      <w:moveFromRangeStart w:id="127" w:author="Pascal Heude" w:date="2026-08-01T19:43:00Z" w:name="move236505798"/>
-      <w:moveFrom w:id="128" w:author="Pascal Heude" w:date="2026-08-01T19:43:00Z">
+          <w:moveFrom w:id="164" w:author="Pascal Heude" w:date="2026-08-01T19:43:00Z"/>
+          <w:lang w:val="en-US"/>
+        </w:rPr>
+      </w:pPr>
+      <w:moveFromRangeStart w:id="165" w:author="Pascal Heude" w:date="2026-08-01T19:43:00Z" w:name="move236505798"/>
+      <w:moveFrom w:id="166" w:author="Pascal Heude" w:date="2026-08-01T19:43:00Z">
         <w:r>
           <w:rPr>
             <w:lang w:val="en-US"/>
@@ -11529,7 +11797,7 @@
         </w:r>
       </w:moveFrom>
     </w:p>
-    <w:moveFromRangeEnd w:id="127"/>
+    <w:moveFromRangeEnd w:id="165"/>
     <w:p>
       <w:pPr>
         <w:rPr>
@@ -11693,13 +11961,13 @@
           <w:lang w:val="en-US"/>
         </w:rPr>
       </w:pPr>
-      <w:ins w:id="129" w:author="Pascal Heude" w:date="2026-08-01T19:44:00Z">
+      <w:ins w:id="167" w:author="Pascal Heude" w:date="2026-08-01T19:44:00Z">
         <w:r>
           <w:rPr>
             <w:b/>
             <w:color w:val="0070C0"/>
             <w:lang w:val="en-US"/>
-            <w:rPrChange w:id="130" w:author="Pascal Heude" w:date="2026-08-01T19:45:00Z">
+            <w:rPrChange w:id="168" w:author="Pascal Heude" w:date="2026-08-01T19:45:00Z">
               <w:rPr>
                 <w:lang w:val="en-US"/>
               </w:rPr>
@@ -11711,10 +11979,26 @@
           <w:rPr>
             <w:lang w:val="en-US"/>
           </w:rPr>
-          <w:t>: If used, t</w:t>
+          <w:t xml:space="preserve">: </w:t>
         </w:r>
       </w:ins>
-      <w:del w:id="131" w:author="Pascal Heude" w:date="2026-08-01T19:44:00Z">
+      <w:ins w:id="169" w:author="Pascal Heude" w:date="2026-08-03T17:55:00Z">
+        <w:r>
+          <w:rPr>
+            <w:lang w:val="en-US"/>
+          </w:rPr>
+          <w:t>i</w:t>
+        </w:r>
+      </w:ins>
+      <w:ins w:id="170" w:author="Pascal Heude" w:date="2026-08-01T19:44:00Z">
+        <w:r>
+          <w:rPr>
+            <w:lang w:val="en-US"/>
+          </w:rPr>
+          <w:t>f used, t</w:t>
+        </w:r>
+      </w:ins>
+      <w:del w:id="171" w:author="Pascal Heude" w:date="2026-08-01T19:44:00Z">
         <w:r>
           <w:rPr>
             <w:lang w:val="en-US"/>
@@ -11728,7 +12012,7 @@
         </w:rPr>
         <w:t xml:space="preserve">he content </w:t>
       </w:r>
-      <w:ins w:id="132" w:author="Pascal Heude" w:date="2026-08-02T11:01:00Z">
+      <w:ins w:id="172" w:author="Pascal Heude" w:date="2026-08-02T11:01:00Z">
         <w:r>
           <w:rPr>
             <w:lang w:val="en-US"/>
@@ -11736,9 +12020,7 @@
           <w:t>shall be</w:t>
         </w:r>
       </w:ins>
-      <w:bookmarkStart w:id="133" w:name="_GoBack"/>
-      <w:bookmarkEnd w:id="133"/>
-      <w:del w:id="134" w:author="Pascal Heude" w:date="2026-08-02T11:01:00Z">
+      <w:del w:id="173" w:author="Pascal Heude" w:date="2026-08-02T11:01:00Z">
         <w:r>
           <w:rPr>
             <w:lang w:val="en-US"/>
@@ -11864,9 +12146,9 @@
       <w:pPr>
         <w:pStyle w:val="Titre3"/>
       </w:pPr>
-      <w:bookmarkStart w:id="135" w:name="_Tag_SPLIT_SIZE"/>
-      <w:bookmarkStart w:id="136" w:name="_Toc456106026"/>
-      <w:bookmarkEnd w:id="135"/>
+      <w:bookmarkStart w:id="174" w:name="_Tag_SPLIT_SIZE"/>
+      <w:bookmarkStart w:id="175" w:name="_Toc456106026"/>
+      <w:bookmarkEnd w:id="174"/>
       <w:r>
         <w:rPr>
           <w:lang w:val="en-US"/>
@@ -11876,18 +12158,19 @@
       <w:r>
         <w:t>SIZE</w:t>
       </w:r>
-      <w:bookmarkEnd w:id="136"/>
-    </w:p>
-    <w:p>
-      <w:pPr>
-        <w:rPr>
-          <w:lang w:val="en-US"/>
-        </w:rPr>
-      </w:pPr>
-      <w:r>
-        <w:rPr>
-          <w:lang w:val="en-US"/>
-        </w:rPr>
+      <w:bookmarkEnd w:id="175"/>
+    </w:p>
+    <w:p>
+      <w:pPr>
+        <w:rPr>
+          <w:lang w:val="en-US"/>
+        </w:rPr>
+      </w:pPr>
+      <w:r>
+        <w:rPr>
+          <w:lang w:val="en-US"/>
+        </w:rPr>
+        <w:lastRenderedPageBreak/>
         <w:t xml:space="preserve">This tag is to indicate the </w:t>
       </w:r>
       <w:r>
@@ -11941,13 +12224,13 @@
           <w:lang w:val="en-US"/>
         </w:rPr>
       </w:pPr>
-      <w:ins w:id="137" w:author="Pascal Heude" w:date="2026-08-01T19:45:00Z">
+      <w:ins w:id="176" w:author="Pascal Heude" w:date="2026-08-01T19:45:00Z">
         <w:r>
           <w:rPr>
             <w:b/>
             <w:color w:val="0070C0"/>
             <w:lang w:val="en-US"/>
-            <w:rPrChange w:id="138" w:author="Pascal Heude" w:date="2026-08-01T19:46:00Z">
+            <w:rPrChange w:id="177" w:author="Pascal Heude" w:date="2026-08-01T19:46:00Z">
               <w:rPr>
                 <w:lang w:val="en-US"/>
               </w:rPr>
@@ -11956,13 +12239,13 @@
           <w:t>U</w:t>
         </w:r>
       </w:ins>
-      <w:ins w:id="139" w:author="Pascal Heude" w:date="2026-08-01T19:46:00Z">
+      <w:ins w:id="178" w:author="Pascal Heude" w:date="2026-08-01T19:46:00Z">
         <w:r>
           <w:rPr>
             <w:b/>
             <w:color w:val="0070C0"/>
             <w:lang w:val="en-US"/>
-            <w:rPrChange w:id="140" w:author="Pascal Heude" w:date="2026-08-01T19:46:00Z">
+            <w:rPrChange w:id="179" w:author="Pascal Heude" w:date="2026-08-01T19:46:00Z">
               <w:rPr>
                 <w:lang w:val="en-US"/>
               </w:rPr>
@@ -11974,10 +12257,26 @@
           <w:rPr>
             <w:lang w:val="en-US"/>
           </w:rPr>
-          <w:t>: If used, t</w:t>
+          <w:t xml:space="preserve">: </w:t>
         </w:r>
       </w:ins>
-      <w:del w:id="141" w:author="Pascal Heude" w:date="2026-08-01T19:46:00Z">
+      <w:ins w:id="180" w:author="Pascal Heude" w:date="2026-08-03T17:55:00Z">
+        <w:r>
+          <w:rPr>
+            <w:lang w:val="en-US"/>
+          </w:rPr>
+          <w:t>i</w:t>
+        </w:r>
+      </w:ins>
+      <w:ins w:id="181" w:author="Pascal Heude" w:date="2026-08-01T19:46:00Z">
+        <w:r>
+          <w:rPr>
+            <w:lang w:val="en-US"/>
+          </w:rPr>
+          <w:t>f used, t</w:t>
+        </w:r>
+      </w:ins>
+      <w:del w:id="182" w:author="Pascal Heude" w:date="2026-08-01T19:46:00Z">
         <w:r>
           <w:rPr>
             <w:lang w:val="en-US"/>
@@ -12092,7 +12391,6 @@
         <w:rPr>
           <w:lang w:val="en-US"/>
         </w:rPr>
-        <w:lastRenderedPageBreak/>
         <w:t>&lt;SPLIT_SIZE&gt;10000&lt;/SPLIT_SIZE&gt;</w:t>
       </w:r>
     </w:p>
@@ -12107,13 +12405,13 @@
       <w:pPr>
         <w:pStyle w:val="Titre3"/>
       </w:pPr>
-      <w:bookmarkStart w:id="142" w:name="_Tag_DIRECTORY"/>
-      <w:bookmarkStart w:id="143" w:name="_Toc456106027"/>
-      <w:bookmarkEnd w:id="142"/>
+      <w:bookmarkStart w:id="183" w:name="_Tag_DIRECTORY"/>
+      <w:bookmarkStart w:id="184" w:name="_Toc456106027"/>
+      <w:bookmarkEnd w:id="183"/>
       <w:r>
         <w:t>Tag DIRECTORY</w:t>
       </w:r>
-      <w:bookmarkEnd w:id="143"/>
+      <w:bookmarkEnd w:id="184"/>
     </w:p>
     <w:p>
       <w:pPr>
@@ -12131,17 +12429,17 @@
     <w:p>
       <w:pPr>
         <w:rPr>
-          <w:moveTo w:id="144" w:author="Pascal Heude" w:date="2026-08-01T19:46:00Z"/>
-          <w:lang w:val="en-US"/>
-        </w:rPr>
-      </w:pPr>
-      <w:ins w:id="145" w:author="Pascal Heude" w:date="2026-08-01T19:46:00Z">
+          <w:moveTo w:id="185" w:author="Pascal Heude" w:date="2026-08-01T19:46:00Z"/>
+          <w:lang w:val="en-US"/>
+        </w:rPr>
+      </w:pPr>
+      <w:ins w:id="186" w:author="Pascal Heude" w:date="2026-08-01T19:46:00Z">
         <w:r>
           <w:rPr>
             <w:b/>
             <w:color w:val="0070C0"/>
             <w:lang w:val="en-US"/>
-            <w:rPrChange w:id="146" w:author="Pascal Heude" w:date="2026-08-01T19:46:00Z">
+            <w:rPrChange w:id="187" w:author="Pascal Heude" w:date="2026-08-01T19:46:00Z">
               <w:rPr>
                 <w:lang w:val="en-US"/>
               </w:rPr>
@@ -12156,15 +12454,31 @@
           <w:t xml:space="preserve">: </w:t>
         </w:r>
       </w:ins>
-      <w:moveToRangeStart w:id="147" w:author="Pascal Heude" w:date="2026-08-01T19:46:00Z" w:name="move236506022"/>
-      <w:moveTo w:id="148" w:author="Pascal Heude" w:date="2026-08-01T19:46:00Z">
-        <w:r>
-          <w:rPr>
-            <w:lang w:val="en-US"/>
-          </w:rPr>
-          <w:t xml:space="preserve">This tag </w:t>
-        </w:r>
-        <w:del w:id="149" w:author="Pascal Heude" w:date="2026-08-01T19:47:00Z">
+      <w:ins w:id="188" w:author="Pascal Heude" w:date="2026-08-03T17:54:00Z">
+        <w:r>
+          <w:rPr>
+            <w:lang w:val="en-US"/>
+          </w:rPr>
+          <w:t>t</w:t>
+        </w:r>
+      </w:ins>
+      <w:moveToRangeStart w:id="189" w:author="Pascal Heude" w:date="2026-08-01T19:46:00Z" w:name="move236506022"/>
+      <w:moveTo w:id="190" w:author="Pascal Heude" w:date="2026-08-01T19:46:00Z">
+        <w:del w:id="191" w:author="Pascal Heude" w:date="2026-08-03T17:54:00Z">
+          <w:r>
+            <w:rPr>
+              <w:lang w:val="en-US"/>
+            </w:rPr>
+            <w:delText>T</w:delText>
+          </w:r>
+        </w:del>
+        <w:r>
+          <w:rPr>
+            <w:lang w:val="en-US"/>
+          </w:rPr>
+          <w:t xml:space="preserve">his tag </w:t>
+        </w:r>
+        <w:del w:id="192" w:author="Pascal Heude" w:date="2026-08-01T19:47:00Z">
           <w:r>
             <w:rPr>
               <w:lang w:val="en-US"/>
@@ -12173,7 +12487,7 @@
           </w:r>
         </w:del>
       </w:moveTo>
-      <w:ins w:id="150" w:author="Pascal Heude" w:date="2026-08-01T19:47:00Z">
+      <w:ins w:id="193" w:author="Pascal Heude" w:date="2026-08-01T19:47:00Z">
         <w:r>
           <w:rPr>
             <w:lang w:val="en-US"/>
@@ -12181,7 +12495,7 @@
           <w:t>shall be</w:t>
         </w:r>
       </w:ins>
-      <w:moveTo w:id="151" w:author="Pascal Heude" w:date="2026-08-01T19:46:00Z">
+      <w:moveTo w:id="194" w:author="Pascal Heude" w:date="2026-08-01T19:46:00Z">
         <w:r>
           <w:rPr>
             <w:lang w:val="en-US"/>
@@ -12190,14 +12504,14 @@
         </w:r>
       </w:moveTo>
     </w:p>
-    <w:moveToRangeEnd w:id="147"/>
-    <w:p>
-      <w:pPr>
-        <w:rPr>
-          <w:lang w:val="en-US"/>
-        </w:rPr>
-      </w:pPr>
-      <w:ins w:id="152" w:author="Pascal Heude" w:date="2026-08-01T19:47:00Z">
+    <w:moveToRangeEnd w:id="189"/>
+    <w:p>
+      <w:pPr>
+        <w:rPr>
+          <w:lang w:val="en-US"/>
+        </w:rPr>
+      </w:pPr>
+      <w:ins w:id="195" w:author="Pascal Heude" w:date="2026-08-01T19:47:00Z">
         <w:r>
           <w:rPr>
             <w:b/>
@@ -12221,7 +12535,7 @@
           <w:t>: t</w:t>
         </w:r>
       </w:ins>
-      <w:del w:id="153" w:author="Pascal Heude" w:date="2026-08-01T19:47:00Z">
+      <w:del w:id="196" w:author="Pascal Heude" w:date="2026-08-01T19:47:00Z">
         <w:r>
           <w:rPr>
             <w:lang w:val="en-US"/>
@@ -12259,7 +12573,7 @@
         </w:rPr>
         <w:t xml:space="preserve"> relative </w:t>
       </w:r>
-      <w:del w:id="154" w:author="Pascal Heude" w:date="2026-07-29T22:51:00Z">
+      <w:del w:id="197" w:author="Pascal Heude" w:date="2026-07-29T22:51:00Z">
         <w:r>
           <w:rPr>
             <w:lang w:val="en-US"/>
@@ -12277,12 +12591,12 @@
     <w:p>
       <w:pPr>
         <w:rPr>
-          <w:moveFrom w:id="155" w:author="Pascal Heude" w:date="2026-08-01T19:46:00Z"/>
-          <w:lang w:val="en-US"/>
-        </w:rPr>
-      </w:pPr>
-      <w:moveFromRangeStart w:id="156" w:author="Pascal Heude" w:date="2026-08-01T19:46:00Z" w:name="move236506022"/>
-      <w:moveFrom w:id="157" w:author="Pascal Heude" w:date="2026-08-01T19:46:00Z">
+          <w:moveFrom w:id="198" w:author="Pascal Heude" w:date="2026-08-01T19:46:00Z"/>
+          <w:lang w:val="en-US"/>
+        </w:rPr>
+      </w:pPr>
+      <w:moveFromRangeStart w:id="199" w:author="Pascal Heude" w:date="2026-08-01T19:46:00Z" w:name="move236506022"/>
+      <w:moveFrom w:id="200" w:author="Pascal Heude" w:date="2026-08-01T19:46:00Z">
         <w:r>
           <w:rPr>
             <w:lang w:val="en-US"/>
@@ -12291,7 +12605,7 @@
         </w:r>
       </w:moveFrom>
     </w:p>
-    <w:moveFromRangeEnd w:id="156"/>
+    <w:moveFromRangeEnd w:id="199"/>
     <w:p>
       <w:pPr>
         <w:rPr>
@@ -12304,7 +12618,7 @@
         </w:rPr>
         <w:t xml:space="preserve">If the directory does not exist, it </w:t>
       </w:r>
-      <w:del w:id="158" w:author="Pascal Heude" w:date="2026-07-29T22:52:00Z">
+      <w:del w:id="201" w:author="Pascal Heude" w:date="2026-07-29T22:52:00Z">
         <w:r>
           <w:rPr>
             <w:lang w:val="en-US"/>
@@ -12312,7 +12626,7 @@
           <w:delText xml:space="preserve">shall </w:delText>
         </w:r>
       </w:del>
-      <w:ins w:id="159" w:author="Pascal Heude" w:date="2026-07-29T22:52:00Z">
+      <w:ins w:id="202" w:author="Pascal Heude" w:date="2026-07-29T22:52:00Z">
         <w:r>
           <w:rPr>
             <w:lang w:val="en-US"/>
@@ -12332,7 +12646,7 @@
         </w:rPr>
         <w:t xml:space="preserve">already </w:t>
       </w:r>
-      <w:del w:id="160" w:author="Pascal Heude" w:date="2026-07-29T22:52:00Z">
+      <w:del w:id="203" w:author="Pascal Heude" w:date="2026-07-29T22:52:00Z">
         <w:r>
           <w:rPr>
             <w:lang w:val="en-US"/>
@@ -12346,7 +12660,7 @@
         </w:rPr>
         <w:t>files</w:t>
       </w:r>
-      <w:ins w:id="161" w:author="Pascal Heude" w:date="2026-07-29T22:52:00Z">
+      <w:ins w:id="204" w:author="Pascal Heude" w:date="2026-07-29T22:52:00Z">
         <w:r>
           <w:rPr>
             <w:lang w:val="en-US"/>
@@ -12360,7 +12674,7 @@
         </w:rPr>
         <w:t xml:space="preserve">, </w:t>
       </w:r>
-      <w:del w:id="162" w:author="Pascal Heude" w:date="2026-07-29T22:52:00Z">
+      <w:del w:id="205" w:author="Pascal Heude" w:date="2026-07-29T22:52:00Z">
         <w:r>
           <w:rPr>
             <w:lang w:val="en-US"/>
@@ -12386,7 +12700,7 @@
           <w:delText>Generate</w:delText>
         </w:r>
       </w:del>
-      <w:ins w:id="163" w:author="Pascal Heude" w:date="2026-07-29T22:52:00Z">
+      <w:ins w:id="206" w:author="Pascal Heude" w:date="2026-07-29T22:52:00Z">
         <w:r>
           <w:rPr>
             <w:lang w:val="en-US"/>
@@ -12452,13 +12766,13 @@
       <w:pPr>
         <w:pStyle w:val="Titre3"/>
       </w:pPr>
-      <w:bookmarkStart w:id="164" w:name="_Tag_THW_ID_LIST"/>
-      <w:bookmarkStart w:id="165" w:name="_Toc456106028"/>
-      <w:bookmarkEnd w:id="164"/>
+      <w:bookmarkStart w:id="207" w:name="_Tag_THW_ID_LIST"/>
+      <w:bookmarkStart w:id="208" w:name="_Toc456106028"/>
+      <w:bookmarkEnd w:id="207"/>
       <w:r>
         <w:t>Tag THW_ID_LIST</w:t>
       </w:r>
-      <w:bookmarkEnd w:id="165"/>
+      <w:bookmarkEnd w:id="208"/>
     </w:p>
     <w:p>
       <w:pPr>
@@ -12551,8 +12865,8 @@
           <w:lang w:val="en-US"/>
         </w:rPr>
       </w:pPr>
-      <w:bookmarkStart w:id="166" w:name="_Tag_THW_ID"/>
-      <w:bookmarkEnd w:id="166"/>
+      <w:bookmarkStart w:id="209" w:name="_Tag_THW_ID"/>
+      <w:bookmarkEnd w:id="209"/>
       <w:r>
         <w:rPr>
           <w:lang w:val="en-US"/>
@@ -12587,11 +12901,11 @@
     <w:p>
       <w:pPr>
         <w:rPr>
-          <w:moveTo w:id="167" w:author="Pascal Heude" w:date="2026-08-01T19:48:00Z"/>
-          <w:lang w:val="en-US"/>
-        </w:rPr>
-      </w:pPr>
-      <w:ins w:id="168" w:author="Pascal Heude" w:date="2026-08-01T19:48:00Z">
+          <w:moveTo w:id="210" w:author="Pascal Heude" w:date="2026-08-01T19:48:00Z"/>
+          <w:lang w:val="en-US"/>
+        </w:rPr>
+      </w:pPr>
+      <w:ins w:id="211" w:author="Pascal Heude" w:date="2026-08-01T19:48:00Z">
         <w:r>
           <w:rPr>
             <w:b/>
@@ -12615,9 +12929,9 @@
           <w:t xml:space="preserve">: </w:t>
         </w:r>
       </w:ins>
-      <w:moveToRangeStart w:id="169" w:author="Pascal Heude" w:date="2026-08-01T19:48:00Z" w:name="move236506110"/>
-      <w:moveTo w:id="170" w:author="Pascal Heude" w:date="2026-08-01T19:48:00Z">
-        <w:del w:id="171" w:author="Pascal Heude" w:date="2026-08-01T19:48:00Z">
+      <w:moveToRangeStart w:id="212" w:author="Pascal Heude" w:date="2026-08-01T19:48:00Z" w:name="move236506110"/>
+      <w:moveTo w:id="213" w:author="Pascal Heude" w:date="2026-08-01T19:48:00Z">
+        <w:del w:id="214" w:author="Pascal Heude" w:date="2026-08-01T19:48:00Z">
           <w:r>
             <w:rPr>
               <w:lang w:val="en-US"/>
@@ -12626,7 +12940,7 @@
           </w:r>
         </w:del>
       </w:moveTo>
-      <w:ins w:id="172" w:author="Pascal Heude" w:date="2026-08-01T19:48:00Z">
+      <w:ins w:id="215" w:author="Pascal Heude" w:date="2026-08-01T19:48:00Z">
         <w:r>
           <w:rPr>
             <w:lang w:val="en-US"/>
@@ -12634,14 +12948,14 @@
           <w:t>t</w:t>
         </w:r>
       </w:ins>
-      <w:moveTo w:id="173" w:author="Pascal Heude" w:date="2026-08-01T19:48:00Z">
+      <w:moveTo w:id="216" w:author="Pascal Heude" w:date="2026-08-01T19:48:00Z">
         <w:r>
           <w:rPr>
             <w:lang w:val="en-US"/>
           </w:rPr>
           <w:t xml:space="preserve">he attribute </w:t>
         </w:r>
-        <w:del w:id="174" w:author="Pascal Heude" w:date="2026-08-01T19:48:00Z">
+        <w:del w:id="217" w:author="Pascal Heude" w:date="2026-08-01T19:48:00Z">
           <w:r>
             <w:rPr>
               <w:lang w:val="en-US"/>
@@ -12650,7 +12964,7 @@
           </w:r>
         </w:del>
       </w:moveTo>
-      <w:ins w:id="175" w:author="Pascal Heude" w:date="2026-08-01T19:48:00Z">
+      <w:ins w:id="218" w:author="Pascal Heude" w:date="2026-08-01T19:48:00Z">
         <w:r>
           <w:rPr>
             <w:lang w:val="en-US"/>
@@ -12658,7 +12972,7 @@
           <w:t>shall be</w:t>
         </w:r>
       </w:ins>
-      <w:moveTo w:id="176" w:author="Pascal Heude" w:date="2026-08-01T19:48:00Z">
+      <w:moveTo w:id="219" w:author="Pascal Heude" w:date="2026-08-01T19:48:00Z">
         <w:r>
           <w:rPr>
             <w:lang w:val="en-US"/>
@@ -12667,14 +12981,14 @@
         </w:r>
       </w:moveTo>
     </w:p>
-    <w:moveToRangeEnd w:id="169"/>
-    <w:p>
-      <w:pPr>
-        <w:rPr>
-          <w:lang w:val="en-US"/>
-        </w:rPr>
-      </w:pPr>
-      <w:ins w:id="177" w:author="Pascal Heude" w:date="2026-08-01T19:48:00Z">
+    <w:moveToRangeEnd w:id="212"/>
+    <w:p>
+      <w:pPr>
+        <w:rPr>
+          <w:lang w:val="en-US"/>
+        </w:rPr>
+      </w:pPr>
+      <w:ins w:id="220" w:author="Pascal Heude" w:date="2026-08-01T19:48:00Z">
         <w:r>
           <w:rPr>
             <w:b/>
@@ -12698,11 +13012,27 @@
           <w:t xml:space="preserve">: </w:t>
         </w:r>
       </w:ins>
-      <w:r>
-        <w:rPr>
-          <w:lang w:val="en-US"/>
-        </w:rPr>
-        <w:t>The content shall be a</w:t>
+      <w:del w:id="221" w:author="Pascal Heude" w:date="2026-08-03T17:54:00Z">
+        <w:r>
+          <w:rPr>
+            <w:lang w:val="en-US"/>
+          </w:rPr>
+          <w:delText>T</w:delText>
+        </w:r>
+      </w:del>
+      <w:ins w:id="222" w:author="Pascal Heude" w:date="2026-08-03T17:54:00Z">
+        <w:r>
+          <w:rPr>
+            <w:lang w:val="en-US"/>
+          </w:rPr>
+          <w:t>t</w:t>
+        </w:r>
+      </w:ins>
+      <w:r>
+        <w:rPr>
+          <w:lang w:val="en-US"/>
+        </w:rPr>
+        <w:t>he content shall be a</w:t>
       </w:r>
       <w:r>
         <w:rPr>
@@ -12714,12 +13044,12 @@
     <w:p>
       <w:pPr>
         <w:rPr>
-          <w:moveFrom w:id="178" w:author="Pascal Heude" w:date="2026-08-01T19:48:00Z"/>
-          <w:lang w:val="en-US"/>
-        </w:rPr>
-      </w:pPr>
-      <w:moveFromRangeStart w:id="179" w:author="Pascal Heude" w:date="2026-08-01T19:48:00Z" w:name="move236506110"/>
-      <w:moveFrom w:id="180" w:author="Pascal Heude" w:date="2026-08-01T19:48:00Z">
+          <w:moveFrom w:id="223" w:author="Pascal Heude" w:date="2026-08-01T19:48:00Z"/>
+          <w:lang w:val="en-US"/>
+        </w:rPr>
+      </w:pPr>
+      <w:moveFromRangeStart w:id="224" w:author="Pascal Heude" w:date="2026-08-01T19:48:00Z" w:name="move236506110"/>
+      <w:moveFrom w:id="225" w:author="Pascal Heude" w:date="2026-08-01T19:48:00Z">
         <w:r>
           <w:rPr>
             <w:lang w:val="en-US"/>
@@ -12734,7 +13064,7 @@
         </w:r>
       </w:moveFrom>
     </w:p>
-    <w:moveFromRangeEnd w:id="179"/>
+    <w:moveFromRangeEnd w:id="224"/>
     <w:p>
       <w:pPr>
         <w:rPr>
@@ -12810,13 +13140,13 @@
       <w:pPr>
         <w:pStyle w:val="Titre3"/>
       </w:pPr>
-      <w:bookmarkStart w:id="181" w:name="_Tag_THW_ID_1"/>
-      <w:bookmarkStart w:id="182" w:name="_Toc456106029"/>
-      <w:bookmarkEnd w:id="181"/>
+      <w:bookmarkStart w:id="226" w:name="_Tag_THW_ID_1"/>
+      <w:bookmarkStart w:id="227" w:name="_Toc456106029"/>
+      <w:bookmarkEnd w:id="226"/>
       <w:r>
         <w:t>Tag THW_ID</w:t>
       </w:r>
-      <w:bookmarkEnd w:id="182"/>
+      <w:bookmarkEnd w:id="227"/>
     </w:p>
     <w:p>
       <w:pPr>
@@ -12870,17 +13200,17 @@
     <w:p>
       <w:pPr>
         <w:rPr>
-          <w:moveTo w:id="183" w:author="Pascal Heude" w:date="2026-08-01T21:11:00Z"/>
-          <w:lang w:val="en-US"/>
-        </w:rPr>
-      </w:pPr>
-      <w:ins w:id="184" w:author="Pascal Heude" w:date="2026-08-01T21:11:00Z">
+          <w:moveTo w:id="228" w:author="Pascal Heude" w:date="2026-08-01T21:11:00Z"/>
+          <w:lang w:val="en-US"/>
+        </w:rPr>
+      </w:pPr>
+      <w:ins w:id="229" w:author="Pascal Heude" w:date="2026-08-01T21:11:00Z">
         <w:r>
           <w:rPr>
             <w:b/>
             <w:color w:val="0070C0"/>
             <w:lang w:val="en-US"/>
-            <w:rPrChange w:id="185" w:author="Pascal Heude" w:date="2026-08-01T21:11:00Z">
+            <w:rPrChange w:id="230" w:author="Pascal Heude" w:date="2026-08-01T21:11:00Z">
               <w:rPr>
                 <w:lang w:val="en-US"/>
               </w:rPr>
@@ -12895,15 +13225,33 @@
           <w:t xml:space="preserve">: </w:t>
         </w:r>
       </w:ins>
-      <w:moveToRangeStart w:id="186" w:author="Pascal Heude" w:date="2026-08-01T21:11:00Z" w:name="move236511099"/>
-      <w:moveTo w:id="187" w:author="Pascal Heude" w:date="2026-08-01T21:11:00Z">
-        <w:r>
-          <w:rPr>
-            <w:lang w:val="en-US"/>
-          </w:rPr>
-          <w:t xml:space="preserve">This tag </w:t>
-        </w:r>
-        <w:del w:id="188" w:author="Pascal Heude" w:date="2026-08-01T21:12:00Z">
+      <w:moveToRangeStart w:id="231" w:author="Pascal Heude" w:date="2026-08-01T21:11:00Z" w:name="move236511099"/>
+      <w:moveTo w:id="232" w:author="Pascal Heude" w:date="2026-08-01T21:11:00Z">
+        <w:del w:id="233" w:author="Pascal Heude" w:date="2026-08-03T17:54:00Z">
+          <w:r>
+            <w:rPr>
+              <w:lang w:val="en-US"/>
+            </w:rPr>
+            <w:delText>T</w:delText>
+          </w:r>
+        </w:del>
+      </w:moveTo>
+      <w:ins w:id="234" w:author="Pascal Heude" w:date="2026-08-03T17:54:00Z">
+        <w:r>
+          <w:rPr>
+            <w:lang w:val="en-US"/>
+          </w:rPr>
+          <w:t>t</w:t>
+        </w:r>
+      </w:ins>
+      <w:moveTo w:id="235" w:author="Pascal Heude" w:date="2026-08-01T21:11:00Z">
+        <w:r>
+          <w:rPr>
+            <w:lang w:val="en-US"/>
+          </w:rPr>
+          <w:t xml:space="preserve">his tag </w:t>
+        </w:r>
+        <w:del w:id="236" w:author="Pascal Heude" w:date="2026-08-01T21:12:00Z">
           <w:r>
             <w:rPr>
               <w:lang w:val="en-US"/>
@@ -12912,7 +13260,7 @@
           </w:r>
         </w:del>
       </w:moveTo>
-      <w:ins w:id="189" w:author="Pascal Heude" w:date="2026-08-01T21:12:00Z">
+      <w:ins w:id="237" w:author="Pascal Heude" w:date="2026-08-01T21:12:00Z">
         <w:r>
           <w:rPr>
             <w:lang w:val="en-US"/>
@@ -12920,7 +13268,7 @@
           <w:t>shall be</w:t>
         </w:r>
       </w:ins>
-      <w:moveTo w:id="190" w:author="Pascal Heude" w:date="2026-08-01T21:11:00Z">
+      <w:moveTo w:id="238" w:author="Pascal Heude" w:date="2026-08-01T21:11:00Z">
         <w:r>
           <w:rPr>
             <w:lang w:val="en-US"/>
@@ -12970,20 +13318,20 @@
         </w:r>
       </w:moveTo>
     </w:p>
-    <w:moveToRangeEnd w:id="186"/>
-    <w:p>
-      <w:pPr>
-        <w:rPr>
-          <w:lang w:val="en-US"/>
-        </w:rPr>
-      </w:pPr>
-      <w:ins w:id="191" w:author="Pascal Heude" w:date="2026-08-01T21:11:00Z">
+    <w:moveToRangeEnd w:id="231"/>
+    <w:p>
+      <w:pPr>
+        <w:rPr>
+          <w:lang w:val="en-US"/>
+        </w:rPr>
+      </w:pPr>
+      <w:ins w:id="239" w:author="Pascal Heude" w:date="2026-08-01T21:11:00Z">
         <w:r>
           <w:rPr>
             <w:b/>
             <w:color w:val="0070C0"/>
             <w:lang w:val="en-US"/>
-            <w:rPrChange w:id="192" w:author="Pascal Heude" w:date="2026-08-01T21:11:00Z">
+            <w:rPrChange w:id="240" w:author="Pascal Heude" w:date="2026-08-01T21:11:00Z">
               <w:rPr>
                 <w:lang w:val="en-US"/>
               </w:rPr>
@@ -12998,22 +13346,38 @@
           <w:t xml:space="preserve">: </w:t>
         </w:r>
       </w:ins>
-      <w:r>
-        <w:rPr>
-          <w:lang w:val="en-US"/>
-        </w:rPr>
-        <w:t>The content shall be a list of characters.</w:t>
-      </w:r>
-    </w:p>
-    <w:p>
-      <w:pPr>
-        <w:rPr>
-          <w:moveFrom w:id="193" w:author="Pascal Heude" w:date="2026-08-01T21:11:00Z"/>
-          <w:lang w:val="en-US"/>
-        </w:rPr>
-      </w:pPr>
-      <w:moveFromRangeStart w:id="194" w:author="Pascal Heude" w:date="2026-08-01T21:11:00Z" w:name="move236511099"/>
-      <w:moveFrom w:id="195" w:author="Pascal Heude" w:date="2026-08-01T21:11:00Z">
+      <w:ins w:id="241" w:author="Pascal Heude" w:date="2026-08-03T17:54:00Z">
+        <w:r>
+          <w:rPr>
+            <w:lang w:val="en-US"/>
+          </w:rPr>
+          <w:t>t</w:t>
+        </w:r>
+      </w:ins>
+      <w:del w:id="242" w:author="Pascal Heude" w:date="2026-08-03T17:54:00Z">
+        <w:r>
+          <w:rPr>
+            <w:lang w:val="en-US"/>
+          </w:rPr>
+          <w:delText>T</w:delText>
+        </w:r>
+      </w:del>
+      <w:r>
+        <w:rPr>
+          <w:lang w:val="en-US"/>
+        </w:rPr>
+        <w:t>he content shall be a list of characters.</w:t>
+      </w:r>
+    </w:p>
+    <w:p>
+      <w:pPr>
+        <w:rPr>
+          <w:moveFrom w:id="243" w:author="Pascal Heude" w:date="2026-08-01T21:11:00Z"/>
+          <w:lang w:val="en-US"/>
+        </w:rPr>
+      </w:pPr>
+      <w:moveFromRangeStart w:id="244" w:author="Pascal Heude" w:date="2026-08-01T21:11:00Z" w:name="move236511099"/>
+      <w:moveFrom w:id="245" w:author="Pascal Heude" w:date="2026-08-01T21:11:00Z">
         <w:r>
           <w:rPr>
             <w:lang w:val="en-US"/>
@@ -13075,7 +13439,7 @@
         </w:r>
       </w:moveFrom>
     </w:p>
-    <w:moveFromRangeEnd w:id="194"/>
+    <w:moveFromRangeEnd w:id="244"/>
     <w:p>
       <w:pPr>
         <w:rPr>
@@ -13219,6 +13583,7 @@
         <w:rPr>
           <w:lang w:val="en-US"/>
         </w:rPr>
+        <w:lastRenderedPageBreak/>
         <w:t>&lt;THW_ID&gt;THW ID2&lt;/THW_ID&gt;</w:t>
       </w:r>
     </w:p>
@@ -13253,13 +13618,13 @@
       <w:pPr>
         <w:pStyle w:val="Titre3"/>
       </w:pPr>
-      <w:bookmarkStart w:id="196" w:name="_Tag_SUPPORT_FILE_LIST"/>
-      <w:bookmarkStart w:id="197" w:name="_Toc456106030"/>
-      <w:bookmarkEnd w:id="196"/>
+      <w:bookmarkStart w:id="246" w:name="_Tag_SUPPORT_FILE_LIST"/>
+      <w:bookmarkStart w:id="247" w:name="_Toc456106030"/>
+      <w:bookmarkEnd w:id="246"/>
       <w:r>
         <w:t>Tag SUPPORT_FILE_LIST</w:t>
       </w:r>
-      <w:bookmarkEnd w:id="197"/>
+      <w:bookmarkEnd w:id="247"/>
     </w:p>
     <w:p>
       <w:pPr>
@@ -13289,14 +13654,77 @@
     <w:p>
       <w:pPr>
         <w:rPr>
-          <w:lang w:val="en-US"/>
-        </w:rPr>
-      </w:pPr>
-      <w:r>
-        <w:rPr>
-          <w:lang w:val="en-US"/>
-        </w:rPr>
-        <w:t xml:space="preserve">The content shall be the at least one tag </w:t>
+          <w:moveTo w:id="248" w:author="Pascal Heude" w:date="2026-08-03T17:51:00Z"/>
+          <w:b/>
+          <w:color w:val="0070C0"/>
+          <w:lang w:val="en-US"/>
+          <w:rPrChange w:id="249" w:author="Pascal Heude" w:date="2026-08-03T17:52:00Z">
+            <w:rPr>
+              <w:moveTo w:id="250" w:author="Pascal Heude" w:date="2026-08-03T17:51:00Z"/>
+              <w:lang w:val="en-US"/>
+            </w:rPr>
+          </w:rPrChange>
+        </w:rPr>
+      </w:pPr>
+      <w:moveToRangeStart w:id="251" w:author="Pascal Heude" w:date="2026-08-03T17:51:00Z" w:name="move236671916"/>
+      <w:moveTo w:id="252" w:author="Pascal Heude" w:date="2026-08-03T17:51:00Z">
+        <w:r>
+          <w:rPr>
+            <w:lang w:val="en-US"/>
+          </w:rPr>
+          <w:t>This tag is not mandatory.</w:t>
+        </w:r>
+      </w:moveTo>
+    </w:p>
+    <w:moveToRangeEnd w:id="251"/>
+    <w:p>
+      <w:pPr>
+        <w:rPr>
+          <w:lang w:val="en-US"/>
+        </w:rPr>
+      </w:pPr>
+      <w:ins w:id="253" w:author="Pascal Heude" w:date="2026-08-03T17:51:00Z">
+        <w:r>
+          <w:rPr>
+            <w:b/>
+            <w:color w:val="0070C0"/>
+            <w:lang w:val="en-US"/>
+            <w:rPrChange w:id="254" w:author="Pascal Heude" w:date="2026-08-03T17:52:00Z">
+              <w:rPr>
+                <w:lang w:val="en-US"/>
+              </w:rPr>
+            </w:rPrChange>
+          </w:rPr>
+          <w:t>URQT_25</w:t>
+        </w:r>
+        <w:r>
+          <w:rPr>
+            <w:lang w:val="en-US"/>
+          </w:rPr>
+          <w:t xml:space="preserve">: </w:t>
+        </w:r>
+      </w:ins>
+      <w:del w:id="255" w:author="Pascal Heude" w:date="2026-08-03T17:54:00Z">
+        <w:r>
+          <w:rPr>
+            <w:lang w:val="en-US"/>
+          </w:rPr>
+          <w:delText>T</w:delText>
+        </w:r>
+      </w:del>
+      <w:ins w:id="256" w:author="Pascal Heude" w:date="2026-08-03T17:54:00Z">
+        <w:r>
+          <w:rPr>
+            <w:lang w:val="en-US"/>
+          </w:rPr>
+          <w:t>t</w:t>
+        </w:r>
+      </w:ins>
+      <w:r>
+        <w:rPr>
+          <w:lang w:val="en-US"/>
+        </w:rPr>
+        <w:t xml:space="preserve">he content shall be the at least one tag </w:t>
       </w:r>
       <w:hyperlink w:anchor="_Tag_SUPPORT_FILE" w:history="1">
         <w:r>
@@ -13317,34 +13745,38 @@
     <w:p>
       <w:pPr>
         <w:rPr>
-          <w:lang w:val="en-US"/>
-        </w:rPr>
-      </w:pPr>
-      <w:r>
-        <w:rPr>
-          <w:lang w:val="en-US"/>
-        </w:rPr>
-        <w:t>This tag is not mandatory.</w:t>
-      </w:r>
-    </w:p>
-    <w:p>
-      <w:pPr>
-        <w:rPr>
-          <w:lang w:val="en-US"/>
-        </w:rPr>
-      </w:pPr>
-    </w:p>
-    <w:p>
-      <w:pPr>
-        <w:rPr>
-          <w:lang w:val="en-US"/>
-        </w:rPr>
-      </w:pPr>
-      <w:r>
-        <w:rPr>
-          <w:lang w:val="en-US"/>
-        </w:rPr>
-        <w:lastRenderedPageBreak/>
+          <w:moveFrom w:id="257" w:author="Pascal Heude" w:date="2026-08-03T17:51:00Z"/>
+          <w:lang w:val="en-US"/>
+        </w:rPr>
+      </w:pPr>
+      <w:moveFromRangeStart w:id="258" w:author="Pascal Heude" w:date="2026-08-03T17:51:00Z" w:name="move236671916"/>
+      <w:moveFrom w:id="259" w:author="Pascal Heude" w:date="2026-08-03T17:51:00Z">
+        <w:r>
+          <w:rPr>
+            <w:lang w:val="en-US"/>
+          </w:rPr>
+          <w:t>This tag is not mandatory.</w:t>
+        </w:r>
+      </w:moveFrom>
+    </w:p>
+    <w:moveFromRangeEnd w:id="258"/>
+    <w:p>
+      <w:pPr>
+        <w:rPr>
+          <w:lang w:val="en-US"/>
+        </w:rPr>
+      </w:pPr>
+    </w:p>
+    <w:p>
+      <w:pPr>
+        <w:rPr>
+          <w:lang w:val="en-US"/>
+        </w:rPr>
+      </w:pPr>
+      <w:r>
+        <w:rPr>
+          <w:lang w:val="en-US"/>
+        </w:rPr>
         <w:t xml:space="preserve">The attribute </w:t>
       </w:r>
       <w:r>
@@ -13504,11 +13936,11 @@
     <w:p>
       <w:pPr>
         <w:rPr>
-          <w:moveTo w:id="198" w:author="Pascal Heude" w:date="2026-08-01T21:12:00Z"/>
-          <w:lang w:val="en-US"/>
-        </w:rPr>
-      </w:pPr>
-      <w:ins w:id="199" w:author="Pascal Heude" w:date="2026-08-01T21:13:00Z">
+          <w:moveTo w:id="260" w:author="Pascal Heude" w:date="2026-08-01T21:12:00Z"/>
+          <w:lang w:val="en-US"/>
+        </w:rPr>
+      </w:pPr>
+      <w:ins w:id="261" w:author="Pascal Heude" w:date="2026-08-01T21:13:00Z">
         <w:r>
           <w:rPr>
             <w:b/>
@@ -13518,19 +13950,29 @@
           <w:t>URQT_</w:t>
         </w:r>
       </w:ins>
-      <w:ins w:id="200" w:author="Pascal Heude" w:date="2026-08-01T22:10:00Z">
+      <w:ins w:id="262" w:author="Pascal Heude" w:date="2026-08-01T22:10:00Z">
         <w:r>
           <w:rPr>
             <w:b/>
             <w:color w:val="0070C0"/>
             <w:lang w:val="en-US"/>
           </w:rPr>
-          <w:t>25</w:t>
+          <w:t>2</w:t>
         </w:r>
       </w:ins>
-      <w:moveToRangeStart w:id="201" w:author="Pascal Heude" w:date="2026-08-01T21:12:00Z" w:name="move236511174"/>
-      <w:moveTo w:id="202" w:author="Pascal Heude" w:date="2026-08-01T21:12:00Z">
-        <w:del w:id="203" w:author="Pascal Heude" w:date="2026-08-01T21:13:00Z">
+      <w:ins w:id="263" w:author="Pascal Heude" w:date="2026-08-03T17:52:00Z">
+        <w:r>
+          <w:rPr>
+            <w:b/>
+            <w:color w:val="0070C0"/>
+            <w:lang w:val="en-US"/>
+          </w:rPr>
+          <w:t>6</w:t>
+        </w:r>
+      </w:ins>
+      <w:moveToRangeStart w:id="264" w:author="Pascal Heude" w:date="2026-08-01T21:12:00Z" w:name="move236511174"/>
+      <w:moveTo w:id="265" w:author="Pascal Heude" w:date="2026-08-01T21:12:00Z">
+        <w:del w:id="266" w:author="Pascal Heude" w:date="2026-08-01T21:13:00Z">
           <w:r>
             <w:rPr>
               <w:lang w:val="en-US"/>
@@ -13539,7 +13981,7 @@
           </w:r>
         </w:del>
       </w:moveTo>
-      <w:ins w:id="204" w:author="Pascal Heude" w:date="2026-08-01T21:13:00Z">
+      <w:ins w:id="267" w:author="Pascal Heude" w:date="2026-08-01T21:13:00Z">
         <w:r>
           <w:rPr>
             <w:lang w:val="en-US"/>
@@ -13547,14 +13989,14 @@
           <w:t>: t</w:t>
         </w:r>
       </w:ins>
-      <w:moveTo w:id="205" w:author="Pascal Heude" w:date="2026-08-01T21:12:00Z">
+      <w:moveTo w:id="268" w:author="Pascal Heude" w:date="2026-08-01T21:12:00Z">
         <w:r>
           <w:rPr>
             <w:lang w:val="en-US"/>
           </w:rPr>
           <w:t xml:space="preserve">he attribute </w:t>
         </w:r>
-        <w:del w:id="206" w:author="Pascal Heude" w:date="2026-08-01T21:13:00Z">
+        <w:del w:id="269" w:author="Pascal Heude" w:date="2026-08-01T21:13:00Z">
           <w:r>
             <w:rPr>
               <w:lang w:val="en-US"/>
@@ -13563,7 +14005,7 @@
           </w:r>
         </w:del>
       </w:moveTo>
-      <w:ins w:id="207" w:author="Pascal Heude" w:date="2026-08-01T21:13:00Z">
+      <w:ins w:id="270" w:author="Pascal Heude" w:date="2026-08-01T21:13:00Z">
         <w:r>
           <w:rPr>
             <w:lang w:val="en-US"/>
@@ -13571,7 +14013,7 @@
           <w:t>shall be</w:t>
         </w:r>
       </w:ins>
-      <w:moveTo w:id="208" w:author="Pascal Heude" w:date="2026-08-01T21:12:00Z">
+      <w:moveTo w:id="271" w:author="Pascal Heude" w:date="2026-08-01T21:12:00Z">
         <w:r>
           <w:rPr>
             <w:lang w:val="en-US"/>
@@ -13580,20 +14022,20 @@
         </w:r>
       </w:moveTo>
     </w:p>
-    <w:moveToRangeEnd w:id="201"/>
-    <w:p>
-      <w:pPr>
-        <w:rPr>
-          <w:lang w:val="en-US"/>
-        </w:rPr>
-      </w:pPr>
-      <w:ins w:id="209" w:author="Pascal Heude" w:date="2026-08-01T21:12:00Z">
+    <w:moveToRangeEnd w:id="264"/>
+    <w:p>
+      <w:pPr>
+        <w:rPr>
+          <w:lang w:val="en-US"/>
+        </w:rPr>
+      </w:pPr>
+      <w:ins w:id="272" w:author="Pascal Heude" w:date="2026-08-01T21:12:00Z">
         <w:r>
           <w:rPr>
             <w:b/>
             <w:color w:val="0070C0"/>
             <w:lang w:val="en-US"/>
-            <w:rPrChange w:id="210" w:author="Pascal Heude" w:date="2026-08-01T21:13:00Z">
+            <w:rPrChange w:id="273" w:author="Pascal Heude" w:date="2026-08-01T21:13:00Z">
               <w:rPr>
                 <w:lang w:val="en-US"/>
               </w:rPr>
@@ -13602,17 +14044,17 @@
           <w:t>URQT_2</w:t>
         </w:r>
       </w:ins>
-      <w:ins w:id="211" w:author="Pascal Heude" w:date="2026-08-01T22:10:00Z">
+      <w:ins w:id="274" w:author="Pascal Heude" w:date="2026-08-01T22:10:00Z">
         <w:r>
           <w:rPr>
             <w:b/>
             <w:color w:val="0070C0"/>
             <w:lang w:val="en-US"/>
           </w:rPr>
-          <w:t>6</w:t>
+          <w:t>7</w:t>
         </w:r>
       </w:ins>
-      <w:ins w:id="212" w:author="Pascal Heude" w:date="2026-08-01T21:12:00Z">
+      <w:ins w:id="275" w:author="Pascal Heude" w:date="2026-08-01T21:12:00Z">
         <w:r>
           <w:rPr>
             <w:lang w:val="en-US"/>
@@ -13620,22 +14062,38 @@
           <w:t xml:space="preserve">: </w:t>
         </w:r>
       </w:ins>
-      <w:r>
-        <w:rPr>
-          <w:lang w:val="en-US"/>
-        </w:rPr>
-        <w:t>The content shall be a list of numbers.</w:t>
-      </w:r>
-    </w:p>
-    <w:p>
-      <w:pPr>
-        <w:rPr>
-          <w:moveFrom w:id="213" w:author="Pascal Heude" w:date="2026-08-01T21:12:00Z"/>
-          <w:lang w:val="en-US"/>
-        </w:rPr>
-      </w:pPr>
-      <w:moveFromRangeStart w:id="214" w:author="Pascal Heude" w:date="2026-08-01T21:12:00Z" w:name="move236511174"/>
-      <w:moveFrom w:id="215" w:author="Pascal Heude" w:date="2026-08-01T21:12:00Z">
+      <w:ins w:id="276" w:author="Pascal Heude" w:date="2026-08-03T17:54:00Z">
+        <w:r>
+          <w:rPr>
+            <w:lang w:val="en-US"/>
+          </w:rPr>
+          <w:t>t</w:t>
+        </w:r>
+      </w:ins>
+      <w:del w:id="277" w:author="Pascal Heude" w:date="2026-08-03T17:54:00Z">
+        <w:r>
+          <w:rPr>
+            <w:lang w:val="en-US"/>
+          </w:rPr>
+          <w:delText>T</w:delText>
+        </w:r>
+      </w:del>
+      <w:r>
+        <w:rPr>
+          <w:lang w:val="en-US"/>
+        </w:rPr>
+        <w:t>he content shall be a list of numbers.</w:t>
+      </w:r>
+    </w:p>
+    <w:p>
+      <w:pPr>
+        <w:rPr>
+          <w:moveFrom w:id="278" w:author="Pascal Heude" w:date="2026-08-01T21:12:00Z"/>
+          <w:lang w:val="en-US"/>
+        </w:rPr>
+      </w:pPr>
+      <w:moveFromRangeStart w:id="279" w:author="Pascal Heude" w:date="2026-08-01T21:12:00Z" w:name="move236511174"/>
+      <w:moveFrom w:id="280" w:author="Pascal Heude" w:date="2026-08-01T21:12:00Z">
         <w:r>
           <w:rPr>
             <w:lang w:val="en-US"/>
@@ -13644,7 +14102,7 @@
         </w:r>
       </w:moveFrom>
     </w:p>
-    <w:moveFromRangeEnd w:id="214"/>
+    <w:moveFromRangeEnd w:id="279"/>
     <w:p>
       <w:pPr>
         <w:rPr>
@@ -13744,13 +14202,13 @@
       <w:pPr>
         <w:pStyle w:val="Titre3"/>
       </w:pPr>
-      <w:bookmarkStart w:id="216" w:name="_Tag_SUPPORT_FILE"/>
-      <w:bookmarkStart w:id="217" w:name="_Toc456106031"/>
-      <w:bookmarkEnd w:id="216"/>
+      <w:bookmarkStart w:id="281" w:name="_Tag_SUPPORT_FILE"/>
+      <w:bookmarkStart w:id="282" w:name="_Toc456106031"/>
+      <w:bookmarkEnd w:id="281"/>
       <w:r>
         <w:t>Tag SUPPORT_FILE</w:t>
       </w:r>
-      <w:bookmarkEnd w:id="217"/>
+      <w:bookmarkEnd w:id="282"/>
     </w:p>
     <w:p>
       <w:pPr>
@@ -13786,11 +14244,11 @@
     <w:p>
       <w:pPr>
         <w:rPr>
-          <w:ins w:id="218" w:author="Pascal Heude" w:date="2026-07-29T22:59:00Z"/>
-          <w:lang w:val="en-US"/>
-        </w:rPr>
-      </w:pPr>
-      <w:ins w:id="219" w:author="Pascal Heude" w:date="2026-08-01T21:16:00Z">
+          <w:ins w:id="283" w:author="Pascal Heude" w:date="2026-07-29T22:59:00Z"/>
+          <w:lang w:val="en-US"/>
+        </w:rPr>
+      </w:pPr>
+      <w:ins w:id="284" w:author="Pascal Heude" w:date="2026-08-01T21:16:00Z">
         <w:r>
           <w:rPr>
             <w:b/>
@@ -13800,17 +14258,17 @@
           <w:t>URQT_2</w:t>
         </w:r>
       </w:ins>
-      <w:ins w:id="220" w:author="Pascal Heude" w:date="2026-08-01T22:11:00Z">
+      <w:ins w:id="285" w:author="Pascal Heude" w:date="2026-08-01T22:11:00Z">
         <w:r>
           <w:rPr>
             <w:b/>
             <w:color w:val="0070C0"/>
             <w:lang w:val="en-US"/>
           </w:rPr>
-          <w:t>7</w:t>
+          <w:t>8</w:t>
         </w:r>
       </w:ins>
-      <w:ins w:id="221" w:author="Pascal Heude" w:date="2026-08-01T21:16:00Z">
+      <w:ins w:id="286" w:author="Pascal Heude" w:date="2026-08-01T21:16:00Z">
         <w:r>
           <w:rPr>
             <w:lang w:val="en-US"/>
@@ -13818,13 +14276,29 @@
           <w:t xml:space="preserve">: </w:t>
         </w:r>
       </w:ins>
-      <w:r>
-        <w:rPr>
-          <w:lang w:val="en-US"/>
-        </w:rPr>
-        <w:t xml:space="preserve">The content shall be a </w:t>
-      </w:r>
-      <w:del w:id="222" w:author="Pascal Heude" w:date="2026-08-01T21:16:00Z">
+      <w:ins w:id="287" w:author="Pascal Heude" w:date="2026-08-03T17:54:00Z">
+        <w:r>
+          <w:rPr>
+            <w:lang w:val="en-US"/>
+          </w:rPr>
+          <w:t>t</w:t>
+        </w:r>
+      </w:ins>
+      <w:del w:id="288" w:author="Pascal Heude" w:date="2026-08-03T17:54:00Z">
+        <w:r>
+          <w:rPr>
+            <w:lang w:val="en-US"/>
+          </w:rPr>
+          <w:delText>T</w:delText>
+        </w:r>
+      </w:del>
+      <w:r>
+        <w:rPr>
+          <w:lang w:val="en-US"/>
+        </w:rPr>
+        <w:t xml:space="preserve">he content shall be a </w:t>
+      </w:r>
+      <w:del w:id="289" w:author="Pascal Heude" w:date="2026-08-01T21:16:00Z">
         <w:r>
           <w:rPr>
             <w:lang w:val="en-US"/>
@@ -13832,7 +14306,7 @@
           <w:delText>list of characters</w:delText>
         </w:r>
       </w:del>
-      <w:ins w:id="223" w:author="Pascal Heude" w:date="2026-08-01T21:16:00Z">
+      <w:ins w:id="290" w:author="Pascal Heude" w:date="2026-08-01T21:16:00Z">
         <w:r>
           <w:rPr>
             <w:lang w:val="en-US"/>
@@ -13840,7 +14314,7 @@
           <w:t>readable fil</w:t>
         </w:r>
       </w:ins>
-      <w:ins w:id="224" w:author="Pascal Heude" w:date="2026-08-01T21:17:00Z">
+      <w:ins w:id="291" w:author="Pascal Heude" w:date="2026-08-01T21:17:00Z">
         <w:r>
           <w:rPr>
             <w:lang w:val="en-US"/>
@@ -13854,7 +14328,7 @@
         </w:rPr>
         <w:t>.</w:t>
       </w:r>
-      <w:ins w:id="225" w:author="Pascal Heude" w:date="2026-07-29T23:20:00Z">
+      <w:ins w:id="292" w:author="Pascal Heude" w:date="2026-07-29T23:20:00Z">
         <w:r>
           <w:rPr>
             <w:lang w:val="en-US"/>
@@ -13862,7 +14336,7 @@
           <w:t xml:space="preserve"> The name of support file shall not be identical to the name of data files (</w:t>
         </w:r>
       </w:ins>
-      <w:ins w:id="226" w:author="Pascal Heude" w:date="2026-07-29T23:22:00Z">
+      <w:ins w:id="293" w:author="Pascal Heude" w:date="2026-07-29T23:22:00Z">
         <w:r>
           <w:rPr>
             <w:lang w:val="en-US"/>
@@ -13893,7 +14367,7 @@
         </w:rPr>
         <w:fldChar w:fldCharType="separate"/>
       </w:r>
-      <w:ins w:id="227" w:author="Pascal Heude" w:date="2026-07-29T23:22:00Z">
+      <w:ins w:id="294" w:author="Pascal Heude" w:date="2026-07-29T23:22:00Z">
         <w:r>
           <w:rPr>
             <w:lang w:val="en-US"/>
@@ -13907,7 +14381,7 @@
           <w:fldChar w:fldCharType="end"/>
         </w:r>
       </w:ins>
-      <w:ins w:id="228" w:author="Pascal Heude" w:date="2026-07-29T23:23:00Z">
+      <w:ins w:id="295" w:author="Pascal Heude" w:date="2026-07-29T23:23:00Z">
         <w:r>
           <w:rPr>
             <w:lang w:val="en-US"/>
@@ -13915,7 +14389,7 @@
           <w:t>)</w:t>
         </w:r>
       </w:ins>
-      <w:ins w:id="229" w:author="Pascal Heude" w:date="2026-07-29T23:22:00Z">
+      <w:ins w:id="296" w:author="Pascal Heude" w:date="2026-07-29T23:22:00Z">
         <w:r>
           <w:rPr>
             <w:lang w:val="en-US"/>
@@ -13930,7 +14404,7 @@
           <w:lang w:val="en-US"/>
         </w:rPr>
       </w:pPr>
-      <w:ins w:id="230" w:author="Pascal Heude" w:date="2026-07-29T22:59:00Z">
+      <w:ins w:id="297" w:author="Pascal Heude" w:date="2026-07-29T22:59:00Z">
         <w:r>
           <w:rPr>
             <w:lang w:val="en-US"/>
@@ -13938,7 +14412,7 @@
           <w:t xml:space="preserve">The support files will be copied in the directory provided by the tag </w:t>
         </w:r>
       </w:ins>
-      <w:ins w:id="231" w:author="Pascal Heude" w:date="2026-07-29T23:02:00Z">
+      <w:ins w:id="298" w:author="Pascal Heude" w:date="2026-07-29T23:02:00Z">
         <w:r>
           <w:rPr>
             <w:lang w:val="en-US"/>
@@ -13971,7 +14445,7 @@
           <w:fldChar w:fldCharType="end"/>
         </w:r>
       </w:ins>
-      <w:ins w:id="232" w:author="Pascal Heude" w:date="2026-07-29T23:24:00Z">
+      <w:ins w:id="299" w:author="Pascal Heude" w:date="2026-07-29T23:24:00Z">
         <w:r>
           <w:rPr>
             <w:lang w:val="en-US"/>
@@ -13979,7 +14453,7 @@
           <w:t>, with the dat</w:t>
         </w:r>
       </w:ins>
-      <w:ins w:id="233" w:author="Pascal Heude" w:date="2026-07-29T23:26:00Z">
+      <w:ins w:id="300" w:author="Pascal Heude" w:date="2026-07-29T23:26:00Z">
         <w:r>
           <w:rPr>
             <w:lang w:val="en-US"/>
@@ -13987,7 +14461,7 @@
           <w:t>a</w:t>
         </w:r>
       </w:ins>
-      <w:ins w:id="234" w:author="Pascal Heude" w:date="2026-07-29T23:24:00Z">
+      <w:ins w:id="301" w:author="Pascal Heude" w:date="2026-07-29T23:24:00Z">
         <w:r>
           <w:rPr>
             <w:lang w:val="en-US"/>
@@ -13995,7 +14469,7 @@
           <w:t xml:space="preserve"> files</w:t>
         </w:r>
       </w:ins>
-      <w:ins w:id="235" w:author="Pascal Heude" w:date="2026-07-29T23:01:00Z">
+      <w:ins w:id="302" w:author="Pascal Heude" w:date="2026-07-29T23:01:00Z">
         <w:r>
           <w:rPr>
             <w:lang w:val="en-US"/>
@@ -14010,7 +14484,7 @@
           <w:lang w:val="en-US"/>
         </w:rPr>
       </w:pPr>
-      <w:ins w:id="236" w:author="Pascal Heude" w:date="2026-08-01T21:17:00Z">
+      <w:ins w:id="303" w:author="Pascal Heude" w:date="2026-08-01T21:17:00Z">
         <w:r>
           <w:rPr>
             <w:b/>
@@ -14020,17 +14494,17 @@
           <w:t>URQT_2</w:t>
         </w:r>
       </w:ins>
-      <w:ins w:id="237" w:author="Pascal Heude" w:date="2026-08-01T22:11:00Z">
+      <w:ins w:id="304" w:author="Pascal Heude" w:date="2026-08-01T22:11:00Z">
         <w:r>
           <w:rPr>
             <w:b/>
             <w:color w:val="0070C0"/>
             <w:lang w:val="en-US"/>
           </w:rPr>
-          <w:t>8</w:t>
+          <w:t>9</w:t>
         </w:r>
       </w:ins>
-      <w:ins w:id="238" w:author="Pascal Heude" w:date="2026-08-01T21:17:00Z">
+      <w:ins w:id="305" w:author="Pascal Heude" w:date="2026-08-01T21:17:00Z">
         <w:r>
           <w:rPr>
             <w:lang w:val="en-US"/>
@@ -14038,11 +14512,27 @@
           <w:t xml:space="preserve">: </w:t>
         </w:r>
       </w:ins>
-      <w:r>
-        <w:rPr>
-          <w:lang w:val="en-US"/>
-        </w:rPr>
-        <w:t xml:space="preserve">There shall have as many tags </w:t>
+      <w:del w:id="306" w:author="Pascal Heude" w:date="2026-08-03T17:54:00Z">
+        <w:r>
+          <w:rPr>
+            <w:lang w:val="en-US"/>
+          </w:rPr>
+          <w:delText>T</w:delText>
+        </w:r>
+      </w:del>
+      <w:ins w:id="307" w:author="Pascal Heude" w:date="2026-08-03T17:54:00Z">
+        <w:r>
+          <w:rPr>
+            <w:lang w:val="en-US"/>
+          </w:rPr>
+          <w:t>t</w:t>
+        </w:r>
+      </w:ins>
+      <w:r>
+        <w:rPr>
+          <w:lang w:val="en-US"/>
+        </w:rPr>
+        <w:t xml:space="preserve">here shall have as many tags </w:t>
       </w:r>
       <w:r>
         <w:rPr>
@@ -14253,7 +14743,7 @@
         </w:rPr>
         <w:t>&lt;SUPPORT_FILE&gt;c:\temp\</w:t>
       </w:r>
-      <w:del w:id="239" w:author="Pascal Heude" w:date="2026-07-29T22:54:00Z">
+      <w:del w:id="308" w:author="Pascal Heude" w:date="2026-07-29T22:54:00Z">
         <w:r>
           <w:rPr>
             <w:lang w:val="en-US"/>
@@ -14261,7 +14751,7 @@
           <w:delText>file1</w:delText>
         </w:r>
       </w:del>
-      <w:ins w:id="240" w:author="Pascal Heude" w:date="2026-07-29T22:54:00Z">
+      <w:ins w:id="309" w:author="Pascal Heude" w:date="2026-07-29T22:54:00Z">
         <w:r>
           <w:rPr>
             <w:lang w:val="en-US"/>
@@ -14319,24 +14809,25 @@
       <w:pPr>
         <w:pStyle w:val="Titre3"/>
       </w:pPr>
-      <w:bookmarkStart w:id="241" w:name="_Tag_USER_DATA"/>
-      <w:bookmarkStart w:id="242" w:name="_Toc456106032"/>
-      <w:bookmarkEnd w:id="241"/>
+      <w:bookmarkStart w:id="310" w:name="_Tag_USER_DATA"/>
+      <w:bookmarkStart w:id="311" w:name="_Toc456106032"/>
+      <w:bookmarkEnd w:id="310"/>
       <w:r>
         <w:t>Tag USER_DATA</w:t>
       </w:r>
-      <w:bookmarkEnd w:id="242"/>
-    </w:p>
-    <w:p>
-      <w:pPr>
-        <w:rPr>
-          <w:lang w:val="en-US"/>
-        </w:rPr>
-      </w:pPr>
-      <w:r>
-        <w:rPr>
-          <w:lang w:val="en-US"/>
-        </w:rPr>
+      <w:bookmarkEnd w:id="311"/>
+    </w:p>
+    <w:p>
+      <w:pPr>
+        <w:rPr>
+          <w:lang w:val="en-US"/>
+        </w:rPr>
+      </w:pPr>
+      <w:r>
+        <w:rPr>
+          <w:lang w:val="en-US"/>
+        </w:rPr>
+        <w:lastRenderedPageBreak/>
         <w:t xml:space="preserve">This tag is used to include the </w:t>
       </w:r>
       <w:r>
@@ -14388,7 +14879,20 @@
           <w:lang w:val="en-US"/>
         </w:rPr>
       </w:pPr>
-      <w:ins w:id="243" w:author="Pascal Heude" w:date="2026-08-01T21:19:00Z">
+      <w:r>
+        <w:rPr>
+          <w:lang w:val="en-US"/>
+        </w:rPr>
+        <w:t>This tag is not mandatory.</w:t>
+      </w:r>
+    </w:p>
+    <w:p>
+      <w:pPr>
+        <w:rPr>
+          <w:lang w:val="en-US"/>
+        </w:rPr>
+      </w:pPr>
+      <w:ins w:id="312" w:author="Pascal Heude" w:date="2026-08-01T21:19:00Z">
         <w:r>
           <w:rPr>
             <w:b/>
@@ -14398,17 +14902,17 @@
           <w:t>URQT_</w:t>
         </w:r>
       </w:ins>
-      <w:ins w:id="244" w:author="Pascal Heude" w:date="2026-08-01T22:11:00Z">
+      <w:ins w:id="313" w:author="Pascal Heude" w:date="2026-08-01T22:11:00Z">
         <w:r>
           <w:rPr>
             <w:b/>
             <w:color w:val="0070C0"/>
             <w:lang w:val="en-US"/>
           </w:rPr>
-          <w:t>29</w:t>
+          <w:t>30</w:t>
         </w:r>
       </w:ins>
-      <w:ins w:id="245" w:author="Pascal Heude" w:date="2026-08-01T21:19:00Z">
+      <w:ins w:id="314" w:author="Pascal Heude" w:date="2026-08-01T21:19:00Z">
         <w:r>
           <w:rPr>
             <w:lang w:val="en-US"/>
@@ -14416,11 +14920,27 @@
           <w:t xml:space="preserve">: </w:t>
         </w:r>
       </w:ins>
-      <w:r>
-        <w:rPr>
-          <w:lang w:val="en-US"/>
-        </w:rPr>
-        <w:t xml:space="preserve">The content shall be </w:t>
+      <w:del w:id="315" w:author="Pascal Heude" w:date="2026-08-03T17:54:00Z">
+        <w:r>
+          <w:rPr>
+            <w:lang w:val="en-US"/>
+          </w:rPr>
+          <w:delText>T</w:delText>
+        </w:r>
+      </w:del>
+      <w:ins w:id="316" w:author="Pascal Heude" w:date="2026-08-03T17:54:00Z">
+        <w:r>
+          <w:rPr>
+            <w:lang w:val="en-US"/>
+          </w:rPr>
+          <w:t>t</w:t>
+        </w:r>
+      </w:ins>
+      <w:r>
+        <w:rPr>
+          <w:lang w:val="en-US"/>
+        </w:rPr>
+        <w:t xml:space="preserve">he content shall be </w:t>
       </w:r>
       <w:r>
         <w:rPr>
@@ -14471,43 +14991,18 @@
           <w:lang w:val="en-US"/>
         </w:rPr>
       </w:pPr>
-      <w:r>
-        <w:rPr>
-          <w:lang w:val="en-US"/>
-        </w:rPr>
-        <w:t xml:space="preserve">This tag is </w:t>
-      </w:r>
-      <w:r>
-        <w:rPr>
-          <w:lang w:val="en-US"/>
-        </w:rPr>
-        <w:t xml:space="preserve">not </w:t>
-      </w:r>
-      <w:r>
-        <w:rPr>
-          <w:lang w:val="en-US"/>
-        </w:rPr>
-        <w:t>mandatory.</w:t>
-      </w:r>
-    </w:p>
-    <w:p>
-      <w:pPr>
-        <w:rPr>
-          <w:lang w:val="en-US"/>
-        </w:rPr>
-      </w:pPr>
-      <w:bookmarkStart w:id="246" w:name="_Tag_USER_DATA_FILE"/>
-      <w:bookmarkEnd w:id="246"/>
+      <w:bookmarkStart w:id="317" w:name="_Tag_USER_DATA_FILE"/>
+      <w:bookmarkEnd w:id="317"/>
     </w:p>
     <w:p>
       <w:pPr>
         <w:pStyle w:val="Titre3"/>
       </w:pPr>
-      <w:bookmarkStart w:id="247" w:name="_Toc456106033"/>
+      <w:bookmarkStart w:id="318" w:name="_Toc456106033"/>
       <w:r>
         <w:t>Tag USER_DATA_FILE</w:t>
       </w:r>
-      <w:bookmarkEnd w:id="247"/>
+      <w:bookmarkEnd w:id="318"/>
     </w:p>
     <w:p>
       <w:pPr>
@@ -14541,14 +15036,13 @@
           <w:lang w:val="en-US"/>
         </w:rPr>
       </w:pPr>
-      <w:ins w:id="248" w:author="Pascal Heude" w:date="2026-08-01T21:20:00Z">
+      <w:ins w:id="319" w:author="Pascal Heude" w:date="2026-08-01T21:20:00Z">
         <w:r>
           <w:rPr>
             <w:b/>
             <w:color w:val="0070C0"/>
             <w:lang w:val="en-US"/>
           </w:rPr>
-          <w:lastRenderedPageBreak/>
           <w:t>URQT_</w:t>
         </w:r>
         <w:r>
@@ -14560,25 +15054,41 @@
           <w:t>3</w:t>
         </w:r>
       </w:ins>
-      <w:ins w:id="249" w:author="Pascal Heude" w:date="2026-08-01T22:11:00Z">
+      <w:ins w:id="320" w:author="Pascal Heude" w:date="2026-08-01T22:11:00Z">
         <w:r>
           <w:rPr>
             <w:b/>
             <w:color w:val="0070C0"/>
             <w:lang w:val="en-US"/>
           </w:rPr>
-          <w:t>0</w:t>
+          <w:t>1</w:t>
         </w:r>
       </w:ins>
-      <w:ins w:id="250" w:author="Pascal Heude" w:date="2026-08-01T21:20:00Z">
-        <w:r>
-          <w:rPr>
-            <w:lang w:val="en-US"/>
-          </w:rPr>
-          <w:t>: If used, t</w:t>
+      <w:ins w:id="321" w:author="Pascal Heude" w:date="2026-08-01T21:20:00Z">
+        <w:r>
+          <w:rPr>
+            <w:lang w:val="en-US"/>
+          </w:rPr>
+          <w:t xml:space="preserve">: </w:t>
         </w:r>
       </w:ins>
-      <w:del w:id="251" w:author="Pascal Heude" w:date="2026-08-01T21:20:00Z">
+      <w:ins w:id="322" w:author="Pascal Heude" w:date="2026-08-03T17:55:00Z">
+        <w:r>
+          <w:rPr>
+            <w:lang w:val="en-US"/>
+          </w:rPr>
+          <w:t>i</w:t>
+        </w:r>
+      </w:ins>
+      <w:ins w:id="323" w:author="Pascal Heude" w:date="2026-08-01T21:20:00Z">
+        <w:r>
+          <w:rPr>
+            <w:lang w:val="en-US"/>
+          </w:rPr>
+          <w:t>f used, t</w:t>
+        </w:r>
+      </w:ins>
+      <w:del w:id="324" w:author="Pascal Heude" w:date="2026-08-01T21:20:00Z">
         <w:r>
           <w:rPr>
             <w:lang w:val="en-US"/>
@@ -14592,7 +15102,7 @@
         </w:rPr>
         <w:t xml:space="preserve">he content shall be </w:t>
       </w:r>
-      <w:ins w:id="252" w:author="Pascal Heude" w:date="2026-08-01T21:20:00Z">
+      <w:ins w:id="325" w:author="Pascal Heude" w:date="2026-08-01T21:20:00Z">
         <w:r>
           <w:rPr>
             <w:lang w:val="en-US"/>
@@ -14600,7 +15110,7 @@
           <w:t>a readable filename, including or not a path, absolute or relative.</w:t>
         </w:r>
       </w:ins>
-      <w:del w:id="253" w:author="Pascal Heude" w:date="2026-08-01T21:20:00Z">
+      <w:del w:id="326" w:author="Pascal Heude" w:date="2026-08-01T21:20:00Z">
         <w:r>
           <w:rPr>
             <w:lang w:val="en-US"/>
@@ -14760,13 +15270,13 @@
       <w:pPr>
         <w:pStyle w:val="Titre3"/>
       </w:pPr>
-      <w:bookmarkStart w:id="254" w:name="_Tag_USER_DATA_TEXT"/>
-      <w:bookmarkStart w:id="255" w:name="_Toc456106034"/>
-      <w:bookmarkEnd w:id="254"/>
+      <w:bookmarkStart w:id="327" w:name="_Tag_USER_DATA_TEXT"/>
+      <w:bookmarkStart w:id="328" w:name="_Toc456106034"/>
+      <w:bookmarkEnd w:id="327"/>
       <w:r>
         <w:t>Tag USER_DATA_TEXT</w:t>
       </w:r>
-      <w:bookmarkEnd w:id="255"/>
+      <w:bookmarkEnd w:id="328"/>
     </w:p>
     <w:p>
       <w:pPr>
@@ -14800,7 +15310,7 @@
           <w:lang w:val="en-US"/>
         </w:rPr>
       </w:pPr>
-      <w:ins w:id="256" w:author="Pascal Heude" w:date="2026-08-01T21:21:00Z">
+      <w:ins w:id="329" w:author="Pascal Heude" w:date="2026-08-01T21:21:00Z">
         <w:r>
           <w:rPr>
             <w:b/>
@@ -14818,25 +15328,41 @@
           <w:t>3</w:t>
         </w:r>
       </w:ins>
-      <w:ins w:id="257" w:author="Pascal Heude" w:date="2026-08-01T22:11:00Z">
+      <w:ins w:id="330" w:author="Pascal Heude" w:date="2026-08-01T22:11:00Z">
         <w:r>
           <w:rPr>
             <w:b/>
             <w:color w:val="0070C0"/>
             <w:lang w:val="en-US"/>
           </w:rPr>
-          <w:t>1</w:t>
+          <w:t>2</w:t>
         </w:r>
       </w:ins>
-      <w:ins w:id="258" w:author="Pascal Heude" w:date="2026-08-01T21:21:00Z">
-        <w:r>
-          <w:rPr>
-            <w:lang w:val="en-US"/>
-          </w:rPr>
-          <w:t xml:space="preserve">: If used, </w:t>
+      <w:ins w:id="331" w:author="Pascal Heude" w:date="2026-08-01T21:21:00Z">
+        <w:r>
+          <w:rPr>
+            <w:lang w:val="en-US"/>
+          </w:rPr>
+          <w:t xml:space="preserve">: </w:t>
         </w:r>
       </w:ins>
-      <w:del w:id="259" w:author="Pascal Heude" w:date="2026-08-01T21:21:00Z">
+      <w:ins w:id="332" w:author="Pascal Heude" w:date="2026-08-03T17:55:00Z">
+        <w:r>
+          <w:rPr>
+            <w:lang w:val="en-US"/>
+          </w:rPr>
+          <w:t>i</w:t>
+        </w:r>
+      </w:ins>
+      <w:ins w:id="333" w:author="Pascal Heude" w:date="2026-08-01T21:21:00Z">
+        <w:r>
+          <w:rPr>
+            <w:lang w:val="en-US"/>
+          </w:rPr>
+          <w:t xml:space="preserve">f used, </w:t>
+        </w:r>
+      </w:ins>
+      <w:del w:id="334" w:author="Pascal Heude" w:date="2026-08-01T21:21:00Z">
         <w:r>
           <w:rPr>
             <w:lang w:val="en-US"/>
@@ -14844,7 +15370,7 @@
           <w:delText>T</w:delText>
         </w:r>
       </w:del>
-      <w:ins w:id="260" w:author="Pascal Heude" w:date="2026-08-01T21:21:00Z">
+      <w:ins w:id="335" w:author="Pascal Heude" w:date="2026-08-01T21:21:00Z">
         <w:r>
           <w:rPr>
             <w:lang w:val="en-US"/>
@@ -14922,11 +15448,11 @@
       <w:pPr>
         <w:pStyle w:val="Titre3"/>
       </w:pPr>
-      <w:bookmarkStart w:id="261" w:name="_Toc456106035"/>
+      <w:bookmarkStart w:id="336" w:name="_Toc456106035"/>
       <w:r>
         <w:t>Tag USER_DATA_BCC</w:t>
       </w:r>
-      <w:bookmarkEnd w:id="261"/>
+      <w:bookmarkEnd w:id="336"/>
     </w:p>
     <w:p>
       <w:pPr>
@@ -14966,13 +15492,13 @@
       <w:pPr>
         <w:pStyle w:val="Titre3"/>
       </w:pPr>
-      <w:bookmarkStart w:id="262" w:name="_Tag_MEDIA"/>
-      <w:bookmarkStart w:id="263" w:name="_Toc456106036"/>
-      <w:bookmarkEnd w:id="262"/>
+      <w:bookmarkStart w:id="337" w:name="_Tag_MEDIA"/>
+      <w:bookmarkStart w:id="338" w:name="_Toc456106036"/>
+      <w:bookmarkEnd w:id="337"/>
       <w:r>
         <w:t>Tag MEDIA</w:t>
       </w:r>
-      <w:bookmarkEnd w:id="263"/>
+      <w:bookmarkEnd w:id="338"/>
     </w:p>
     <w:p>
       <w:pPr>
@@ -15107,14 +15633,14 @@
           <w:lang w:val="en-US"/>
         </w:rPr>
       </w:pPr>
-      <w:bookmarkStart w:id="264" w:name="_Toc456106037"/>
+      <w:bookmarkStart w:id="339" w:name="_Toc456106037"/>
       <w:r>
         <w:rPr>
           <w:lang w:val="en-US"/>
         </w:rPr>
         <w:t>LIMITATIONS</w:t>
       </w:r>
-      <w:bookmarkEnd w:id="264"/>
+      <w:bookmarkEnd w:id="339"/>
     </w:p>
     <w:p>
       <w:pPr>
@@ -15140,11 +15666,12 @@
       <w:pPr>
         <w:pStyle w:val="Titre2"/>
       </w:pPr>
-      <w:bookmarkStart w:id="265" w:name="_Toc456106038"/>
-      <w:r>
+      <w:bookmarkStart w:id="340" w:name="_Toc456106038"/>
+      <w:r>
+        <w:lastRenderedPageBreak/>
         <w:t>ARINC665-1</w:t>
       </w:r>
-      <w:bookmarkEnd w:id="265"/>
+      <w:bookmarkEnd w:id="340"/>
     </w:p>
     <w:p>
       <w:pPr>
@@ -15206,21 +15733,21 @@
       <w:pPr>
         <w:pStyle w:val="Titre2"/>
       </w:pPr>
-      <w:bookmarkStart w:id="266" w:name="_Toc456106039"/>
+      <w:bookmarkStart w:id="341" w:name="_Toc456106039"/>
       <w:r>
         <w:t>ARINC665-2</w:t>
       </w:r>
-      <w:bookmarkEnd w:id="266"/>
+      <w:bookmarkEnd w:id="341"/>
     </w:p>
     <w:p>
       <w:pPr>
         <w:pStyle w:val="Titre3"/>
       </w:pPr>
-      <w:bookmarkStart w:id="267" w:name="_Toc456106040"/>
+      <w:bookmarkStart w:id="342" w:name="_Toc456106040"/>
       <w:r>
         <w:t>General</w:t>
       </w:r>
-      <w:bookmarkEnd w:id="267"/>
+      <w:bookmarkEnd w:id="342"/>
     </w:p>
     <w:p>
       <w:pPr>
@@ -15261,7 +15788,6 @@
         <w:rPr>
           <w:lang w:val="en-US"/>
         </w:rPr>
-        <w:lastRenderedPageBreak/>
         <w:t>It’s not possible to have several integrity checks in case of several support files.</w:t>
       </w:r>
       <w:r>
@@ -15270,23 +15796,6 @@
         </w:rPr>
         <w:t xml:space="preserve"> The selected integrity check will apply to all support files.</w:t>
       </w:r>
-    </w:p>
-    <w:p>
-      <w:pPr>
-        <w:rPr>
-          <w:lang w:val="en-US"/>
-        </w:rPr>
-      </w:pPr>
-    </w:p>
-    <w:p>
-      <w:pPr>
-        <w:pStyle w:val="Titre3"/>
-      </w:pPr>
-      <w:bookmarkStart w:id="268" w:name="_Toc456106041"/>
-      <w:r>
-        <w:t>Data files</w:t>
-      </w:r>
-      <w:bookmarkEnd w:id="268"/>
     </w:p>
     <w:p>
       <w:pPr>
@@ -15296,22 +15805,21 @@
           <w:numId w:val="22"/>
         </w:numPr>
         <w:rPr>
-          <w:lang w:val="en-US"/>
-        </w:rPr>
-      </w:pPr>
-      <w:r>
-        <w:rPr>
-          <w:lang w:val="en-US"/>
-        </w:rPr>
-        <w:t>The maximum number of data files is 9999</w:t>
-      </w:r>
-      <w:r>
-        <w:rPr>
-          <w:vertAlign w:val="subscript"/>
-          <w:lang w:val="en-US"/>
-        </w:rPr>
-        <w:t>10</w:t>
-      </w:r>
+          <w:ins w:id="343" w:author="Pascal Heude" w:date="2026-08-03T17:45:00Z"/>
+          <w:lang w:val="en-US"/>
+        </w:rPr>
+        <w:pPrChange w:id="344" w:author="Pascal Heude" w:date="2026-08-03T17:46:00Z">
+          <w:pPr/>
+        </w:pPrChange>
+      </w:pPr>
+      <w:ins w:id="345" w:author="Pascal Heude" w:date="2026-08-03T17:45:00Z">
+        <w:r>
+          <w:rPr>
+            <w:lang w:val="en-US"/>
+          </w:rPr>
+          <w:t>The media CRC is not calculated and then not stored in the media volume label.</w:t>
+        </w:r>
+      </w:ins>
     </w:p>
     <w:p>
       <w:pPr>
@@ -15324,14 +15832,11 @@
       <w:pPr>
         <w:pStyle w:val="Titre3"/>
       </w:pPr>
-      <w:bookmarkStart w:id="269" w:name="_Toc456106042"/>
-      <w:r>
-        <w:t>List</w:t>
-      </w:r>
-      <w:r>
-        <w:t>-of-Files file</w:t>
-      </w:r>
-      <w:bookmarkEnd w:id="269"/>
+      <w:bookmarkStart w:id="346" w:name="_Toc456106041"/>
+      <w:r>
+        <w:t>Data files</w:t>
+      </w:r>
+      <w:bookmarkEnd w:id="346"/>
     </w:p>
     <w:p>
       <w:pPr>
@@ -15348,8 +15853,35 @@
         <w:rPr>
           <w:lang w:val="en-US"/>
         </w:rPr>
-        <w:t>User Defined Data fields (ref [3] §3.2.3.2.26) not supported</w:t>
-      </w:r>
+        <w:t>The maximum number of data files is 9999</w:t>
+      </w:r>
+      <w:r>
+        <w:rPr>
+          <w:vertAlign w:val="subscript"/>
+          <w:lang w:val="en-US"/>
+        </w:rPr>
+        <w:t>10</w:t>
+      </w:r>
+    </w:p>
+    <w:p>
+      <w:pPr>
+        <w:rPr>
+          <w:lang w:val="en-US"/>
+        </w:rPr>
+      </w:pPr>
+    </w:p>
+    <w:p>
+      <w:pPr>
+        <w:pStyle w:val="Titre3"/>
+      </w:pPr>
+      <w:bookmarkStart w:id="347" w:name="_Toc456106042"/>
+      <w:r>
+        <w:t>List</w:t>
+      </w:r>
+      <w:r>
+        <w:t>-of-Files file</w:t>
+      </w:r>
+      <w:bookmarkEnd w:id="347"/>
     </w:p>
     <w:p>
       <w:pPr>
@@ -15366,19 +15898,7 @@
         <w:rPr>
           <w:lang w:val="en-US"/>
         </w:rPr>
-        <w:t>Media Sequence Number field (see ref [3] §</w:t>
-      </w:r>
-      <w:r>
-        <w:rPr>
-          <w:lang w:val="en-US"/>
-        </w:rPr>
-        <w:t>3.2.3.2.11</w:t>
-      </w:r>
-      <w:r>
-        <w:rPr>
-          <w:lang w:val="en-US"/>
-        </w:rPr>
-        <w:t>) is always set to 1</w:t>
+        <w:t>User Defined Data fields (ref [3] §3.2.3.2.26) not supported</w:t>
       </w:r>
     </w:p>
     <w:p>
@@ -15396,25 +15916,20 @@
         <w:rPr>
           <w:lang w:val="en-US"/>
         </w:rPr>
-        <w:t>Number Of Media Set Member field (see ref [3] §3.2.3.2.12) is always set to 1</w:t>
-      </w:r>
-    </w:p>
-    <w:p>
-      <w:pPr>
-        <w:rPr>
-          <w:lang w:val="en-US"/>
-        </w:rPr>
-      </w:pPr>
-    </w:p>
-    <w:p>
-      <w:pPr>
-        <w:pStyle w:val="Titre3"/>
-      </w:pPr>
-      <w:bookmarkStart w:id="270" w:name="_Toc456106043"/>
-      <w:r>
-        <w:t>List-of-Loads file</w:t>
-      </w:r>
-      <w:bookmarkEnd w:id="270"/>
+        <w:t>Media Sequence Number field (see ref [3] §</w:t>
+      </w:r>
+      <w:r>
+        <w:rPr>
+          <w:lang w:val="en-US"/>
+        </w:rPr>
+        <w:t>3.2.3.2.11</w:t>
+      </w:r>
+      <w:r>
+        <w:rPr>
+          <w:lang w:val="en-US"/>
+        </w:rPr>
+        <w:t>) is always set to 1</w:t>
+      </w:r>
     </w:p>
     <w:p>
       <w:pPr>
@@ -15431,8 +15946,25 @@
         <w:rPr>
           <w:lang w:val="en-US"/>
         </w:rPr>
-        <w:t>User Defined Data fields (ref [3] §3.2.3.2.26) not supported</w:t>
-      </w:r>
+        <w:t>Number Of Media Set Member field (see ref [3] §3.2.3.2.12) is always set to 1</w:t>
+      </w:r>
+    </w:p>
+    <w:p>
+      <w:pPr>
+        <w:rPr>
+          <w:lang w:val="en-US"/>
+        </w:rPr>
+      </w:pPr>
+    </w:p>
+    <w:p>
+      <w:pPr>
+        <w:pStyle w:val="Titre3"/>
+      </w:pPr>
+      <w:bookmarkStart w:id="348" w:name="_Toc456106043"/>
+      <w:r>
+        <w:t>List-of-Loads file</w:t>
+      </w:r>
+      <w:bookmarkEnd w:id="348"/>
     </w:p>
     <w:p>
       <w:pPr>
@@ -15449,7 +15981,7 @@
         <w:rPr>
           <w:lang w:val="en-US"/>
         </w:rPr>
-        <w:t>Media Sequence Number field (see ref [3] §3.2.3.1.10) is always set to 1</w:t>
+        <w:t>User Defined Data fields (ref [3] §3.2.3.2.26) not supported</w:t>
       </w:r>
     </w:p>
     <w:p>
@@ -15467,13 +15999,7 @@
         <w:rPr>
           <w:lang w:val="en-US"/>
         </w:rPr>
-        <w:t>Number o</w:t>
-      </w:r>
-      <w:r>
-        <w:rPr>
-          <w:lang w:val="en-US"/>
-        </w:rPr>
-        <w:t>f Media Set Member field (see ref [3] §3.2.3.1.11) is always set to 1</w:t>
+        <w:t>Media Sequence Number field (see ref [3] §3.2.3.1.10) is always set to 1</w:t>
       </w:r>
     </w:p>
     <w:p>
@@ -15491,25 +16017,14 @@
         <w:rPr>
           <w:lang w:val="en-US"/>
         </w:rPr>
-        <w:t>Number of Loads field (see ref [3] §3.2.3.1.12) is always set to 1.</w:t>
-      </w:r>
-    </w:p>
-    <w:p>
-      <w:pPr>
-        <w:rPr>
-          <w:lang w:val="en-US"/>
-        </w:rPr>
-      </w:pPr>
-    </w:p>
-    <w:p>
-      <w:pPr>
-        <w:pStyle w:val="Titre3"/>
-      </w:pPr>
-      <w:bookmarkStart w:id="271" w:name="_Toc456106044"/>
-      <w:r>
-        <w:t>List-of-Batch file</w:t>
-      </w:r>
-      <w:bookmarkEnd w:id="271"/>
+        <w:t>Number o</w:t>
+      </w:r>
+      <w:r>
+        <w:rPr>
+          <w:lang w:val="en-US"/>
+        </w:rPr>
+        <w:t>f Media Set Member field (see ref [3] §3.2.3.1.11) is always set to 1</w:t>
+      </w:r>
     </w:p>
     <w:p>
       <w:pPr>
@@ -15526,8 +16041,25 @@
         <w:rPr>
           <w:lang w:val="en-US"/>
         </w:rPr>
-        <w:t>User Defined Data fields (ref [3] §3.2.3.3.21) not supported</w:t>
-      </w:r>
+        <w:t>Number of Loads field (see ref [3] §3.2.3.1.12) is always set to 1.</w:t>
+      </w:r>
+    </w:p>
+    <w:p>
+      <w:pPr>
+        <w:rPr>
+          <w:lang w:val="en-US"/>
+        </w:rPr>
+      </w:pPr>
+    </w:p>
+    <w:p>
+      <w:pPr>
+        <w:pStyle w:val="Titre3"/>
+      </w:pPr>
+      <w:bookmarkStart w:id="349" w:name="_Toc456106044"/>
+      <w:r>
+        <w:t>List-of-Batch file</w:t>
+      </w:r>
+      <w:bookmarkEnd w:id="349"/>
     </w:p>
     <w:p>
       <w:pPr>
@@ -15544,31 +16076,7 @@
         <w:rPr>
           <w:lang w:val="en-US"/>
         </w:rPr>
-        <w:t xml:space="preserve">Media Sequence Number field </w:t>
-      </w:r>
-      <w:r>
-        <w:rPr>
-          <w:lang w:val="en-US"/>
-        </w:rPr>
-        <w:t>(see ref [3] §</w:t>
-      </w:r>
-      <w:r>
-        <w:rPr>
-          <w:lang w:val="en-US"/>
-        </w:rPr>
-        <w:t xml:space="preserve"> 3.2.3.3.10</w:t>
-      </w:r>
-      <w:r>
-        <w:rPr>
-          <w:lang w:val="en-US"/>
-        </w:rPr>
-        <w:t xml:space="preserve">) </w:t>
-      </w:r>
-      <w:r>
-        <w:rPr>
-          <w:lang w:val="en-US"/>
-        </w:rPr>
-        <w:t>is always set to 1</w:t>
+        <w:t>User Defined Data fields (ref [3] §3.2.3.3.21) not supported</w:t>
       </w:r>
     </w:p>
     <w:p>
@@ -15586,13 +16094,7 @@
         <w:rPr>
           <w:lang w:val="en-US"/>
         </w:rPr>
-        <w:t>Number o</w:t>
-      </w:r>
-      <w:r>
-        <w:rPr>
-          <w:lang w:val="en-US"/>
-        </w:rPr>
-        <w:t xml:space="preserve">f Media Set Member field </w:t>
+        <w:t xml:space="preserve">Media Sequence Number field </w:t>
       </w:r>
       <w:r>
         <w:rPr>
@@ -15604,13 +16106,13 @@
         <w:rPr>
           <w:lang w:val="en-US"/>
         </w:rPr>
-        <w:t xml:space="preserve"> </w:t>
-      </w:r>
-      <w:r>
-        <w:rPr>
-          <w:lang w:val="en-US"/>
-        </w:rPr>
-        <w:t xml:space="preserve">3.2.3.3.11) </w:t>
+        <w:t xml:space="preserve"> 3.2.3.3.10</w:t>
+      </w:r>
+      <w:r>
+        <w:rPr>
+          <w:lang w:val="en-US"/>
+        </w:rPr>
+        <w:t xml:space="preserve">) </w:t>
       </w:r>
       <w:r>
         <w:rPr>
@@ -15634,7 +16136,37 @@
         <w:rPr>
           <w:lang w:val="en-US"/>
         </w:rPr>
-        <w:t>Number of Batches field (see ref [3] §3.2.3.3.12) always set to 1.</w:t>
+        <w:t>Number o</w:t>
+      </w:r>
+      <w:r>
+        <w:rPr>
+          <w:lang w:val="en-US"/>
+        </w:rPr>
+        <w:t xml:space="preserve">f Media Set Member field </w:t>
+      </w:r>
+      <w:r>
+        <w:rPr>
+          <w:lang w:val="en-US"/>
+        </w:rPr>
+        <w:t>(see ref [3] §</w:t>
+      </w:r>
+      <w:r>
+        <w:rPr>
+          <w:lang w:val="en-US"/>
+        </w:rPr>
+        <w:t xml:space="preserve"> </w:t>
+      </w:r>
+      <w:r>
+        <w:rPr>
+          <w:lang w:val="en-US"/>
+        </w:rPr>
+        <w:t xml:space="preserve">3.2.3.3.11) </w:t>
+      </w:r>
+      <w:r>
+        <w:rPr>
+          <w:lang w:val="en-US"/>
+        </w:rPr>
+        <w:t>is always set to 1</w:t>
       </w:r>
     </w:p>
     <w:p>
@@ -15652,37 +16184,8 @@
         <w:rPr>
           <w:lang w:val="en-US"/>
         </w:rPr>
-        <w:t>Member Sequence Number field (see ref [3] §</w:t>
-      </w:r>
-      <w:r>
-        <w:rPr>
-          <w:lang w:val="en-US"/>
-        </w:rPr>
-        <w:t>3.2.3.3.18</w:t>
-      </w:r>
-      <w:r>
-        <w:rPr>
-          <w:lang w:val="en-US"/>
-        </w:rPr>
-        <w:t>) is always set to 1</w:t>
-      </w:r>
-    </w:p>
-    <w:p>
-      <w:pPr>
-        <w:rPr>
-          <w:lang w:val="en-US"/>
-        </w:rPr>
-      </w:pPr>
-    </w:p>
-    <w:p>
-      <w:pPr>
-        <w:pStyle w:val="Titre3"/>
-      </w:pPr>
-      <w:bookmarkStart w:id="272" w:name="_Toc456106045"/>
-      <w:r>
-        <w:t>Batch file</w:t>
-      </w:r>
-      <w:bookmarkEnd w:id="272"/>
+        <w:t>Number of Batches field (see ref [3] §3.2.3.3.12) always set to 1.</w:t>
+      </w:r>
     </w:p>
     <w:p>
       <w:pPr>
@@ -15697,47 +16200,39 @@
       </w:pPr>
       <w:r>
         <w:rPr>
-          <w:rFonts w:ascii="ArialMT" w:hAnsi="ArialMT" w:cs="ArialMT"/>
-          <w:szCs w:val="22"/>
-          <w:lang w:val="en-US" w:eastAsia="en-US"/>
-        </w:rPr>
-        <w:t>Number of Loads for the Target HW ID POS</w:t>
-      </w:r>
-      <w:r>
-        <w:rPr>
-          <w:rFonts w:ascii="ArialMT" w:hAnsi="ArialMT" w:cs="ArialMT"/>
-          <w:szCs w:val="22"/>
-          <w:lang w:val="en-US" w:eastAsia="en-US"/>
-        </w:rPr>
-        <w:t xml:space="preserve"> (see ref [3] §2.3.1.15) always set to 1</w:t>
-      </w:r>
-    </w:p>
-    <w:p>
-      <w:pPr>
-        <w:rPr>
-          <w:lang w:val="en-US"/>
-        </w:rPr>
-      </w:pPr>
-    </w:p>
-    <w:p>
-      <w:pPr>
-        <w:pStyle w:val="Titre2"/>
-      </w:pPr>
-      <w:bookmarkStart w:id="273" w:name="_Toc456106046"/>
-      <w:r>
-        <w:t>ARINC665-3</w:t>
-      </w:r>
-      <w:bookmarkEnd w:id="273"/>
+          <w:lang w:val="en-US"/>
+        </w:rPr>
+        <w:t>Member Sequence Number field (see ref [3] §</w:t>
+      </w:r>
+      <w:r>
+        <w:rPr>
+          <w:lang w:val="en-US"/>
+        </w:rPr>
+        <w:t>3.2.3.3.18</w:t>
+      </w:r>
+      <w:r>
+        <w:rPr>
+          <w:lang w:val="en-US"/>
+        </w:rPr>
+        <w:t>) is always set to 1</w:t>
+      </w:r>
+    </w:p>
+    <w:p>
+      <w:pPr>
+        <w:rPr>
+          <w:lang w:val="en-US"/>
+        </w:rPr>
+      </w:pPr>
     </w:p>
     <w:p>
       <w:pPr>
         <w:pStyle w:val="Titre3"/>
       </w:pPr>
-      <w:bookmarkStart w:id="274" w:name="_Toc456106047"/>
-      <w:r>
-        <w:t>General</w:t>
-      </w:r>
-      <w:bookmarkEnd w:id="274"/>
+      <w:bookmarkStart w:id="350" w:name="_Toc456106045"/>
+      <w:r>
+        <w:t>Batch file</w:t>
+      </w:r>
+      <w:bookmarkEnd w:id="350"/>
     </w:p>
     <w:p>
       <w:pPr>
@@ -15752,16 +16247,47 @@
       </w:pPr>
       <w:r>
         <w:rPr>
-          <w:lang w:val="en-US"/>
-        </w:rPr>
-        <w:t>If you are using the media set generation, it‘</w:t>
-      </w:r>
-      <w:r>
-        <w:rPr>
-          <w:lang w:val="en-US"/>
-        </w:rPr>
-        <w:t>s not possible to have a different part number for the load and the media set.</w:t>
-      </w:r>
+          <w:rFonts w:ascii="ArialMT" w:hAnsi="ArialMT" w:cs="ArialMT"/>
+          <w:szCs w:val="22"/>
+          <w:lang w:val="en-US" w:eastAsia="en-US"/>
+        </w:rPr>
+        <w:t>Number of Loads for the Target HW ID POS</w:t>
+      </w:r>
+      <w:r>
+        <w:rPr>
+          <w:rFonts w:ascii="ArialMT" w:hAnsi="ArialMT" w:cs="ArialMT"/>
+          <w:szCs w:val="22"/>
+          <w:lang w:val="en-US" w:eastAsia="en-US"/>
+        </w:rPr>
+        <w:t xml:space="preserve"> (see ref [3] §2.3.1.15) always set to 1</w:t>
+      </w:r>
+    </w:p>
+    <w:p>
+      <w:pPr>
+        <w:rPr>
+          <w:lang w:val="en-US"/>
+        </w:rPr>
+      </w:pPr>
+    </w:p>
+    <w:p>
+      <w:pPr>
+        <w:pStyle w:val="Titre2"/>
+      </w:pPr>
+      <w:bookmarkStart w:id="351" w:name="_Toc456106046"/>
+      <w:r>
+        <w:t>ARINC665-3</w:t>
+      </w:r>
+      <w:bookmarkEnd w:id="351"/>
+    </w:p>
+    <w:p>
+      <w:pPr>
+        <w:pStyle w:val="Titre3"/>
+      </w:pPr>
+      <w:bookmarkStart w:id="352" w:name="_Toc456106047"/>
+      <w:r>
+        <w:t>General</w:t>
+      </w:r>
+      <w:bookmarkEnd w:id="352"/>
     </w:p>
     <w:p>
       <w:pPr>
@@ -15778,31 +16304,14 @@
         <w:rPr>
           <w:lang w:val="en-US"/>
         </w:rPr>
-        <w:t>It’s not possible to have several integrity checks in case of several support files.</w:t>
-      </w:r>
-      <w:r>
-        <w:rPr>
-          <w:lang w:val="en-US"/>
-        </w:rPr>
-        <w:t xml:space="preserve"> The selected integrity check will apply to all support files.</w:t>
-      </w:r>
-    </w:p>
-    <w:p>
-      <w:pPr>
-        <w:rPr>
-          <w:lang w:val="en-US"/>
-        </w:rPr>
-      </w:pPr>
-    </w:p>
-    <w:p>
-      <w:pPr>
-        <w:pStyle w:val="Titre3"/>
-      </w:pPr>
-      <w:bookmarkStart w:id="275" w:name="_Toc456106048"/>
-      <w:r>
-        <w:t>Header file</w:t>
-      </w:r>
-      <w:bookmarkEnd w:id="275"/>
+        <w:t>If you are using the media set generation, it‘</w:t>
+      </w:r>
+      <w:r>
+        <w:rPr>
+          <w:lang w:val="en-US"/>
+        </w:rPr>
+        <w:t>s not possible to have a different part number for the load and the media set.</w:t>
+      </w:r>
     </w:p>
     <w:p>
       <w:pPr>
@@ -15819,8 +16328,31 @@
         <w:rPr>
           <w:lang w:val="en-US"/>
         </w:rPr>
-        <w:t>Only MD5 and SHA-1 integrity check algorithms are supported</w:t>
-      </w:r>
+        <w:t>It’s not possible to have several integrity checks in case of several support files.</w:t>
+      </w:r>
+      <w:r>
+        <w:rPr>
+          <w:lang w:val="en-US"/>
+        </w:rPr>
+        <w:t xml:space="preserve"> The selected integrity check will apply to all support files.</w:t>
+      </w:r>
+    </w:p>
+    <w:p>
+      <w:pPr>
+        <w:rPr>
+          <w:lang w:val="en-US"/>
+        </w:rPr>
+      </w:pPr>
+    </w:p>
+    <w:p>
+      <w:pPr>
+        <w:pStyle w:val="Titre3"/>
+      </w:pPr>
+      <w:bookmarkStart w:id="353" w:name="_Toc456106048"/>
+      <w:r>
+        <w:t>Header file</w:t>
+      </w:r>
+      <w:bookmarkEnd w:id="353"/>
     </w:p>
     <w:p>
       <w:pPr>
@@ -15837,19 +16369,8 @@
         <w:rPr>
           <w:lang w:val="en-US"/>
         </w:rPr>
-        <w:t>Integrity check of load (see ref [3] §</w:t>
-      </w:r>
-      <w:r>
-        <w:rPr>
-          <w:lang w:val="en-US"/>
-        </w:rPr>
-        <w:t xml:space="preserve"> 2.2.3.1.59</w:t>
-      </w:r>
-      <w:r>
-        <w:rPr>
-          <w:lang w:val="en-US"/>
-        </w:rPr>
-        <w:t>, 2.2.3.1.60 and 2.2.3.1.61) not supported (Load Check Value Length forced to 0)</w:t>
+        <w:lastRenderedPageBreak/>
+        <w:t>Only MD5 and SHA-1 integrity check algorithms are supported</w:t>
       </w:r>
     </w:p>
     <w:p>
@@ -15867,55 +16388,20 @@
         <w:rPr>
           <w:lang w:val="en-US"/>
         </w:rPr>
-        <w:t>Number of Target HW ID with Positions</w:t>
-      </w:r>
-      <w:r>
-        <w:rPr>
-          <w:lang w:val="en-US"/>
-        </w:rPr>
-        <w:t xml:space="preserve"> fields (see ref [3] §</w:t>
-      </w:r>
-      <w:r>
-        <w:rPr>
-          <w:lang w:val="en-US"/>
-        </w:rPr>
-        <w:t>2.2.3.1.24</w:t>
-      </w:r>
-      <w:r>
-        <w:rPr>
-          <w:lang w:val="en-US"/>
-        </w:rPr>
-        <w:t xml:space="preserve"> through </w:t>
-      </w:r>
-      <w:r>
-        <w:rPr>
-          <w:lang w:val="en-US"/>
-        </w:rPr>
-        <w:t>2.2.3.1.29</w:t>
-      </w:r>
-      <w:r>
-        <w:rPr>
-          <w:lang w:val="en-US"/>
-        </w:rPr>
-        <w:t>) not supported</w:t>
-      </w:r>
-    </w:p>
-    <w:p>
-      <w:pPr>
-        <w:rPr>
-          <w:lang w:val="en-US"/>
-        </w:rPr>
-      </w:pPr>
-    </w:p>
-    <w:p>
-      <w:pPr>
-        <w:pStyle w:val="Titre3"/>
-      </w:pPr>
-      <w:bookmarkStart w:id="276" w:name="_Toc456106049"/>
-      <w:r>
-        <w:t>Data files</w:t>
-      </w:r>
-      <w:bookmarkEnd w:id="276"/>
+        <w:t>Integrity check of load (see ref [3] §</w:t>
+      </w:r>
+      <w:r>
+        <w:rPr>
+          <w:lang w:val="en-US"/>
+        </w:rPr>
+        <w:t xml:space="preserve"> 2.2.3.1.59</w:t>
+      </w:r>
+      <w:r>
+        <w:rPr>
+          <w:lang w:val="en-US"/>
+        </w:rPr>
+        <w:t>, 2.2.3.1.60 and 2.2.3.1.61) not supported (Load Check Value Length forced to 0)</w:t>
+      </w:r>
     </w:p>
     <w:p>
       <w:pPr>
@@ -15932,8 +16418,55 @@
         <w:rPr>
           <w:lang w:val="en-US"/>
         </w:rPr>
-        <w:t>Only MD5 and SHA-1 integrity check algorithms are supported</w:t>
-      </w:r>
+        <w:t>Number of Target HW ID with Positions</w:t>
+      </w:r>
+      <w:r>
+        <w:rPr>
+          <w:lang w:val="en-US"/>
+        </w:rPr>
+        <w:t xml:space="preserve"> fields (see ref [3] §</w:t>
+      </w:r>
+      <w:r>
+        <w:rPr>
+          <w:lang w:val="en-US"/>
+        </w:rPr>
+        <w:t>2.2.3.1.24</w:t>
+      </w:r>
+      <w:r>
+        <w:rPr>
+          <w:lang w:val="en-US"/>
+        </w:rPr>
+        <w:t xml:space="preserve"> through </w:t>
+      </w:r>
+      <w:r>
+        <w:rPr>
+          <w:lang w:val="en-US"/>
+        </w:rPr>
+        <w:t>2.2.3.1.29</w:t>
+      </w:r>
+      <w:r>
+        <w:rPr>
+          <w:lang w:val="en-US"/>
+        </w:rPr>
+        <w:t>) not supported</w:t>
+      </w:r>
+    </w:p>
+    <w:p>
+      <w:pPr>
+        <w:rPr>
+          <w:lang w:val="en-US"/>
+        </w:rPr>
+      </w:pPr>
+    </w:p>
+    <w:p>
+      <w:pPr>
+        <w:pStyle w:val="Titre3"/>
+      </w:pPr>
+      <w:bookmarkStart w:id="354" w:name="_Toc456106049"/>
+      <w:r>
+        <w:t>Data files</w:t>
+      </w:r>
+      <w:bookmarkEnd w:id="354"/>
     </w:p>
     <w:p>
       <w:pPr>
@@ -15950,35 +16483,8 @@
         <w:rPr>
           <w:lang w:val="en-US"/>
         </w:rPr>
-        <w:t>The maximum number of data files is 9999</w:t>
-      </w:r>
-      <w:r>
-        <w:rPr>
-          <w:vertAlign w:val="subscript"/>
-          <w:lang w:val="en-US"/>
-        </w:rPr>
-        <w:t>10</w:t>
-      </w:r>
-    </w:p>
-    <w:p>
-      <w:pPr>
-        <w:rPr>
-          <w:lang w:val="en-US"/>
-        </w:rPr>
-      </w:pPr>
-    </w:p>
-    <w:p>
-      <w:pPr>
-        <w:pStyle w:val="Titre3"/>
-      </w:pPr>
-      <w:bookmarkStart w:id="277" w:name="_Toc456106050"/>
-      <w:r>
-        <w:t>List</w:t>
-      </w:r>
-      <w:r>
-        <w:t>-of-Files file</w:t>
-      </w:r>
-      <w:bookmarkEnd w:id="277"/>
+        <w:t>Only MD5 and SHA-1 integrity check algorithms are supported</w:t>
+      </w:r>
     </w:p>
     <w:p>
       <w:pPr>
@@ -15995,8 +16501,35 @@
         <w:rPr>
           <w:lang w:val="en-US"/>
         </w:rPr>
-        <w:t>Only MD5 and SHA-1 integrity check algorithms are supported</w:t>
-      </w:r>
+        <w:t>The maximum number of data files is 9999</w:t>
+      </w:r>
+      <w:r>
+        <w:rPr>
+          <w:vertAlign w:val="subscript"/>
+          <w:lang w:val="en-US"/>
+        </w:rPr>
+        <w:t>10</w:t>
+      </w:r>
+    </w:p>
+    <w:p>
+      <w:pPr>
+        <w:rPr>
+          <w:lang w:val="en-US"/>
+        </w:rPr>
+      </w:pPr>
+    </w:p>
+    <w:p>
+      <w:pPr>
+        <w:pStyle w:val="Titre3"/>
+      </w:pPr>
+      <w:bookmarkStart w:id="355" w:name="_Toc456106050"/>
+      <w:r>
+        <w:t>List</w:t>
+      </w:r>
+      <w:r>
+        <w:t>-of-Files file</w:t>
+      </w:r>
+      <w:bookmarkEnd w:id="355"/>
     </w:p>
     <w:p>
       <w:pPr>
@@ -16013,7 +16546,7 @@
         <w:rPr>
           <w:lang w:val="en-US"/>
         </w:rPr>
-        <w:t>User Defined Data fields (ref [3] §3.2.3.2.26) not supported</w:t>
+        <w:t>Only MD5 and SHA-1 integrity check algorithms are supported</w:t>
       </w:r>
     </w:p>
     <w:p>
@@ -16031,37 +16564,7 @@
         <w:rPr>
           <w:lang w:val="en-US"/>
         </w:rPr>
-        <w:t>Media Sequence Number</w:t>
-      </w:r>
-      <w:r>
-        <w:rPr>
-          <w:lang w:val="en-US"/>
-        </w:rPr>
-        <w:t xml:space="preserve"> field</w:t>
-      </w:r>
-      <w:r>
-        <w:rPr>
-          <w:lang w:val="en-US"/>
-        </w:rPr>
-        <w:t xml:space="preserve"> (see ref [3] §</w:t>
-      </w:r>
-      <w:r>
-        <w:rPr>
-          <w:lang w:val="en-US"/>
-        </w:rPr>
-        <w:t>3.2.3.2.11</w:t>
-      </w:r>
-      <w:r>
-        <w:rPr>
-          <w:lang w:val="en-US"/>
-        </w:rPr>
-        <w:t>)</w:t>
-      </w:r>
-      <w:r>
-        <w:rPr>
-          <w:lang w:val="en-US"/>
-        </w:rPr>
-        <w:t xml:space="preserve"> is always set to 1</w:t>
+        <w:t>User Defined Data fields (ref [3] §3.2.3.2.26) not supported</w:t>
       </w:r>
     </w:p>
     <w:p>
@@ -16079,13 +16582,7 @@
         <w:rPr>
           <w:lang w:val="en-US"/>
         </w:rPr>
-        <w:t>Number o</w:t>
-      </w:r>
-      <w:r>
-        <w:rPr>
-          <w:lang w:val="en-US"/>
-        </w:rPr>
-        <w:t>f Media Set Member</w:t>
+        <w:t>Media Sequence Number</w:t>
       </w:r>
       <w:r>
         <w:rPr>
@@ -16097,19 +16594,25 @@
         <w:rPr>
           <w:lang w:val="en-US"/>
         </w:rPr>
-        <w:t xml:space="preserve"> </w:t>
-      </w:r>
-      <w:r>
-        <w:rPr>
-          <w:lang w:val="en-US"/>
-        </w:rPr>
-        <w:t xml:space="preserve">(see ref [3] §3.2.3.2.12) </w:t>
-      </w:r>
-      <w:r>
-        <w:rPr>
-          <w:lang w:val="en-US"/>
-        </w:rPr>
-        <w:t>is always set to 1</w:t>
+        <w:t xml:space="preserve"> (see ref [3] §</w:t>
+      </w:r>
+      <w:r>
+        <w:rPr>
+          <w:lang w:val="en-US"/>
+        </w:rPr>
+        <w:t>3.2.3.2.11</w:t>
+      </w:r>
+      <w:r>
+        <w:rPr>
+          <w:lang w:val="en-US"/>
+        </w:rPr>
+        <w:t>)</w:t>
+      </w:r>
+      <w:r>
+        <w:rPr>
+          <w:lang w:val="en-US"/>
+        </w:rPr>
+        <w:t xml:space="preserve"> is always set to 1</w:t>
       </w:r>
     </w:p>
     <w:p>
@@ -16127,37 +16630,38 @@
         <w:rPr>
           <w:lang w:val="en-US"/>
         </w:rPr>
-        <w:t xml:space="preserve">File Check Value Length filed </w:t>
-      </w:r>
-      <w:r>
-        <w:rPr>
-          <w:lang w:val="en-US"/>
-        </w:rPr>
-        <w:t xml:space="preserve">for Media Set Files (see ref [3] §3.2.3.2.21) </w:t>
-      </w:r>
-      <w:r>
-        <w:rPr>
-          <w:lang w:val="en-US"/>
-        </w:rPr>
-        <w:t>is always set to 0</w:t>
-      </w:r>
-    </w:p>
-    <w:p>
-      <w:pPr>
-        <w:rPr>
-          <w:lang w:val="en-US"/>
-        </w:rPr>
-      </w:pPr>
-    </w:p>
-    <w:p>
-      <w:pPr>
-        <w:pStyle w:val="Titre3"/>
-      </w:pPr>
-      <w:bookmarkStart w:id="278" w:name="_Toc456106051"/>
-      <w:r>
-        <w:t>List-of-Loads file</w:t>
-      </w:r>
-      <w:bookmarkEnd w:id="278"/>
+        <w:t>Number o</w:t>
+      </w:r>
+      <w:r>
+        <w:rPr>
+          <w:lang w:val="en-US"/>
+        </w:rPr>
+        <w:t>f Media Set Member</w:t>
+      </w:r>
+      <w:r>
+        <w:rPr>
+          <w:lang w:val="en-US"/>
+        </w:rPr>
+        <w:t xml:space="preserve"> field</w:t>
+      </w:r>
+      <w:r>
+        <w:rPr>
+          <w:lang w:val="en-US"/>
+        </w:rPr>
+        <w:t xml:space="preserve"> </w:t>
+      </w:r>
+      <w:r>
+        <w:rPr>
+          <w:lang w:val="en-US"/>
+        </w:rPr>
+        <w:t xml:space="preserve">(see ref [3] §3.2.3.2.12) </w:t>
+      </w:r>
+      <w:r>
+        <w:rPr>
+          <w:lang w:val="en-US"/>
+        </w:rPr>
+        <w:t>is always set to 1</w:t>
+      </w:r>
     </w:p>
     <w:p>
       <w:pPr>
@@ -16174,8 +16678,37 @@
         <w:rPr>
           <w:lang w:val="en-US"/>
         </w:rPr>
-        <w:t>Only MD5 and SHA-1 integrity check algorithms are supported</w:t>
-      </w:r>
+        <w:t xml:space="preserve">File Check Value Length filed </w:t>
+      </w:r>
+      <w:r>
+        <w:rPr>
+          <w:lang w:val="en-US"/>
+        </w:rPr>
+        <w:t xml:space="preserve">for Media Set Files (see ref [3] §3.2.3.2.21) </w:t>
+      </w:r>
+      <w:r>
+        <w:rPr>
+          <w:lang w:val="en-US"/>
+        </w:rPr>
+        <w:t>is always set to 0</w:t>
+      </w:r>
+    </w:p>
+    <w:p>
+      <w:pPr>
+        <w:rPr>
+          <w:lang w:val="en-US"/>
+        </w:rPr>
+      </w:pPr>
+    </w:p>
+    <w:p>
+      <w:pPr>
+        <w:pStyle w:val="Titre3"/>
+      </w:pPr>
+      <w:bookmarkStart w:id="356" w:name="_Toc456106051"/>
+      <w:r>
+        <w:t>List-of-Loads file</w:t>
+      </w:r>
+      <w:bookmarkEnd w:id="356"/>
     </w:p>
     <w:p>
       <w:pPr>
@@ -16192,7 +16725,7 @@
         <w:rPr>
           <w:lang w:val="en-US"/>
         </w:rPr>
-        <w:t>User Defined Data fields (ref [3] §3.2.3.2.26) not supported</w:t>
+        <w:t>Only MD5 and SHA-1 integrity check algorithms are supported</w:t>
       </w:r>
     </w:p>
     <w:p>
@@ -16210,19 +16743,7 @@
         <w:rPr>
           <w:lang w:val="en-US"/>
         </w:rPr>
-        <w:t xml:space="preserve">Media Sequence Number field </w:t>
-      </w:r>
-      <w:r>
-        <w:rPr>
-          <w:lang w:val="en-US"/>
-        </w:rPr>
-        <w:t xml:space="preserve">(see ref [3] §3.2.3.1.10) </w:t>
-      </w:r>
-      <w:r>
-        <w:rPr>
-          <w:lang w:val="en-US"/>
-        </w:rPr>
-        <w:t>is always set to 1</w:t>
+        <w:t>User Defined Data fields (ref [3] §3.2.3.2.26) not supported</w:t>
       </w:r>
     </w:p>
     <w:p>
@@ -16240,19 +16761,13 @@
         <w:rPr>
           <w:lang w:val="en-US"/>
         </w:rPr>
-        <w:t>Number o</w:t>
-      </w:r>
-      <w:r>
-        <w:rPr>
-          <w:lang w:val="en-US"/>
-        </w:rPr>
-        <w:t xml:space="preserve">f Media Set Member field </w:t>
-      </w:r>
-      <w:r>
-        <w:rPr>
-          <w:lang w:val="en-US"/>
-        </w:rPr>
-        <w:t xml:space="preserve">(see ref [3] §3.2.3.1.11) </w:t>
+        <w:t xml:space="preserve">Media Sequence Number field </w:t>
+      </w:r>
+      <w:r>
+        <w:rPr>
+          <w:lang w:val="en-US"/>
+        </w:rPr>
+        <w:t xml:space="preserve">(see ref [3] §3.2.3.1.10) </w:t>
       </w:r>
       <w:r>
         <w:rPr>
@@ -16276,55 +16791,26 @@
         <w:rPr>
           <w:lang w:val="en-US"/>
         </w:rPr>
-        <w:t>Number of L</w:t>
-      </w:r>
-      <w:r>
-        <w:rPr>
-          <w:lang w:val="en-US"/>
-        </w:rPr>
-        <w:t>oad</w:t>
-      </w:r>
-      <w:r>
-        <w:rPr>
-          <w:lang w:val="en-US"/>
-        </w:rPr>
-        <w:t>s</w:t>
-      </w:r>
-      <w:r>
-        <w:rPr>
-          <w:lang w:val="en-US"/>
-        </w:rPr>
-        <w:t xml:space="preserve"> </w:t>
-      </w:r>
-      <w:r>
-        <w:rPr>
-          <w:lang w:val="en-US"/>
-        </w:rPr>
-        <w:t xml:space="preserve">field (see ref [3] §3.2.3.1.12) </w:t>
-      </w:r>
-      <w:r>
-        <w:rPr>
-          <w:lang w:val="en-US"/>
-        </w:rPr>
-        <w:t>is always set to 1.</w:t>
-      </w:r>
-    </w:p>
-    <w:p>
-      <w:pPr>
-        <w:rPr>
-          <w:lang w:val="en-US"/>
-        </w:rPr>
-      </w:pPr>
-    </w:p>
-    <w:p>
-      <w:pPr>
-        <w:pStyle w:val="Titre3"/>
-      </w:pPr>
-      <w:bookmarkStart w:id="279" w:name="_Toc456106052"/>
-      <w:r>
-        <w:t>List-of-Batch file</w:t>
-      </w:r>
-      <w:bookmarkEnd w:id="279"/>
+        <w:t>Number o</w:t>
+      </w:r>
+      <w:r>
+        <w:rPr>
+          <w:lang w:val="en-US"/>
+        </w:rPr>
+        <w:t xml:space="preserve">f Media Set Member field </w:t>
+      </w:r>
+      <w:r>
+        <w:rPr>
+          <w:lang w:val="en-US"/>
+        </w:rPr>
+        <w:t xml:space="preserve">(see ref [3] §3.2.3.1.11) </w:t>
+      </w:r>
+      <w:r>
+        <w:rPr>
+          <w:lang w:val="en-US"/>
+        </w:rPr>
+        <w:t>is always set to 1</w:t>
+      </w:r>
     </w:p>
     <w:p>
       <w:pPr>
@@ -16341,8 +16827,55 @@
         <w:rPr>
           <w:lang w:val="en-US"/>
         </w:rPr>
-        <w:t>User Defined Data fields (ref [3] §3.2.3.3.21) not supported</w:t>
-      </w:r>
+        <w:t>Number of L</w:t>
+      </w:r>
+      <w:r>
+        <w:rPr>
+          <w:lang w:val="en-US"/>
+        </w:rPr>
+        <w:t>oad</w:t>
+      </w:r>
+      <w:r>
+        <w:rPr>
+          <w:lang w:val="en-US"/>
+        </w:rPr>
+        <w:t>s</w:t>
+      </w:r>
+      <w:r>
+        <w:rPr>
+          <w:lang w:val="en-US"/>
+        </w:rPr>
+        <w:t xml:space="preserve"> </w:t>
+      </w:r>
+      <w:r>
+        <w:rPr>
+          <w:lang w:val="en-US"/>
+        </w:rPr>
+        <w:t xml:space="preserve">field (see ref [3] §3.2.3.1.12) </w:t>
+      </w:r>
+      <w:r>
+        <w:rPr>
+          <w:lang w:val="en-US"/>
+        </w:rPr>
+        <w:t>is always set to 1.</w:t>
+      </w:r>
+    </w:p>
+    <w:p>
+      <w:pPr>
+        <w:rPr>
+          <w:lang w:val="en-US"/>
+        </w:rPr>
+      </w:pPr>
+    </w:p>
+    <w:p>
+      <w:pPr>
+        <w:pStyle w:val="Titre3"/>
+      </w:pPr>
+      <w:bookmarkStart w:id="357" w:name="_Toc456106052"/>
+      <w:r>
+        <w:t>List-of-Batch file</w:t>
+      </w:r>
+      <w:bookmarkEnd w:id="357"/>
     </w:p>
     <w:p>
       <w:pPr>
@@ -16359,19 +16892,7 @@
         <w:rPr>
           <w:lang w:val="en-US"/>
         </w:rPr>
-        <w:t>Media Sequence Number field (see ref [3] §</w:t>
-      </w:r>
-      <w:r>
-        <w:rPr>
-          <w:lang w:val="en-US"/>
-        </w:rPr>
-        <w:t xml:space="preserve"> 3.2.3.3.10</w:t>
-      </w:r>
-      <w:r>
-        <w:rPr>
-          <w:lang w:val="en-US"/>
-        </w:rPr>
-        <w:t>) is always set to 1</w:t>
+        <w:t>User Defined Data fields (ref [3] §3.2.3.3.21) not supported</w:t>
       </w:r>
     </w:p>
     <w:p>
@@ -16389,19 +16910,19 @@
         <w:rPr>
           <w:lang w:val="en-US"/>
         </w:rPr>
-        <w:t>Number of Media Set Member field (see ref [3] §</w:t>
-      </w:r>
-      <w:r>
-        <w:rPr>
-          <w:lang w:val="en-US"/>
-        </w:rPr>
-        <w:t xml:space="preserve"> </w:t>
-      </w:r>
-      <w:r>
-        <w:rPr>
-          <w:lang w:val="en-US"/>
-        </w:rPr>
-        <w:t>3.2.3.3.11) is always set to 1</w:t>
+        <w:t>Media Sequence Number field (see ref [3] §</w:t>
+      </w:r>
+      <w:r>
+        <w:rPr>
+          <w:lang w:val="en-US"/>
+        </w:rPr>
+        <w:t xml:space="preserve"> 3.2.3.3.10</w:t>
+      </w:r>
+      <w:r>
+        <w:rPr>
+          <w:lang w:val="en-US"/>
+        </w:rPr>
+        <w:t>) is always set to 1</w:t>
       </w:r>
     </w:p>
     <w:p>
@@ -16419,7 +16940,19 @@
         <w:rPr>
           <w:lang w:val="en-US"/>
         </w:rPr>
-        <w:t>Number of Batches field (see ref [3] §3.2.3.3.12) always set to 1.</w:t>
+        <w:t>Number of Media Set Member field (see ref [3] §</w:t>
+      </w:r>
+      <w:r>
+        <w:rPr>
+          <w:lang w:val="en-US"/>
+        </w:rPr>
+        <w:t xml:space="preserve"> </w:t>
+      </w:r>
+      <w:r>
+        <w:rPr>
+          <w:lang w:val="en-US"/>
+        </w:rPr>
+        <w:t>3.2.3.3.11) is always set to 1</w:t>
       </w:r>
     </w:p>
     <w:p>
@@ -16437,25 +16970,8 @@
         <w:rPr>
           <w:lang w:val="en-US"/>
         </w:rPr>
-        <w:t>Member Sequence Number field (see ref [3] §3.2.3.3.18) is always set to 1</w:t>
-      </w:r>
-    </w:p>
-    <w:p>
-      <w:pPr>
-        <w:rPr>
-          <w:lang w:val="en-US"/>
-        </w:rPr>
-      </w:pPr>
-    </w:p>
-    <w:p>
-      <w:pPr>
-        <w:pStyle w:val="Titre3"/>
-      </w:pPr>
-      <w:bookmarkStart w:id="280" w:name="_Toc456106053"/>
-      <w:r>
-        <w:t>Batch file</w:t>
-      </w:r>
-      <w:bookmarkEnd w:id="280"/>
+        <w:t>Number of Batches field (see ref [3] §3.2.3.3.12) always set to 1.</w:t>
+      </w:r>
     </w:p>
     <w:p>
       <w:pPr>
@@ -16470,72 +16986,27 @@
       </w:pPr>
       <w:r>
         <w:rPr>
-          <w:rFonts w:ascii="ArialMT" w:hAnsi="ArialMT" w:cs="ArialMT"/>
-          <w:szCs w:val="22"/>
-          <w:lang w:val="en-US" w:eastAsia="en-US"/>
-        </w:rPr>
-        <w:t>Number of Loads for the Target HW ID POS</w:t>
-      </w:r>
-      <w:r>
-        <w:rPr>
-          <w:rFonts w:ascii="ArialMT" w:hAnsi="ArialMT" w:cs="ArialMT"/>
-          <w:szCs w:val="22"/>
-          <w:lang w:val="en-US" w:eastAsia="en-US"/>
-        </w:rPr>
-        <w:t xml:space="preserve"> </w:t>
-      </w:r>
-      <w:r>
-        <w:rPr>
-          <w:rFonts w:ascii="ArialMT" w:hAnsi="ArialMT" w:cs="ArialMT"/>
-          <w:szCs w:val="22"/>
-          <w:lang w:val="en-US" w:eastAsia="en-US"/>
-        </w:rPr>
-        <w:t xml:space="preserve">(see ref [3] §2.3.1.15) </w:t>
-      </w:r>
-      <w:r>
-        <w:rPr>
-          <w:rFonts w:ascii="ArialMT" w:hAnsi="ArialMT" w:cs="ArialMT"/>
-          <w:szCs w:val="22"/>
-          <w:lang w:val="en-US" w:eastAsia="en-US"/>
-        </w:rPr>
-        <w:t>always set to 1</w:t>
-      </w:r>
-    </w:p>
-    <w:p>
-      <w:pPr>
-        <w:rPr>
-          <w:lang w:val="en-US"/>
-        </w:rPr>
-      </w:pPr>
-    </w:p>
-    <w:p>
-      <w:pPr>
-        <w:pStyle w:val="Titre1"/>
-        <w:rPr>
-          <w:lang w:val="en-US"/>
-        </w:rPr>
-      </w:pPr>
-      <w:bookmarkStart w:id="281" w:name="_Toc456106054"/>
-      <w:r>
-        <w:rPr>
-          <w:lang w:val="en-US"/>
-        </w:rPr>
-        <w:t>LOAD STRUCTURE</w:t>
-      </w:r>
-      <w:bookmarkEnd w:id="281"/>
-    </w:p>
-    <w:p>
-      <w:pPr>
-        <w:rPr>
-          <w:lang w:val="en-US"/>
-        </w:rPr>
-      </w:pPr>
-      <w:r>
-        <w:rPr>
-          <w:lang w:val="en-US"/>
-        </w:rPr>
-        <w:t>The load structure and files are the following:</w:t>
-      </w:r>
+          <w:lang w:val="en-US"/>
+        </w:rPr>
+        <w:t>Member Sequence Number field (see ref [3] §3.2.3.3.18) is always set to 1</w:t>
+      </w:r>
+    </w:p>
+    <w:p>
+      <w:pPr>
+        <w:rPr>
+          <w:lang w:val="en-US"/>
+        </w:rPr>
+      </w:pPr>
+    </w:p>
+    <w:p>
+      <w:pPr>
+        <w:pStyle w:val="Titre3"/>
+      </w:pPr>
+      <w:bookmarkStart w:id="358" w:name="_Toc456106053"/>
+      <w:r>
+        <w:t>Batch file</w:t>
+      </w:r>
+      <w:bookmarkEnd w:id="358"/>
     </w:p>
     <w:p>
       <w:pPr>
@@ -16550,9 +17021,71 @@
       </w:pPr>
       <w:r>
         <w:rPr>
-          <w:lang w:val="en-US"/>
-        </w:rPr>
-        <w:t>FILES.LUM</w:t>
+          <w:rFonts w:ascii="ArialMT" w:hAnsi="ArialMT" w:cs="ArialMT"/>
+          <w:szCs w:val="22"/>
+          <w:lang w:val="en-US" w:eastAsia="en-US"/>
+        </w:rPr>
+        <w:t>Number of Loads for the Target HW ID POS</w:t>
+      </w:r>
+      <w:r>
+        <w:rPr>
+          <w:rFonts w:ascii="ArialMT" w:hAnsi="ArialMT" w:cs="ArialMT"/>
+          <w:szCs w:val="22"/>
+          <w:lang w:val="en-US" w:eastAsia="en-US"/>
+        </w:rPr>
+        <w:t xml:space="preserve"> </w:t>
+      </w:r>
+      <w:r>
+        <w:rPr>
+          <w:rFonts w:ascii="ArialMT" w:hAnsi="ArialMT" w:cs="ArialMT"/>
+          <w:szCs w:val="22"/>
+          <w:lang w:val="en-US" w:eastAsia="en-US"/>
+        </w:rPr>
+        <w:t xml:space="preserve">(see ref [3] §2.3.1.15) </w:t>
+      </w:r>
+      <w:r>
+        <w:rPr>
+          <w:rFonts w:ascii="ArialMT" w:hAnsi="ArialMT" w:cs="ArialMT"/>
+          <w:szCs w:val="22"/>
+          <w:lang w:val="en-US" w:eastAsia="en-US"/>
+        </w:rPr>
+        <w:t>always set to 1</w:t>
+      </w:r>
+    </w:p>
+    <w:p>
+      <w:pPr>
+        <w:rPr>
+          <w:lang w:val="en-US"/>
+        </w:rPr>
+      </w:pPr>
+    </w:p>
+    <w:p>
+      <w:pPr>
+        <w:pStyle w:val="Titre1"/>
+        <w:rPr>
+          <w:lang w:val="en-US"/>
+        </w:rPr>
+      </w:pPr>
+      <w:bookmarkStart w:id="359" w:name="_Toc456106054"/>
+      <w:r>
+        <w:rPr>
+          <w:lang w:val="en-US"/>
+        </w:rPr>
+        <w:t>LOAD STRUCTURE</w:t>
+      </w:r>
+      <w:bookmarkEnd w:id="359"/>
+    </w:p>
+    <w:p>
+      <w:pPr>
+        <w:rPr>
+          <w:lang w:val="en-US"/>
+        </w:rPr>
+      </w:pPr>
+      <w:r>
+        <w:rPr>
+          <w:lang w:val="en-US"/>
+        </w:rPr>
+        <w:t>The load structure and files are the following:</w:t>
       </w:r>
     </w:p>
     <w:p>
@@ -16570,8 +17103,85 @@
         <w:rPr>
           <w:lang w:val="en-US"/>
         </w:rPr>
-        <w:t>LOADS.LUM</w:t>
-      </w:r>
+        <w:t>FILES.LUM</w:t>
+      </w:r>
+      <w:ins w:id="360" w:author="Pascal Heude" w:date="2026-08-03T17:42:00Z">
+        <w:r>
+          <w:rPr>
+            <w:lang w:val="en-US"/>
+          </w:rPr>
+          <w:t xml:space="preserve"> (if required by tag </w:t>
+        </w:r>
+        <w:r>
+          <w:rPr>
+            <w:rStyle w:val="Lienhypertexte"/>
+            <w:lang w:val="en-US"/>
+          </w:rPr>
+          <w:fldChar w:fldCharType="begin"/>
+        </w:r>
+      </w:ins>
+      <w:ins w:id="361" w:author="Pascal Heude" w:date="2026-08-03T17:43:00Z">
+        <w:r>
+          <w:rPr>
+            <w:rStyle w:val="Lienhypertexte"/>
+            <w:lang w:val="en-US"/>
+          </w:rPr>
+          <w:instrText>HYPERLINK  \l "_Tag_MEDIA"</w:instrText>
+        </w:r>
+        <w:r>
+          <w:rPr>
+            <w:rStyle w:val="Lienhypertexte"/>
+            <w:lang w:val="en-US"/>
+          </w:rPr>
+        </w:r>
+      </w:ins>
+      <w:ins w:id="362" w:author="Pascal Heude" w:date="2026-08-03T17:42:00Z">
+        <w:r>
+          <w:rPr>
+            <w:rStyle w:val="Lienhypertexte"/>
+            <w:lang w:val="en-US"/>
+          </w:rPr>
+          <w:fldChar w:fldCharType="separate"/>
+        </w:r>
+      </w:ins>
+      <w:ins w:id="363" w:author="Pascal Heude" w:date="2026-08-03T17:43:00Z">
+        <w:r>
+          <w:rPr>
+            <w:rStyle w:val="Lienhypertexte"/>
+            <w:lang w:val="en-US"/>
+          </w:rPr>
+          <w:t>ME</w:t>
+        </w:r>
+        <w:r>
+          <w:rPr>
+            <w:rStyle w:val="Lienhypertexte"/>
+            <w:lang w:val="en-US"/>
+          </w:rPr>
+          <w:t>D</w:t>
+        </w:r>
+        <w:r>
+          <w:rPr>
+            <w:rStyle w:val="Lienhypertexte"/>
+            <w:lang w:val="en-US"/>
+          </w:rPr>
+          <w:t>IA</w:t>
+        </w:r>
+      </w:ins>
+      <w:ins w:id="364" w:author="Pascal Heude" w:date="2026-08-03T17:42:00Z">
+        <w:r>
+          <w:rPr>
+            <w:rStyle w:val="Lienhypertexte"/>
+            <w:lang w:val="en-US"/>
+          </w:rPr>
+          <w:fldChar w:fldCharType="end"/>
+        </w:r>
+        <w:r>
+          <w:rPr>
+            <w:lang w:val="en-US"/>
+          </w:rPr>
+          <w:t>)</w:t>
+        </w:r>
+      </w:ins>
     </w:p>
     <w:p>
       <w:pPr>
@@ -16588,29 +17198,63 @@
         <w:rPr>
           <w:lang w:val="en-US"/>
         </w:rPr>
-        <w:t>BATCHES.LUM</w:t>
-      </w:r>
-      <w:r>
-        <w:rPr>
-          <w:lang w:val="en-US"/>
-        </w:rPr>
-        <w:t xml:space="preserve"> (if required by tag </w:t>
-      </w:r>
-      <w:hyperlink w:anchor="_Tag_BATCH" w:history="1">
+        <w:t>LOADS.LUM</w:t>
+      </w:r>
+      <w:ins w:id="365" w:author="Pascal Heude" w:date="2026-08-03T17:44:00Z">
+        <w:r>
+          <w:rPr>
+            <w:lang w:val="en-US"/>
+          </w:rPr>
+          <w:t xml:space="preserve"> (if required by tag </w:t>
+        </w:r>
         <w:r>
           <w:rPr>
             <w:rStyle w:val="Lienhypertexte"/>
             <w:lang w:val="en-US"/>
           </w:rPr>
-          <w:t>BATCH</w:t>
-        </w:r>
-      </w:hyperlink>
-      <w:r>
-        <w:rPr>
-          <w:lang w:val="en-US"/>
-        </w:rPr>
-        <w:t>)</w:t>
-      </w:r>
+          <w:fldChar w:fldCharType="begin"/>
+        </w:r>
+        <w:r>
+          <w:rPr>
+            <w:rStyle w:val="Lienhypertexte"/>
+            <w:lang w:val="en-US"/>
+          </w:rPr>
+          <w:instrText>HYPERLINK  \l "_Tag_MEDIA"</w:instrText>
+        </w:r>
+        <w:r>
+          <w:rPr>
+            <w:rStyle w:val="Lienhypertexte"/>
+            <w:lang w:val="en-US"/>
+          </w:rPr>
+        </w:r>
+        <w:r>
+          <w:rPr>
+            <w:rStyle w:val="Lienhypertexte"/>
+            <w:lang w:val="en-US"/>
+          </w:rPr>
+          <w:fldChar w:fldCharType="separate"/>
+        </w:r>
+        <w:r>
+          <w:rPr>
+            <w:rStyle w:val="Lienhypertexte"/>
+            <w:lang w:val="en-US"/>
+          </w:rPr>
+          <w:t>MEDIA</w:t>
+        </w:r>
+        <w:r>
+          <w:rPr>
+            <w:rStyle w:val="Lienhypertexte"/>
+            <w:lang w:val="en-US"/>
+          </w:rPr>
+          <w:fldChar w:fldCharType="end"/>
+        </w:r>
+        <w:r>
+          <w:rPr>
+            <w:lang w:val="en-US"/>
+          </w:rPr>
+          <w:t>)</w:t>
+        </w:r>
+      </w:ins>
     </w:p>
     <w:p>
       <w:pPr>
@@ -16627,17 +17271,79 @@
         <w:rPr>
           <w:lang w:val="en-US"/>
         </w:rPr>
-        <w:t xml:space="preserve">Batch file (.LUB, if required by tag </w:t>
-      </w:r>
-      <w:hyperlink w:anchor="_Tag_BATCH" w:history="1">
+        <w:t>BATCHES.LUM</w:t>
+      </w:r>
+      <w:r>
+        <w:rPr>
+          <w:lang w:val="en-US"/>
+        </w:rPr>
+        <w:t xml:space="preserve"> (if required by tag </w:t>
+      </w:r>
+      <w:r>
+        <w:rPr>
+          <w:rStyle w:val="Lienhypertexte"/>
+          <w:lang w:val="en-US"/>
+        </w:rPr>
+        <w:fldChar w:fldCharType="begin"/>
+      </w:r>
+      <w:ins w:id="366" w:author="Pascal Heude" w:date="2026-08-03T17:44:00Z">
         <w:r>
           <w:rPr>
             <w:rStyle w:val="Lienhypertexte"/>
             <w:lang w:val="en-US"/>
           </w:rPr>
-          <w:t>BATCH</w:t>
-        </w:r>
-      </w:hyperlink>
+          <w:instrText>HYPERLINK  \l "_Tag_MEDIA"</w:instrText>
+        </w:r>
+      </w:ins>
+      <w:del w:id="367" w:author="Pascal Heude" w:date="2026-08-03T17:44:00Z">
+        <w:r>
+          <w:rPr>
+            <w:rStyle w:val="Lienhypertexte"/>
+            <w:lang w:val="en-US"/>
+          </w:rPr>
+          <w:delInstrText xml:space="preserve"> HYPERLINK \l "_Tag_BATCH" </w:delInstrText>
+        </w:r>
+      </w:del>
+      <w:ins w:id="368" w:author="Pascal Heude" w:date="2026-08-03T17:44:00Z">
+        <w:r>
+          <w:rPr>
+            <w:rStyle w:val="Lienhypertexte"/>
+            <w:lang w:val="en-US"/>
+          </w:rPr>
+        </w:r>
+      </w:ins>
+      <w:r>
+        <w:rPr>
+          <w:rStyle w:val="Lienhypertexte"/>
+          <w:lang w:val="en-US"/>
+        </w:rPr>
+        <w:fldChar w:fldCharType="separate"/>
+      </w:r>
+      <w:del w:id="369" w:author="Pascal Heude" w:date="2026-08-03T17:44:00Z">
+        <w:r>
+          <w:rPr>
+            <w:rStyle w:val="Lienhypertexte"/>
+            <w:lang w:val="en-US"/>
+          </w:rPr>
+          <w:delText>BATCH</w:delText>
+        </w:r>
+      </w:del>
+      <w:ins w:id="370" w:author="Pascal Heude" w:date="2026-08-03T17:44:00Z">
+        <w:r>
+          <w:rPr>
+            <w:rStyle w:val="Lienhypertexte"/>
+            <w:lang w:val="en-US"/>
+          </w:rPr>
+          <w:t>MEDIA</w:t>
+        </w:r>
+      </w:ins>
+      <w:r>
+        <w:rPr>
+          <w:rStyle w:val="Lienhypertexte"/>
+          <w:lang w:val="en-US"/>
+        </w:rPr>
+        <w:fldChar w:fldCharType="end"/>
+      </w:r>
       <w:r>
         <w:rPr>
           <w:lang w:val="en-US"/>
@@ -16660,6 +17366,39 @@
         <w:rPr>
           <w:lang w:val="en-US"/>
         </w:rPr>
+        <w:t xml:space="preserve">Batch file (.LUB, if required by tag </w:t>
+      </w:r>
+      <w:hyperlink w:anchor="_Tag_BATCH" w:history="1">
+        <w:r>
+          <w:rPr>
+            <w:rStyle w:val="Lienhypertexte"/>
+            <w:lang w:val="en-US"/>
+          </w:rPr>
+          <w:t>BATCH</w:t>
+        </w:r>
+      </w:hyperlink>
+      <w:r>
+        <w:rPr>
+          <w:lang w:val="en-US"/>
+        </w:rPr>
+        <w:t>)</w:t>
+      </w:r>
+    </w:p>
+    <w:p>
+      <w:pPr>
+        <w:pStyle w:val="Paragraphedeliste"/>
+        <w:numPr>
+          <w:ilvl w:val="0"/>
+          <w:numId w:val="22"/>
+        </w:numPr>
+        <w:rPr>
+          <w:lang w:val="en-US"/>
+        </w:rPr>
+      </w:pPr>
+      <w:r>
+        <w:rPr>
+          <w:lang w:val="en-US"/>
+        </w:rPr>
         <w:t xml:space="preserve">Sub directory (see </w:t>
       </w:r>
       <w:r>
@@ -16731,7 +17470,7 @@
           <w:lang w:val="en-US"/>
         </w:rPr>
       </w:pPr>
-      <w:ins w:id="282" w:author="Pascal Heude" w:date="2026-07-30T23:07:00Z">
+      <w:ins w:id="371" w:author="Pascal Heude" w:date="2026-07-30T23:07:00Z">
         <w:r>
           <w:rPr>
             <w:lang w:val="en-US"/>
@@ -16751,21 +17490,22 @@
       <w:pPr>
         <w:pStyle w:val="Titre2"/>
       </w:pPr>
-      <w:bookmarkStart w:id="283" w:name="_Toc456106055"/>
+      <w:bookmarkStart w:id="372" w:name="_Toc456106055"/>
       <w:r>
         <w:t>Filenames</w:t>
       </w:r>
-      <w:bookmarkEnd w:id="283"/>
+      <w:bookmarkEnd w:id="372"/>
     </w:p>
     <w:p>
       <w:pPr>
         <w:pStyle w:val="Titre3"/>
       </w:pPr>
-      <w:bookmarkStart w:id="284" w:name="_Toc456106056"/>
-      <w:r>
+      <w:bookmarkStart w:id="373" w:name="_Toc456106056"/>
+      <w:r>
+        <w:lastRenderedPageBreak/>
         <w:t>Header file</w:t>
       </w:r>
-      <w:bookmarkEnd w:id="284"/>
+      <w:bookmarkEnd w:id="373"/>
     </w:p>
     <w:p>
       <w:pPr>
@@ -16860,25 +17600,24 @@
       <w:pPr>
         <w:pStyle w:val="Titre3"/>
       </w:pPr>
-      <w:bookmarkStart w:id="285" w:name="_Toc456106057"/>
-      <w:bookmarkStart w:id="286" w:name="_Ref236259785"/>
+      <w:bookmarkStart w:id="374" w:name="_Toc456106057"/>
+      <w:bookmarkStart w:id="375" w:name="_Ref236259785"/>
       <w:r>
         <w:t>Data files</w:t>
       </w:r>
-      <w:bookmarkEnd w:id="285"/>
-      <w:bookmarkEnd w:id="286"/>
-    </w:p>
-    <w:p>
-      <w:pPr>
-        <w:rPr>
-          <w:lang w:val="en-US"/>
-        </w:rPr>
-      </w:pPr>
-      <w:r>
-        <w:rPr>
-          <w:lang w:val="en-US"/>
-        </w:rPr>
-        <w:lastRenderedPageBreak/>
+      <w:bookmarkEnd w:id="374"/>
+      <w:bookmarkEnd w:id="375"/>
+    </w:p>
+    <w:p>
+      <w:pPr>
+        <w:rPr>
+          <w:lang w:val="en-US"/>
+        </w:rPr>
+      </w:pPr>
+      <w:r>
+        <w:rPr>
+          <w:lang w:val="en-US"/>
+        </w:rPr>
         <w:t>The name of the data files is built</w:t>
       </w:r>
       <w:r>
@@ -16957,11 +17696,11 @@
       <w:pPr>
         <w:pStyle w:val="Titre3"/>
       </w:pPr>
-      <w:bookmarkStart w:id="287" w:name="_Toc456106058"/>
+      <w:bookmarkStart w:id="376" w:name="_Toc456106058"/>
       <w:r>
         <w:t>Batch file</w:t>
       </w:r>
-      <w:bookmarkEnd w:id="287"/>
+      <w:bookmarkEnd w:id="376"/>
     </w:p>
     <w:p>
       <w:pPr>
@@ -17166,7 +17905,7 @@
       <w:rPr>
         <w:noProof/>
       </w:rPr>
-      <w:t>12</w:t>
+      <w:t>18</w:t>
     </w:r>
     <w:r>
       <w:fldChar w:fldCharType="end"/>
@@ -21585,7 +22324,7 @@
 </file>
 
 <file path=customXml/itemProps1.xml><?xml version="1.0" encoding="utf-8"?>
-<ds:datastoreItem xmlns:ds="http://schemas.openxmlformats.org/officeDocument/2006/customXml" ds:itemID="{E1C5E0DB-0D8E-4F17-B81E-2D8DBB8DEEC0}">
+<ds:datastoreItem xmlns:ds="http://schemas.openxmlformats.org/officeDocument/2006/customXml" ds:itemID="{A0E4107D-F7A3-4BD2-9CD4-3D12916E641D}">
   <ds:schemaRefs>
     <ds:schemaRef ds:uri="http://schemas.openxmlformats.org/officeDocument/2006/bibliography"/>
   </ds:schemaRefs>

--- a/eclipse_project/LSPB UM.docx
+++ b/eclipse_project/LSPB UM.docx
@@ -6537,8 +6537,6 @@
           <w:t>t</w:t>
         </w:r>
       </w:ins>
-      <w:bookmarkStart w:id="34" w:name="_GoBack"/>
-      <w:bookmarkEnd w:id="34"/>
       <w:r>
         <w:rPr>
           <w:lang w:val="en-US"/>
@@ -6579,7 +6577,7 @@
           <v:shape id="_x0000_i1025" type="#_x0000_t75" style="width:77pt;height:50pt" o:ole="">
             <v:imagedata r:id="rId14" o:title=""/>
           </v:shape>
-          <o:OLEObject Type="Embed" ProgID="Package" ShapeID="_x0000_i1025" DrawAspect="Icon" ObjectID="_1847285013" r:id="rId15"/>
+          <o:OLEObject Type="Embed" ProgID="Package" ShapeID="_x0000_i1025" DrawAspect="Icon" ObjectID="_1847377058" r:id="rId15"/>
         </w:object>
       </w:r>
     </w:p>
@@ -7601,13 +7599,13 @@
           <w:lang w:val="en-US"/>
         </w:rPr>
       </w:pPr>
-      <w:ins w:id="35" w:author="Pascal Heude" w:date="2026-08-01T19:23:00Z">
+      <w:ins w:id="34" w:author="Pascal Heude" w:date="2026-08-01T19:23:00Z">
         <w:r>
           <w:rPr>
             <w:b/>
             <w:color w:val="0070C0"/>
             <w:lang w:val="en-US"/>
-            <w:rPrChange w:id="36" w:author="Pascal Heude" w:date="2026-08-01T19:24:00Z">
+            <w:rPrChange w:id="35" w:author="Pascal Heude" w:date="2026-08-01T19:24:00Z">
               <w:rPr>
                 <w:lang w:val="en-US"/>
               </w:rPr>
@@ -7622,7 +7620,7 @@
           <w:t xml:space="preserve">: </w:t>
         </w:r>
       </w:ins>
-      <w:del w:id="37" w:author="Pascal Heude" w:date="2026-08-03T17:57:00Z">
+      <w:del w:id="36" w:author="Pascal Heude" w:date="2026-08-03T17:57:00Z">
         <w:r>
           <w:rPr>
             <w:lang w:val="en-US"/>
@@ -7630,7 +7628,7 @@
           <w:delText>A</w:delText>
         </w:r>
       </w:del>
-      <w:ins w:id="38" w:author="Pascal Heude" w:date="2026-08-03T17:57:00Z">
+      <w:ins w:id="37" w:author="Pascal Heude" w:date="2026-08-03T17:57:00Z">
         <w:r>
           <w:rPr>
             <w:lang w:val="en-US"/>
@@ -9237,16 +9235,16 @@
       <w:pPr>
         <w:pStyle w:val="Titre3"/>
       </w:pPr>
-      <w:bookmarkStart w:id="39" w:name="_Tag_ARINC665_CONFIGURATION_FILE"/>
-      <w:bookmarkStart w:id="40" w:name="_Toc456106018"/>
+      <w:bookmarkStart w:id="38" w:name="_Tag_ARINC665_CONFIGURATION_FILE"/>
+      <w:bookmarkStart w:id="39" w:name="_Toc456106018"/>
+      <w:bookmarkEnd w:id="38"/>
+      <w:r>
+        <w:t xml:space="preserve">Tag </w:t>
+      </w:r>
+      <w:r>
+        <w:t>ARINC665_CONFIGURATION_FILE</w:t>
+      </w:r>
       <w:bookmarkEnd w:id="39"/>
-      <w:r>
-        <w:t xml:space="preserve">Tag </w:t>
-      </w:r>
-      <w:r>
-        <w:t>ARINC665_CONFIGURATION_FILE</w:t>
-      </w:r>
-      <w:bookmarkEnd w:id="40"/>
     </w:p>
     <w:p>
       <w:pPr>
@@ -9264,17 +9262,17 @@
     <w:p>
       <w:pPr>
         <w:rPr>
-          <w:moveTo w:id="41" w:author="Pascal Heude" w:date="2026-08-01T19:24:00Z"/>
-          <w:lang w:val="en-US"/>
-        </w:rPr>
-      </w:pPr>
-      <w:ins w:id="42" w:author="Pascal Heude" w:date="2026-08-01T19:24:00Z">
+          <w:moveTo w:id="40" w:author="Pascal Heude" w:date="2026-08-01T19:24:00Z"/>
+          <w:lang w:val="en-US"/>
+        </w:rPr>
+      </w:pPr>
+      <w:ins w:id="41" w:author="Pascal Heude" w:date="2026-08-01T19:24:00Z">
         <w:r>
           <w:rPr>
             <w:b/>
             <w:color w:val="0070C0"/>
             <w:lang w:val="en-US"/>
-            <w:rPrChange w:id="43" w:author="Pascal Heude" w:date="2026-08-01T19:25:00Z">
+            <w:rPrChange w:id="42" w:author="Pascal Heude" w:date="2026-08-01T19:25:00Z">
               <w:rPr>
                 <w:lang w:val="en-US"/>
               </w:rPr>
@@ -9283,13 +9281,13 @@
           <w:t>URQT</w:t>
         </w:r>
       </w:ins>
-      <w:ins w:id="44" w:author="Pascal Heude" w:date="2026-08-01T19:25:00Z">
+      <w:ins w:id="43" w:author="Pascal Heude" w:date="2026-08-01T19:25:00Z">
         <w:r>
           <w:rPr>
             <w:b/>
             <w:color w:val="0070C0"/>
             <w:lang w:val="en-US"/>
-            <w:rPrChange w:id="45" w:author="Pascal Heude" w:date="2026-08-01T19:25:00Z">
+            <w:rPrChange w:id="44" w:author="Pascal Heude" w:date="2026-08-01T19:25:00Z">
               <w:rPr>
                 <w:lang w:val="en-US"/>
               </w:rPr>
@@ -9304,9 +9302,9 @@
           <w:t xml:space="preserve">: </w:t>
         </w:r>
       </w:ins>
-      <w:moveToRangeStart w:id="46" w:author="Pascal Heude" w:date="2026-08-01T19:24:00Z" w:name="move236504710"/>
-      <w:moveTo w:id="47" w:author="Pascal Heude" w:date="2026-08-01T19:24:00Z">
-        <w:del w:id="48" w:author="Pascal Heude" w:date="2026-08-03T17:57:00Z">
+      <w:moveToRangeStart w:id="45" w:author="Pascal Heude" w:date="2026-08-01T19:24:00Z" w:name="move236504710"/>
+      <w:moveTo w:id="46" w:author="Pascal Heude" w:date="2026-08-01T19:24:00Z">
+        <w:del w:id="47" w:author="Pascal Heude" w:date="2026-08-03T17:57:00Z">
           <w:r>
             <w:rPr>
               <w:lang w:val="en-US"/>
@@ -9315,7 +9313,7 @@
           </w:r>
         </w:del>
       </w:moveTo>
-      <w:ins w:id="49" w:author="Pascal Heude" w:date="2026-08-03T17:57:00Z">
+      <w:ins w:id="48" w:author="Pascal Heude" w:date="2026-08-03T17:57:00Z">
         <w:r>
           <w:rPr>
             <w:lang w:val="en-US"/>
@@ -9323,14 +9321,14 @@
           <w:t>t</w:t>
         </w:r>
       </w:ins>
-      <w:moveTo w:id="50" w:author="Pascal Heude" w:date="2026-08-01T19:24:00Z">
+      <w:moveTo w:id="49" w:author="Pascal Heude" w:date="2026-08-01T19:24:00Z">
         <w:r>
           <w:rPr>
             <w:lang w:val="en-US"/>
           </w:rPr>
           <w:t xml:space="preserve">his tag </w:t>
         </w:r>
-        <w:del w:id="51" w:author="Pascal Heude" w:date="2026-08-01T19:25:00Z">
+        <w:del w:id="50" w:author="Pascal Heude" w:date="2026-08-01T19:25:00Z">
           <w:r>
             <w:rPr>
               <w:lang w:val="en-US"/>
@@ -9339,7 +9337,7 @@
           </w:r>
         </w:del>
       </w:moveTo>
-      <w:ins w:id="52" w:author="Pascal Heude" w:date="2026-08-01T19:25:00Z">
+      <w:ins w:id="51" w:author="Pascal Heude" w:date="2026-08-01T19:25:00Z">
         <w:r>
           <w:rPr>
             <w:lang w:val="en-US"/>
@@ -9347,7 +9345,7 @@
           <w:t>shall be</w:t>
         </w:r>
       </w:ins>
-      <w:moveTo w:id="53" w:author="Pascal Heude" w:date="2026-08-01T19:24:00Z">
+      <w:moveTo w:id="52" w:author="Pascal Heude" w:date="2026-08-01T19:24:00Z">
         <w:r>
           <w:rPr>
             <w:lang w:val="en-US"/>
@@ -9356,20 +9354,20 @@
         </w:r>
       </w:moveTo>
     </w:p>
-    <w:moveToRangeEnd w:id="46"/>
-    <w:p>
-      <w:pPr>
-        <w:rPr>
-          <w:lang w:val="en-US"/>
-        </w:rPr>
-      </w:pPr>
-      <w:ins w:id="54" w:author="Pascal Heude" w:date="2026-08-01T19:25:00Z">
+    <w:moveToRangeEnd w:id="45"/>
+    <w:p>
+      <w:pPr>
+        <w:rPr>
+          <w:lang w:val="en-US"/>
+        </w:rPr>
+      </w:pPr>
+      <w:ins w:id="53" w:author="Pascal Heude" w:date="2026-08-01T19:25:00Z">
         <w:r>
           <w:rPr>
             <w:b/>
             <w:color w:val="0070C0"/>
             <w:lang w:val="en-US"/>
-            <w:rPrChange w:id="55" w:author="Pascal Heude" w:date="2026-08-01T19:25:00Z">
+            <w:rPrChange w:id="54" w:author="Pascal Heude" w:date="2026-08-01T19:25:00Z">
               <w:rPr>
                 <w:lang w:val="en-US"/>
               </w:rPr>
@@ -9384,7 +9382,7 @@
           <w:t xml:space="preserve">: </w:t>
         </w:r>
       </w:ins>
-      <w:del w:id="56" w:author="Pascal Heude" w:date="2026-08-03T17:57:00Z">
+      <w:del w:id="55" w:author="Pascal Heude" w:date="2026-08-03T17:57:00Z">
         <w:r>
           <w:rPr>
             <w:lang w:val="en-US"/>
@@ -9392,7 +9390,7 @@
           <w:delText>T</w:delText>
         </w:r>
       </w:del>
-      <w:ins w:id="57" w:author="Pascal Heude" w:date="2026-08-03T17:57:00Z">
+      <w:ins w:id="56" w:author="Pascal Heude" w:date="2026-08-03T17:57:00Z">
         <w:r>
           <w:rPr>
             <w:lang w:val="en-US"/>
@@ -9512,12 +9510,12 @@
     <w:p>
       <w:pPr>
         <w:rPr>
-          <w:moveFrom w:id="58" w:author="Pascal Heude" w:date="2026-08-01T19:24:00Z"/>
-          <w:lang w:val="en-US"/>
-        </w:rPr>
-      </w:pPr>
-      <w:moveFromRangeStart w:id="59" w:author="Pascal Heude" w:date="2026-08-01T19:24:00Z" w:name="move236504710"/>
-      <w:moveFrom w:id="60" w:author="Pascal Heude" w:date="2026-08-01T19:24:00Z">
+          <w:moveFrom w:id="57" w:author="Pascal Heude" w:date="2026-08-01T19:24:00Z"/>
+          <w:lang w:val="en-US"/>
+        </w:rPr>
+      </w:pPr>
+      <w:moveFromRangeStart w:id="58" w:author="Pascal Heude" w:date="2026-08-01T19:24:00Z" w:name="move236504710"/>
+      <w:moveFrom w:id="59" w:author="Pascal Heude" w:date="2026-08-01T19:24:00Z">
         <w:r>
           <w:rPr>
             <w:lang w:val="en-US"/>
@@ -9526,7 +9524,7 @@
         </w:r>
       </w:moveFrom>
     </w:p>
-    <w:moveFromRangeEnd w:id="59"/>
+    <w:moveFromRangeEnd w:id="58"/>
     <w:p>
       <w:pPr>
         <w:rPr>
@@ -9713,16 +9711,16 @@
           <w:lang w:val="en-US"/>
         </w:rPr>
       </w:pPr>
-      <w:bookmarkStart w:id="61" w:name="_Tag_KEY"/>
-      <w:bookmarkStart w:id="62" w:name="_Toc456106019"/>
+      <w:bookmarkStart w:id="60" w:name="_Tag_KEY"/>
+      <w:bookmarkStart w:id="61" w:name="_Toc456106019"/>
+      <w:bookmarkEnd w:id="60"/>
+      <w:r>
+        <w:rPr>
+          <w:lang w:val="en-US"/>
+        </w:rPr>
+        <w:t>Tag KEY</w:t>
+      </w:r>
       <w:bookmarkEnd w:id="61"/>
-      <w:r>
-        <w:rPr>
-          <w:lang w:val="en-US"/>
-        </w:rPr>
-        <w:t>Tag KEY</w:t>
-      </w:r>
-      <w:bookmarkEnd w:id="62"/>
     </w:p>
     <w:p>
       <w:pPr>
@@ -9755,13 +9753,13 @@
           <w:lang w:val="en-US"/>
         </w:rPr>
       </w:pPr>
-      <w:ins w:id="63" w:author="Pascal Heude" w:date="2026-08-01T19:26:00Z">
+      <w:ins w:id="62" w:author="Pascal Heude" w:date="2026-08-01T19:26:00Z">
         <w:r>
           <w:rPr>
             <w:b/>
             <w:color w:val="0070C0"/>
             <w:lang w:val="en-US"/>
-            <w:rPrChange w:id="64" w:author="Pascal Heude" w:date="2026-08-01T19:26:00Z">
+            <w:rPrChange w:id="63" w:author="Pascal Heude" w:date="2026-08-01T19:26:00Z">
               <w:rPr>
                 <w:lang w:val="en-US"/>
               </w:rPr>
@@ -9776,7 +9774,7 @@
           <w:t xml:space="preserve">: </w:t>
         </w:r>
       </w:ins>
-      <w:del w:id="65" w:author="Pascal Heude" w:date="2026-08-03T17:57:00Z">
+      <w:del w:id="64" w:author="Pascal Heude" w:date="2026-08-03T17:57:00Z">
         <w:r>
           <w:rPr>
             <w:lang w:val="en-US"/>
@@ -9784,7 +9782,7 @@
           <w:delText>T</w:delText>
         </w:r>
       </w:del>
-      <w:ins w:id="66" w:author="Pascal Heude" w:date="2026-08-03T17:57:00Z">
+      <w:ins w:id="65" w:author="Pascal Heude" w:date="2026-08-03T17:57:00Z">
         <w:r>
           <w:rPr>
             <w:lang w:val="en-US"/>
@@ -9955,13 +9953,13 @@
       <w:pPr>
         <w:pStyle w:val="Titre3"/>
       </w:pPr>
-      <w:bookmarkStart w:id="67" w:name="_Tag_BATCH"/>
-      <w:bookmarkStart w:id="68" w:name="_Toc456106020"/>
+      <w:bookmarkStart w:id="66" w:name="_Tag_BATCH"/>
+      <w:bookmarkStart w:id="67" w:name="_Toc456106020"/>
+      <w:bookmarkEnd w:id="66"/>
+      <w:r>
+        <w:t>Tag BATCH</w:t>
+      </w:r>
       <w:bookmarkEnd w:id="67"/>
-      <w:r>
-        <w:t>Tag BATCH</w:t>
-      </w:r>
-      <w:bookmarkEnd w:id="68"/>
     </w:p>
     <w:p>
       <w:pPr>
@@ -9994,29 +9992,28 @@
           <w:lang w:val="en-US"/>
         </w:rPr>
       </w:pPr>
-      <w:ins w:id="69" w:author="Pascal Heude" w:date="2026-08-01T19:29:00Z">
+      <w:ins w:id="68" w:author="Pascal Heude" w:date="2026-08-01T19:29:00Z">
         <w:r>
           <w:rPr>
             <w:b/>
             <w:color w:val="0070C0"/>
             <w:lang w:val="en-US"/>
-            <w:rPrChange w:id="70" w:author="Pascal Heude" w:date="2026-08-01T19:30:00Z">
+            <w:rPrChange w:id="69" w:author="Pascal Heude" w:date="2026-08-01T19:30:00Z">
               <w:rPr>
                 <w:lang w:val="en-US"/>
               </w:rPr>
             </w:rPrChange>
           </w:rPr>
-          <w:lastRenderedPageBreak/>
           <w:t>URQT_</w:t>
         </w:r>
       </w:ins>
-      <w:ins w:id="71" w:author="Pascal Heude" w:date="2026-08-01T19:30:00Z">
+      <w:ins w:id="70" w:author="Pascal Heude" w:date="2026-08-01T19:30:00Z">
         <w:r>
           <w:rPr>
             <w:b/>
             <w:color w:val="0070C0"/>
             <w:lang w:val="en-US"/>
-            <w:rPrChange w:id="72" w:author="Pascal Heude" w:date="2026-08-01T19:30:00Z">
+            <w:rPrChange w:id="71" w:author="Pascal Heude" w:date="2026-08-01T19:30:00Z">
               <w:rPr>
                 <w:lang w:val="en-US"/>
               </w:rPr>
@@ -10039,7 +10036,7 @@
           <w:t xml:space="preserve">: </w:t>
         </w:r>
       </w:ins>
-      <w:del w:id="73" w:author="Pascal Heude" w:date="2026-08-03T17:57:00Z">
+      <w:del w:id="72" w:author="Pascal Heude" w:date="2026-08-03T17:57:00Z">
         <w:r>
           <w:rPr>
             <w:lang w:val="en-US"/>
@@ -10047,7 +10044,7 @@
           <w:delText>T</w:delText>
         </w:r>
       </w:del>
-      <w:ins w:id="74" w:author="Pascal Heude" w:date="2026-08-03T17:57:00Z">
+      <w:ins w:id="73" w:author="Pascal Heude" w:date="2026-08-03T17:57:00Z">
         <w:r>
           <w:rPr>
             <w:lang w:val="en-US"/>
@@ -10101,6 +10098,7 @@
         <w:rPr>
           <w:lang w:val="en-US"/>
         </w:rPr>
+        <w:lastRenderedPageBreak/>
         <w:t>NO : no files will be generated</w:t>
       </w:r>
     </w:p>
@@ -10269,13 +10267,13 @@
       <w:pPr>
         <w:pStyle w:val="Titre3"/>
       </w:pPr>
-      <w:bookmarkStart w:id="75" w:name="_Tag_CODE"/>
-      <w:bookmarkStart w:id="76" w:name="_Toc456106021"/>
+      <w:bookmarkStart w:id="74" w:name="_Tag_CODE"/>
+      <w:bookmarkStart w:id="75" w:name="_Toc456106021"/>
+      <w:bookmarkEnd w:id="74"/>
+      <w:r>
+        <w:t>Tag CODE</w:t>
+      </w:r>
       <w:bookmarkEnd w:id="75"/>
-      <w:r>
-        <w:t>Tag CODE</w:t>
-      </w:r>
-      <w:bookmarkEnd w:id="76"/>
     </w:p>
     <w:p>
       <w:pPr>
@@ -10293,12 +10291,12 @@
     <w:p>
       <w:pPr>
         <w:rPr>
-          <w:moveFrom w:id="77" w:author="Pascal Heude" w:date="2026-08-01T19:35:00Z"/>
-          <w:lang w:val="en-US"/>
-        </w:rPr>
-      </w:pPr>
-      <w:moveFromRangeStart w:id="78" w:author="Pascal Heude" w:date="2026-08-01T19:35:00Z" w:name="move236505319"/>
-      <w:moveFrom w:id="79" w:author="Pascal Heude" w:date="2026-08-01T19:35:00Z">
+          <w:moveFrom w:id="76" w:author="Pascal Heude" w:date="2026-08-01T19:35:00Z"/>
+          <w:lang w:val="en-US"/>
+        </w:rPr>
+      </w:pPr>
+      <w:moveFromRangeStart w:id="77" w:author="Pascal Heude" w:date="2026-08-01T19:35:00Z" w:name="move236505319"/>
+      <w:moveFrom w:id="78" w:author="Pascal Heude" w:date="2026-08-01T19:35:00Z">
         <w:r>
           <w:rPr>
             <w:lang w:val="en-US"/>
@@ -10331,20 +10329,20 @@
         </w:r>
       </w:moveFrom>
     </w:p>
-    <w:moveFromRangeEnd w:id="78"/>
-    <w:p>
-      <w:pPr>
-        <w:rPr>
-          <w:lang w:val="en-US"/>
-        </w:rPr>
-      </w:pPr>
-      <w:ins w:id="80" w:author="Pascal Heude" w:date="2026-08-01T19:35:00Z">
+    <w:moveFromRangeEnd w:id="77"/>
+    <w:p>
+      <w:pPr>
+        <w:rPr>
+          <w:lang w:val="en-US"/>
+        </w:rPr>
+      </w:pPr>
+      <w:ins w:id="79" w:author="Pascal Heude" w:date="2026-08-01T19:35:00Z">
         <w:r>
           <w:rPr>
             <w:b/>
             <w:color w:val="0070C0"/>
             <w:lang w:val="en-US"/>
-            <w:rPrChange w:id="81" w:author="Pascal Heude" w:date="2026-08-01T19:35:00Z">
+            <w:rPrChange w:id="80" w:author="Pascal Heude" w:date="2026-08-01T19:35:00Z">
               <w:rPr>
                 <w:lang w:val="en-US"/>
               </w:rPr>
@@ -10359,7 +10357,7 @@
           <w:t xml:space="preserve">: </w:t>
         </w:r>
       </w:ins>
-      <w:del w:id="82" w:author="Pascal Heude" w:date="2026-08-03T17:56:00Z">
+      <w:del w:id="81" w:author="Pascal Heude" w:date="2026-08-03T17:56:00Z">
         <w:r>
           <w:rPr>
             <w:lang w:val="en-US"/>
@@ -10367,7 +10365,7 @@
           <w:delText>T</w:delText>
         </w:r>
       </w:del>
-      <w:ins w:id="83" w:author="Pascal Heude" w:date="2026-08-03T17:56:00Z">
+      <w:ins w:id="82" w:author="Pascal Heude" w:date="2026-08-03T17:56:00Z">
         <w:r>
           <w:rPr>
             <w:lang w:val="en-US"/>
@@ -10381,7 +10379,7 @@
         </w:rPr>
         <w:t xml:space="preserve">his tag </w:t>
       </w:r>
-      <w:ins w:id="84" w:author="Pascal Heude" w:date="2026-08-01T19:35:00Z">
+      <w:ins w:id="83" w:author="Pascal Heude" w:date="2026-08-01T19:35:00Z">
         <w:r>
           <w:rPr>
             <w:lang w:val="en-US"/>
@@ -10389,7 +10387,7 @@
           <w:t xml:space="preserve">shall be </w:t>
         </w:r>
       </w:ins>
-      <w:del w:id="85" w:author="Pascal Heude" w:date="2026-08-01T19:35:00Z">
+      <w:del w:id="84" w:author="Pascal Heude" w:date="2026-08-01T19:35:00Z">
         <w:r>
           <w:rPr>
             <w:lang w:val="en-US"/>
@@ -10407,17 +10405,17 @@
     <w:p>
       <w:pPr>
         <w:rPr>
-          <w:moveTo w:id="86" w:author="Pascal Heude" w:date="2026-08-01T19:35:00Z"/>
-          <w:lang w:val="en-US"/>
-        </w:rPr>
-      </w:pPr>
-      <w:ins w:id="87" w:author="Pascal Heude" w:date="2026-08-01T19:35:00Z">
+          <w:moveTo w:id="85" w:author="Pascal Heude" w:date="2026-08-01T19:35:00Z"/>
+          <w:lang w:val="en-US"/>
+        </w:rPr>
+      </w:pPr>
+      <w:ins w:id="86" w:author="Pascal Heude" w:date="2026-08-01T19:35:00Z">
         <w:r>
           <w:rPr>
             <w:b/>
             <w:color w:val="0070C0"/>
             <w:lang w:val="en-US"/>
-            <w:rPrChange w:id="88" w:author="Pascal Heude" w:date="2026-08-01T19:35:00Z">
+            <w:rPrChange w:id="87" w:author="Pascal Heude" w:date="2026-08-01T19:35:00Z">
               <w:rPr>
                 <w:lang w:val="en-US"/>
               </w:rPr>
@@ -10432,9 +10430,9 @@
           <w:t xml:space="preserve">: </w:t>
         </w:r>
       </w:ins>
-      <w:moveToRangeStart w:id="89" w:author="Pascal Heude" w:date="2026-08-01T19:35:00Z" w:name="move236505319"/>
-      <w:moveTo w:id="90" w:author="Pascal Heude" w:date="2026-08-01T19:35:00Z">
-        <w:del w:id="91" w:author="Pascal Heude" w:date="2026-08-03T17:56:00Z">
+      <w:moveToRangeStart w:id="88" w:author="Pascal Heude" w:date="2026-08-01T19:35:00Z" w:name="move236505319"/>
+      <w:moveTo w:id="89" w:author="Pascal Heude" w:date="2026-08-01T19:35:00Z">
+        <w:del w:id="90" w:author="Pascal Heude" w:date="2026-08-03T17:56:00Z">
           <w:r>
             <w:rPr>
               <w:lang w:val="en-US"/>
@@ -10443,7 +10441,7 @@
           </w:r>
         </w:del>
       </w:moveTo>
-      <w:ins w:id="92" w:author="Pascal Heude" w:date="2026-08-03T17:56:00Z">
+      <w:ins w:id="91" w:author="Pascal Heude" w:date="2026-08-03T17:56:00Z">
         <w:r>
           <w:rPr>
             <w:lang w:val="en-US"/>
@@ -10451,7 +10449,7 @@
           <w:t>t</w:t>
         </w:r>
       </w:ins>
-      <w:moveTo w:id="93" w:author="Pascal Heude" w:date="2026-08-01T19:35:00Z">
+      <w:moveTo w:id="92" w:author="Pascal Heude" w:date="2026-08-01T19:35:00Z">
         <w:r>
           <w:rPr>
             <w:lang w:val="en-US"/>
@@ -10460,7 +10458,7 @@
         </w:r>
       </w:moveTo>
     </w:p>
-    <w:moveToRangeEnd w:id="89"/>
+    <w:moveToRangeEnd w:id="88"/>
     <w:p>
       <w:pPr>
         <w:rPr>
@@ -10518,13 +10516,13 @@
       <w:pPr>
         <w:pStyle w:val="Titre3"/>
       </w:pPr>
-      <w:bookmarkStart w:id="94" w:name="_Tag_LOAD"/>
-      <w:bookmarkStart w:id="95" w:name="_Toc456106022"/>
+      <w:bookmarkStart w:id="93" w:name="_Tag_LOAD"/>
+      <w:bookmarkStart w:id="94" w:name="_Toc456106022"/>
+      <w:bookmarkEnd w:id="93"/>
+      <w:r>
+        <w:t>Tag LOAD</w:t>
+      </w:r>
       <w:bookmarkEnd w:id="94"/>
-      <w:r>
-        <w:t>Tag LOAD</w:t>
-      </w:r>
-      <w:bookmarkEnd w:id="95"/>
     </w:p>
     <w:p>
       <w:pPr>
@@ -10542,17 +10540,17 @@
     <w:p>
       <w:pPr>
         <w:rPr>
-          <w:moveTo w:id="96" w:author="Pascal Heude" w:date="2026-08-01T19:35:00Z"/>
-          <w:lang w:val="en-US"/>
-        </w:rPr>
-      </w:pPr>
-      <w:ins w:id="97" w:author="Pascal Heude" w:date="2026-08-01T19:35:00Z">
+          <w:moveTo w:id="95" w:author="Pascal Heude" w:date="2026-08-01T19:35:00Z"/>
+          <w:lang w:val="en-US"/>
+        </w:rPr>
+      </w:pPr>
+      <w:ins w:id="96" w:author="Pascal Heude" w:date="2026-08-01T19:35:00Z">
         <w:r>
           <w:rPr>
             <w:b/>
             <w:color w:val="0070C0"/>
             <w:lang w:val="en-US"/>
-            <w:rPrChange w:id="98" w:author="Pascal Heude" w:date="2026-08-01T19:36:00Z">
+            <w:rPrChange w:id="97" w:author="Pascal Heude" w:date="2026-08-01T19:36:00Z">
               <w:rPr>
                 <w:lang w:val="en-US"/>
               </w:rPr>
@@ -10567,9 +10565,9 @@
           <w:t xml:space="preserve">: </w:t>
         </w:r>
       </w:ins>
-      <w:moveToRangeStart w:id="99" w:author="Pascal Heude" w:date="2026-08-01T19:35:00Z" w:name="move236505369"/>
-      <w:moveTo w:id="100" w:author="Pascal Heude" w:date="2026-08-01T19:35:00Z">
-        <w:del w:id="101" w:author="Pascal Heude" w:date="2026-08-03T17:56:00Z">
+      <w:moveToRangeStart w:id="98" w:author="Pascal Heude" w:date="2026-08-01T19:35:00Z" w:name="move236505369"/>
+      <w:moveTo w:id="99" w:author="Pascal Heude" w:date="2026-08-01T19:35:00Z">
+        <w:del w:id="100" w:author="Pascal Heude" w:date="2026-08-03T17:56:00Z">
           <w:r>
             <w:rPr>
               <w:lang w:val="en-US"/>
@@ -10578,7 +10576,7 @@
           </w:r>
         </w:del>
       </w:moveTo>
-      <w:ins w:id="102" w:author="Pascal Heude" w:date="2026-08-03T17:56:00Z">
+      <w:ins w:id="101" w:author="Pascal Heude" w:date="2026-08-03T17:56:00Z">
         <w:r>
           <w:rPr>
             <w:lang w:val="en-US"/>
@@ -10586,14 +10584,14 @@
           <w:t>t</w:t>
         </w:r>
       </w:ins>
-      <w:moveTo w:id="103" w:author="Pascal Heude" w:date="2026-08-01T19:35:00Z">
+      <w:moveTo w:id="102" w:author="Pascal Heude" w:date="2026-08-01T19:35:00Z">
         <w:r>
           <w:rPr>
             <w:lang w:val="en-US"/>
           </w:rPr>
           <w:t xml:space="preserve">his tag </w:t>
         </w:r>
-        <w:del w:id="104" w:author="Pascal Heude" w:date="2026-08-01T21:01:00Z">
+        <w:del w:id="103" w:author="Pascal Heude" w:date="2026-08-01T21:01:00Z">
           <w:r>
             <w:rPr>
               <w:lang w:val="en-US"/>
@@ -10602,7 +10600,7 @@
           </w:r>
         </w:del>
       </w:moveTo>
-      <w:ins w:id="105" w:author="Pascal Heude" w:date="2026-08-01T21:01:00Z">
+      <w:ins w:id="104" w:author="Pascal Heude" w:date="2026-08-01T21:01:00Z">
         <w:r>
           <w:rPr>
             <w:lang w:val="en-US"/>
@@ -10610,7 +10608,7 @@
           <w:t>shall be</w:t>
         </w:r>
       </w:ins>
-      <w:moveTo w:id="106" w:author="Pascal Heude" w:date="2026-08-01T19:35:00Z">
+      <w:moveTo w:id="105" w:author="Pascal Heude" w:date="2026-08-01T19:35:00Z">
         <w:r>
           <w:rPr>
             <w:lang w:val="en-US"/>
@@ -10619,20 +10617,20 @@
         </w:r>
       </w:moveTo>
     </w:p>
-    <w:moveToRangeEnd w:id="99"/>
-    <w:p>
-      <w:pPr>
-        <w:rPr>
-          <w:lang w:val="en-US"/>
-        </w:rPr>
-      </w:pPr>
-      <w:ins w:id="107" w:author="Pascal Heude" w:date="2026-08-01T19:36:00Z">
+    <w:moveToRangeEnd w:id="98"/>
+    <w:p>
+      <w:pPr>
+        <w:rPr>
+          <w:lang w:val="en-US"/>
+        </w:rPr>
+      </w:pPr>
+      <w:ins w:id="106" w:author="Pascal Heude" w:date="2026-08-01T19:36:00Z">
         <w:r>
           <w:rPr>
             <w:b/>
             <w:color w:val="0070C0"/>
             <w:lang w:val="en-US"/>
-            <w:rPrChange w:id="108" w:author="Pascal Heude" w:date="2026-08-01T19:36:00Z">
+            <w:rPrChange w:id="107" w:author="Pascal Heude" w:date="2026-08-01T19:36:00Z">
               <w:rPr>
                 <w:lang w:val="en-US"/>
               </w:rPr>
@@ -10647,7 +10645,7 @@
           <w:t xml:space="preserve">: </w:t>
         </w:r>
       </w:ins>
-      <w:del w:id="109" w:author="Pascal Heude" w:date="2026-08-03T17:56:00Z">
+      <w:del w:id="108" w:author="Pascal Heude" w:date="2026-08-03T17:56:00Z">
         <w:r>
           <w:rPr>
             <w:lang w:val="en-US"/>
@@ -10655,7 +10653,7 @@
           <w:delText>T</w:delText>
         </w:r>
       </w:del>
-      <w:ins w:id="110" w:author="Pascal Heude" w:date="2026-08-03T17:56:00Z">
+      <w:ins w:id="109" w:author="Pascal Heude" w:date="2026-08-03T17:56:00Z">
         <w:r>
           <w:rPr>
             <w:lang w:val="en-US"/>
@@ -10715,12 +10713,12 @@
     <w:p>
       <w:pPr>
         <w:rPr>
-          <w:moveFrom w:id="111" w:author="Pascal Heude" w:date="2026-08-01T19:35:00Z"/>
-          <w:lang w:val="en-US"/>
-        </w:rPr>
-      </w:pPr>
-      <w:moveFromRangeStart w:id="112" w:author="Pascal Heude" w:date="2026-08-01T19:35:00Z" w:name="move236505369"/>
-      <w:moveFrom w:id="113" w:author="Pascal Heude" w:date="2026-08-01T19:35:00Z">
+          <w:moveFrom w:id="110" w:author="Pascal Heude" w:date="2026-08-01T19:35:00Z"/>
+          <w:lang w:val="en-US"/>
+        </w:rPr>
+      </w:pPr>
+      <w:moveFromRangeStart w:id="111" w:author="Pascal Heude" w:date="2026-08-01T19:35:00Z" w:name="move236505369"/>
+      <w:moveFrom w:id="112" w:author="Pascal Heude" w:date="2026-08-01T19:35:00Z">
         <w:r>
           <w:rPr>
             <w:lang w:val="en-US"/>
@@ -10729,7 +10727,7 @@
         </w:r>
       </w:moveFrom>
     </w:p>
-    <w:moveFromRangeEnd w:id="112"/>
+    <w:moveFromRangeEnd w:id="111"/>
     <w:p>
       <w:pPr>
         <w:rPr>
@@ -10944,16 +10942,16 @@
           <w:lang w:val="en-US"/>
         </w:rPr>
       </w:pPr>
-      <w:bookmarkStart w:id="114" w:name="_Tag_PART_NUMBER"/>
-      <w:bookmarkStart w:id="115" w:name="_Toc456106023"/>
+      <w:bookmarkStart w:id="113" w:name="_Tag_PART_NUMBER"/>
+      <w:bookmarkStart w:id="114" w:name="_Toc456106023"/>
+      <w:bookmarkEnd w:id="113"/>
+      <w:r>
+        <w:rPr>
+          <w:lang w:val="en-US"/>
+        </w:rPr>
+        <w:t>Tag PART_NUMBER</w:t>
+      </w:r>
       <w:bookmarkEnd w:id="114"/>
-      <w:r>
-        <w:rPr>
-          <w:lang w:val="en-US"/>
-        </w:rPr>
-        <w:t>Tag PART_NUMBER</w:t>
-      </w:r>
-      <w:bookmarkEnd w:id="115"/>
     </w:p>
     <w:p>
       <w:pPr>
@@ -11028,17 +11026,17 @@
     <w:p>
       <w:pPr>
         <w:rPr>
-          <w:moveTo w:id="116" w:author="Pascal Heude" w:date="2026-08-01T19:36:00Z"/>
-          <w:lang w:val="en-US"/>
-        </w:rPr>
-      </w:pPr>
-      <w:ins w:id="117" w:author="Pascal Heude" w:date="2026-08-01T19:36:00Z">
+          <w:moveTo w:id="115" w:author="Pascal Heude" w:date="2026-08-01T19:36:00Z"/>
+          <w:lang w:val="en-US"/>
+        </w:rPr>
+      </w:pPr>
+      <w:ins w:id="116" w:author="Pascal Heude" w:date="2026-08-01T19:36:00Z">
         <w:r>
           <w:rPr>
             <w:b/>
             <w:color w:val="0070C0"/>
             <w:lang w:val="en-US"/>
-            <w:rPrChange w:id="118" w:author="Pascal Heude" w:date="2026-08-01T19:37:00Z">
+            <w:rPrChange w:id="117" w:author="Pascal Heude" w:date="2026-08-01T19:37:00Z">
               <w:rPr>
                 <w:lang w:val="en-US"/>
               </w:rPr>
@@ -11053,9 +11051,9 @@
           <w:t xml:space="preserve">: </w:t>
         </w:r>
       </w:ins>
-      <w:moveToRangeStart w:id="119" w:author="Pascal Heude" w:date="2026-08-01T19:36:00Z" w:name="move236505418"/>
-      <w:moveTo w:id="120" w:author="Pascal Heude" w:date="2026-08-01T19:36:00Z">
-        <w:del w:id="121" w:author="Pascal Heude" w:date="2026-08-03T17:56:00Z">
+      <w:moveToRangeStart w:id="118" w:author="Pascal Heude" w:date="2026-08-01T19:36:00Z" w:name="move236505418"/>
+      <w:moveTo w:id="119" w:author="Pascal Heude" w:date="2026-08-01T19:36:00Z">
+        <w:del w:id="120" w:author="Pascal Heude" w:date="2026-08-03T17:56:00Z">
           <w:r>
             <w:rPr>
               <w:lang w:val="en-US"/>
@@ -11064,7 +11062,7 @@
           </w:r>
         </w:del>
       </w:moveTo>
-      <w:ins w:id="122" w:author="Pascal Heude" w:date="2026-08-03T17:56:00Z">
+      <w:ins w:id="121" w:author="Pascal Heude" w:date="2026-08-03T17:56:00Z">
         <w:r>
           <w:rPr>
             <w:lang w:val="en-US"/>
@@ -11072,14 +11070,14 @@
           <w:t>t</w:t>
         </w:r>
       </w:ins>
-      <w:moveTo w:id="123" w:author="Pascal Heude" w:date="2026-08-01T19:36:00Z">
+      <w:moveTo w:id="122" w:author="Pascal Heude" w:date="2026-08-01T19:36:00Z">
         <w:r>
           <w:rPr>
             <w:lang w:val="en-US"/>
           </w:rPr>
           <w:t xml:space="preserve">his tag </w:t>
         </w:r>
-        <w:del w:id="124" w:author="Pascal Heude" w:date="2026-08-01T19:37:00Z">
+        <w:del w:id="123" w:author="Pascal Heude" w:date="2026-08-01T19:37:00Z">
           <w:r>
             <w:rPr>
               <w:lang w:val="en-US"/>
@@ -11088,7 +11086,7 @@
           </w:r>
         </w:del>
       </w:moveTo>
-      <w:ins w:id="125" w:author="Pascal Heude" w:date="2026-08-01T19:37:00Z">
+      <w:ins w:id="124" w:author="Pascal Heude" w:date="2026-08-01T19:37:00Z">
         <w:r>
           <w:rPr>
             <w:lang w:val="en-US"/>
@@ -11096,7 +11094,7 @@
           <w:t>shall be</w:t>
         </w:r>
       </w:ins>
-      <w:moveTo w:id="126" w:author="Pascal Heude" w:date="2026-08-01T19:36:00Z">
+      <w:moveTo w:id="125" w:author="Pascal Heude" w:date="2026-08-01T19:36:00Z">
         <w:r>
           <w:rPr>
             <w:lang w:val="en-US"/>
@@ -11105,20 +11103,20 @@
         </w:r>
       </w:moveTo>
     </w:p>
-    <w:moveToRangeEnd w:id="119"/>
-    <w:p>
-      <w:pPr>
-        <w:rPr>
-          <w:lang w:val="en-US"/>
-        </w:rPr>
-      </w:pPr>
-      <w:ins w:id="127" w:author="Pascal Heude" w:date="2026-08-01T19:36:00Z">
+    <w:moveToRangeEnd w:id="118"/>
+    <w:p>
+      <w:pPr>
+        <w:rPr>
+          <w:lang w:val="en-US"/>
+        </w:rPr>
+      </w:pPr>
+      <w:ins w:id="126" w:author="Pascal Heude" w:date="2026-08-01T19:36:00Z">
         <w:r>
           <w:rPr>
             <w:b/>
             <w:color w:val="0070C0"/>
             <w:lang w:val="en-US"/>
-            <w:rPrChange w:id="128" w:author="Pascal Heude" w:date="2026-08-01T19:37:00Z">
+            <w:rPrChange w:id="127" w:author="Pascal Heude" w:date="2026-08-01T19:37:00Z">
               <w:rPr>
                 <w:lang w:val="en-US"/>
               </w:rPr>
@@ -11133,7 +11131,7 @@
           <w:t xml:space="preserve">: </w:t>
         </w:r>
       </w:ins>
-      <w:del w:id="129" w:author="Pascal Heude" w:date="2026-08-03T17:56:00Z">
+      <w:del w:id="128" w:author="Pascal Heude" w:date="2026-08-03T17:56:00Z">
         <w:r>
           <w:rPr>
             <w:lang w:val="en-US"/>
@@ -11141,7 +11139,7 @@
           <w:delText>T</w:delText>
         </w:r>
       </w:del>
-      <w:ins w:id="130" w:author="Pascal Heude" w:date="2026-08-03T17:56:00Z">
+      <w:ins w:id="129" w:author="Pascal Heude" w:date="2026-08-03T17:56:00Z">
         <w:r>
           <w:rPr>
             <w:lang w:val="en-US"/>
@@ -11167,6 +11165,16 @@
         </w:rPr>
         <w:t xml:space="preserve">a list of </w:t>
       </w:r>
+      <w:ins w:id="130" w:author="Pascal Heude" w:date="2026-08-04T19:28:00Z">
+        <w:r>
+          <w:rPr>
+            <w:lang w:val="en-US"/>
+          </w:rPr>
+          <w:t xml:space="preserve">10 </w:t>
+        </w:r>
+      </w:ins>
+      <w:bookmarkStart w:id="131" w:name="_GoBack"/>
+      <w:bookmarkEnd w:id="131"/>
       <w:r>
         <w:rPr>
           <w:lang w:val="en-US"/>
@@ -11189,12 +11197,12 @@
     <w:p>
       <w:pPr>
         <w:rPr>
-          <w:moveFrom w:id="131" w:author="Pascal Heude" w:date="2026-08-01T19:36:00Z"/>
-          <w:lang w:val="en-US"/>
-        </w:rPr>
-      </w:pPr>
-      <w:moveFromRangeStart w:id="132" w:author="Pascal Heude" w:date="2026-08-01T19:36:00Z" w:name="move236505418"/>
-      <w:moveFrom w:id="133" w:author="Pascal Heude" w:date="2026-08-01T19:36:00Z">
+          <w:moveFrom w:id="132" w:author="Pascal Heude" w:date="2026-08-01T19:36:00Z"/>
+          <w:lang w:val="en-US"/>
+        </w:rPr>
+      </w:pPr>
+      <w:moveFromRangeStart w:id="133" w:author="Pascal Heude" w:date="2026-08-01T19:36:00Z" w:name="move236505418"/>
+      <w:moveFrom w:id="134" w:author="Pascal Heude" w:date="2026-08-01T19:36:00Z">
         <w:r>
           <w:rPr>
             <w:lang w:val="en-US"/>
@@ -11203,7 +11211,7 @@
         </w:r>
       </w:moveFrom>
     </w:p>
-    <w:moveFromRangeEnd w:id="132"/>
+    <w:moveFromRangeEnd w:id="133"/>
     <w:p>
       <w:pPr>
         <w:rPr>
@@ -11222,76 +11230,76 @@
           <w:u w:val="single"/>
           <w:lang w:val="en-US"/>
         </w:rPr>
+        <w:t>Example</w:t>
+      </w:r>
+      <w:r>
+        <w:rPr>
+          <w:lang w:val="en-US"/>
+        </w:rPr>
+        <w:t>:</w:t>
+      </w:r>
+    </w:p>
+    <w:p>
+      <w:pPr>
+        <w:rPr>
+          <w:lang w:val="en-US"/>
+        </w:rPr>
+      </w:pPr>
+      <w:r>
+        <w:rPr>
+          <w:lang w:val="en-US"/>
+        </w:rPr>
+        <w:t>&lt;PART_NUMBER&gt;</w:t>
+      </w:r>
+      <w:r>
+        <w:rPr>
+          <w:lang w:val="en-US"/>
+        </w:rPr>
+        <w:t>12345678</w:t>
+      </w:r>
+      <w:r>
+        <w:rPr>
+          <w:lang w:val="en-US"/>
+        </w:rPr>
+        <w:t>&lt;/PART_NUMBER&gt;</w:t>
+      </w:r>
+    </w:p>
+    <w:p>
+      <w:pPr>
+        <w:rPr>
+          <w:lang w:val="en-US"/>
+        </w:rPr>
+      </w:pPr>
+    </w:p>
+    <w:p>
+      <w:pPr>
+        <w:pStyle w:val="Titre3"/>
+        <w:rPr>
+          <w:lang w:val="en-US"/>
+        </w:rPr>
+      </w:pPr>
+      <w:bookmarkStart w:id="135" w:name="_Tag_TYPE_DESCRIPTION"/>
+      <w:bookmarkStart w:id="136" w:name="_Toc456106024"/>
+      <w:bookmarkEnd w:id="135"/>
+      <w:r>
+        <w:rPr>
+          <w:lang w:val="en-US"/>
+        </w:rPr>
+        <w:t>Tag TYPE_DESCRIPTION</w:t>
+      </w:r>
+      <w:bookmarkEnd w:id="136"/>
+    </w:p>
+    <w:p>
+      <w:pPr>
+        <w:rPr>
+          <w:lang w:val="en-US"/>
+        </w:rPr>
+      </w:pPr>
+      <w:r>
+        <w:rPr>
+          <w:lang w:val="en-US"/>
+        </w:rPr>
         <w:lastRenderedPageBreak/>
-        <w:t>Example</w:t>
-      </w:r>
-      <w:r>
-        <w:rPr>
-          <w:lang w:val="en-US"/>
-        </w:rPr>
-        <w:t>:</w:t>
-      </w:r>
-    </w:p>
-    <w:p>
-      <w:pPr>
-        <w:rPr>
-          <w:lang w:val="en-US"/>
-        </w:rPr>
-      </w:pPr>
-      <w:r>
-        <w:rPr>
-          <w:lang w:val="en-US"/>
-        </w:rPr>
-        <w:t>&lt;PART_NUMBER&gt;</w:t>
-      </w:r>
-      <w:r>
-        <w:rPr>
-          <w:lang w:val="en-US"/>
-        </w:rPr>
-        <w:t>12345678</w:t>
-      </w:r>
-      <w:r>
-        <w:rPr>
-          <w:lang w:val="en-US"/>
-        </w:rPr>
-        <w:t>&lt;/PART_NUMBER&gt;</w:t>
-      </w:r>
-    </w:p>
-    <w:p>
-      <w:pPr>
-        <w:rPr>
-          <w:lang w:val="en-US"/>
-        </w:rPr>
-      </w:pPr>
-    </w:p>
-    <w:p>
-      <w:pPr>
-        <w:pStyle w:val="Titre3"/>
-        <w:rPr>
-          <w:lang w:val="en-US"/>
-        </w:rPr>
-      </w:pPr>
-      <w:bookmarkStart w:id="134" w:name="_Tag_TYPE_DESCRIPTION"/>
-      <w:bookmarkStart w:id="135" w:name="_Toc456106024"/>
-      <w:bookmarkEnd w:id="134"/>
-      <w:r>
-        <w:rPr>
-          <w:lang w:val="en-US"/>
-        </w:rPr>
-        <w:t>Tag TYPE_DESCRIPTION</w:t>
-      </w:r>
-      <w:bookmarkEnd w:id="135"/>
-    </w:p>
-    <w:p>
-      <w:pPr>
-        <w:rPr>
-          <w:lang w:val="en-US"/>
-        </w:rPr>
-      </w:pPr>
-      <w:r>
-        <w:rPr>
-          <w:lang w:val="en-US"/>
-        </w:rPr>
         <w:t>This tag is used to indicate the load type description (see ref [3] §</w:t>
       </w:r>
       <w:r>
@@ -11338,13 +11346,13 @@
           <w:lang w:val="en-US"/>
         </w:rPr>
       </w:pPr>
-      <w:ins w:id="136" w:author="Pascal Heude" w:date="2026-08-01T19:37:00Z">
+      <w:ins w:id="137" w:author="Pascal Heude" w:date="2026-08-01T19:37:00Z">
         <w:r>
           <w:rPr>
             <w:b/>
             <w:color w:val="0070C0"/>
             <w:lang w:val="en-US"/>
-            <w:rPrChange w:id="137" w:author="Pascal Heude" w:date="2026-08-01T19:37:00Z">
+            <w:rPrChange w:id="138" w:author="Pascal Heude" w:date="2026-08-01T19:37:00Z">
               <w:rPr>
                 <w:lang w:val="en-US"/>
               </w:rPr>
@@ -11359,7 +11367,7 @@
           <w:t xml:space="preserve">: </w:t>
         </w:r>
       </w:ins>
-      <w:del w:id="138" w:author="Pascal Heude" w:date="2026-08-03T17:56:00Z">
+      <w:del w:id="139" w:author="Pascal Heude" w:date="2026-08-03T17:56:00Z">
         <w:r>
           <w:rPr>
             <w:lang w:val="en-US"/>
@@ -11367,7 +11375,7 @@
           <w:delText>T</w:delText>
         </w:r>
       </w:del>
-      <w:ins w:id="139" w:author="Pascal Heude" w:date="2026-08-03T17:56:00Z">
+      <w:ins w:id="140" w:author="Pascal Heude" w:date="2026-08-03T17:56:00Z">
         <w:r>
           <w:rPr>
             <w:lang w:val="en-US"/>
@@ -11387,7 +11395,7 @@
         </w:rPr>
         <w:t>letters</w:t>
       </w:r>
-      <w:ins w:id="140" w:author="Pascal Heude" w:date="2026-08-01T21:03:00Z">
+      <w:ins w:id="141" w:author="Pascal Heude" w:date="2026-08-01T21:03:00Z">
         <w:r>
           <w:rPr>
             <w:lang w:val="en-US"/>
@@ -11466,13 +11474,13 @@
           <w:lang w:val="en-US"/>
         </w:rPr>
       </w:pPr>
-      <w:ins w:id="141" w:author="Pascal Heude" w:date="2026-08-01T19:39:00Z">
+      <w:ins w:id="142" w:author="Pascal Heude" w:date="2026-08-01T19:39:00Z">
         <w:r>
           <w:rPr>
             <w:b/>
             <w:color w:val="0070C0"/>
             <w:lang w:val="en-US"/>
-            <w:rPrChange w:id="142" w:author="Pascal Heude" w:date="2026-08-01T19:39:00Z">
+            <w:rPrChange w:id="143" w:author="Pascal Heude" w:date="2026-08-01T19:39:00Z">
               <w:rPr>
                 <w:lang w:val="en-US"/>
               </w:rPr>
@@ -11487,7 +11495,7 @@
           <w:t xml:space="preserve">: </w:t>
         </w:r>
       </w:ins>
-      <w:ins w:id="143" w:author="Pascal Heude" w:date="2026-08-03T17:56:00Z">
+      <w:ins w:id="144" w:author="Pascal Heude" w:date="2026-08-03T17:56:00Z">
         <w:r>
           <w:rPr>
             <w:lang w:val="en-US"/>
@@ -11495,7 +11503,7 @@
           <w:t>i</w:t>
         </w:r>
       </w:ins>
-      <w:ins w:id="144" w:author="Pascal Heude" w:date="2026-08-01T19:39:00Z">
+      <w:ins w:id="145" w:author="Pascal Heude" w:date="2026-08-01T19:39:00Z">
         <w:r>
           <w:rPr>
             <w:lang w:val="en-US"/>
@@ -11503,7 +11511,7 @@
           <w:t xml:space="preserve">f used, </w:t>
         </w:r>
       </w:ins>
-      <w:del w:id="145" w:author="Pascal Heude" w:date="2026-08-01T19:39:00Z">
+      <w:del w:id="146" w:author="Pascal Heude" w:date="2026-08-01T19:39:00Z">
         <w:r>
           <w:rPr>
             <w:lang w:val="en-US"/>
@@ -11511,7 +11519,7 @@
           <w:delText>T</w:delText>
         </w:r>
       </w:del>
-      <w:ins w:id="146" w:author="Pascal Heude" w:date="2026-08-01T19:39:00Z">
+      <w:ins w:id="147" w:author="Pascal Heude" w:date="2026-08-01T19:39:00Z">
         <w:r>
           <w:rPr>
             <w:lang w:val="en-US"/>
@@ -11619,16 +11627,16 @@
           <w:lang w:val="en-US"/>
         </w:rPr>
       </w:pPr>
-      <w:bookmarkStart w:id="147" w:name="_Tag_INPUT_FILE"/>
-      <w:bookmarkStart w:id="148" w:name="_Toc456106025"/>
-      <w:bookmarkEnd w:id="147"/>
+      <w:bookmarkStart w:id="148" w:name="_Tag_INPUT_FILE"/>
+      <w:bookmarkStart w:id="149" w:name="_Toc456106025"/>
+      <w:bookmarkEnd w:id="148"/>
       <w:r>
         <w:rPr>
           <w:lang w:val="en-US"/>
         </w:rPr>
         <w:t>Tag INPUT_FILE</w:t>
       </w:r>
-      <w:bookmarkEnd w:id="148"/>
+      <w:bookmarkEnd w:id="149"/>
     </w:p>
     <w:p>
       <w:pPr>
@@ -11646,17 +11654,17 @@
     <w:p>
       <w:pPr>
         <w:rPr>
-          <w:moveTo w:id="149" w:author="Pascal Heude" w:date="2026-08-01T19:43:00Z"/>
-          <w:lang w:val="en-US"/>
-        </w:rPr>
-      </w:pPr>
-      <w:ins w:id="150" w:author="Pascal Heude" w:date="2026-08-01T19:43:00Z">
+          <w:moveTo w:id="150" w:author="Pascal Heude" w:date="2026-08-01T19:43:00Z"/>
+          <w:lang w:val="en-US"/>
+        </w:rPr>
+      </w:pPr>
+      <w:ins w:id="151" w:author="Pascal Heude" w:date="2026-08-01T19:43:00Z">
         <w:r>
           <w:rPr>
             <w:b/>
             <w:color w:val="0070C0"/>
             <w:lang w:val="en-US"/>
-            <w:rPrChange w:id="151" w:author="Pascal Heude" w:date="2026-08-01T19:43:00Z">
+            <w:rPrChange w:id="152" w:author="Pascal Heude" w:date="2026-08-01T19:43:00Z">
               <w:rPr>
                 <w:lang w:val="en-US"/>
               </w:rPr>
@@ -11671,9 +11679,9 @@
           <w:t xml:space="preserve">: </w:t>
         </w:r>
       </w:ins>
-      <w:moveToRangeStart w:id="152" w:author="Pascal Heude" w:date="2026-08-01T19:43:00Z" w:name="move236505798"/>
-      <w:moveTo w:id="153" w:author="Pascal Heude" w:date="2026-08-01T19:43:00Z">
-        <w:del w:id="154" w:author="Pascal Heude" w:date="2026-08-03T17:55:00Z">
+      <w:moveToRangeStart w:id="153" w:author="Pascal Heude" w:date="2026-08-01T19:43:00Z" w:name="move236505798"/>
+      <w:moveTo w:id="154" w:author="Pascal Heude" w:date="2026-08-01T19:43:00Z">
+        <w:del w:id="155" w:author="Pascal Heude" w:date="2026-08-03T17:55:00Z">
           <w:r>
             <w:rPr>
               <w:lang w:val="en-US"/>
@@ -11682,7 +11690,7 @@
           </w:r>
         </w:del>
       </w:moveTo>
-      <w:ins w:id="155" w:author="Pascal Heude" w:date="2026-08-03T17:55:00Z">
+      <w:ins w:id="156" w:author="Pascal Heude" w:date="2026-08-03T17:55:00Z">
         <w:r>
           <w:rPr>
             <w:lang w:val="en-US"/>
@@ -11690,14 +11698,14 @@
           <w:t>t</w:t>
         </w:r>
       </w:ins>
-      <w:moveTo w:id="156" w:author="Pascal Heude" w:date="2026-08-01T19:43:00Z">
+      <w:moveTo w:id="157" w:author="Pascal Heude" w:date="2026-08-01T19:43:00Z">
         <w:r>
           <w:rPr>
             <w:lang w:val="en-US"/>
           </w:rPr>
           <w:t xml:space="preserve">his tag </w:t>
         </w:r>
-        <w:del w:id="157" w:author="Pascal Heude" w:date="2026-08-01T19:43:00Z">
+        <w:del w:id="158" w:author="Pascal Heude" w:date="2026-08-01T19:43:00Z">
           <w:r>
             <w:rPr>
               <w:lang w:val="en-US"/>
@@ -11706,7 +11714,7 @@
           </w:r>
         </w:del>
       </w:moveTo>
-      <w:ins w:id="158" w:author="Pascal Heude" w:date="2026-08-01T19:43:00Z">
+      <w:ins w:id="159" w:author="Pascal Heude" w:date="2026-08-01T19:43:00Z">
         <w:r>
           <w:rPr>
             <w:lang w:val="en-US"/>
@@ -11714,7 +11722,7 @@
           <w:t>shall be</w:t>
         </w:r>
       </w:ins>
-      <w:moveTo w:id="159" w:author="Pascal Heude" w:date="2026-08-01T19:43:00Z">
+      <w:moveTo w:id="160" w:author="Pascal Heude" w:date="2026-08-01T19:43:00Z">
         <w:r>
           <w:rPr>
             <w:lang w:val="en-US"/>
@@ -11723,20 +11731,20 @@
         </w:r>
       </w:moveTo>
     </w:p>
-    <w:moveToRangeEnd w:id="152"/>
-    <w:p>
-      <w:pPr>
-        <w:rPr>
-          <w:lang w:val="en-US"/>
-        </w:rPr>
-      </w:pPr>
-      <w:ins w:id="160" w:author="Pascal Heude" w:date="2026-08-01T19:43:00Z">
+    <w:moveToRangeEnd w:id="153"/>
+    <w:p>
+      <w:pPr>
+        <w:rPr>
+          <w:lang w:val="en-US"/>
+        </w:rPr>
+      </w:pPr>
+      <w:ins w:id="161" w:author="Pascal Heude" w:date="2026-08-01T19:43:00Z">
         <w:r>
           <w:rPr>
             <w:b/>
             <w:color w:val="0070C0"/>
             <w:lang w:val="en-US"/>
-            <w:rPrChange w:id="161" w:author="Pascal Heude" w:date="2026-08-01T19:43:00Z">
+            <w:rPrChange w:id="162" w:author="Pascal Heude" w:date="2026-08-01T19:43:00Z">
               <w:rPr>
                 <w:lang w:val="en-US"/>
               </w:rPr>
@@ -11751,7 +11759,7 @@
           <w:t xml:space="preserve">: </w:t>
         </w:r>
       </w:ins>
-      <w:del w:id="162" w:author="Pascal Heude" w:date="2026-08-03T17:55:00Z">
+      <w:del w:id="163" w:author="Pascal Heude" w:date="2026-08-03T17:55:00Z">
         <w:r>
           <w:rPr>
             <w:lang w:val="en-US"/>
@@ -11759,7 +11767,7 @@
           <w:delText>T</w:delText>
         </w:r>
       </w:del>
-      <w:ins w:id="163" w:author="Pascal Heude" w:date="2026-08-03T17:55:00Z">
+      <w:ins w:id="164" w:author="Pascal Heude" w:date="2026-08-03T17:55:00Z">
         <w:r>
           <w:rPr>
             <w:lang w:val="en-US"/>
@@ -11783,12 +11791,12 @@
     <w:p>
       <w:pPr>
         <w:rPr>
-          <w:moveFrom w:id="164" w:author="Pascal Heude" w:date="2026-08-01T19:43:00Z"/>
-          <w:lang w:val="en-US"/>
-        </w:rPr>
-      </w:pPr>
-      <w:moveFromRangeStart w:id="165" w:author="Pascal Heude" w:date="2026-08-01T19:43:00Z" w:name="move236505798"/>
-      <w:moveFrom w:id="166" w:author="Pascal Heude" w:date="2026-08-01T19:43:00Z">
+          <w:moveFrom w:id="165" w:author="Pascal Heude" w:date="2026-08-01T19:43:00Z"/>
+          <w:lang w:val="en-US"/>
+        </w:rPr>
+      </w:pPr>
+      <w:moveFromRangeStart w:id="166" w:author="Pascal Heude" w:date="2026-08-01T19:43:00Z" w:name="move236505798"/>
+      <w:moveFrom w:id="167" w:author="Pascal Heude" w:date="2026-08-01T19:43:00Z">
         <w:r>
           <w:rPr>
             <w:lang w:val="en-US"/>
@@ -11797,7 +11805,7 @@
         </w:r>
       </w:moveFrom>
     </w:p>
-    <w:moveFromRangeEnd w:id="165"/>
+    <w:moveFromRangeEnd w:id="166"/>
     <w:p>
       <w:pPr>
         <w:rPr>
@@ -11961,13 +11969,13 @@
           <w:lang w:val="en-US"/>
         </w:rPr>
       </w:pPr>
-      <w:ins w:id="167" w:author="Pascal Heude" w:date="2026-08-01T19:44:00Z">
+      <w:ins w:id="168" w:author="Pascal Heude" w:date="2026-08-01T19:44:00Z">
         <w:r>
           <w:rPr>
             <w:b/>
             <w:color w:val="0070C0"/>
             <w:lang w:val="en-US"/>
-            <w:rPrChange w:id="168" w:author="Pascal Heude" w:date="2026-08-01T19:45:00Z">
+            <w:rPrChange w:id="169" w:author="Pascal Heude" w:date="2026-08-01T19:45:00Z">
               <w:rPr>
                 <w:lang w:val="en-US"/>
               </w:rPr>
@@ -11982,7 +11990,7 @@
           <w:t xml:space="preserve">: </w:t>
         </w:r>
       </w:ins>
-      <w:ins w:id="169" w:author="Pascal Heude" w:date="2026-08-03T17:55:00Z">
+      <w:ins w:id="170" w:author="Pascal Heude" w:date="2026-08-03T17:55:00Z">
         <w:r>
           <w:rPr>
             <w:lang w:val="en-US"/>
@@ -11990,7 +11998,7 @@
           <w:t>i</w:t>
         </w:r>
       </w:ins>
-      <w:ins w:id="170" w:author="Pascal Heude" w:date="2026-08-01T19:44:00Z">
+      <w:ins w:id="171" w:author="Pascal Heude" w:date="2026-08-01T19:44:00Z">
         <w:r>
           <w:rPr>
             <w:lang w:val="en-US"/>
@@ -11998,7 +12006,7 @@
           <w:t>f used, t</w:t>
         </w:r>
       </w:ins>
-      <w:del w:id="171" w:author="Pascal Heude" w:date="2026-08-01T19:44:00Z">
+      <w:del w:id="172" w:author="Pascal Heude" w:date="2026-08-01T19:44:00Z">
         <w:r>
           <w:rPr>
             <w:lang w:val="en-US"/>
@@ -12012,7 +12020,7 @@
         </w:rPr>
         <w:t xml:space="preserve">he content </w:t>
       </w:r>
-      <w:ins w:id="172" w:author="Pascal Heude" w:date="2026-08-02T11:01:00Z">
+      <w:ins w:id="173" w:author="Pascal Heude" w:date="2026-08-02T11:01:00Z">
         <w:r>
           <w:rPr>
             <w:lang w:val="en-US"/>
@@ -12020,7 +12028,7 @@
           <w:t>shall be</w:t>
         </w:r>
       </w:ins>
-      <w:del w:id="173" w:author="Pascal Heude" w:date="2026-08-02T11:01:00Z">
+      <w:del w:id="174" w:author="Pascal Heude" w:date="2026-08-02T11:01:00Z">
         <w:r>
           <w:rPr>
             <w:lang w:val="en-US"/>
@@ -12146,9 +12154,9 @@
       <w:pPr>
         <w:pStyle w:val="Titre3"/>
       </w:pPr>
-      <w:bookmarkStart w:id="174" w:name="_Tag_SPLIT_SIZE"/>
-      <w:bookmarkStart w:id="175" w:name="_Toc456106026"/>
-      <w:bookmarkEnd w:id="174"/>
+      <w:bookmarkStart w:id="175" w:name="_Tag_SPLIT_SIZE"/>
+      <w:bookmarkStart w:id="176" w:name="_Toc456106026"/>
+      <w:bookmarkEnd w:id="175"/>
       <w:r>
         <w:rPr>
           <w:lang w:val="en-US"/>
@@ -12158,19 +12166,18 @@
       <w:r>
         <w:t>SIZE</w:t>
       </w:r>
-      <w:bookmarkEnd w:id="175"/>
-    </w:p>
-    <w:p>
-      <w:pPr>
-        <w:rPr>
-          <w:lang w:val="en-US"/>
-        </w:rPr>
-      </w:pPr>
-      <w:r>
-        <w:rPr>
-          <w:lang w:val="en-US"/>
-        </w:rPr>
-        <w:lastRenderedPageBreak/>
+      <w:bookmarkEnd w:id="176"/>
+    </w:p>
+    <w:p>
+      <w:pPr>
+        <w:rPr>
+          <w:lang w:val="en-US"/>
+        </w:rPr>
+      </w:pPr>
+      <w:r>
+        <w:rPr>
+          <w:lang w:val="en-US"/>
+        </w:rPr>
         <w:t xml:space="preserve">This tag is to indicate the </w:t>
       </w:r>
       <w:r>
@@ -12224,13 +12231,13 @@
           <w:lang w:val="en-US"/>
         </w:rPr>
       </w:pPr>
-      <w:ins w:id="176" w:author="Pascal Heude" w:date="2026-08-01T19:45:00Z">
+      <w:ins w:id="177" w:author="Pascal Heude" w:date="2026-08-01T19:45:00Z">
         <w:r>
           <w:rPr>
             <w:b/>
             <w:color w:val="0070C0"/>
             <w:lang w:val="en-US"/>
-            <w:rPrChange w:id="177" w:author="Pascal Heude" w:date="2026-08-01T19:46:00Z">
+            <w:rPrChange w:id="178" w:author="Pascal Heude" w:date="2026-08-01T19:46:00Z">
               <w:rPr>
                 <w:lang w:val="en-US"/>
               </w:rPr>
@@ -12239,13 +12246,13 @@
           <w:t>U</w:t>
         </w:r>
       </w:ins>
-      <w:ins w:id="178" w:author="Pascal Heude" w:date="2026-08-01T19:46:00Z">
+      <w:ins w:id="179" w:author="Pascal Heude" w:date="2026-08-01T19:46:00Z">
         <w:r>
           <w:rPr>
             <w:b/>
             <w:color w:val="0070C0"/>
             <w:lang w:val="en-US"/>
-            <w:rPrChange w:id="179" w:author="Pascal Heude" w:date="2026-08-01T19:46:00Z">
+            <w:rPrChange w:id="180" w:author="Pascal Heude" w:date="2026-08-01T19:46:00Z">
               <w:rPr>
                 <w:lang w:val="en-US"/>
               </w:rPr>
@@ -12260,7 +12267,7 @@
           <w:t xml:space="preserve">: </w:t>
         </w:r>
       </w:ins>
-      <w:ins w:id="180" w:author="Pascal Heude" w:date="2026-08-03T17:55:00Z">
+      <w:ins w:id="181" w:author="Pascal Heude" w:date="2026-08-03T17:55:00Z">
         <w:r>
           <w:rPr>
             <w:lang w:val="en-US"/>
@@ -12268,7 +12275,7 @@
           <w:t>i</w:t>
         </w:r>
       </w:ins>
-      <w:ins w:id="181" w:author="Pascal Heude" w:date="2026-08-01T19:46:00Z">
+      <w:ins w:id="182" w:author="Pascal Heude" w:date="2026-08-01T19:46:00Z">
         <w:r>
           <w:rPr>
             <w:lang w:val="en-US"/>
@@ -12276,7 +12283,7 @@
           <w:t>f used, t</w:t>
         </w:r>
       </w:ins>
-      <w:del w:id="182" w:author="Pascal Heude" w:date="2026-08-01T19:46:00Z">
+      <w:del w:id="183" w:author="Pascal Heude" w:date="2026-08-01T19:46:00Z">
         <w:r>
           <w:rPr>
             <w:lang w:val="en-US"/>
@@ -12391,6 +12398,7 @@
         <w:rPr>
           <w:lang w:val="en-US"/>
         </w:rPr>
+        <w:lastRenderedPageBreak/>
         <w:t>&lt;SPLIT_SIZE&gt;10000&lt;/SPLIT_SIZE&gt;</w:t>
       </w:r>
     </w:p>
@@ -12405,13 +12413,13 @@
       <w:pPr>
         <w:pStyle w:val="Titre3"/>
       </w:pPr>
-      <w:bookmarkStart w:id="183" w:name="_Tag_DIRECTORY"/>
-      <w:bookmarkStart w:id="184" w:name="_Toc456106027"/>
-      <w:bookmarkEnd w:id="183"/>
+      <w:bookmarkStart w:id="184" w:name="_Tag_DIRECTORY"/>
+      <w:bookmarkStart w:id="185" w:name="_Toc456106027"/>
+      <w:bookmarkEnd w:id="184"/>
       <w:r>
         <w:t>Tag DIRECTORY</w:t>
       </w:r>
-      <w:bookmarkEnd w:id="184"/>
+      <w:bookmarkEnd w:id="185"/>
     </w:p>
     <w:p>
       <w:pPr>
@@ -12429,17 +12437,17 @@
     <w:p>
       <w:pPr>
         <w:rPr>
-          <w:moveTo w:id="185" w:author="Pascal Heude" w:date="2026-08-01T19:46:00Z"/>
-          <w:lang w:val="en-US"/>
-        </w:rPr>
-      </w:pPr>
-      <w:ins w:id="186" w:author="Pascal Heude" w:date="2026-08-01T19:46:00Z">
+          <w:moveTo w:id="186" w:author="Pascal Heude" w:date="2026-08-01T19:46:00Z"/>
+          <w:lang w:val="en-US"/>
+        </w:rPr>
+      </w:pPr>
+      <w:ins w:id="187" w:author="Pascal Heude" w:date="2026-08-01T19:46:00Z">
         <w:r>
           <w:rPr>
             <w:b/>
             <w:color w:val="0070C0"/>
             <w:lang w:val="en-US"/>
-            <w:rPrChange w:id="187" w:author="Pascal Heude" w:date="2026-08-01T19:46:00Z">
+            <w:rPrChange w:id="188" w:author="Pascal Heude" w:date="2026-08-01T19:46:00Z">
               <w:rPr>
                 <w:lang w:val="en-US"/>
               </w:rPr>
@@ -12454,7 +12462,7 @@
           <w:t xml:space="preserve">: </w:t>
         </w:r>
       </w:ins>
-      <w:ins w:id="188" w:author="Pascal Heude" w:date="2026-08-03T17:54:00Z">
+      <w:ins w:id="189" w:author="Pascal Heude" w:date="2026-08-03T17:54:00Z">
         <w:r>
           <w:rPr>
             <w:lang w:val="en-US"/>
@@ -12462,9 +12470,9 @@
           <w:t>t</w:t>
         </w:r>
       </w:ins>
-      <w:moveToRangeStart w:id="189" w:author="Pascal Heude" w:date="2026-08-01T19:46:00Z" w:name="move236506022"/>
-      <w:moveTo w:id="190" w:author="Pascal Heude" w:date="2026-08-01T19:46:00Z">
-        <w:del w:id="191" w:author="Pascal Heude" w:date="2026-08-03T17:54:00Z">
+      <w:moveToRangeStart w:id="190" w:author="Pascal Heude" w:date="2026-08-01T19:46:00Z" w:name="move236506022"/>
+      <w:moveTo w:id="191" w:author="Pascal Heude" w:date="2026-08-01T19:46:00Z">
+        <w:del w:id="192" w:author="Pascal Heude" w:date="2026-08-03T17:54:00Z">
           <w:r>
             <w:rPr>
               <w:lang w:val="en-US"/>
@@ -12478,7 +12486,7 @@
           </w:rPr>
           <w:t xml:space="preserve">his tag </w:t>
         </w:r>
-        <w:del w:id="192" w:author="Pascal Heude" w:date="2026-08-01T19:47:00Z">
+        <w:del w:id="193" w:author="Pascal Heude" w:date="2026-08-01T19:47:00Z">
           <w:r>
             <w:rPr>
               <w:lang w:val="en-US"/>
@@ -12487,7 +12495,7 @@
           </w:r>
         </w:del>
       </w:moveTo>
-      <w:ins w:id="193" w:author="Pascal Heude" w:date="2026-08-01T19:47:00Z">
+      <w:ins w:id="194" w:author="Pascal Heude" w:date="2026-08-01T19:47:00Z">
         <w:r>
           <w:rPr>
             <w:lang w:val="en-US"/>
@@ -12495,7 +12503,7 @@
           <w:t>shall be</w:t>
         </w:r>
       </w:ins>
-      <w:moveTo w:id="194" w:author="Pascal Heude" w:date="2026-08-01T19:46:00Z">
+      <w:moveTo w:id="195" w:author="Pascal Heude" w:date="2026-08-01T19:46:00Z">
         <w:r>
           <w:rPr>
             <w:lang w:val="en-US"/>
@@ -12504,14 +12512,14 @@
         </w:r>
       </w:moveTo>
     </w:p>
-    <w:moveToRangeEnd w:id="189"/>
-    <w:p>
-      <w:pPr>
-        <w:rPr>
-          <w:lang w:val="en-US"/>
-        </w:rPr>
-      </w:pPr>
-      <w:ins w:id="195" w:author="Pascal Heude" w:date="2026-08-01T19:47:00Z">
+    <w:moveToRangeEnd w:id="190"/>
+    <w:p>
+      <w:pPr>
+        <w:rPr>
+          <w:lang w:val="en-US"/>
+        </w:rPr>
+      </w:pPr>
+      <w:ins w:id="196" w:author="Pascal Heude" w:date="2026-08-01T19:47:00Z">
         <w:r>
           <w:rPr>
             <w:b/>
@@ -12535,7 +12543,7 @@
           <w:t>: t</w:t>
         </w:r>
       </w:ins>
-      <w:del w:id="196" w:author="Pascal Heude" w:date="2026-08-01T19:47:00Z">
+      <w:del w:id="197" w:author="Pascal Heude" w:date="2026-08-01T19:47:00Z">
         <w:r>
           <w:rPr>
             <w:lang w:val="en-US"/>
@@ -12573,7 +12581,7 @@
         </w:rPr>
         <w:t xml:space="preserve"> relative </w:t>
       </w:r>
-      <w:del w:id="197" w:author="Pascal Heude" w:date="2026-07-29T22:51:00Z">
+      <w:del w:id="198" w:author="Pascal Heude" w:date="2026-07-29T22:51:00Z">
         <w:r>
           <w:rPr>
             <w:lang w:val="en-US"/>
@@ -12591,12 +12599,12 @@
     <w:p>
       <w:pPr>
         <w:rPr>
-          <w:moveFrom w:id="198" w:author="Pascal Heude" w:date="2026-08-01T19:46:00Z"/>
-          <w:lang w:val="en-US"/>
-        </w:rPr>
-      </w:pPr>
-      <w:moveFromRangeStart w:id="199" w:author="Pascal Heude" w:date="2026-08-01T19:46:00Z" w:name="move236506022"/>
-      <w:moveFrom w:id="200" w:author="Pascal Heude" w:date="2026-08-01T19:46:00Z">
+          <w:moveFrom w:id="199" w:author="Pascal Heude" w:date="2026-08-01T19:46:00Z"/>
+          <w:lang w:val="en-US"/>
+        </w:rPr>
+      </w:pPr>
+      <w:moveFromRangeStart w:id="200" w:author="Pascal Heude" w:date="2026-08-01T19:46:00Z" w:name="move236506022"/>
+      <w:moveFrom w:id="201" w:author="Pascal Heude" w:date="2026-08-01T19:46:00Z">
         <w:r>
           <w:rPr>
             <w:lang w:val="en-US"/>
@@ -12605,7 +12613,7 @@
         </w:r>
       </w:moveFrom>
     </w:p>
-    <w:moveFromRangeEnd w:id="199"/>
+    <w:moveFromRangeEnd w:id="200"/>
     <w:p>
       <w:pPr>
         <w:rPr>
@@ -12618,7 +12626,7 @@
         </w:rPr>
         <w:t xml:space="preserve">If the directory does not exist, it </w:t>
       </w:r>
-      <w:del w:id="201" w:author="Pascal Heude" w:date="2026-07-29T22:52:00Z">
+      <w:del w:id="202" w:author="Pascal Heude" w:date="2026-07-29T22:52:00Z">
         <w:r>
           <w:rPr>
             <w:lang w:val="en-US"/>
@@ -12626,7 +12634,7 @@
           <w:delText xml:space="preserve">shall </w:delText>
         </w:r>
       </w:del>
-      <w:ins w:id="202" w:author="Pascal Heude" w:date="2026-07-29T22:52:00Z">
+      <w:ins w:id="203" w:author="Pascal Heude" w:date="2026-07-29T22:52:00Z">
         <w:r>
           <w:rPr>
             <w:lang w:val="en-US"/>
@@ -12646,7 +12654,7 @@
         </w:rPr>
         <w:t xml:space="preserve">already </w:t>
       </w:r>
-      <w:del w:id="203" w:author="Pascal Heude" w:date="2026-07-29T22:52:00Z">
+      <w:del w:id="204" w:author="Pascal Heude" w:date="2026-07-29T22:52:00Z">
         <w:r>
           <w:rPr>
             <w:lang w:val="en-US"/>
@@ -12660,7 +12668,7 @@
         </w:rPr>
         <w:t>files</w:t>
       </w:r>
-      <w:ins w:id="204" w:author="Pascal Heude" w:date="2026-07-29T22:52:00Z">
+      <w:ins w:id="205" w:author="Pascal Heude" w:date="2026-07-29T22:52:00Z">
         <w:r>
           <w:rPr>
             <w:lang w:val="en-US"/>
@@ -12674,7 +12682,7 @@
         </w:rPr>
         <w:t xml:space="preserve">, </w:t>
       </w:r>
-      <w:del w:id="205" w:author="Pascal Heude" w:date="2026-07-29T22:52:00Z">
+      <w:del w:id="206" w:author="Pascal Heude" w:date="2026-07-29T22:52:00Z">
         <w:r>
           <w:rPr>
             <w:lang w:val="en-US"/>
@@ -12700,7 +12708,7 @@
           <w:delText>Generate</w:delText>
         </w:r>
       </w:del>
-      <w:ins w:id="206" w:author="Pascal Heude" w:date="2026-07-29T22:52:00Z">
+      <w:ins w:id="207" w:author="Pascal Heude" w:date="2026-07-29T22:52:00Z">
         <w:r>
           <w:rPr>
             <w:lang w:val="en-US"/>
@@ -12766,13 +12774,13 @@
       <w:pPr>
         <w:pStyle w:val="Titre3"/>
       </w:pPr>
-      <w:bookmarkStart w:id="207" w:name="_Tag_THW_ID_LIST"/>
-      <w:bookmarkStart w:id="208" w:name="_Toc456106028"/>
-      <w:bookmarkEnd w:id="207"/>
+      <w:bookmarkStart w:id="208" w:name="_Tag_THW_ID_LIST"/>
+      <w:bookmarkStart w:id="209" w:name="_Toc456106028"/>
+      <w:bookmarkEnd w:id="208"/>
       <w:r>
         <w:t>Tag THW_ID_LIST</w:t>
       </w:r>
-      <w:bookmarkEnd w:id="208"/>
+      <w:bookmarkEnd w:id="209"/>
     </w:p>
     <w:p>
       <w:pPr>
@@ -12865,8 +12873,8 @@
           <w:lang w:val="en-US"/>
         </w:rPr>
       </w:pPr>
-      <w:bookmarkStart w:id="209" w:name="_Tag_THW_ID"/>
-      <w:bookmarkEnd w:id="209"/>
+      <w:bookmarkStart w:id="210" w:name="_Tag_THW_ID"/>
+      <w:bookmarkEnd w:id="210"/>
       <w:r>
         <w:rPr>
           <w:lang w:val="en-US"/>
@@ -12901,11 +12909,11 @@
     <w:p>
       <w:pPr>
         <w:rPr>
-          <w:moveTo w:id="210" w:author="Pascal Heude" w:date="2026-08-01T19:48:00Z"/>
-          <w:lang w:val="en-US"/>
-        </w:rPr>
-      </w:pPr>
-      <w:ins w:id="211" w:author="Pascal Heude" w:date="2026-08-01T19:48:00Z">
+          <w:moveTo w:id="211" w:author="Pascal Heude" w:date="2026-08-01T19:48:00Z"/>
+          <w:lang w:val="en-US"/>
+        </w:rPr>
+      </w:pPr>
+      <w:ins w:id="212" w:author="Pascal Heude" w:date="2026-08-01T19:48:00Z">
         <w:r>
           <w:rPr>
             <w:b/>
@@ -12929,9 +12937,9 @@
           <w:t xml:space="preserve">: </w:t>
         </w:r>
       </w:ins>
-      <w:moveToRangeStart w:id="212" w:author="Pascal Heude" w:date="2026-08-01T19:48:00Z" w:name="move236506110"/>
-      <w:moveTo w:id="213" w:author="Pascal Heude" w:date="2026-08-01T19:48:00Z">
-        <w:del w:id="214" w:author="Pascal Heude" w:date="2026-08-01T19:48:00Z">
+      <w:moveToRangeStart w:id="213" w:author="Pascal Heude" w:date="2026-08-01T19:48:00Z" w:name="move236506110"/>
+      <w:moveTo w:id="214" w:author="Pascal Heude" w:date="2026-08-01T19:48:00Z">
+        <w:del w:id="215" w:author="Pascal Heude" w:date="2026-08-01T19:48:00Z">
           <w:r>
             <w:rPr>
               <w:lang w:val="en-US"/>
@@ -12940,7 +12948,7 @@
           </w:r>
         </w:del>
       </w:moveTo>
-      <w:ins w:id="215" w:author="Pascal Heude" w:date="2026-08-01T19:48:00Z">
+      <w:ins w:id="216" w:author="Pascal Heude" w:date="2026-08-01T19:48:00Z">
         <w:r>
           <w:rPr>
             <w:lang w:val="en-US"/>
@@ -12948,14 +12956,14 @@
           <w:t>t</w:t>
         </w:r>
       </w:ins>
-      <w:moveTo w:id="216" w:author="Pascal Heude" w:date="2026-08-01T19:48:00Z">
+      <w:moveTo w:id="217" w:author="Pascal Heude" w:date="2026-08-01T19:48:00Z">
         <w:r>
           <w:rPr>
             <w:lang w:val="en-US"/>
           </w:rPr>
           <w:t xml:space="preserve">he attribute </w:t>
         </w:r>
-        <w:del w:id="217" w:author="Pascal Heude" w:date="2026-08-01T19:48:00Z">
+        <w:del w:id="218" w:author="Pascal Heude" w:date="2026-08-01T19:48:00Z">
           <w:r>
             <w:rPr>
               <w:lang w:val="en-US"/>
@@ -12964,7 +12972,7 @@
           </w:r>
         </w:del>
       </w:moveTo>
-      <w:ins w:id="218" w:author="Pascal Heude" w:date="2026-08-01T19:48:00Z">
+      <w:ins w:id="219" w:author="Pascal Heude" w:date="2026-08-01T19:48:00Z">
         <w:r>
           <w:rPr>
             <w:lang w:val="en-US"/>
@@ -12972,7 +12980,7 @@
           <w:t>shall be</w:t>
         </w:r>
       </w:ins>
-      <w:moveTo w:id="219" w:author="Pascal Heude" w:date="2026-08-01T19:48:00Z">
+      <w:moveTo w:id="220" w:author="Pascal Heude" w:date="2026-08-01T19:48:00Z">
         <w:r>
           <w:rPr>
             <w:lang w:val="en-US"/>
@@ -12981,14 +12989,14 @@
         </w:r>
       </w:moveTo>
     </w:p>
-    <w:moveToRangeEnd w:id="212"/>
-    <w:p>
-      <w:pPr>
-        <w:rPr>
-          <w:lang w:val="en-US"/>
-        </w:rPr>
-      </w:pPr>
-      <w:ins w:id="220" w:author="Pascal Heude" w:date="2026-08-01T19:48:00Z">
+    <w:moveToRangeEnd w:id="213"/>
+    <w:p>
+      <w:pPr>
+        <w:rPr>
+          <w:lang w:val="en-US"/>
+        </w:rPr>
+      </w:pPr>
+      <w:ins w:id="221" w:author="Pascal Heude" w:date="2026-08-01T19:48:00Z">
         <w:r>
           <w:rPr>
             <w:b/>
@@ -13012,7 +13020,7 @@
           <w:t xml:space="preserve">: </w:t>
         </w:r>
       </w:ins>
-      <w:del w:id="221" w:author="Pascal Heude" w:date="2026-08-03T17:54:00Z">
+      <w:del w:id="222" w:author="Pascal Heude" w:date="2026-08-03T17:54:00Z">
         <w:r>
           <w:rPr>
             <w:lang w:val="en-US"/>
@@ -13020,7 +13028,7 @@
           <w:delText>T</w:delText>
         </w:r>
       </w:del>
-      <w:ins w:id="222" w:author="Pascal Heude" w:date="2026-08-03T17:54:00Z">
+      <w:ins w:id="223" w:author="Pascal Heude" w:date="2026-08-03T17:54:00Z">
         <w:r>
           <w:rPr>
             <w:lang w:val="en-US"/>
@@ -13044,12 +13052,12 @@
     <w:p>
       <w:pPr>
         <w:rPr>
-          <w:moveFrom w:id="223" w:author="Pascal Heude" w:date="2026-08-01T19:48:00Z"/>
-          <w:lang w:val="en-US"/>
-        </w:rPr>
-      </w:pPr>
-      <w:moveFromRangeStart w:id="224" w:author="Pascal Heude" w:date="2026-08-01T19:48:00Z" w:name="move236506110"/>
-      <w:moveFrom w:id="225" w:author="Pascal Heude" w:date="2026-08-01T19:48:00Z">
+          <w:moveFrom w:id="224" w:author="Pascal Heude" w:date="2026-08-01T19:48:00Z"/>
+          <w:lang w:val="en-US"/>
+        </w:rPr>
+      </w:pPr>
+      <w:moveFromRangeStart w:id="225" w:author="Pascal Heude" w:date="2026-08-01T19:48:00Z" w:name="move236506110"/>
+      <w:moveFrom w:id="226" w:author="Pascal Heude" w:date="2026-08-01T19:48:00Z">
         <w:r>
           <w:rPr>
             <w:lang w:val="en-US"/>
@@ -13064,7 +13072,7 @@
         </w:r>
       </w:moveFrom>
     </w:p>
-    <w:moveFromRangeEnd w:id="224"/>
+    <w:moveFromRangeEnd w:id="225"/>
     <w:p>
       <w:pPr>
         <w:rPr>
@@ -13140,13 +13148,13 @@
       <w:pPr>
         <w:pStyle w:val="Titre3"/>
       </w:pPr>
-      <w:bookmarkStart w:id="226" w:name="_Tag_THW_ID_1"/>
-      <w:bookmarkStart w:id="227" w:name="_Toc456106029"/>
-      <w:bookmarkEnd w:id="226"/>
+      <w:bookmarkStart w:id="227" w:name="_Tag_THW_ID_1"/>
+      <w:bookmarkStart w:id="228" w:name="_Toc456106029"/>
+      <w:bookmarkEnd w:id="227"/>
       <w:r>
         <w:t>Tag THW_ID</w:t>
       </w:r>
-      <w:bookmarkEnd w:id="227"/>
+      <w:bookmarkEnd w:id="228"/>
     </w:p>
     <w:p>
       <w:pPr>
@@ -13200,17 +13208,17 @@
     <w:p>
       <w:pPr>
         <w:rPr>
-          <w:moveTo w:id="228" w:author="Pascal Heude" w:date="2026-08-01T21:11:00Z"/>
-          <w:lang w:val="en-US"/>
-        </w:rPr>
-      </w:pPr>
-      <w:ins w:id="229" w:author="Pascal Heude" w:date="2026-08-01T21:11:00Z">
+          <w:moveTo w:id="229" w:author="Pascal Heude" w:date="2026-08-01T21:11:00Z"/>
+          <w:lang w:val="en-US"/>
+        </w:rPr>
+      </w:pPr>
+      <w:ins w:id="230" w:author="Pascal Heude" w:date="2026-08-01T21:11:00Z">
         <w:r>
           <w:rPr>
             <w:b/>
             <w:color w:val="0070C0"/>
             <w:lang w:val="en-US"/>
-            <w:rPrChange w:id="230" w:author="Pascal Heude" w:date="2026-08-01T21:11:00Z">
+            <w:rPrChange w:id="231" w:author="Pascal Heude" w:date="2026-08-01T21:11:00Z">
               <w:rPr>
                 <w:lang w:val="en-US"/>
               </w:rPr>
@@ -13225,9 +13233,9 @@
           <w:t xml:space="preserve">: </w:t>
         </w:r>
       </w:ins>
-      <w:moveToRangeStart w:id="231" w:author="Pascal Heude" w:date="2026-08-01T21:11:00Z" w:name="move236511099"/>
-      <w:moveTo w:id="232" w:author="Pascal Heude" w:date="2026-08-01T21:11:00Z">
-        <w:del w:id="233" w:author="Pascal Heude" w:date="2026-08-03T17:54:00Z">
+      <w:moveToRangeStart w:id="232" w:author="Pascal Heude" w:date="2026-08-01T21:11:00Z" w:name="move236511099"/>
+      <w:moveTo w:id="233" w:author="Pascal Heude" w:date="2026-08-01T21:11:00Z">
+        <w:del w:id="234" w:author="Pascal Heude" w:date="2026-08-03T17:54:00Z">
           <w:r>
             <w:rPr>
               <w:lang w:val="en-US"/>
@@ -13236,7 +13244,7 @@
           </w:r>
         </w:del>
       </w:moveTo>
-      <w:ins w:id="234" w:author="Pascal Heude" w:date="2026-08-03T17:54:00Z">
+      <w:ins w:id="235" w:author="Pascal Heude" w:date="2026-08-03T17:54:00Z">
         <w:r>
           <w:rPr>
             <w:lang w:val="en-US"/>
@@ -13244,14 +13252,14 @@
           <w:t>t</w:t>
         </w:r>
       </w:ins>
-      <w:moveTo w:id="235" w:author="Pascal Heude" w:date="2026-08-01T21:11:00Z">
+      <w:moveTo w:id="236" w:author="Pascal Heude" w:date="2026-08-01T21:11:00Z">
         <w:r>
           <w:rPr>
             <w:lang w:val="en-US"/>
           </w:rPr>
           <w:t xml:space="preserve">his tag </w:t>
         </w:r>
-        <w:del w:id="236" w:author="Pascal Heude" w:date="2026-08-01T21:12:00Z">
+        <w:del w:id="237" w:author="Pascal Heude" w:date="2026-08-01T21:12:00Z">
           <w:r>
             <w:rPr>
               <w:lang w:val="en-US"/>
@@ -13260,7 +13268,7 @@
           </w:r>
         </w:del>
       </w:moveTo>
-      <w:ins w:id="237" w:author="Pascal Heude" w:date="2026-08-01T21:12:00Z">
+      <w:ins w:id="238" w:author="Pascal Heude" w:date="2026-08-01T21:12:00Z">
         <w:r>
           <w:rPr>
             <w:lang w:val="en-US"/>
@@ -13268,7 +13276,7 @@
           <w:t>shall be</w:t>
         </w:r>
       </w:ins>
-      <w:moveTo w:id="238" w:author="Pascal Heude" w:date="2026-08-01T21:11:00Z">
+      <w:moveTo w:id="239" w:author="Pascal Heude" w:date="2026-08-01T21:11:00Z">
         <w:r>
           <w:rPr>
             <w:lang w:val="en-US"/>
@@ -13318,20 +13326,20 @@
         </w:r>
       </w:moveTo>
     </w:p>
-    <w:moveToRangeEnd w:id="231"/>
-    <w:p>
-      <w:pPr>
-        <w:rPr>
-          <w:lang w:val="en-US"/>
-        </w:rPr>
-      </w:pPr>
-      <w:ins w:id="239" w:author="Pascal Heude" w:date="2026-08-01T21:11:00Z">
+    <w:moveToRangeEnd w:id="232"/>
+    <w:p>
+      <w:pPr>
+        <w:rPr>
+          <w:lang w:val="en-US"/>
+        </w:rPr>
+      </w:pPr>
+      <w:ins w:id="240" w:author="Pascal Heude" w:date="2026-08-01T21:11:00Z">
         <w:r>
           <w:rPr>
             <w:b/>
             <w:color w:val="0070C0"/>
             <w:lang w:val="en-US"/>
-            <w:rPrChange w:id="240" w:author="Pascal Heude" w:date="2026-08-01T21:11:00Z">
+            <w:rPrChange w:id="241" w:author="Pascal Heude" w:date="2026-08-01T21:11:00Z">
               <w:rPr>
                 <w:lang w:val="en-US"/>
               </w:rPr>
@@ -13346,7 +13354,7 @@
           <w:t xml:space="preserve">: </w:t>
         </w:r>
       </w:ins>
-      <w:ins w:id="241" w:author="Pascal Heude" w:date="2026-08-03T17:54:00Z">
+      <w:ins w:id="242" w:author="Pascal Heude" w:date="2026-08-03T17:54:00Z">
         <w:r>
           <w:rPr>
             <w:lang w:val="en-US"/>
@@ -13354,7 +13362,7 @@
           <w:t>t</w:t>
         </w:r>
       </w:ins>
-      <w:del w:id="242" w:author="Pascal Heude" w:date="2026-08-03T17:54:00Z">
+      <w:del w:id="243" w:author="Pascal Heude" w:date="2026-08-03T17:54:00Z">
         <w:r>
           <w:rPr>
             <w:lang w:val="en-US"/>
@@ -13372,12 +13380,12 @@
     <w:p>
       <w:pPr>
         <w:rPr>
-          <w:moveFrom w:id="243" w:author="Pascal Heude" w:date="2026-08-01T21:11:00Z"/>
-          <w:lang w:val="en-US"/>
-        </w:rPr>
-      </w:pPr>
-      <w:moveFromRangeStart w:id="244" w:author="Pascal Heude" w:date="2026-08-01T21:11:00Z" w:name="move236511099"/>
-      <w:moveFrom w:id="245" w:author="Pascal Heude" w:date="2026-08-01T21:11:00Z">
+          <w:moveFrom w:id="244" w:author="Pascal Heude" w:date="2026-08-01T21:11:00Z"/>
+          <w:lang w:val="en-US"/>
+        </w:rPr>
+      </w:pPr>
+      <w:moveFromRangeStart w:id="245" w:author="Pascal Heude" w:date="2026-08-01T21:11:00Z" w:name="move236511099"/>
+      <w:moveFrom w:id="246" w:author="Pascal Heude" w:date="2026-08-01T21:11:00Z">
         <w:r>
           <w:rPr>
             <w:lang w:val="en-US"/>
@@ -13439,7 +13447,7 @@
         </w:r>
       </w:moveFrom>
     </w:p>
-    <w:moveFromRangeEnd w:id="244"/>
+    <w:moveFromRangeEnd w:id="245"/>
     <w:p>
       <w:pPr>
         <w:rPr>
@@ -13583,7 +13591,6 @@
         <w:rPr>
           <w:lang w:val="en-US"/>
         </w:rPr>
-        <w:lastRenderedPageBreak/>
         <w:t>&lt;THW_ID&gt;THW ID2&lt;/THW_ID&gt;</w:t>
       </w:r>
     </w:p>
@@ -13618,13 +13625,13 @@
       <w:pPr>
         <w:pStyle w:val="Titre3"/>
       </w:pPr>
-      <w:bookmarkStart w:id="246" w:name="_Tag_SUPPORT_FILE_LIST"/>
-      <w:bookmarkStart w:id="247" w:name="_Toc456106030"/>
-      <w:bookmarkEnd w:id="246"/>
+      <w:bookmarkStart w:id="247" w:name="_Tag_SUPPORT_FILE_LIST"/>
+      <w:bookmarkStart w:id="248" w:name="_Toc456106030"/>
+      <w:bookmarkEnd w:id="247"/>
       <w:r>
         <w:t>Tag SUPPORT_FILE_LIST</w:t>
       </w:r>
-      <w:bookmarkEnd w:id="247"/>
+      <w:bookmarkEnd w:id="248"/>
     </w:p>
     <w:p>
       <w:pPr>
@@ -13654,20 +13661,20 @@
     <w:p>
       <w:pPr>
         <w:rPr>
-          <w:moveTo w:id="248" w:author="Pascal Heude" w:date="2026-08-03T17:51:00Z"/>
+          <w:moveTo w:id="249" w:author="Pascal Heude" w:date="2026-08-03T17:51:00Z"/>
           <w:b/>
           <w:color w:val="0070C0"/>
           <w:lang w:val="en-US"/>
-          <w:rPrChange w:id="249" w:author="Pascal Heude" w:date="2026-08-03T17:52:00Z">
+          <w:rPrChange w:id="250" w:author="Pascal Heude" w:date="2026-08-03T17:52:00Z">
             <w:rPr>
-              <w:moveTo w:id="250" w:author="Pascal Heude" w:date="2026-08-03T17:51:00Z"/>
+              <w:moveTo w:id="251" w:author="Pascal Heude" w:date="2026-08-03T17:51:00Z"/>
               <w:lang w:val="en-US"/>
             </w:rPr>
           </w:rPrChange>
         </w:rPr>
       </w:pPr>
-      <w:moveToRangeStart w:id="251" w:author="Pascal Heude" w:date="2026-08-03T17:51:00Z" w:name="move236671916"/>
-      <w:moveTo w:id="252" w:author="Pascal Heude" w:date="2026-08-03T17:51:00Z">
+      <w:moveToRangeStart w:id="252" w:author="Pascal Heude" w:date="2026-08-03T17:51:00Z" w:name="move236671916"/>
+      <w:moveTo w:id="253" w:author="Pascal Heude" w:date="2026-08-03T17:51:00Z">
         <w:r>
           <w:rPr>
             <w:lang w:val="en-US"/>
@@ -13676,20 +13683,20 @@
         </w:r>
       </w:moveTo>
     </w:p>
-    <w:moveToRangeEnd w:id="251"/>
-    <w:p>
-      <w:pPr>
-        <w:rPr>
-          <w:lang w:val="en-US"/>
-        </w:rPr>
-      </w:pPr>
-      <w:ins w:id="253" w:author="Pascal Heude" w:date="2026-08-03T17:51:00Z">
+    <w:moveToRangeEnd w:id="252"/>
+    <w:p>
+      <w:pPr>
+        <w:rPr>
+          <w:lang w:val="en-US"/>
+        </w:rPr>
+      </w:pPr>
+      <w:ins w:id="254" w:author="Pascal Heude" w:date="2026-08-03T17:51:00Z">
         <w:r>
           <w:rPr>
             <w:b/>
             <w:color w:val="0070C0"/>
             <w:lang w:val="en-US"/>
-            <w:rPrChange w:id="254" w:author="Pascal Heude" w:date="2026-08-03T17:52:00Z">
+            <w:rPrChange w:id="255" w:author="Pascal Heude" w:date="2026-08-03T17:52:00Z">
               <w:rPr>
                 <w:lang w:val="en-US"/>
               </w:rPr>
@@ -13704,7 +13711,7 @@
           <w:t xml:space="preserve">: </w:t>
         </w:r>
       </w:ins>
-      <w:del w:id="255" w:author="Pascal Heude" w:date="2026-08-03T17:54:00Z">
+      <w:del w:id="256" w:author="Pascal Heude" w:date="2026-08-03T17:54:00Z">
         <w:r>
           <w:rPr>
             <w:lang w:val="en-US"/>
@@ -13712,7 +13719,7 @@
           <w:delText>T</w:delText>
         </w:r>
       </w:del>
-      <w:ins w:id="256" w:author="Pascal Heude" w:date="2026-08-03T17:54:00Z">
+      <w:ins w:id="257" w:author="Pascal Heude" w:date="2026-08-03T17:54:00Z">
         <w:r>
           <w:rPr>
             <w:lang w:val="en-US"/>
@@ -13745,12 +13752,12 @@
     <w:p>
       <w:pPr>
         <w:rPr>
-          <w:moveFrom w:id="257" w:author="Pascal Heude" w:date="2026-08-03T17:51:00Z"/>
-          <w:lang w:val="en-US"/>
-        </w:rPr>
-      </w:pPr>
-      <w:moveFromRangeStart w:id="258" w:author="Pascal Heude" w:date="2026-08-03T17:51:00Z" w:name="move236671916"/>
-      <w:moveFrom w:id="259" w:author="Pascal Heude" w:date="2026-08-03T17:51:00Z">
+          <w:moveFrom w:id="258" w:author="Pascal Heude" w:date="2026-08-03T17:51:00Z"/>
+          <w:lang w:val="en-US"/>
+        </w:rPr>
+      </w:pPr>
+      <w:moveFromRangeStart w:id="259" w:author="Pascal Heude" w:date="2026-08-03T17:51:00Z" w:name="move236671916"/>
+      <w:moveFrom w:id="260" w:author="Pascal Heude" w:date="2026-08-03T17:51:00Z">
         <w:r>
           <w:rPr>
             <w:lang w:val="en-US"/>
@@ -13759,24 +13766,25 @@
         </w:r>
       </w:moveFrom>
     </w:p>
-    <w:moveFromRangeEnd w:id="258"/>
-    <w:p>
-      <w:pPr>
-        <w:rPr>
-          <w:lang w:val="en-US"/>
-        </w:rPr>
-      </w:pPr>
-    </w:p>
-    <w:p>
-      <w:pPr>
-        <w:rPr>
-          <w:lang w:val="en-US"/>
-        </w:rPr>
-      </w:pPr>
-      <w:r>
-        <w:rPr>
-          <w:lang w:val="en-US"/>
-        </w:rPr>
+    <w:moveFromRangeEnd w:id="259"/>
+    <w:p>
+      <w:pPr>
+        <w:rPr>
+          <w:lang w:val="en-US"/>
+        </w:rPr>
+      </w:pPr>
+    </w:p>
+    <w:p>
+      <w:pPr>
+        <w:rPr>
+          <w:lang w:val="en-US"/>
+        </w:rPr>
+      </w:pPr>
+      <w:r>
+        <w:rPr>
+          <w:lang w:val="en-US"/>
+        </w:rPr>
+        <w:lastRenderedPageBreak/>
         <w:t xml:space="preserve">The attribute </w:t>
       </w:r>
       <w:r>
@@ -13936,11 +13944,11 @@
     <w:p>
       <w:pPr>
         <w:rPr>
-          <w:moveTo w:id="260" w:author="Pascal Heude" w:date="2026-08-01T21:12:00Z"/>
-          <w:lang w:val="en-US"/>
-        </w:rPr>
-      </w:pPr>
-      <w:ins w:id="261" w:author="Pascal Heude" w:date="2026-08-01T21:13:00Z">
+          <w:moveTo w:id="261" w:author="Pascal Heude" w:date="2026-08-01T21:12:00Z"/>
+          <w:lang w:val="en-US"/>
+        </w:rPr>
+      </w:pPr>
+      <w:ins w:id="262" w:author="Pascal Heude" w:date="2026-08-01T21:13:00Z">
         <w:r>
           <w:rPr>
             <w:b/>
@@ -13950,7 +13958,7 @@
           <w:t>URQT_</w:t>
         </w:r>
       </w:ins>
-      <w:ins w:id="262" w:author="Pascal Heude" w:date="2026-08-01T22:10:00Z">
+      <w:ins w:id="263" w:author="Pascal Heude" w:date="2026-08-01T22:10:00Z">
         <w:r>
           <w:rPr>
             <w:b/>
@@ -13960,7 +13968,7 @@
           <w:t>2</w:t>
         </w:r>
       </w:ins>
-      <w:ins w:id="263" w:author="Pascal Heude" w:date="2026-08-03T17:52:00Z">
+      <w:ins w:id="264" w:author="Pascal Heude" w:date="2026-08-03T17:52:00Z">
         <w:r>
           <w:rPr>
             <w:b/>
@@ -13970,9 +13978,9 @@
           <w:t>6</w:t>
         </w:r>
       </w:ins>
-      <w:moveToRangeStart w:id="264" w:author="Pascal Heude" w:date="2026-08-01T21:12:00Z" w:name="move236511174"/>
-      <w:moveTo w:id="265" w:author="Pascal Heude" w:date="2026-08-01T21:12:00Z">
-        <w:del w:id="266" w:author="Pascal Heude" w:date="2026-08-01T21:13:00Z">
+      <w:moveToRangeStart w:id="265" w:author="Pascal Heude" w:date="2026-08-01T21:12:00Z" w:name="move236511174"/>
+      <w:moveTo w:id="266" w:author="Pascal Heude" w:date="2026-08-01T21:12:00Z">
+        <w:del w:id="267" w:author="Pascal Heude" w:date="2026-08-01T21:13:00Z">
           <w:r>
             <w:rPr>
               <w:lang w:val="en-US"/>
@@ -13981,7 +13989,7 @@
           </w:r>
         </w:del>
       </w:moveTo>
-      <w:ins w:id="267" w:author="Pascal Heude" w:date="2026-08-01T21:13:00Z">
+      <w:ins w:id="268" w:author="Pascal Heude" w:date="2026-08-01T21:13:00Z">
         <w:r>
           <w:rPr>
             <w:lang w:val="en-US"/>
@@ -13989,14 +13997,14 @@
           <w:t>: t</w:t>
         </w:r>
       </w:ins>
-      <w:moveTo w:id="268" w:author="Pascal Heude" w:date="2026-08-01T21:12:00Z">
+      <w:moveTo w:id="269" w:author="Pascal Heude" w:date="2026-08-01T21:12:00Z">
         <w:r>
           <w:rPr>
             <w:lang w:val="en-US"/>
           </w:rPr>
           <w:t xml:space="preserve">he attribute </w:t>
         </w:r>
-        <w:del w:id="269" w:author="Pascal Heude" w:date="2026-08-01T21:13:00Z">
+        <w:del w:id="270" w:author="Pascal Heude" w:date="2026-08-01T21:13:00Z">
           <w:r>
             <w:rPr>
               <w:lang w:val="en-US"/>
@@ -14005,7 +14013,7 @@
           </w:r>
         </w:del>
       </w:moveTo>
-      <w:ins w:id="270" w:author="Pascal Heude" w:date="2026-08-01T21:13:00Z">
+      <w:ins w:id="271" w:author="Pascal Heude" w:date="2026-08-01T21:13:00Z">
         <w:r>
           <w:rPr>
             <w:lang w:val="en-US"/>
@@ -14013,7 +14021,7 @@
           <w:t>shall be</w:t>
         </w:r>
       </w:ins>
-      <w:moveTo w:id="271" w:author="Pascal Heude" w:date="2026-08-01T21:12:00Z">
+      <w:moveTo w:id="272" w:author="Pascal Heude" w:date="2026-08-01T21:12:00Z">
         <w:r>
           <w:rPr>
             <w:lang w:val="en-US"/>
@@ -14022,20 +14030,20 @@
         </w:r>
       </w:moveTo>
     </w:p>
-    <w:moveToRangeEnd w:id="264"/>
-    <w:p>
-      <w:pPr>
-        <w:rPr>
-          <w:lang w:val="en-US"/>
-        </w:rPr>
-      </w:pPr>
-      <w:ins w:id="272" w:author="Pascal Heude" w:date="2026-08-01T21:12:00Z">
+    <w:moveToRangeEnd w:id="265"/>
+    <w:p>
+      <w:pPr>
+        <w:rPr>
+          <w:lang w:val="en-US"/>
+        </w:rPr>
+      </w:pPr>
+      <w:ins w:id="273" w:author="Pascal Heude" w:date="2026-08-01T21:12:00Z">
         <w:r>
           <w:rPr>
             <w:b/>
             <w:color w:val="0070C0"/>
             <w:lang w:val="en-US"/>
-            <w:rPrChange w:id="273" w:author="Pascal Heude" w:date="2026-08-01T21:13:00Z">
+            <w:rPrChange w:id="274" w:author="Pascal Heude" w:date="2026-08-01T21:13:00Z">
               <w:rPr>
                 <w:lang w:val="en-US"/>
               </w:rPr>
@@ -14044,7 +14052,7 @@
           <w:t>URQT_2</w:t>
         </w:r>
       </w:ins>
-      <w:ins w:id="274" w:author="Pascal Heude" w:date="2026-08-01T22:10:00Z">
+      <w:ins w:id="275" w:author="Pascal Heude" w:date="2026-08-01T22:10:00Z">
         <w:r>
           <w:rPr>
             <w:b/>
@@ -14054,7 +14062,7 @@
           <w:t>7</w:t>
         </w:r>
       </w:ins>
-      <w:ins w:id="275" w:author="Pascal Heude" w:date="2026-08-01T21:12:00Z">
+      <w:ins w:id="276" w:author="Pascal Heude" w:date="2026-08-01T21:12:00Z">
         <w:r>
           <w:rPr>
             <w:lang w:val="en-US"/>
@@ -14062,7 +14070,7 @@
           <w:t xml:space="preserve">: </w:t>
         </w:r>
       </w:ins>
-      <w:ins w:id="276" w:author="Pascal Heude" w:date="2026-08-03T17:54:00Z">
+      <w:ins w:id="277" w:author="Pascal Heude" w:date="2026-08-03T17:54:00Z">
         <w:r>
           <w:rPr>
             <w:lang w:val="en-US"/>
@@ -14070,7 +14078,7 @@
           <w:t>t</w:t>
         </w:r>
       </w:ins>
-      <w:del w:id="277" w:author="Pascal Heude" w:date="2026-08-03T17:54:00Z">
+      <w:del w:id="278" w:author="Pascal Heude" w:date="2026-08-03T17:54:00Z">
         <w:r>
           <w:rPr>
             <w:lang w:val="en-US"/>
@@ -14088,12 +14096,12 @@
     <w:p>
       <w:pPr>
         <w:rPr>
-          <w:moveFrom w:id="278" w:author="Pascal Heude" w:date="2026-08-01T21:12:00Z"/>
-          <w:lang w:val="en-US"/>
-        </w:rPr>
-      </w:pPr>
-      <w:moveFromRangeStart w:id="279" w:author="Pascal Heude" w:date="2026-08-01T21:12:00Z" w:name="move236511174"/>
-      <w:moveFrom w:id="280" w:author="Pascal Heude" w:date="2026-08-01T21:12:00Z">
+          <w:moveFrom w:id="279" w:author="Pascal Heude" w:date="2026-08-01T21:12:00Z"/>
+          <w:lang w:val="en-US"/>
+        </w:rPr>
+      </w:pPr>
+      <w:moveFromRangeStart w:id="280" w:author="Pascal Heude" w:date="2026-08-01T21:12:00Z" w:name="move236511174"/>
+      <w:moveFrom w:id="281" w:author="Pascal Heude" w:date="2026-08-01T21:12:00Z">
         <w:r>
           <w:rPr>
             <w:lang w:val="en-US"/>
@@ -14102,7 +14110,7 @@
         </w:r>
       </w:moveFrom>
     </w:p>
-    <w:moveFromRangeEnd w:id="279"/>
+    <w:moveFromRangeEnd w:id="280"/>
     <w:p>
       <w:pPr>
         <w:rPr>
@@ -14202,13 +14210,13 @@
       <w:pPr>
         <w:pStyle w:val="Titre3"/>
       </w:pPr>
-      <w:bookmarkStart w:id="281" w:name="_Tag_SUPPORT_FILE"/>
-      <w:bookmarkStart w:id="282" w:name="_Toc456106031"/>
-      <w:bookmarkEnd w:id="281"/>
+      <w:bookmarkStart w:id="282" w:name="_Tag_SUPPORT_FILE"/>
+      <w:bookmarkStart w:id="283" w:name="_Toc456106031"/>
+      <w:bookmarkEnd w:id="282"/>
       <w:r>
         <w:t>Tag SUPPORT_FILE</w:t>
       </w:r>
-      <w:bookmarkEnd w:id="282"/>
+      <w:bookmarkEnd w:id="283"/>
     </w:p>
     <w:p>
       <w:pPr>
@@ -14244,11 +14252,11 @@
     <w:p>
       <w:pPr>
         <w:rPr>
-          <w:ins w:id="283" w:author="Pascal Heude" w:date="2026-07-29T22:59:00Z"/>
-          <w:lang w:val="en-US"/>
-        </w:rPr>
-      </w:pPr>
-      <w:ins w:id="284" w:author="Pascal Heude" w:date="2026-08-01T21:16:00Z">
+          <w:ins w:id="284" w:author="Pascal Heude" w:date="2026-07-29T22:59:00Z"/>
+          <w:lang w:val="en-US"/>
+        </w:rPr>
+      </w:pPr>
+      <w:ins w:id="285" w:author="Pascal Heude" w:date="2026-08-01T21:16:00Z">
         <w:r>
           <w:rPr>
             <w:b/>
@@ -14258,7 +14266,7 @@
           <w:t>URQT_2</w:t>
         </w:r>
       </w:ins>
-      <w:ins w:id="285" w:author="Pascal Heude" w:date="2026-08-01T22:11:00Z">
+      <w:ins w:id="286" w:author="Pascal Heude" w:date="2026-08-01T22:11:00Z">
         <w:r>
           <w:rPr>
             <w:b/>
@@ -14268,7 +14276,7 @@
           <w:t>8</w:t>
         </w:r>
       </w:ins>
-      <w:ins w:id="286" w:author="Pascal Heude" w:date="2026-08-01T21:16:00Z">
+      <w:ins w:id="287" w:author="Pascal Heude" w:date="2026-08-01T21:16:00Z">
         <w:r>
           <w:rPr>
             <w:lang w:val="en-US"/>
@@ -14276,7 +14284,7 @@
           <w:t xml:space="preserve">: </w:t>
         </w:r>
       </w:ins>
-      <w:ins w:id="287" w:author="Pascal Heude" w:date="2026-08-03T17:54:00Z">
+      <w:ins w:id="288" w:author="Pascal Heude" w:date="2026-08-03T17:54:00Z">
         <w:r>
           <w:rPr>
             <w:lang w:val="en-US"/>
@@ -14284,7 +14292,7 @@
           <w:t>t</w:t>
         </w:r>
       </w:ins>
-      <w:del w:id="288" w:author="Pascal Heude" w:date="2026-08-03T17:54:00Z">
+      <w:del w:id="289" w:author="Pascal Heude" w:date="2026-08-03T17:54:00Z">
         <w:r>
           <w:rPr>
             <w:lang w:val="en-US"/>
@@ -14298,7 +14306,7 @@
         </w:rPr>
         <w:t xml:space="preserve">he content shall be a </w:t>
       </w:r>
-      <w:del w:id="289" w:author="Pascal Heude" w:date="2026-08-01T21:16:00Z">
+      <w:del w:id="290" w:author="Pascal Heude" w:date="2026-08-01T21:16:00Z">
         <w:r>
           <w:rPr>
             <w:lang w:val="en-US"/>
@@ -14306,7 +14314,7 @@
           <w:delText>list of characters</w:delText>
         </w:r>
       </w:del>
-      <w:ins w:id="290" w:author="Pascal Heude" w:date="2026-08-01T21:16:00Z">
+      <w:ins w:id="291" w:author="Pascal Heude" w:date="2026-08-01T21:16:00Z">
         <w:r>
           <w:rPr>
             <w:lang w:val="en-US"/>
@@ -14314,7 +14322,7 @@
           <w:t>readable fil</w:t>
         </w:r>
       </w:ins>
-      <w:ins w:id="291" w:author="Pascal Heude" w:date="2026-08-01T21:17:00Z">
+      <w:ins w:id="292" w:author="Pascal Heude" w:date="2026-08-01T21:17:00Z">
         <w:r>
           <w:rPr>
             <w:lang w:val="en-US"/>
@@ -14328,7 +14336,7 @@
         </w:rPr>
         <w:t>.</w:t>
       </w:r>
-      <w:ins w:id="292" w:author="Pascal Heude" w:date="2026-07-29T23:20:00Z">
+      <w:ins w:id="293" w:author="Pascal Heude" w:date="2026-07-29T23:20:00Z">
         <w:r>
           <w:rPr>
             <w:lang w:val="en-US"/>
@@ -14336,7 +14344,7 @@
           <w:t xml:space="preserve"> The name of support file shall not be identical to the name of data files (</w:t>
         </w:r>
       </w:ins>
-      <w:ins w:id="293" w:author="Pascal Heude" w:date="2026-07-29T23:22:00Z">
+      <w:ins w:id="294" w:author="Pascal Heude" w:date="2026-07-29T23:22:00Z">
         <w:r>
           <w:rPr>
             <w:lang w:val="en-US"/>
@@ -14367,7 +14375,7 @@
         </w:rPr>
         <w:fldChar w:fldCharType="separate"/>
       </w:r>
-      <w:ins w:id="294" w:author="Pascal Heude" w:date="2026-07-29T23:22:00Z">
+      <w:ins w:id="295" w:author="Pascal Heude" w:date="2026-07-29T23:22:00Z">
         <w:r>
           <w:rPr>
             <w:lang w:val="en-US"/>
@@ -14381,7 +14389,7 @@
           <w:fldChar w:fldCharType="end"/>
         </w:r>
       </w:ins>
-      <w:ins w:id="295" w:author="Pascal Heude" w:date="2026-07-29T23:23:00Z">
+      <w:ins w:id="296" w:author="Pascal Heude" w:date="2026-07-29T23:23:00Z">
         <w:r>
           <w:rPr>
             <w:lang w:val="en-US"/>
@@ -14389,7 +14397,7 @@
           <w:t>)</w:t>
         </w:r>
       </w:ins>
-      <w:ins w:id="296" w:author="Pascal Heude" w:date="2026-07-29T23:22:00Z">
+      <w:ins w:id="297" w:author="Pascal Heude" w:date="2026-07-29T23:22:00Z">
         <w:r>
           <w:rPr>
             <w:lang w:val="en-US"/>
@@ -14404,7 +14412,7 @@
           <w:lang w:val="en-US"/>
         </w:rPr>
       </w:pPr>
-      <w:ins w:id="297" w:author="Pascal Heude" w:date="2026-07-29T22:59:00Z">
+      <w:ins w:id="298" w:author="Pascal Heude" w:date="2026-07-29T22:59:00Z">
         <w:r>
           <w:rPr>
             <w:lang w:val="en-US"/>
@@ -14412,7 +14420,7 @@
           <w:t xml:space="preserve">The support files will be copied in the directory provided by the tag </w:t>
         </w:r>
       </w:ins>
-      <w:ins w:id="298" w:author="Pascal Heude" w:date="2026-07-29T23:02:00Z">
+      <w:ins w:id="299" w:author="Pascal Heude" w:date="2026-07-29T23:02:00Z">
         <w:r>
           <w:rPr>
             <w:lang w:val="en-US"/>
@@ -14445,7 +14453,7 @@
           <w:fldChar w:fldCharType="end"/>
         </w:r>
       </w:ins>
-      <w:ins w:id="299" w:author="Pascal Heude" w:date="2026-07-29T23:24:00Z">
+      <w:ins w:id="300" w:author="Pascal Heude" w:date="2026-07-29T23:24:00Z">
         <w:r>
           <w:rPr>
             <w:lang w:val="en-US"/>
@@ -14453,7 +14461,7 @@
           <w:t>, with the dat</w:t>
         </w:r>
       </w:ins>
-      <w:ins w:id="300" w:author="Pascal Heude" w:date="2026-07-29T23:26:00Z">
+      <w:ins w:id="301" w:author="Pascal Heude" w:date="2026-07-29T23:26:00Z">
         <w:r>
           <w:rPr>
             <w:lang w:val="en-US"/>
@@ -14461,7 +14469,7 @@
           <w:t>a</w:t>
         </w:r>
       </w:ins>
-      <w:ins w:id="301" w:author="Pascal Heude" w:date="2026-07-29T23:24:00Z">
+      <w:ins w:id="302" w:author="Pascal Heude" w:date="2026-07-29T23:24:00Z">
         <w:r>
           <w:rPr>
             <w:lang w:val="en-US"/>
@@ -14469,7 +14477,7 @@
           <w:t xml:space="preserve"> files</w:t>
         </w:r>
       </w:ins>
-      <w:ins w:id="302" w:author="Pascal Heude" w:date="2026-07-29T23:01:00Z">
+      <w:ins w:id="303" w:author="Pascal Heude" w:date="2026-07-29T23:01:00Z">
         <w:r>
           <w:rPr>
             <w:lang w:val="en-US"/>
@@ -14484,7 +14492,7 @@
           <w:lang w:val="en-US"/>
         </w:rPr>
       </w:pPr>
-      <w:ins w:id="303" w:author="Pascal Heude" w:date="2026-08-01T21:17:00Z">
+      <w:ins w:id="304" w:author="Pascal Heude" w:date="2026-08-01T21:17:00Z">
         <w:r>
           <w:rPr>
             <w:b/>
@@ -14494,7 +14502,7 @@
           <w:t>URQT_2</w:t>
         </w:r>
       </w:ins>
-      <w:ins w:id="304" w:author="Pascal Heude" w:date="2026-08-01T22:11:00Z">
+      <w:ins w:id="305" w:author="Pascal Heude" w:date="2026-08-01T22:11:00Z">
         <w:r>
           <w:rPr>
             <w:b/>
@@ -14504,7 +14512,7 @@
           <w:t>9</w:t>
         </w:r>
       </w:ins>
-      <w:ins w:id="305" w:author="Pascal Heude" w:date="2026-08-01T21:17:00Z">
+      <w:ins w:id="306" w:author="Pascal Heude" w:date="2026-08-01T21:17:00Z">
         <w:r>
           <w:rPr>
             <w:lang w:val="en-US"/>
@@ -14512,7 +14520,7 @@
           <w:t xml:space="preserve">: </w:t>
         </w:r>
       </w:ins>
-      <w:del w:id="306" w:author="Pascal Heude" w:date="2026-08-03T17:54:00Z">
+      <w:del w:id="307" w:author="Pascal Heude" w:date="2026-08-03T17:54:00Z">
         <w:r>
           <w:rPr>
             <w:lang w:val="en-US"/>
@@ -14520,7 +14528,7 @@
           <w:delText>T</w:delText>
         </w:r>
       </w:del>
-      <w:ins w:id="307" w:author="Pascal Heude" w:date="2026-08-03T17:54:00Z">
+      <w:ins w:id="308" w:author="Pascal Heude" w:date="2026-08-03T17:54:00Z">
         <w:r>
           <w:rPr>
             <w:lang w:val="en-US"/>
@@ -14743,7 +14751,7 @@
         </w:rPr>
         <w:t>&lt;SUPPORT_FILE&gt;c:\temp\</w:t>
       </w:r>
-      <w:del w:id="308" w:author="Pascal Heude" w:date="2026-07-29T22:54:00Z">
+      <w:del w:id="309" w:author="Pascal Heude" w:date="2026-07-29T22:54:00Z">
         <w:r>
           <w:rPr>
             <w:lang w:val="en-US"/>
@@ -14751,7 +14759,7 @@
           <w:delText>file1</w:delText>
         </w:r>
       </w:del>
-      <w:ins w:id="309" w:author="Pascal Heude" w:date="2026-07-29T22:54:00Z">
+      <w:ins w:id="310" w:author="Pascal Heude" w:date="2026-07-29T22:54:00Z">
         <w:r>
           <w:rPr>
             <w:lang w:val="en-US"/>
@@ -14809,25 +14817,24 @@
       <w:pPr>
         <w:pStyle w:val="Titre3"/>
       </w:pPr>
-      <w:bookmarkStart w:id="310" w:name="_Tag_USER_DATA"/>
-      <w:bookmarkStart w:id="311" w:name="_Toc456106032"/>
-      <w:bookmarkEnd w:id="310"/>
+      <w:bookmarkStart w:id="311" w:name="_Tag_USER_DATA"/>
+      <w:bookmarkStart w:id="312" w:name="_Toc456106032"/>
+      <w:bookmarkEnd w:id="311"/>
       <w:r>
         <w:t>Tag USER_DATA</w:t>
       </w:r>
-      <w:bookmarkEnd w:id="311"/>
-    </w:p>
-    <w:p>
-      <w:pPr>
-        <w:rPr>
-          <w:lang w:val="en-US"/>
-        </w:rPr>
-      </w:pPr>
-      <w:r>
-        <w:rPr>
-          <w:lang w:val="en-US"/>
-        </w:rPr>
-        <w:lastRenderedPageBreak/>
+      <w:bookmarkEnd w:id="312"/>
+    </w:p>
+    <w:p>
+      <w:pPr>
+        <w:rPr>
+          <w:lang w:val="en-US"/>
+        </w:rPr>
+      </w:pPr>
+      <w:r>
+        <w:rPr>
+          <w:lang w:val="en-US"/>
+        </w:rPr>
         <w:t xml:space="preserve">This tag is used to include the </w:t>
       </w:r>
       <w:r>
@@ -14892,7 +14899,7 @@
           <w:lang w:val="en-US"/>
         </w:rPr>
       </w:pPr>
-      <w:ins w:id="312" w:author="Pascal Heude" w:date="2026-08-01T21:19:00Z">
+      <w:ins w:id="313" w:author="Pascal Heude" w:date="2026-08-01T21:19:00Z">
         <w:r>
           <w:rPr>
             <w:b/>
@@ -14902,7 +14909,7 @@
           <w:t>URQT_</w:t>
         </w:r>
       </w:ins>
-      <w:ins w:id="313" w:author="Pascal Heude" w:date="2026-08-01T22:11:00Z">
+      <w:ins w:id="314" w:author="Pascal Heude" w:date="2026-08-01T22:11:00Z">
         <w:r>
           <w:rPr>
             <w:b/>
@@ -14912,7 +14919,7 @@
           <w:t>30</w:t>
         </w:r>
       </w:ins>
-      <w:ins w:id="314" w:author="Pascal Heude" w:date="2026-08-01T21:19:00Z">
+      <w:ins w:id="315" w:author="Pascal Heude" w:date="2026-08-01T21:19:00Z">
         <w:r>
           <w:rPr>
             <w:lang w:val="en-US"/>
@@ -14920,7 +14927,7 @@
           <w:t xml:space="preserve">: </w:t>
         </w:r>
       </w:ins>
-      <w:del w:id="315" w:author="Pascal Heude" w:date="2026-08-03T17:54:00Z">
+      <w:del w:id="316" w:author="Pascal Heude" w:date="2026-08-03T17:54:00Z">
         <w:r>
           <w:rPr>
             <w:lang w:val="en-US"/>
@@ -14928,7 +14935,7 @@
           <w:delText>T</w:delText>
         </w:r>
       </w:del>
-      <w:ins w:id="316" w:author="Pascal Heude" w:date="2026-08-03T17:54:00Z">
+      <w:ins w:id="317" w:author="Pascal Heude" w:date="2026-08-03T17:54:00Z">
         <w:r>
           <w:rPr>
             <w:lang w:val="en-US"/>
@@ -14991,18 +14998,18 @@
           <w:lang w:val="en-US"/>
         </w:rPr>
       </w:pPr>
-      <w:bookmarkStart w:id="317" w:name="_Tag_USER_DATA_FILE"/>
-      <w:bookmarkEnd w:id="317"/>
+      <w:bookmarkStart w:id="318" w:name="_Tag_USER_DATA_FILE"/>
+      <w:bookmarkEnd w:id="318"/>
     </w:p>
     <w:p>
       <w:pPr>
         <w:pStyle w:val="Titre3"/>
       </w:pPr>
-      <w:bookmarkStart w:id="318" w:name="_Toc456106033"/>
+      <w:bookmarkStart w:id="319" w:name="_Toc456106033"/>
       <w:r>
         <w:t>Tag USER_DATA_FILE</w:t>
       </w:r>
-      <w:bookmarkEnd w:id="318"/>
+      <w:bookmarkEnd w:id="319"/>
     </w:p>
     <w:p>
       <w:pPr>
@@ -15036,13 +15043,14 @@
           <w:lang w:val="en-US"/>
         </w:rPr>
       </w:pPr>
-      <w:ins w:id="319" w:author="Pascal Heude" w:date="2026-08-01T21:20:00Z">
+      <w:ins w:id="320" w:author="Pascal Heude" w:date="2026-08-01T21:20:00Z">
         <w:r>
           <w:rPr>
             <w:b/>
             <w:color w:val="0070C0"/>
             <w:lang w:val="en-US"/>
           </w:rPr>
+          <w:lastRenderedPageBreak/>
           <w:t>URQT_</w:t>
         </w:r>
         <w:r>
@@ -15054,7 +15062,7 @@
           <w:t>3</w:t>
         </w:r>
       </w:ins>
-      <w:ins w:id="320" w:author="Pascal Heude" w:date="2026-08-01T22:11:00Z">
+      <w:ins w:id="321" w:author="Pascal Heude" w:date="2026-08-01T22:11:00Z">
         <w:r>
           <w:rPr>
             <w:b/>
@@ -15064,7 +15072,7 @@
           <w:t>1</w:t>
         </w:r>
       </w:ins>
-      <w:ins w:id="321" w:author="Pascal Heude" w:date="2026-08-01T21:20:00Z">
+      <w:ins w:id="322" w:author="Pascal Heude" w:date="2026-08-01T21:20:00Z">
         <w:r>
           <w:rPr>
             <w:lang w:val="en-US"/>
@@ -15072,7 +15080,7 @@
           <w:t xml:space="preserve">: </w:t>
         </w:r>
       </w:ins>
-      <w:ins w:id="322" w:author="Pascal Heude" w:date="2026-08-03T17:55:00Z">
+      <w:ins w:id="323" w:author="Pascal Heude" w:date="2026-08-03T17:55:00Z">
         <w:r>
           <w:rPr>
             <w:lang w:val="en-US"/>
@@ -15080,7 +15088,7 @@
           <w:t>i</w:t>
         </w:r>
       </w:ins>
-      <w:ins w:id="323" w:author="Pascal Heude" w:date="2026-08-01T21:20:00Z">
+      <w:ins w:id="324" w:author="Pascal Heude" w:date="2026-08-01T21:20:00Z">
         <w:r>
           <w:rPr>
             <w:lang w:val="en-US"/>
@@ -15088,7 +15096,7 @@
           <w:t>f used, t</w:t>
         </w:r>
       </w:ins>
-      <w:del w:id="324" w:author="Pascal Heude" w:date="2026-08-01T21:20:00Z">
+      <w:del w:id="325" w:author="Pascal Heude" w:date="2026-08-01T21:20:00Z">
         <w:r>
           <w:rPr>
             <w:lang w:val="en-US"/>
@@ -15102,7 +15110,7 @@
         </w:rPr>
         <w:t xml:space="preserve">he content shall be </w:t>
       </w:r>
-      <w:ins w:id="325" w:author="Pascal Heude" w:date="2026-08-01T21:20:00Z">
+      <w:ins w:id="326" w:author="Pascal Heude" w:date="2026-08-01T21:20:00Z">
         <w:r>
           <w:rPr>
             <w:lang w:val="en-US"/>
@@ -15110,7 +15118,7 @@
           <w:t>a readable filename, including or not a path, absolute or relative.</w:t>
         </w:r>
       </w:ins>
-      <w:del w:id="326" w:author="Pascal Heude" w:date="2026-08-01T21:20:00Z">
+      <w:del w:id="327" w:author="Pascal Heude" w:date="2026-08-01T21:20:00Z">
         <w:r>
           <w:rPr>
             <w:lang w:val="en-US"/>
@@ -15270,13 +15278,13 @@
       <w:pPr>
         <w:pStyle w:val="Titre3"/>
       </w:pPr>
-      <w:bookmarkStart w:id="327" w:name="_Tag_USER_DATA_TEXT"/>
-      <w:bookmarkStart w:id="328" w:name="_Toc456106034"/>
-      <w:bookmarkEnd w:id="327"/>
+      <w:bookmarkStart w:id="328" w:name="_Tag_USER_DATA_TEXT"/>
+      <w:bookmarkStart w:id="329" w:name="_Toc456106034"/>
+      <w:bookmarkEnd w:id="328"/>
       <w:r>
         <w:t>Tag USER_DATA_TEXT</w:t>
       </w:r>
-      <w:bookmarkEnd w:id="328"/>
+      <w:bookmarkEnd w:id="329"/>
     </w:p>
     <w:p>
       <w:pPr>
@@ -15310,7 +15318,7 @@
           <w:lang w:val="en-US"/>
         </w:rPr>
       </w:pPr>
-      <w:ins w:id="329" w:author="Pascal Heude" w:date="2026-08-01T21:21:00Z">
+      <w:ins w:id="330" w:author="Pascal Heude" w:date="2026-08-01T21:21:00Z">
         <w:r>
           <w:rPr>
             <w:b/>
@@ -15328,7 +15336,7 @@
           <w:t>3</w:t>
         </w:r>
       </w:ins>
-      <w:ins w:id="330" w:author="Pascal Heude" w:date="2026-08-01T22:11:00Z">
+      <w:ins w:id="331" w:author="Pascal Heude" w:date="2026-08-01T22:11:00Z">
         <w:r>
           <w:rPr>
             <w:b/>
@@ -15338,7 +15346,7 @@
           <w:t>2</w:t>
         </w:r>
       </w:ins>
-      <w:ins w:id="331" w:author="Pascal Heude" w:date="2026-08-01T21:21:00Z">
+      <w:ins w:id="332" w:author="Pascal Heude" w:date="2026-08-01T21:21:00Z">
         <w:r>
           <w:rPr>
             <w:lang w:val="en-US"/>
@@ -15346,7 +15354,7 @@
           <w:t xml:space="preserve">: </w:t>
         </w:r>
       </w:ins>
-      <w:ins w:id="332" w:author="Pascal Heude" w:date="2026-08-03T17:55:00Z">
+      <w:ins w:id="333" w:author="Pascal Heude" w:date="2026-08-03T17:55:00Z">
         <w:r>
           <w:rPr>
             <w:lang w:val="en-US"/>
@@ -15354,7 +15362,7 @@
           <w:t>i</w:t>
         </w:r>
       </w:ins>
-      <w:ins w:id="333" w:author="Pascal Heude" w:date="2026-08-01T21:21:00Z">
+      <w:ins w:id="334" w:author="Pascal Heude" w:date="2026-08-01T21:21:00Z">
         <w:r>
           <w:rPr>
             <w:lang w:val="en-US"/>
@@ -15362,7 +15370,7 @@
           <w:t xml:space="preserve">f used, </w:t>
         </w:r>
       </w:ins>
-      <w:del w:id="334" w:author="Pascal Heude" w:date="2026-08-01T21:21:00Z">
+      <w:del w:id="335" w:author="Pascal Heude" w:date="2026-08-01T21:21:00Z">
         <w:r>
           <w:rPr>
             <w:lang w:val="en-US"/>
@@ -15370,7 +15378,7 @@
           <w:delText>T</w:delText>
         </w:r>
       </w:del>
-      <w:ins w:id="335" w:author="Pascal Heude" w:date="2026-08-01T21:21:00Z">
+      <w:ins w:id="336" w:author="Pascal Heude" w:date="2026-08-01T21:21:00Z">
         <w:r>
           <w:rPr>
             <w:lang w:val="en-US"/>
@@ -15448,11 +15456,11 @@
       <w:pPr>
         <w:pStyle w:val="Titre3"/>
       </w:pPr>
-      <w:bookmarkStart w:id="336" w:name="_Toc456106035"/>
+      <w:bookmarkStart w:id="337" w:name="_Toc456106035"/>
       <w:r>
         <w:t>Tag USER_DATA_BCC</w:t>
       </w:r>
-      <w:bookmarkEnd w:id="336"/>
+      <w:bookmarkEnd w:id="337"/>
     </w:p>
     <w:p>
       <w:pPr>
@@ -15492,13 +15500,13 @@
       <w:pPr>
         <w:pStyle w:val="Titre3"/>
       </w:pPr>
-      <w:bookmarkStart w:id="337" w:name="_Tag_MEDIA"/>
-      <w:bookmarkStart w:id="338" w:name="_Toc456106036"/>
-      <w:bookmarkEnd w:id="337"/>
+      <w:bookmarkStart w:id="338" w:name="_Tag_MEDIA"/>
+      <w:bookmarkStart w:id="339" w:name="_Toc456106036"/>
+      <w:bookmarkEnd w:id="338"/>
       <w:r>
         <w:t>Tag MEDIA</w:t>
       </w:r>
-      <w:bookmarkEnd w:id="338"/>
+      <w:bookmarkEnd w:id="339"/>
     </w:p>
     <w:p>
       <w:pPr>
@@ -15633,14 +15641,14 @@
           <w:lang w:val="en-US"/>
         </w:rPr>
       </w:pPr>
-      <w:bookmarkStart w:id="339" w:name="_Toc456106037"/>
+      <w:bookmarkStart w:id="340" w:name="_Toc456106037"/>
       <w:r>
         <w:rPr>
           <w:lang w:val="en-US"/>
         </w:rPr>
         <w:t>LIMITATIONS</w:t>
       </w:r>
-      <w:bookmarkEnd w:id="339"/>
+      <w:bookmarkEnd w:id="340"/>
     </w:p>
     <w:p>
       <w:pPr>
@@ -15666,12 +15674,11 @@
       <w:pPr>
         <w:pStyle w:val="Titre2"/>
       </w:pPr>
-      <w:bookmarkStart w:id="340" w:name="_Toc456106038"/>
-      <w:r>
-        <w:lastRenderedPageBreak/>
+      <w:bookmarkStart w:id="341" w:name="_Toc456106038"/>
+      <w:r>
         <w:t>ARINC665-1</w:t>
       </w:r>
-      <w:bookmarkEnd w:id="340"/>
+      <w:bookmarkEnd w:id="341"/>
     </w:p>
     <w:p>
       <w:pPr>
@@ -15733,21 +15740,21 @@
       <w:pPr>
         <w:pStyle w:val="Titre2"/>
       </w:pPr>
-      <w:bookmarkStart w:id="341" w:name="_Toc456106039"/>
+      <w:bookmarkStart w:id="342" w:name="_Toc456106039"/>
       <w:r>
         <w:t>ARINC665-2</w:t>
       </w:r>
-      <w:bookmarkEnd w:id="341"/>
+      <w:bookmarkEnd w:id="342"/>
     </w:p>
     <w:p>
       <w:pPr>
         <w:pStyle w:val="Titre3"/>
       </w:pPr>
-      <w:bookmarkStart w:id="342" w:name="_Toc456106040"/>
+      <w:bookmarkStart w:id="343" w:name="_Toc456106040"/>
       <w:r>
         <w:t>General</w:t>
       </w:r>
-      <w:bookmarkEnd w:id="342"/>
+      <w:bookmarkEnd w:id="343"/>
     </w:p>
     <w:p>
       <w:pPr>
@@ -15788,6 +15795,7 @@
         <w:rPr>
           <w:lang w:val="en-US"/>
         </w:rPr>
+        <w:lastRenderedPageBreak/>
         <w:t>It’s not possible to have several integrity checks in case of several support files.</w:t>
       </w:r>
       <w:r>
@@ -15805,14 +15813,14 @@
           <w:numId w:val="22"/>
         </w:numPr>
         <w:rPr>
-          <w:ins w:id="343" w:author="Pascal Heude" w:date="2026-08-03T17:45:00Z"/>
-          <w:lang w:val="en-US"/>
-        </w:rPr>
-        <w:pPrChange w:id="344" w:author="Pascal Heude" w:date="2026-08-03T17:46:00Z">
+          <w:ins w:id="344" w:author="Pascal Heude" w:date="2026-08-03T17:45:00Z"/>
+          <w:lang w:val="en-US"/>
+        </w:rPr>
+        <w:pPrChange w:id="345" w:author="Pascal Heude" w:date="2026-08-03T17:46:00Z">
           <w:pPr/>
         </w:pPrChange>
       </w:pPr>
-      <w:ins w:id="345" w:author="Pascal Heude" w:date="2026-08-03T17:45:00Z">
+      <w:ins w:id="346" w:author="Pascal Heude" w:date="2026-08-03T17:45:00Z">
         <w:r>
           <w:rPr>
             <w:lang w:val="en-US"/>
@@ -15832,11 +15840,11 @@
       <w:pPr>
         <w:pStyle w:val="Titre3"/>
       </w:pPr>
-      <w:bookmarkStart w:id="346" w:name="_Toc456106041"/>
+      <w:bookmarkStart w:id="347" w:name="_Toc456106041"/>
       <w:r>
         <w:t>Data files</w:t>
       </w:r>
-      <w:bookmarkEnd w:id="346"/>
+      <w:bookmarkEnd w:id="347"/>
     </w:p>
     <w:p>
       <w:pPr>
@@ -15874,14 +15882,14 @@
       <w:pPr>
         <w:pStyle w:val="Titre3"/>
       </w:pPr>
-      <w:bookmarkStart w:id="347" w:name="_Toc456106042"/>
+      <w:bookmarkStart w:id="348" w:name="_Toc456106042"/>
       <w:r>
         <w:t>List</w:t>
       </w:r>
       <w:r>
         <w:t>-of-Files file</w:t>
       </w:r>
-      <w:bookmarkEnd w:id="347"/>
+      <w:bookmarkEnd w:id="348"/>
     </w:p>
     <w:p>
       <w:pPr>
@@ -15960,11 +15968,11 @@
       <w:pPr>
         <w:pStyle w:val="Titre3"/>
       </w:pPr>
-      <w:bookmarkStart w:id="348" w:name="_Toc456106043"/>
+      <w:bookmarkStart w:id="349" w:name="_Toc456106043"/>
       <w:r>
         <w:t>List-of-Loads file</w:t>
       </w:r>
-      <w:bookmarkEnd w:id="348"/>
+      <w:bookmarkEnd w:id="349"/>
     </w:p>
     <w:p>
       <w:pPr>
@@ -16055,11 +16063,11 @@
       <w:pPr>
         <w:pStyle w:val="Titre3"/>
       </w:pPr>
-      <w:bookmarkStart w:id="349" w:name="_Toc456106044"/>
+      <w:bookmarkStart w:id="350" w:name="_Toc456106044"/>
       <w:r>
         <w:t>List-of-Batch file</w:t>
       </w:r>
-      <w:bookmarkEnd w:id="349"/>
+      <w:bookmarkEnd w:id="350"/>
     </w:p>
     <w:p>
       <w:pPr>
@@ -16228,11 +16236,11 @@
       <w:pPr>
         <w:pStyle w:val="Titre3"/>
       </w:pPr>
-      <w:bookmarkStart w:id="350" w:name="_Toc456106045"/>
+      <w:bookmarkStart w:id="351" w:name="_Toc456106045"/>
       <w:r>
         <w:t>Batch file</w:t>
       </w:r>
-      <w:bookmarkEnd w:id="350"/>
+      <w:bookmarkEnd w:id="351"/>
     </w:p>
     <w:p>
       <w:pPr>
@@ -16273,21 +16281,21 @@
       <w:pPr>
         <w:pStyle w:val="Titre2"/>
       </w:pPr>
-      <w:bookmarkStart w:id="351" w:name="_Toc456106046"/>
+      <w:bookmarkStart w:id="352" w:name="_Toc456106046"/>
       <w:r>
         <w:t>ARINC665-3</w:t>
       </w:r>
-      <w:bookmarkEnd w:id="351"/>
+      <w:bookmarkEnd w:id="352"/>
     </w:p>
     <w:p>
       <w:pPr>
         <w:pStyle w:val="Titre3"/>
       </w:pPr>
-      <w:bookmarkStart w:id="352" w:name="_Toc456106047"/>
+      <w:bookmarkStart w:id="353" w:name="_Toc456106047"/>
       <w:r>
         <w:t>General</w:t>
       </w:r>
-      <w:bookmarkEnd w:id="352"/>
+      <w:bookmarkEnd w:id="353"/>
     </w:p>
     <w:p>
       <w:pPr>
@@ -16348,11 +16356,11 @@
       <w:pPr>
         <w:pStyle w:val="Titre3"/>
       </w:pPr>
-      <w:bookmarkStart w:id="353" w:name="_Toc456106048"/>
+      <w:bookmarkStart w:id="354" w:name="_Toc456106048"/>
       <w:r>
         <w:t>Header file</w:t>
       </w:r>
-      <w:bookmarkEnd w:id="353"/>
+      <w:bookmarkEnd w:id="354"/>
     </w:p>
     <w:p>
       <w:pPr>
@@ -16369,7 +16377,6 @@
         <w:rPr>
           <w:lang w:val="en-US"/>
         </w:rPr>
-        <w:lastRenderedPageBreak/>
         <w:t>Only MD5 and SHA-1 integrity check algorithms are supported</w:t>
       </w:r>
     </w:p>
@@ -16462,11 +16469,11 @@
       <w:pPr>
         <w:pStyle w:val="Titre3"/>
       </w:pPr>
-      <w:bookmarkStart w:id="354" w:name="_Toc456106049"/>
+      <w:bookmarkStart w:id="355" w:name="_Toc456106049"/>
       <w:r>
         <w:t>Data files</w:t>
       </w:r>
-      <w:bookmarkEnd w:id="354"/>
+      <w:bookmarkEnd w:id="355"/>
     </w:p>
     <w:p>
       <w:pPr>
@@ -16501,6 +16508,7 @@
         <w:rPr>
           <w:lang w:val="en-US"/>
         </w:rPr>
+        <w:lastRenderedPageBreak/>
         <w:t>The maximum number of data files is 9999</w:t>
       </w:r>
       <w:r>
@@ -16522,14 +16530,14 @@
       <w:pPr>
         <w:pStyle w:val="Titre3"/>
       </w:pPr>
-      <w:bookmarkStart w:id="355" w:name="_Toc456106050"/>
+      <w:bookmarkStart w:id="356" w:name="_Toc456106050"/>
       <w:r>
         <w:t>List</w:t>
       </w:r>
       <w:r>
         <w:t>-of-Files file</w:t>
       </w:r>
-      <w:bookmarkEnd w:id="355"/>
+      <w:bookmarkEnd w:id="356"/>
     </w:p>
     <w:p>
       <w:pPr>
@@ -16704,11 +16712,11 @@
       <w:pPr>
         <w:pStyle w:val="Titre3"/>
       </w:pPr>
-      <w:bookmarkStart w:id="356" w:name="_Toc456106051"/>
+      <w:bookmarkStart w:id="357" w:name="_Toc456106051"/>
       <w:r>
         <w:t>List-of-Loads file</w:t>
       </w:r>
-      <w:bookmarkEnd w:id="356"/>
+      <w:bookmarkEnd w:id="357"/>
     </w:p>
     <w:p>
       <w:pPr>
@@ -16871,11 +16879,11 @@
       <w:pPr>
         <w:pStyle w:val="Titre3"/>
       </w:pPr>
-      <w:bookmarkStart w:id="357" w:name="_Toc456106052"/>
+      <w:bookmarkStart w:id="358" w:name="_Toc456106052"/>
       <w:r>
         <w:t>List-of-Batch file</w:t>
       </w:r>
-      <w:bookmarkEnd w:id="357"/>
+      <w:bookmarkEnd w:id="358"/>
     </w:p>
     <w:p>
       <w:pPr>
@@ -17002,11 +17010,11 @@
       <w:pPr>
         <w:pStyle w:val="Titre3"/>
       </w:pPr>
-      <w:bookmarkStart w:id="358" w:name="_Toc456106053"/>
+      <w:bookmarkStart w:id="359" w:name="_Toc456106053"/>
       <w:r>
         <w:t>Batch file</w:t>
       </w:r>
-      <w:bookmarkEnd w:id="358"/>
+      <w:bookmarkEnd w:id="359"/>
     </w:p>
     <w:p>
       <w:pPr>
@@ -17066,14 +17074,14 @@
           <w:lang w:val="en-US"/>
         </w:rPr>
       </w:pPr>
-      <w:bookmarkStart w:id="359" w:name="_Toc456106054"/>
+      <w:bookmarkStart w:id="360" w:name="_Toc456106054"/>
       <w:r>
         <w:rPr>
           <w:lang w:val="en-US"/>
         </w:rPr>
         <w:t>LOAD STRUCTURE</w:t>
       </w:r>
-      <w:bookmarkEnd w:id="359"/>
+      <w:bookmarkEnd w:id="360"/>
     </w:p>
     <w:p>
       <w:pPr>
@@ -17105,7 +17113,7 @@
         </w:rPr>
         <w:t>FILES.LUM</w:t>
       </w:r>
-      <w:ins w:id="360" w:author="Pascal Heude" w:date="2026-08-03T17:42:00Z">
+      <w:ins w:id="361" w:author="Pascal Heude" w:date="2026-08-03T17:42:00Z">
         <w:r>
           <w:rPr>
             <w:lang w:val="en-US"/>
@@ -17120,7 +17128,7 @@
           <w:fldChar w:fldCharType="begin"/>
         </w:r>
       </w:ins>
-      <w:ins w:id="361" w:author="Pascal Heude" w:date="2026-08-03T17:43:00Z">
+      <w:ins w:id="362" w:author="Pascal Heude" w:date="2026-08-03T17:43:00Z">
         <w:r>
           <w:rPr>
             <w:rStyle w:val="Lienhypertexte"/>
@@ -17128,46 +17136,26 @@
           </w:rPr>
           <w:instrText>HYPERLINK  \l "_Tag_MEDIA"</w:instrText>
         </w:r>
+      </w:ins>
+      <w:ins w:id="363" w:author="Pascal Heude" w:date="2026-08-03T17:42:00Z">
         <w:r>
           <w:rPr>
             <w:rStyle w:val="Lienhypertexte"/>
             <w:lang w:val="en-US"/>
           </w:rPr>
+          <w:fldChar w:fldCharType="separate"/>
         </w:r>
       </w:ins>
-      <w:ins w:id="362" w:author="Pascal Heude" w:date="2026-08-03T17:42:00Z">
+      <w:ins w:id="364" w:author="Pascal Heude" w:date="2026-08-03T17:43:00Z">
         <w:r>
           <w:rPr>
             <w:rStyle w:val="Lienhypertexte"/>
             <w:lang w:val="en-US"/>
           </w:rPr>
-          <w:fldChar w:fldCharType="separate"/>
+          <w:t>MEDIA</w:t>
         </w:r>
       </w:ins>
-      <w:ins w:id="363" w:author="Pascal Heude" w:date="2026-08-03T17:43:00Z">
-        <w:r>
-          <w:rPr>
-            <w:rStyle w:val="Lienhypertexte"/>
-            <w:lang w:val="en-US"/>
-          </w:rPr>
-          <w:t>ME</w:t>
-        </w:r>
-        <w:r>
-          <w:rPr>
-            <w:rStyle w:val="Lienhypertexte"/>
-            <w:lang w:val="en-US"/>
-          </w:rPr>
-          <w:t>D</w:t>
-        </w:r>
-        <w:r>
-          <w:rPr>
-            <w:rStyle w:val="Lienhypertexte"/>
-            <w:lang w:val="en-US"/>
-          </w:rPr>
-          <w:t>IA</w:t>
-        </w:r>
-      </w:ins>
-      <w:ins w:id="364" w:author="Pascal Heude" w:date="2026-08-03T17:42:00Z">
+      <w:ins w:id="365" w:author="Pascal Heude" w:date="2026-08-03T17:42:00Z">
         <w:r>
           <w:rPr>
             <w:rStyle w:val="Lienhypertexte"/>
@@ -17200,7 +17188,7 @@
         </w:rPr>
         <w:t>LOADS.LUM</w:t>
       </w:r>
-      <w:ins w:id="365" w:author="Pascal Heude" w:date="2026-08-03T17:44:00Z">
+      <w:ins w:id="366" w:author="Pascal Heude" w:date="2026-08-03T17:44:00Z">
         <w:r>
           <w:rPr>
             <w:lang w:val="en-US"/>
@@ -17220,12 +17208,6 @@
             <w:lang w:val="en-US"/>
           </w:rPr>
           <w:instrText>HYPERLINK  \l "_Tag_MEDIA"</w:instrText>
-        </w:r>
-        <w:r>
-          <w:rPr>
-            <w:rStyle w:val="Lienhypertexte"/>
-            <w:lang w:val="en-US"/>
-          </w:rPr>
         </w:r>
         <w:r>
           <w:rPr>
@@ -17286,7 +17268,7 @@
         </w:rPr>
         <w:fldChar w:fldCharType="begin"/>
       </w:r>
-      <w:ins w:id="366" w:author="Pascal Heude" w:date="2026-08-03T17:44:00Z">
+      <w:ins w:id="367" w:author="Pascal Heude" w:date="2026-08-03T17:44:00Z">
         <w:r>
           <w:rPr>
             <w:rStyle w:val="Lienhypertexte"/>
@@ -17295,7 +17277,7 @@
           <w:instrText>HYPERLINK  \l "_Tag_MEDIA"</w:instrText>
         </w:r>
       </w:ins>
-      <w:del w:id="367" w:author="Pascal Heude" w:date="2026-08-03T17:44:00Z">
+      <w:del w:id="368" w:author="Pascal Heude" w:date="2026-08-03T17:44:00Z">
         <w:r>
           <w:rPr>
             <w:rStyle w:val="Lienhypertexte"/>
@@ -17304,14 +17286,6 @@
           <w:delInstrText xml:space="preserve"> HYPERLINK \l "_Tag_BATCH" </w:delInstrText>
         </w:r>
       </w:del>
-      <w:ins w:id="368" w:author="Pascal Heude" w:date="2026-08-03T17:44:00Z">
-        <w:r>
-          <w:rPr>
-            <w:rStyle w:val="Lienhypertexte"/>
-            <w:lang w:val="en-US"/>
-          </w:rPr>
-        </w:r>
-      </w:ins>
       <w:r>
         <w:rPr>
           <w:rStyle w:val="Lienhypertexte"/>
@@ -17502,7 +17476,6 @@
       </w:pPr>
       <w:bookmarkStart w:id="373" w:name="_Toc456106056"/>
       <w:r>
-        <w:lastRenderedPageBreak/>
         <w:t>Header file</w:t>
       </w:r>
       <w:bookmarkEnd w:id="373"/>
@@ -17618,6 +17591,7 @@
         <w:rPr>
           <w:lang w:val="en-US"/>
         </w:rPr>
+        <w:lastRenderedPageBreak/>
         <w:t>The name of the data files is built</w:t>
       </w:r>
       <w:r>
@@ -17905,7 +17879,7 @@
       <w:rPr>
         <w:noProof/>
       </w:rPr>
-      <w:t>18</w:t>
+      <w:t>11</w:t>
     </w:r>
     <w:r>
       <w:fldChar w:fldCharType="end"/>
@@ -22324,7 +22298,7 @@
 </file>
 
 <file path=customXml/itemProps1.xml><?xml version="1.0" encoding="utf-8"?>
-<ds:datastoreItem xmlns:ds="http://schemas.openxmlformats.org/officeDocument/2006/customXml" ds:itemID="{A0E4107D-F7A3-4BD2-9CD4-3D12916E641D}">
+<ds:datastoreItem xmlns:ds="http://schemas.openxmlformats.org/officeDocument/2006/customXml" ds:itemID="{418ACE4E-FE3B-4222-954F-8B6FB3B3C39D}">
   <ds:schemaRefs>
     <ds:schemaRef ds:uri="http://schemas.openxmlformats.org/officeDocument/2006/bibliography"/>
   </ds:schemaRefs>

--- a/eclipse_project/LSPB UM.docx
+++ b/eclipse_project/LSPB UM.docx
@@ -6577,7 +6577,7 @@
           <v:shape id="_x0000_i1025" type="#_x0000_t75" style="width:77pt;height:50pt" o:ole="">
             <v:imagedata r:id="rId14" o:title=""/>
           </v:shape>
-          <o:OLEObject Type="Embed" ProgID="Package" ShapeID="_x0000_i1025" DrawAspect="Icon" ObjectID="_1847377058" r:id="rId15"/>
+          <o:OLEObject Type="Embed" ProgID="Package" ShapeID="_x0000_i1025" DrawAspect="Icon" ObjectID="_1847475331" r:id="rId15"/>
         </w:object>
       </w:r>
     </w:p>
@@ -11173,8 +11173,6 @@
           <w:t xml:space="preserve">10 </w:t>
         </w:r>
       </w:ins>
-      <w:bookmarkStart w:id="131" w:name="_GoBack"/>
-      <w:bookmarkEnd w:id="131"/>
       <w:r>
         <w:rPr>
           <w:lang w:val="en-US"/>
@@ -11197,12 +11195,12 @@
     <w:p>
       <w:pPr>
         <w:rPr>
-          <w:moveFrom w:id="132" w:author="Pascal Heude" w:date="2026-08-01T19:36:00Z"/>
-          <w:lang w:val="en-US"/>
-        </w:rPr>
-      </w:pPr>
-      <w:moveFromRangeStart w:id="133" w:author="Pascal Heude" w:date="2026-08-01T19:36:00Z" w:name="move236505418"/>
-      <w:moveFrom w:id="134" w:author="Pascal Heude" w:date="2026-08-01T19:36:00Z">
+          <w:moveFrom w:id="131" w:author="Pascal Heude" w:date="2026-08-01T19:36:00Z"/>
+          <w:lang w:val="en-US"/>
+        </w:rPr>
+      </w:pPr>
+      <w:moveFromRangeStart w:id="132" w:author="Pascal Heude" w:date="2026-08-01T19:36:00Z" w:name="move236505418"/>
+      <w:moveFrom w:id="133" w:author="Pascal Heude" w:date="2026-08-01T19:36:00Z">
         <w:r>
           <w:rPr>
             <w:lang w:val="en-US"/>
@@ -11211,7 +11209,7 @@
         </w:r>
       </w:moveFrom>
     </w:p>
-    <w:moveFromRangeEnd w:id="133"/>
+    <w:moveFromRangeEnd w:id="132"/>
     <w:p>
       <w:pPr>
         <w:rPr>
@@ -11278,16 +11276,16 @@
           <w:lang w:val="en-US"/>
         </w:rPr>
       </w:pPr>
-      <w:bookmarkStart w:id="135" w:name="_Tag_TYPE_DESCRIPTION"/>
-      <w:bookmarkStart w:id="136" w:name="_Toc456106024"/>
+      <w:bookmarkStart w:id="134" w:name="_Tag_TYPE_DESCRIPTION"/>
+      <w:bookmarkStart w:id="135" w:name="_Toc456106024"/>
+      <w:bookmarkEnd w:id="134"/>
+      <w:r>
+        <w:rPr>
+          <w:lang w:val="en-US"/>
+        </w:rPr>
+        <w:t>Tag TYPE_DESCRIPTION</w:t>
+      </w:r>
       <w:bookmarkEnd w:id="135"/>
-      <w:r>
-        <w:rPr>
-          <w:lang w:val="en-US"/>
-        </w:rPr>
-        <w:t>Tag TYPE_DESCRIPTION</w:t>
-      </w:r>
-      <w:bookmarkEnd w:id="136"/>
     </w:p>
     <w:p>
       <w:pPr>
@@ -11346,13 +11344,13 @@
           <w:lang w:val="en-US"/>
         </w:rPr>
       </w:pPr>
-      <w:ins w:id="137" w:author="Pascal Heude" w:date="2026-08-01T19:37:00Z">
+      <w:ins w:id="136" w:author="Pascal Heude" w:date="2026-08-01T19:37:00Z">
         <w:r>
           <w:rPr>
             <w:b/>
             <w:color w:val="0070C0"/>
             <w:lang w:val="en-US"/>
-            <w:rPrChange w:id="138" w:author="Pascal Heude" w:date="2026-08-01T19:37:00Z">
+            <w:rPrChange w:id="137" w:author="Pascal Heude" w:date="2026-08-01T19:37:00Z">
               <w:rPr>
                 <w:lang w:val="en-US"/>
               </w:rPr>
@@ -11367,7 +11365,7 @@
           <w:t xml:space="preserve">: </w:t>
         </w:r>
       </w:ins>
-      <w:del w:id="139" w:author="Pascal Heude" w:date="2026-08-03T17:56:00Z">
+      <w:del w:id="138" w:author="Pascal Heude" w:date="2026-08-03T17:56:00Z">
         <w:r>
           <w:rPr>
             <w:lang w:val="en-US"/>
@@ -11375,7 +11373,7 @@
           <w:delText>T</w:delText>
         </w:r>
       </w:del>
-      <w:ins w:id="140" w:author="Pascal Heude" w:date="2026-08-03T17:56:00Z">
+      <w:ins w:id="139" w:author="Pascal Heude" w:date="2026-08-03T17:56:00Z">
         <w:r>
           <w:rPr>
             <w:lang w:val="en-US"/>
@@ -11395,7 +11393,7 @@
         </w:rPr>
         <w:t>letters</w:t>
       </w:r>
-      <w:ins w:id="141" w:author="Pascal Heude" w:date="2026-08-01T21:03:00Z">
+      <w:ins w:id="140" w:author="Pascal Heude" w:date="2026-08-01T21:03:00Z">
         <w:r>
           <w:rPr>
             <w:lang w:val="en-US"/>
@@ -11474,13 +11472,13 @@
           <w:lang w:val="en-US"/>
         </w:rPr>
       </w:pPr>
-      <w:ins w:id="142" w:author="Pascal Heude" w:date="2026-08-01T19:39:00Z">
+      <w:ins w:id="141" w:author="Pascal Heude" w:date="2026-08-01T19:39:00Z">
         <w:r>
           <w:rPr>
             <w:b/>
             <w:color w:val="0070C0"/>
             <w:lang w:val="en-US"/>
-            <w:rPrChange w:id="143" w:author="Pascal Heude" w:date="2026-08-01T19:39:00Z">
+            <w:rPrChange w:id="142" w:author="Pascal Heude" w:date="2026-08-01T19:39:00Z">
               <w:rPr>
                 <w:lang w:val="en-US"/>
               </w:rPr>
@@ -11495,7 +11493,7 @@
           <w:t xml:space="preserve">: </w:t>
         </w:r>
       </w:ins>
-      <w:ins w:id="144" w:author="Pascal Heude" w:date="2026-08-03T17:56:00Z">
+      <w:ins w:id="143" w:author="Pascal Heude" w:date="2026-08-03T17:56:00Z">
         <w:r>
           <w:rPr>
             <w:lang w:val="en-US"/>
@@ -11503,7 +11501,7 @@
           <w:t>i</w:t>
         </w:r>
       </w:ins>
-      <w:ins w:id="145" w:author="Pascal Heude" w:date="2026-08-01T19:39:00Z">
+      <w:ins w:id="144" w:author="Pascal Heude" w:date="2026-08-01T19:39:00Z">
         <w:r>
           <w:rPr>
             <w:lang w:val="en-US"/>
@@ -11511,7 +11509,7 @@
           <w:t xml:space="preserve">f used, </w:t>
         </w:r>
       </w:ins>
-      <w:del w:id="146" w:author="Pascal Heude" w:date="2026-08-01T19:39:00Z">
+      <w:del w:id="145" w:author="Pascal Heude" w:date="2026-08-01T19:39:00Z">
         <w:r>
           <w:rPr>
             <w:lang w:val="en-US"/>
@@ -11519,7 +11517,7 @@
           <w:delText>T</w:delText>
         </w:r>
       </w:del>
-      <w:ins w:id="147" w:author="Pascal Heude" w:date="2026-08-01T19:39:00Z">
+      <w:ins w:id="146" w:author="Pascal Heude" w:date="2026-08-01T19:39:00Z">
         <w:r>
           <w:rPr>
             <w:lang w:val="en-US"/>
@@ -11627,16 +11625,16 @@
           <w:lang w:val="en-US"/>
         </w:rPr>
       </w:pPr>
-      <w:bookmarkStart w:id="148" w:name="_Tag_INPUT_FILE"/>
-      <w:bookmarkStart w:id="149" w:name="_Toc456106025"/>
+      <w:bookmarkStart w:id="147" w:name="_Tag_INPUT_FILE"/>
+      <w:bookmarkStart w:id="148" w:name="_Toc456106025"/>
+      <w:bookmarkEnd w:id="147"/>
+      <w:r>
+        <w:rPr>
+          <w:lang w:val="en-US"/>
+        </w:rPr>
+        <w:t>Tag INPUT_FILE</w:t>
+      </w:r>
       <w:bookmarkEnd w:id="148"/>
-      <w:r>
-        <w:rPr>
-          <w:lang w:val="en-US"/>
-        </w:rPr>
-        <w:t>Tag INPUT_FILE</w:t>
-      </w:r>
-      <w:bookmarkEnd w:id="149"/>
     </w:p>
     <w:p>
       <w:pPr>
@@ -11654,17 +11652,17 @@
     <w:p>
       <w:pPr>
         <w:rPr>
-          <w:moveTo w:id="150" w:author="Pascal Heude" w:date="2026-08-01T19:43:00Z"/>
-          <w:lang w:val="en-US"/>
-        </w:rPr>
-      </w:pPr>
-      <w:ins w:id="151" w:author="Pascal Heude" w:date="2026-08-01T19:43:00Z">
+          <w:moveTo w:id="149" w:author="Pascal Heude" w:date="2026-08-01T19:43:00Z"/>
+          <w:lang w:val="en-US"/>
+        </w:rPr>
+      </w:pPr>
+      <w:ins w:id="150" w:author="Pascal Heude" w:date="2026-08-01T19:43:00Z">
         <w:r>
           <w:rPr>
             <w:b/>
             <w:color w:val="0070C0"/>
             <w:lang w:val="en-US"/>
-            <w:rPrChange w:id="152" w:author="Pascal Heude" w:date="2026-08-01T19:43:00Z">
+            <w:rPrChange w:id="151" w:author="Pascal Heude" w:date="2026-08-01T19:43:00Z">
               <w:rPr>
                 <w:lang w:val="en-US"/>
               </w:rPr>
@@ -11679,9 +11677,9 @@
           <w:t xml:space="preserve">: </w:t>
         </w:r>
       </w:ins>
-      <w:moveToRangeStart w:id="153" w:author="Pascal Heude" w:date="2026-08-01T19:43:00Z" w:name="move236505798"/>
-      <w:moveTo w:id="154" w:author="Pascal Heude" w:date="2026-08-01T19:43:00Z">
-        <w:del w:id="155" w:author="Pascal Heude" w:date="2026-08-03T17:55:00Z">
+      <w:moveToRangeStart w:id="152" w:author="Pascal Heude" w:date="2026-08-01T19:43:00Z" w:name="move236505798"/>
+      <w:moveTo w:id="153" w:author="Pascal Heude" w:date="2026-08-01T19:43:00Z">
+        <w:del w:id="154" w:author="Pascal Heude" w:date="2026-08-03T17:55:00Z">
           <w:r>
             <w:rPr>
               <w:lang w:val="en-US"/>
@@ -11690,7 +11688,7 @@
           </w:r>
         </w:del>
       </w:moveTo>
-      <w:ins w:id="156" w:author="Pascal Heude" w:date="2026-08-03T17:55:00Z">
+      <w:ins w:id="155" w:author="Pascal Heude" w:date="2026-08-03T17:55:00Z">
         <w:r>
           <w:rPr>
             <w:lang w:val="en-US"/>
@@ -11698,14 +11696,14 @@
           <w:t>t</w:t>
         </w:r>
       </w:ins>
-      <w:moveTo w:id="157" w:author="Pascal Heude" w:date="2026-08-01T19:43:00Z">
+      <w:moveTo w:id="156" w:author="Pascal Heude" w:date="2026-08-01T19:43:00Z">
         <w:r>
           <w:rPr>
             <w:lang w:val="en-US"/>
           </w:rPr>
           <w:t xml:space="preserve">his tag </w:t>
         </w:r>
-        <w:del w:id="158" w:author="Pascal Heude" w:date="2026-08-01T19:43:00Z">
+        <w:del w:id="157" w:author="Pascal Heude" w:date="2026-08-01T19:43:00Z">
           <w:r>
             <w:rPr>
               <w:lang w:val="en-US"/>
@@ -11714,7 +11712,7 @@
           </w:r>
         </w:del>
       </w:moveTo>
-      <w:ins w:id="159" w:author="Pascal Heude" w:date="2026-08-01T19:43:00Z">
+      <w:ins w:id="158" w:author="Pascal Heude" w:date="2026-08-01T19:43:00Z">
         <w:r>
           <w:rPr>
             <w:lang w:val="en-US"/>
@@ -11722,7 +11720,7 @@
           <w:t>shall be</w:t>
         </w:r>
       </w:ins>
-      <w:moveTo w:id="160" w:author="Pascal Heude" w:date="2026-08-01T19:43:00Z">
+      <w:moveTo w:id="159" w:author="Pascal Heude" w:date="2026-08-01T19:43:00Z">
         <w:r>
           <w:rPr>
             <w:lang w:val="en-US"/>
@@ -11731,20 +11729,20 @@
         </w:r>
       </w:moveTo>
     </w:p>
-    <w:moveToRangeEnd w:id="153"/>
-    <w:p>
-      <w:pPr>
-        <w:rPr>
-          <w:lang w:val="en-US"/>
-        </w:rPr>
-      </w:pPr>
-      <w:ins w:id="161" w:author="Pascal Heude" w:date="2026-08-01T19:43:00Z">
+    <w:moveToRangeEnd w:id="152"/>
+    <w:p>
+      <w:pPr>
+        <w:rPr>
+          <w:lang w:val="en-US"/>
+        </w:rPr>
+      </w:pPr>
+      <w:ins w:id="160" w:author="Pascal Heude" w:date="2026-08-01T19:43:00Z">
         <w:r>
           <w:rPr>
             <w:b/>
             <w:color w:val="0070C0"/>
             <w:lang w:val="en-US"/>
-            <w:rPrChange w:id="162" w:author="Pascal Heude" w:date="2026-08-01T19:43:00Z">
+            <w:rPrChange w:id="161" w:author="Pascal Heude" w:date="2026-08-01T19:43:00Z">
               <w:rPr>
                 <w:lang w:val="en-US"/>
               </w:rPr>
@@ -11759,7 +11757,7 @@
           <w:t xml:space="preserve">: </w:t>
         </w:r>
       </w:ins>
-      <w:del w:id="163" w:author="Pascal Heude" w:date="2026-08-03T17:55:00Z">
+      <w:del w:id="162" w:author="Pascal Heude" w:date="2026-08-03T17:55:00Z">
         <w:r>
           <w:rPr>
             <w:lang w:val="en-US"/>
@@ -11767,7 +11765,7 @@
           <w:delText>T</w:delText>
         </w:r>
       </w:del>
-      <w:ins w:id="164" w:author="Pascal Heude" w:date="2026-08-03T17:55:00Z">
+      <w:ins w:id="163" w:author="Pascal Heude" w:date="2026-08-03T17:55:00Z">
         <w:r>
           <w:rPr>
             <w:lang w:val="en-US"/>
@@ -11791,12 +11789,12 @@
     <w:p>
       <w:pPr>
         <w:rPr>
-          <w:moveFrom w:id="165" w:author="Pascal Heude" w:date="2026-08-01T19:43:00Z"/>
-          <w:lang w:val="en-US"/>
-        </w:rPr>
-      </w:pPr>
-      <w:moveFromRangeStart w:id="166" w:author="Pascal Heude" w:date="2026-08-01T19:43:00Z" w:name="move236505798"/>
-      <w:moveFrom w:id="167" w:author="Pascal Heude" w:date="2026-08-01T19:43:00Z">
+          <w:moveFrom w:id="164" w:author="Pascal Heude" w:date="2026-08-01T19:43:00Z"/>
+          <w:lang w:val="en-US"/>
+        </w:rPr>
+      </w:pPr>
+      <w:moveFromRangeStart w:id="165" w:author="Pascal Heude" w:date="2026-08-01T19:43:00Z" w:name="move236505798"/>
+      <w:moveFrom w:id="166" w:author="Pascal Heude" w:date="2026-08-01T19:43:00Z">
         <w:r>
           <w:rPr>
             <w:lang w:val="en-US"/>
@@ -11805,7 +11803,7 @@
         </w:r>
       </w:moveFrom>
     </w:p>
-    <w:moveFromRangeEnd w:id="166"/>
+    <w:moveFromRangeEnd w:id="165"/>
     <w:p>
       <w:pPr>
         <w:rPr>
@@ -11969,13 +11967,13 @@
           <w:lang w:val="en-US"/>
         </w:rPr>
       </w:pPr>
-      <w:ins w:id="168" w:author="Pascal Heude" w:date="2026-08-01T19:44:00Z">
+      <w:ins w:id="167" w:author="Pascal Heude" w:date="2026-08-01T19:44:00Z">
         <w:r>
           <w:rPr>
             <w:b/>
             <w:color w:val="0070C0"/>
             <w:lang w:val="en-US"/>
-            <w:rPrChange w:id="169" w:author="Pascal Heude" w:date="2026-08-01T19:45:00Z">
+            <w:rPrChange w:id="168" w:author="Pascal Heude" w:date="2026-08-01T19:45:00Z">
               <w:rPr>
                 <w:lang w:val="en-US"/>
               </w:rPr>
@@ -11990,7 +11988,7 @@
           <w:t xml:space="preserve">: </w:t>
         </w:r>
       </w:ins>
-      <w:ins w:id="170" w:author="Pascal Heude" w:date="2026-08-03T17:55:00Z">
+      <w:ins w:id="169" w:author="Pascal Heude" w:date="2026-08-03T17:55:00Z">
         <w:r>
           <w:rPr>
             <w:lang w:val="en-US"/>
@@ -11998,7 +11996,7 @@
           <w:t>i</w:t>
         </w:r>
       </w:ins>
-      <w:ins w:id="171" w:author="Pascal Heude" w:date="2026-08-01T19:44:00Z">
+      <w:ins w:id="170" w:author="Pascal Heude" w:date="2026-08-01T19:44:00Z">
         <w:r>
           <w:rPr>
             <w:lang w:val="en-US"/>
@@ -12006,7 +12004,7 @@
           <w:t>f used, t</w:t>
         </w:r>
       </w:ins>
-      <w:del w:id="172" w:author="Pascal Heude" w:date="2026-08-01T19:44:00Z">
+      <w:del w:id="171" w:author="Pascal Heude" w:date="2026-08-01T19:44:00Z">
         <w:r>
           <w:rPr>
             <w:lang w:val="en-US"/>
@@ -12020,7 +12018,7 @@
         </w:rPr>
         <w:t xml:space="preserve">he content </w:t>
       </w:r>
-      <w:ins w:id="173" w:author="Pascal Heude" w:date="2026-08-02T11:01:00Z">
+      <w:ins w:id="172" w:author="Pascal Heude" w:date="2026-08-02T11:01:00Z">
         <w:r>
           <w:rPr>
             <w:lang w:val="en-US"/>
@@ -12028,7 +12026,7 @@
           <w:t>shall be</w:t>
         </w:r>
       </w:ins>
-      <w:del w:id="174" w:author="Pascal Heude" w:date="2026-08-02T11:01:00Z">
+      <w:del w:id="173" w:author="Pascal Heude" w:date="2026-08-02T11:01:00Z">
         <w:r>
           <w:rPr>
             <w:lang w:val="en-US"/>
@@ -12154,19 +12152,19 @@
       <w:pPr>
         <w:pStyle w:val="Titre3"/>
       </w:pPr>
-      <w:bookmarkStart w:id="175" w:name="_Tag_SPLIT_SIZE"/>
-      <w:bookmarkStart w:id="176" w:name="_Toc456106026"/>
+      <w:bookmarkStart w:id="174" w:name="_Tag_SPLIT_SIZE"/>
+      <w:bookmarkStart w:id="175" w:name="_Toc456106026"/>
+      <w:bookmarkEnd w:id="174"/>
+      <w:r>
+        <w:rPr>
+          <w:lang w:val="en-US"/>
+        </w:rPr>
+        <w:t>Tag SPLIT_</w:t>
+      </w:r>
+      <w:r>
+        <w:t>SIZE</w:t>
+      </w:r>
       <w:bookmarkEnd w:id="175"/>
-      <w:r>
-        <w:rPr>
-          <w:lang w:val="en-US"/>
-        </w:rPr>
-        <w:t>Tag SPLIT_</w:t>
-      </w:r>
-      <w:r>
-        <w:t>SIZE</w:t>
-      </w:r>
-      <w:bookmarkEnd w:id="176"/>
     </w:p>
     <w:p>
       <w:pPr>
@@ -12231,13 +12229,13 @@
           <w:lang w:val="en-US"/>
         </w:rPr>
       </w:pPr>
-      <w:ins w:id="177" w:author="Pascal Heude" w:date="2026-08-01T19:45:00Z">
+      <w:ins w:id="176" w:author="Pascal Heude" w:date="2026-08-01T19:45:00Z">
         <w:r>
           <w:rPr>
             <w:b/>
             <w:color w:val="0070C0"/>
             <w:lang w:val="en-US"/>
-            <w:rPrChange w:id="178" w:author="Pascal Heude" w:date="2026-08-01T19:46:00Z">
+            <w:rPrChange w:id="177" w:author="Pascal Heude" w:date="2026-08-01T19:46:00Z">
               <w:rPr>
                 <w:lang w:val="en-US"/>
               </w:rPr>
@@ -12246,13 +12244,13 @@
           <w:t>U</w:t>
         </w:r>
       </w:ins>
-      <w:ins w:id="179" w:author="Pascal Heude" w:date="2026-08-01T19:46:00Z">
+      <w:ins w:id="178" w:author="Pascal Heude" w:date="2026-08-01T19:46:00Z">
         <w:r>
           <w:rPr>
             <w:b/>
             <w:color w:val="0070C0"/>
             <w:lang w:val="en-US"/>
-            <w:rPrChange w:id="180" w:author="Pascal Heude" w:date="2026-08-01T19:46:00Z">
+            <w:rPrChange w:id="179" w:author="Pascal Heude" w:date="2026-08-01T19:46:00Z">
               <w:rPr>
                 <w:lang w:val="en-US"/>
               </w:rPr>
@@ -12267,7 +12265,7 @@
           <w:t xml:space="preserve">: </w:t>
         </w:r>
       </w:ins>
-      <w:ins w:id="181" w:author="Pascal Heude" w:date="2026-08-03T17:55:00Z">
+      <w:ins w:id="180" w:author="Pascal Heude" w:date="2026-08-03T17:55:00Z">
         <w:r>
           <w:rPr>
             <w:lang w:val="en-US"/>
@@ -12275,7 +12273,7 @@
           <w:t>i</w:t>
         </w:r>
       </w:ins>
-      <w:ins w:id="182" w:author="Pascal Heude" w:date="2026-08-01T19:46:00Z">
+      <w:ins w:id="181" w:author="Pascal Heude" w:date="2026-08-01T19:46:00Z">
         <w:r>
           <w:rPr>
             <w:lang w:val="en-US"/>
@@ -12283,7 +12281,7 @@
           <w:t>f used, t</w:t>
         </w:r>
       </w:ins>
-      <w:del w:id="183" w:author="Pascal Heude" w:date="2026-08-01T19:46:00Z">
+      <w:del w:id="182" w:author="Pascal Heude" w:date="2026-08-01T19:46:00Z">
         <w:r>
           <w:rPr>
             <w:lang w:val="en-US"/>
@@ -12413,13 +12411,13 @@
       <w:pPr>
         <w:pStyle w:val="Titre3"/>
       </w:pPr>
-      <w:bookmarkStart w:id="184" w:name="_Tag_DIRECTORY"/>
-      <w:bookmarkStart w:id="185" w:name="_Toc456106027"/>
+      <w:bookmarkStart w:id="183" w:name="_Tag_DIRECTORY"/>
+      <w:bookmarkStart w:id="184" w:name="_Toc456106027"/>
+      <w:bookmarkEnd w:id="183"/>
+      <w:r>
+        <w:t>Tag DIRECTORY</w:t>
+      </w:r>
       <w:bookmarkEnd w:id="184"/>
-      <w:r>
-        <w:t>Tag DIRECTORY</w:t>
-      </w:r>
-      <w:bookmarkEnd w:id="185"/>
     </w:p>
     <w:p>
       <w:pPr>
@@ -12437,17 +12435,17 @@
     <w:p>
       <w:pPr>
         <w:rPr>
-          <w:moveTo w:id="186" w:author="Pascal Heude" w:date="2026-08-01T19:46:00Z"/>
-          <w:lang w:val="en-US"/>
-        </w:rPr>
-      </w:pPr>
-      <w:ins w:id="187" w:author="Pascal Heude" w:date="2026-08-01T19:46:00Z">
+          <w:moveTo w:id="185" w:author="Pascal Heude" w:date="2026-08-01T19:46:00Z"/>
+          <w:lang w:val="en-US"/>
+        </w:rPr>
+      </w:pPr>
+      <w:ins w:id="186" w:author="Pascal Heude" w:date="2026-08-01T19:46:00Z">
         <w:r>
           <w:rPr>
             <w:b/>
             <w:color w:val="0070C0"/>
             <w:lang w:val="en-US"/>
-            <w:rPrChange w:id="188" w:author="Pascal Heude" w:date="2026-08-01T19:46:00Z">
+            <w:rPrChange w:id="187" w:author="Pascal Heude" w:date="2026-08-01T19:46:00Z">
               <w:rPr>
                 <w:lang w:val="en-US"/>
               </w:rPr>
@@ -12462,7 +12460,7 @@
           <w:t xml:space="preserve">: </w:t>
         </w:r>
       </w:ins>
-      <w:ins w:id="189" w:author="Pascal Heude" w:date="2026-08-03T17:54:00Z">
+      <w:ins w:id="188" w:author="Pascal Heude" w:date="2026-08-03T17:54:00Z">
         <w:r>
           <w:rPr>
             <w:lang w:val="en-US"/>
@@ -12470,9 +12468,9 @@
           <w:t>t</w:t>
         </w:r>
       </w:ins>
-      <w:moveToRangeStart w:id="190" w:author="Pascal Heude" w:date="2026-08-01T19:46:00Z" w:name="move236506022"/>
-      <w:moveTo w:id="191" w:author="Pascal Heude" w:date="2026-08-01T19:46:00Z">
-        <w:del w:id="192" w:author="Pascal Heude" w:date="2026-08-03T17:54:00Z">
+      <w:moveToRangeStart w:id="189" w:author="Pascal Heude" w:date="2026-08-01T19:46:00Z" w:name="move236506022"/>
+      <w:moveTo w:id="190" w:author="Pascal Heude" w:date="2026-08-01T19:46:00Z">
+        <w:del w:id="191" w:author="Pascal Heude" w:date="2026-08-03T17:54:00Z">
           <w:r>
             <w:rPr>
               <w:lang w:val="en-US"/>
@@ -12486,7 +12484,7 @@
           </w:rPr>
           <w:t xml:space="preserve">his tag </w:t>
         </w:r>
-        <w:del w:id="193" w:author="Pascal Heude" w:date="2026-08-01T19:47:00Z">
+        <w:del w:id="192" w:author="Pascal Heude" w:date="2026-08-01T19:47:00Z">
           <w:r>
             <w:rPr>
               <w:lang w:val="en-US"/>
@@ -12495,7 +12493,7 @@
           </w:r>
         </w:del>
       </w:moveTo>
-      <w:ins w:id="194" w:author="Pascal Heude" w:date="2026-08-01T19:47:00Z">
+      <w:ins w:id="193" w:author="Pascal Heude" w:date="2026-08-01T19:47:00Z">
         <w:r>
           <w:rPr>
             <w:lang w:val="en-US"/>
@@ -12503,7 +12501,7 @@
           <w:t>shall be</w:t>
         </w:r>
       </w:ins>
-      <w:moveTo w:id="195" w:author="Pascal Heude" w:date="2026-08-01T19:46:00Z">
+      <w:moveTo w:id="194" w:author="Pascal Heude" w:date="2026-08-01T19:46:00Z">
         <w:r>
           <w:rPr>
             <w:lang w:val="en-US"/>
@@ -12512,14 +12510,14 @@
         </w:r>
       </w:moveTo>
     </w:p>
-    <w:moveToRangeEnd w:id="190"/>
-    <w:p>
-      <w:pPr>
-        <w:rPr>
-          <w:lang w:val="en-US"/>
-        </w:rPr>
-      </w:pPr>
-      <w:ins w:id="196" w:author="Pascal Heude" w:date="2026-08-01T19:47:00Z">
+    <w:moveToRangeEnd w:id="189"/>
+    <w:p>
+      <w:pPr>
+        <w:rPr>
+          <w:lang w:val="en-US"/>
+        </w:rPr>
+      </w:pPr>
+      <w:ins w:id="195" w:author="Pascal Heude" w:date="2026-08-01T19:47:00Z">
         <w:r>
           <w:rPr>
             <w:b/>
@@ -12543,7 +12541,7 @@
           <w:t>: t</w:t>
         </w:r>
       </w:ins>
-      <w:del w:id="197" w:author="Pascal Heude" w:date="2026-08-01T19:47:00Z">
+      <w:del w:id="196" w:author="Pascal Heude" w:date="2026-08-01T19:47:00Z">
         <w:r>
           <w:rPr>
             <w:lang w:val="en-US"/>
@@ -12581,7 +12579,7 @@
         </w:rPr>
         <w:t xml:space="preserve"> relative </w:t>
       </w:r>
-      <w:del w:id="198" w:author="Pascal Heude" w:date="2026-07-29T22:51:00Z">
+      <w:del w:id="197" w:author="Pascal Heude" w:date="2026-07-29T22:51:00Z">
         <w:r>
           <w:rPr>
             <w:lang w:val="en-US"/>
@@ -12599,12 +12597,12 @@
     <w:p>
       <w:pPr>
         <w:rPr>
-          <w:moveFrom w:id="199" w:author="Pascal Heude" w:date="2026-08-01T19:46:00Z"/>
-          <w:lang w:val="en-US"/>
-        </w:rPr>
-      </w:pPr>
-      <w:moveFromRangeStart w:id="200" w:author="Pascal Heude" w:date="2026-08-01T19:46:00Z" w:name="move236506022"/>
-      <w:moveFrom w:id="201" w:author="Pascal Heude" w:date="2026-08-01T19:46:00Z">
+          <w:moveFrom w:id="198" w:author="Pascal Heude" w:date="2026-08-01T19:46:00Z"/>
+          <w:lang w:val="en-US"/>
+        </w:rPr>
+      </w:pPr>
+      <w:moveFromRangeStart w:id="199" w:author="Pascal Heude" w:date="2026-08-01T19:46:00Z" w:name="move236506022"/>
+      <w:moveFrom w:id="200" w:author="Pascal Heude" w:date="2026-08-01T19:46:00Z">
         <w:r>
           <w:rPr>
             <w:lang w:val="en-US"/>
@@ -12613,7 +12611,7 @@
         </w:r>
       </w:moveFrom>
     </w:p>
-    <w:moveFromRangeEnd w:id="200"/>
+    <w:moveFromRangeEnd w:id="199"/>
     <w:p>
       <w:pPr>
         <w:rPr>
@@ -12626,7 +12624,7 @@
         </w:rPr>
         <w:t xml:space="preserve">If the directory does not exist, it </w:t>
       </w:r>
-      <w:del w:id="202" w:author="Pascal Heude" w:date="2026-07-29T22:52:00Z">
+      <w:del w:id="201" w:author="Pascal Heude" w:date="2026-07-29T22:52:00Z">
         <w:r>
           <w:rPr>
             <w:lang w:val="en-US"/>
@@ -12634,7 +12632,7 @@
           <w:delText xml:space="preserve">shall </w:delText>
         </w:r>
       </w:del>
-      <w:ins w:id="203" w:author="Pascal Heude" w:date="2026-07-29T22:52:00Z">
+      <w:ins w:id="202" w:author="Pascal Heude" w:date="2026-07-29T22:52:00Z">
         <w:r>
           <w:rPr>
             <w:lang w:val="en-US"/>
@@ -12654,7 +12652,7 @@
         </w:rPr>
         <w:t xml:space="preserve">already </w:t>
       </w:r>
-      <w:del w:id="204" w:author="Pascal Heude" w:date="2026-07-29T22:52:00Z">
+      <w:del w:id="203" w:author="Pascal Heude" w:date="2026-07-29T22:52:00Z">
         <w:r>
           <w:rPr>
             <w:lang w:val="en-US"/>
@@ -12668,7 +12666,7 @@
         </w:rPr>
         <w:t>files</w:t>
       </w:r>
-      <w:ins w:id="205" w:author="Pascal Heude" w:date="2026-07-29T22:52:00Z">
+      <w:ins w:id="204" w:author="Pascal Heude" w:date="2026-07-29T22:52:00Z">
         <w:r>
           <w:rPr>
             <w:lang w:val="en-US"/>
@@ -12682,7 +12680,7 @@
         </w:rPr>
         <w:t xml:space="preserve">, </w:t>
       </w:r>
-      <w:del w:id="206" w:author="Pascal Heude" w:date="2026-07-29T22:52:00Z">
+      <w:del w:id="205" w:author="Pascal Heude" w:date="2026-07-29T22:52:00Z">
         <w:r>
           <w:rPr>
             <w:lang w:val="en-US"/>
@@ -12708,7 +12706,7 @@
           <w:delText>Generate</w:delText>
         </w:r>
       </w:del>
-      <w:ins w:id="207" w:author="Pascal Heude" w:date="2026-07-29T22:52:00Z">
+      <w:ins w:id="206" w:author="Pascal Heude" w:date="2026-07-29T22:52:00Z">
         <w:r>
           <w:rPr>
             <w:lang w:val="en-US"/>
@@ -12774,31 +12772,130 @@
       <w:pPr>
         <w:pStyle w:val="Titre3"/>
       </w:pPr>
-      <w:bookmarkStart w:id="208" w:name="_Tag_THW_ID_LIST"/>
-      <w:bookmarkStart w:id="209" w:name="_Toc456106028"/>
+      <w:bookmarkStart w:id="207" w:name="_Tag_THW_ID_LIST"/>
+      <w:bookmarkStart w:id="208" w:name="_Toc456106028"/>
+      <w:bookmarkEnd w:id="207"/>
+      <w:r>
+        <w:t>Tag THW_ID_LIST</w:t>
+      </w:r>
       <w:bookmarkEnd w:id="208"/>
-      <w:r>
-        <w:t>Tag THW_ID_LIST</w:t>
-      </w:r>
+    </w:p>
+    <w:p>
+      <w:pPr>
+        <w:rPr>
+          <w:lang w:val="en-US"/>
+        </w:rPr>
+      </w:pPr>
+      <w:r>
+        <w:rPr>
+          <w:lang w:val="en-US"/>
+        </w:rPr>
+        <w:t xml:space="preserve">This tag is used to include the </w:t>
+      </w:r>
+      <w:r>
+        <w:rPr>
+          <w:lang w:val="en-US"/>
+        </w:rPr>
+        <w:t>target hardware identifiers</w:t>
+      </w:r>
+      <w:r>
+        <w:rPr>
+          <w:lang w:val="en-US"/>
+        </w:rPr>
+        <w:t>.</w:t>
+      </w:r>
+    </w:p>
+    <w:p>
+      <w:pPr>
+        <w:rPr>
+          <w:lang w:val="en-US"/>
+        </w:rPr>
+      </w:pPr>
+      <w:r>
+        <w:rPr>
+          <w:lang w:val="en-US"/>
+        </w:rPr>
+        <w:t xml:space="preserve">The content shall be the </w:t>
+      </w:r>
+      <w:r>
+        <w:rPr>
+          <w:lang w:val="en-US"/>
+        </w:rPr>
+        <w:t xml:space="preserve">at least one </w:t>
+      </w:r>
+      <w:r>
+        <w:rPr>
+          <w:lang w:val="en-US"/>
+        </w:rPr>
+        <w:t xml:space="preserve">tag </w:t>
+      </w:r>
+      <w:hyperlink w:anchor="_Tag_THW_ID" w:history="1">
+        <w:r>
+          <w:rPr>
+            <w:rStyle w:val="Lienhypertexte"/>
+            <w:lang w:val="en-US"/>
+          </w:rPr>
+          <w:t>THW_ID</w:t>
+        </w:r>
+      </w:hyperlink>
+      <w:r>
+        <w:rPr>
+          <w:lang w:val="en-US"/>
+        </w:rPr>
+        <w:t>.</w:t>
+      </w:r>
+    </w:p>
+    <w:p>
+      <w:pPr>
+        <w:rPr>
+          <w:lang w:val="en-US"/>
+        </w:rPr>
+      </w:pPr>
+      <w:r>
+        <w:rPr>
+          <w:lang w:val="en-US"/>
+        </w:rPr>
+        <w:t>This tag is mandatory.</w:t>
+      </w:r>
+    </w:p>
+    <w:p>
+      <w:pPr>
+        <w:rPr>
+          <w:lang w:val="en-US"/>
+        </w:rPr>
+      </w:pPr>
+    </w:p>
+    <w:p>
+      <w:pPr>
+        <w:rPr>
+          <w:lang w:val="en-US"/>
+        </w:rPr>
+      </w:pPr>
+      <w:bookmarkStart w:id="209" w:name="_Tag_THW_ID"/>
       <w:bookmarkEnd w:id="209"/>
-    </w:p>
-    <w:p>
-      <w:pPr>
-        <w:rPr>
-          <w:lang w:val="en-US"/>
-        </w:rPr>
-      </w:pPr>
-      <w:r>
-        <w:rPr>
-          <w:lang w:val="en-US"/>
-        </w:rPr>
-        <w:t xml:space="preserve">This tag is used to include the </w:t>
-      </w:r>
-      <w:r>
-        <w:rPr>
-          <w:lang w:val="en-US"/>
-        </w:rPr>
-        <w:t>target hardware identifiers</w:t>
+      <w:r>
+        <w:rPr>
+          <w:lang w:val="en-US"/>
+        </w:rPr>
+        <w:t xml:space="preserve">The attribute </w:t>
+      </w:r>
+      <w:r>
+        <w:rPr>
+          <w:lang w:val="en-US"/>
+        </w:rPr>
+        <w:t>number</w:t>
+      </w:r>
+      <w:r>
+        <w:rPr>
+          <w:lang w:val="en-US"/>
+        </w:rPr>
+        <w:t xml:space="preserve"> is used to indicate the </w:t>
+      </w:r>
+      <w:r>
+        <w:rPr>
+          <w:lang w:val="en-US"/>
+        </w:rPr>
+        <w:t>amount of target hardware identifiers</w:t>
       </w:r>
       <w:r>
         <w:rPr>
@@ -12810,110 +12907,11 @@
     <w:p>
       <w:pPr>
         <w:rPr>
-          <w:lang w:val="en-US"/>
-        </w:rPr>
-      </w:pPr>
-      <w:r>
-        <w:rPr>
-          <w:lang w:val="en-US"/>
-        </w:rPr>
-        <w:t xml:space="preserve">The content shall be the </w:t>
-      </w:r>
-      <w:r>
-        <w:rPr>
-          <w:lang w:val="en-US"/>
-        </w:rPr>
-        <w:t xml:space="preserve">at least one </w:t>
-      </w:r>
-      <w:r>
-        <w:rPr>
-          <w:lang w:val="en-US"/>
-        </w:rPr>
-        <w:t xml:space="preserve">tag </w:t>
-      </w:r>
-      <w:hyperlink w:anchor="_Tag_THW_ID" w:history="1">
-        <w:r>
-          <w:rPr>
-            <w:rStyle w:val="Lienhypertexte"/>
-            <w:lang w:val="en-US"/>
-          </w:rPr>
-          <w:t>THW_ID</w:t>
-        </w:r>
-      </w:hyperlink>
-      <w:r>
-        <w:rPr>
-          <w:lang w:val="en-US"/>
-        </w:rPr>
-        <w:t>.</w:t>
-      </w:r>
-    </w:p>
-    <w:p>
-      <w:pPr>
-        <w:rPr>
-          <w:lang w:val="en-US"/>
-        </w:rPr>
-      </w:pPr>
-      <w:r>
-        <w:rPr>
-          <w:lang w:val="en-US"/>
-        </w:rPr>
-        <w:t>This tag is mandatory.</w:t>
-      </w:r>
-    </w:p>
-    <w:p>
-      <w:pPr>
-        <w:rPr>
-          <w:lang w:val="en-US"/>
-        </w:rPr>
-      </w:pPr>
-    </w:p>
-    <w:p>
-      <w:pPr>
-        <w:rPr>
-          <w:lang w:val="en-US"/>
-        </w:rPr>
-      </w:pPr>
-      <w:bookmarkStart w:id="210" w:name="_Tag_THW_ID"/>
-      <w:bookmarkEnd w:id="210"/>
-      <w:r>
-        <w:rPr>
-          <w:lang w:val="en-US"/>
-        </w:rPr>
-        <w:t xml:space="preserve">The attribute </w:t>
-      </w:r>
-      <w:r>
-        <w:rPr>
-          <w:lang w:val="en-US"/>
-        </w:rPr>
-        <w:t>number</w:t>
-      </w:r>
-      <w:r>
-        <w:rPr>
-          <w:lang w:val="en-US"/>
-        </w:rPr>
-        <w:t xml:space="preserve"> is used to indicate the </w:t>
-      </w:r>
-      <w:r>
-        <w:rPr>
-          <w:lang w:val="en-US"/>
-        </w:rPr>
-        <w:t>amount of target hardware identifiers</w:t>
-      </w:r>
-      <w:r>
-        <w:rPr>
-          <w:lang w:val="en-US"/>
-        </w:rPr>
-        <w:t>.</w:t>
-      </w:r>
-    </w:p>
-    <w:p>
-      <w:pPr>
-        <w:rPr>
-          <w:moveTo w:id="211" w:author="Pascal Heude" w:date="2026-08-01T19:48:00Z"/>
-          <w:lang w:val="en-US"/>
-        </w:rPr>
-      </w:pPr>
-      <w:ins w:id="212" w:author="Pascal Heude" w:date="2026-08-01T19:48:00Z">
+          <w:moveTo w:id="210" w:author="Pascal Heude" w:date="2026-08-01T19:48:00Z"/>
+          <w:lang w:val="en-US"/>
+        </w:rPr>
+      </w:pPr>
+      <w:ins w:id="211" w:author="Pascal Heude" w:date="2026-08-01T19:48:00Z">
         <w:r>
           <w:rPr>
             <w:b/>
@@ -12937,9 +12935,9 @@
           <w:t xml:space="preserve">: </w:t>
         </w:r>
       </w:ins>
-      <w:moveToRangeStart w:id="213" w:author="Pascal Heude" w:date="2026-08-01T19:48:00Z" w:name="move236506110"/>
-      <w:moveTo w:id="214" w:author="Pascal Heude" w:date="2026-08-01T19:48:00Z">
-        <w:del w:id="215" w:author="Pascal Heude" w:date="2026-08-01T19:48:00Z">
+      <w:moveToRangeStart w:id="212" w:author="Pascal Heude" w:date="2026-08-01T19:48:00Z" w:name="move236506110"/>
+      <w:moveTo w:id="213" w:author="Pascal Heude" w:date="2026-08-01T19:48:00Z">
+        <w:del w:id="214" w:author="Pascal Heude" w:date="2026-08-01T19:48:00Z">
           <w:r>
             <w:rPr>
               <w:lang w:val="en-US"/>
@@ -12948,7 +12946,7 @@
           </w:r>
         </w:del>
       </w:moveTo>
-      <w:ins w:id="216" w:author="Pascal Heude" w:date="2026-08-01T19:48:00Z">
+      <w:ins w:id="215" w:author="Pascal Heude" w:date="2026-08-01T19:48:00Z">
         <w:r>
           <w:rPr>
             <w:lang w:val="en-US"/>
@@ -12956,14 +12954,14 @@
           <w:t>t</w:t>
         </w:r>
       </w:ins>
-      <w:moveTo w:id="217" w:author="Pascal Heude" w:date="2026-08-01T19:48:00Z">
+      <w:moveTo w:id="216" w:author="Pascal Heude" w:date="2026-08-01T19:48:00Z">
         <w:r>
           <w:rPr>
             <w:lang w:val="en-US"/>
           </w:rPr>
           <w:t xml:space="preserve">he attribute </w:t>
         </w:r>
-        <w:del w:id="218" w:author="Pascal Heude" w:date="2026-08-01T19:48:00Z">
+        <w:del w:id="217" w:author="Pascal Heude" w:date="2026-08-01T19:48:00Z">
           <w:r>
             <w:rPr>
               <w:lang w:val="en-US"/>
@@ -12972,7 +12970,7 @@
           </w:r>
         </w:del>
       </w:moveTo>
-      <w:ins w:id="219" w:author="Pascal Heude" w:date="2026-08-01T19:48:00Z">
+      <w:ins w:id="218" w:author="Pascal Heude" w:date="2026-08-01T19:48:00Z">
         <w:r>
           <w:rPr>
             <w:lang w:val="en-US"/>
@@ -12980,7 +12978,7 @@
           <w:t>shall be</w:t>
         </w:r>
       </w:ins>
-      <w:moveTo w:id="220" w:author="Pascal Heude" w:date="2026-08-01T19:48:00Z">
+      <w:moveTo w:id="219" w:author="Pascal Heude" w:date="2026-08-01T19:48:00Z">
         <w:r>
           <w:rPr>
             <w:lang w:val="en-US"/>
@@ -12989,14 +12987,14 @@
         </w:r>
       </w:moveTo>
     </w:p>
-    <w:moveToRangeEnd w:id="213"/>
-    <w:p>
-      <w:pPr>
-        <w:rPr>
-          <w:lang w:val="en-US"/>
-        </w:rPr>
-      </w:pPr>
-      <w:ins w:id="221" w:author="Pascal Heude" w:date="2026-08-01T19:48:00Z">
+    <w:moveToRangeEnd w:id="212"/>
+    <w:p>
+      <w:pPr>
+        <w:rPr>
+          <w:lang w:val="en-US"/>
+        </w:rPr>
+      </w:pPr>
+      <w:ins w:id="220" w:author="Pascal Heude" w:date="2026-08-01T19:48:00Z">
         <w:r>
           <w:rPr>
             <w:b/>
@@ -13020,7 +13018,7 @@
           <w:t xml:space="preserve">: </w:t>
         </w:r>
       </w:ins>
-      <w:del w:id="222" w:author="Pascal Heude" w:date="2026-08-03T17:54:00Z">
+      <w:del w:id="221" w:author="Pascal Heude" w:date="2026-08-03T17:54:00Z">
         <w:r>
           <w:rPr>
             <w:lang w:val="en-US"/>
@@ -13028,7 +13026,7 @@
           <w:delText>T</w:delText>
         </w:r>
       </w:del>
-      <w:ins w:id="223" w:author="Pascal Heude" w:date="2026-08-03T17:54:00Z">
+      <w:ins w:id="222" w:author="Pascal Heude" w:date="2026-08-03T17:54:00Z">
         <w:r>
           <w:rPr>
             <w:lang w:val="en-US"/>
@@ -13052,12 +13050,12 @@
     <w:p>
       <w:pPr>
         <w:rPr>
-          <w:moveFrom w:id="224" w:author="Pascal Heude" w:date="2026-08-01T19:48:00Z"/>
-          <w:lang w:val="en-US"/>
-        </w:rPr>
-      </w:pPr>
-      <w:moveFromRangeStart w:id="225" w:author="Pascal Heude" w:date="2026-08-01T19:48:00Z" w:name="move236506110"/>
-      <w:moveFrom w:id="226" w:author="Pascal Heude" w:date="2026-08-01T19:48:00Z">
+          <w:moveFrom w:id="223" w:author="Pascal Heude" w:date="2026-08-01T19:48:00Z"/>
+          <w:lang w:val="en-US"/>
+        </w:rPr>
+      </w:pPr>
+      <w:moveFromRangeStart w:id="224" w:author="Pascal Heude" w:date="2026-08-01T19:48:00Z" w:name="move236506110"/>
+      <w:moveFrom w:id="225" w:author="Pascal Heude" w:date="2026-08-01T19:48:00Z">
         <w:r>
           <w:rPr>
             <w:lang w:val="en-US"/>
@@ -13072,7 +13070,7 @@
         </w:r>
       </w:moveFrom>
     </w:p>
-    <w:moveFromRangeEnd w:id="225"/>
+    <w:moveFromRangeEnd w:id="224"/>
     <w:p>
       <w:pPr>
         <w:rPr>
@@ -13148,13 +13146,13 @@
       <w:pPr>
         <w:pStyle w:val="Titre3"/>
       </w:pPr>
-      <w:bookmarkStart w:id="227" w:name="_Tag_THW_ID_1"/>
-      <w:bookmarkStart w:id="228" w:name="_Toc456106029"/>
+      <w:bookmarkStart w:id="226" w:name="_Tag_THW_ID_1"/>
+      <w:bookmarkStart w:id="227" w:name="_Toc456106029"/>
+      <w:bookmarkEnd w:id="226"/>
+      <w:r>
+        <w:t>Tag THW_ID</w:t>
+      </w:r>
       <w:bookmarkEnd w:id="227"/>
-      <w:r>
-        <w:t>Tag THW_ID</w:t>
-      </w:r>
-      <w:bookmarkEnd w:id="228"/>
     </w:p>
     <w:p>
       <w:pPr>
@@ -13208,17 +13206,17 @@
     <w:p>
       <w:pPr>
         <w:rPr>
-          <w:moveTo w:id="229" w:author="Pascal Heude" w:date="2026-08-01T21:11:00Z"/>
-          <w:lang w:val="en-US"/>
-        </w:rPr>
-      </w:pPr>
-      <w:ins w:id="230" w:author="Pascal Heude" w:date="2026-08-01T21:11:00Z">
+          <w:moveTo w:id="228" w:author="Pascal Heude" w:date="2026-08-01T21:11:00Z"/>
+          <w:lang w:val="en-US"/>
+        </w:rPr>
+      </w:pPr>
+      <w:ins w:id="229" w:author="Pascal Heude" w:date="2026-08-01T21:11:00Z">
         <w:r>
           <w:rPr>
             <w:b/>
             <w:color w:val="0070C0"/>
             <w:lang w:val="en-US"/>
-            <w:rPrChange w:id="231" w:author="Pascal Heude" w:date="2026-08-01T21:11:00Z">
+            <w:rPrChange w:id="230" w:author="Pascal Heude" w:date="2026-08-01T21:11:00Z">
               <w:rPr>
                 <w:lang w:val="en-US"/>
               </w:rPr>
@@ -13233,9 +13231,9 @@
           <w:t xml:space="preserve">: </w:t>
         </w:r>
       </w:ins>
-      <w:moveToRangeStart w:id="232" w:author="Pascal Heude" w:date="2026-08-01T21:11:00Z" w:name="move236511099"/>
-      <w:moveTo w:id="233" w:author="Pascal Heude" w:date="2026-08-01T21:11:00Z">
-        <w:del w:id="234" w:author="Pascal Heude" w:date="2026-08-03T17:54:00Z">
+      <w:moveToRangeStart w:id="231" w:author="Pascal Heude" w:date="2026-08-01T21:11:00Z" w:name="move236511099"/>
+      <w:moveTo w:id="232" w:author="Pascal Heude" w:date="2026-08-01T21:11:00Z">
+        <w:del w:id="233" w:author="Pascal Heude" w:date="2026-08-03T17:54:00Z">
           <w:r>
             <w:rPr>
               <w:lang w:val="en-US"/>
@@ -13244,7 +13242,7 @@
           </w:r>
         </w:del>
       </w:moveTo>
-      <w:ins w:id="235" w:author="Pascal Heude" w:date="2026-08-03T17:54:00Z">
+      <w:ins w:id="234" w:author="Pascal Heude" w:date="2026-08-03T17:54:00Z">
         <w:r>
           <w:rPr>
             <w:lang w:val="en-US"/>
@@ -13252,14 +13250,14 @@
           <w:t>t</w:t>
         </w:r>
       </w:ins>
-      <w:moveTo w:id="236" w:author="Pascal Heude" w:date="2026-08-01T21:11:00Z">
+      <w:moveTo w:id="235" w:author="Pascal Heude" w:date="2026-08-01T21:11:00Z">
         <w:r>
           <w:rPr>
             <w:lang w:val="en-US"/>
           </w:rPr>
           <w:t xml:space="preserve">his tag </w:t>
         </w:r>
-        <w:del w:id="237" w:author="Pascal Heude" w:date="2026-08-01T21:12:00Z">
+        <w:del w:id="236" w:author="Pascal Heude" w:date="2026-08-01T21:12:00Z">
           <w:r>
             <w:rPr>
               <w:lang w:val="en-US"/>
@@ -13268,7 +13266,7 @@
           </w:r>
         </w:del>
       </w:moveTo>
-      <w:ins w:id="238" w:author="Pascal Heude" w:date="2026-08-01T21:12:00Z">
+      <w:ins w:id="237" w:author="Pascal Heude" w:date="2026-08-01T21:12:00Z">
         <w:r>
           <w:rPr>
             <w:lang w:val="en-US"/>
@@ -13276,7 +13274,7 @@
           <w:t>shall be</w:t>
         </w:r>
       </w:ins>
-      <w:moveTo w:id="239" w:author="Pascal Heude" w:date="2026-08-01T21:11:00Z">
+      <w:moveTo w:id="238" w:author="Pascal Heude" w:date="2026-08-01T21:11:00Z">
         <w:r>
           <w:rPr>
             <w:lang w:val="en-US"/>
@@ -13326,20 +13324,20 @@
         </w:r>
       </w:moveTo>
     </w:p>
-    <w:moveToRangeEnd w:id="232"/>
-    <w:p>
-      <w:pPr>
-        <w:rPr>
-          <w:lang w:val="en-US"/>
-        </w:rPr>
-      </w:pPr>
-      <w:ins w:id="240" w:author="Pascal Heude" w:date="2026-08-01T21:11:00Z">
+    <w:moveToRangeEnd w:id="231"/>
+    <w:p>
+      <w:pPr>
+        <w:rPr>
+          <w:lang w:val="en-US"/>
+        </w:rPr>
+      </w:pPr>
+      <w:ins w:id="239" w:author="Pascal Heude" w:date="2026-08-01T21:11:00Z">
         <w:r>
           <w:rPr>
             <w:b/>
             <w:color w:val="0070C0"/>
             <w:lang w:val="en-US"/>
-            <w:rPrChange w:id="241" w:author="Pascal Heude" w:date="2026-08-01T21:11:00Z">
+            <w:rPrChange w:id="240" w:author="Pascal Heude" w:date="2026-08-01T21:11:00Z">
               <w:rPr>
                 <w:lang w:val="en-US"/>
               </w:rPr>
@@ -13354,7 +13352,7 @@
           <w:t xml:space="preserve">: </w:t>
         </w:r>
       </w:ins>
-      <w:ins w:id="242" w:author="Pascal Heude" w:date="2026-08-03T17:54:00Z">
+      <w:ins w:id="241" w:author="Pascal Heude" w:date="2026-08-03T17:54:00Z">
         <w:r>
           <w:rPr>
             <w:lang w:val="en-US"/>
@@ -13362,7 +13360,7 @@
           <w:t>t</w:t>
         </w:r>
       </w:ins>
-      <w:del w:id="243" w:author="Pascal Heude" w:date="2026-08-03T17:54:00Z">
+      <w:del w:id="242" w:author="Pascal Heude" w:date="2026-08-03T17:54:00Z">
         <w:r>
           <w:rPr>
             <w:lang w:val="en-US"/>
@@ -13380,12 +13378,12 @@
     <w:p>
       <w:pPr>
         <w:rPr>
-          <w:moveFrom w:id="244" w:author="Pascal Heude" w:date="2026-08-01T21:11:00Z"/>
-          <w:lang w:val="en-US"/>
-        </w:rPr>
-      </w:pPr>
-      <w:moveFromRangeStart w:id="245" w:author="Pascal Heude" w:date="2026-08-01T21:11:00Z" w:name="move236511099"/>
-      <w:moveFrom w:id="246" w:author="Pascal Heude" w:date="2026-08-01T21:11:00Z">
+          <w:moveFrom w:id="243" w:author="Pascal Heude" w:date="2026-08-01T21:11:00Z"/>
+          <w:lang w:val="en-US"/>
+        </w:rPr>
+      </w:pPr>
+      <w:moveFromRangeStart w:id="244" w:author="Pascal Heude" w:date="2026-08-01T21:11:00Z" w:name="move236511099"/>
+      <w:moveFrom w:id="245" w:author="Pascal Heude" w:date="2026-08-01T21:11:00Z">
         <w:r>
           <w:rPr>
             <w:lang w:val="en-US"/>
@@ -13447,7 +13445,7 @@
         </w:r>
       </w:moveFrom>
     </w:p>
-    <w:moveFromRangeEnd w:id="245"/>
+    <w:moveFromRangeEnd w:id="244"/>
     <w:p>
       <w:pPr>
         <w:rPr>
@@ -13625,13 +13623,13 @@
       <w:pPr>
         <w:pStyle w:val="Titre3"/>
       </w:pPr>
-      <w:bookmarkStart w:id="247" w:name="_Tag_SUPPORT_FILE_LIST"/>
-      <w:bookmarkStart w:id="248" w:name="_Toc456106030"/>
+      <w:bookmarkStart w:id="246" w:name="_Tag_SUPPORT_FILE_LIST"/>
+      <w:bookmarkStart w:id="247" w:name="_Toc456106030"/>
+      <w:bookmarkEnd w:id="246"/>
+      <w:r>
+        <w:t>Tag SUPPORT_FILE_LIST</w:t>
+      </w:r>
       <w:bookmarkEnd w:id="247"/>
-      <w:r>
-        <w:t>Tag SUPPORT_FILE_LIST</w:t>
-      </w:r>
-      <w:bookmarkEnd w:id="248"/>
     </w:p>
     <w:p>
       <w:pPr>
@@ -13661,20 +13659,20 @@
     <w:p>
       <w:pPr>
         <w:rPr>
-          <w:moveTo w:id="249" w:author="Pascal Heude" w:date="2026-08-03T17:51:00Z"/>
+          <w:moveTo w:id="248" w:author="Pascal Heude" w:date="2026-08-03T17:51:00Z"/>
           <w:b/>
           <w:color w:val="0070C0"/>
           <w:lang w:val="en-US"/>
-          <w:rPrChange w:id="250" w:author="Pascal Heude" w:date="2026-08-03T17:52:00Z">
+          <w:rPrChange w:id="249" w:author="Pascal Heude" w:date="2026-08-03T17:52:00Z">
             <w:rPr>
-              <w:moveTo w:id="251" w:author="Pascal Heude" w:date="2026-08-03T17:51:00Z"/>
+              <w:moveTo w:id="250" w:author="Pascal Heude" w:date="2026-08-03T17:51:00Z"/>
               <w:lang w:val="en-US"/>
             </w:rPr>
           </w:rPrChange>
         </w:rPr>
       </w:pPr>
-      <w:moveToRangeStart w:id="252" w:author="Pascal Heude" w:date="2026-08-03T17:51:00Z" w:name="move236671916"/>
-      <w:moveTo w:id="253" w:author="Pascal Heude" w:date="2026-08-03T17:51:00Z">
+      <w:moveToRangeStart w:id="251" w:author="Pascal Heude" w:date="2026-08-03T17:51:00Z" w:name="move236671916"/>
+      <w:moveTo w:id="252" w:author="Pascal Heude" w:date="2026-08-03T17:51:00Z">
         <w:r>
           <w:rPr>
             <w:lang w:val="en-US"/>
@@ -13683,20 +13681,20 @@
         </w:r>
       </w:moveTo>
     </w:p>
-    <w:moveToRangeEnd w:id="252"/>
-    <w:p>
-      <w:pPr>
-        <w:rPr>
-          <w:lang w:val="en-US"/>
-        </w:rPr>
-      </w:pPr>
-      <w:ins w:id="254" w:author="Pascal Heude" w:date="2026-08-03T17:51:00Z">
+    <w:moveToRangeEnd w:id="251"/>
+    <w:p>
+      <w:pPr>
+        <w:rPr>
+          <w:lang w:val="en-US"/>
+        </w:rPr>
+      </w:pPr>
+      <w:ins w:id="253" w:author="Pascal Heude" w:date="2026-08-03T17:51:00Z">
         <w:r>
           <w:rPr>
             <w:b/>
             <w:color w:val="0070C0"/>
             <w:lang w:val="en-US"/>
-            <w:rPrChange w:id="255" w:author="Pascal Heude" w:date="2026-08-03T17:52:00Z">
+            <w:rPrChange w:id="254" w:author="Pascal Heude" w:date="2026-08-03T17:52:00Z">
               <w:rPr>
                 <w:lang w:val="en-US"/>
               </w:rPr>
@@ -13711,7 +13709,7 @@
           <w:t xml:space="preserve">: </w:t>
         </w:r>
       </w:ins>
-      <w:del w:id="256" w:author="Pascal Heude" w:date="2026-08-03T17:54:00Z">
+      <w:del w:id="255" w:author="Pascal Heude" w:date="2026-08-03T17:54:00Z">
         <w:r>
           <w:rPr>
             <w:lang w:val="en-US"/>
@@ -13719,7 +13717,7 @@
           <w:delText>T</w:delText>
         </w:r>
       </w:del>
-      <w:ins w:id="257" w:author="Pascal Heude" w:date="2026-08-03T17:54:00Z">
+      <w:ins w:id="256" w:author="Pascal Heude" w:date="2026-08-03T17:54:00Z">
         <w:r>
           <w:rPr>
             <w:lang w:val="en-US"/>
@@ -13752,12 +13750,12 @@
     <w:p>
       <w:pPr>
         <w:rPr>
-          <w:moveFrom w:id="258" w:author="Pascal Heude" w:date="2026-08-03T17:51:00Z"/>
-          <w:lang w:val="en-US"/>
-        </w:rPr>
-      </w:pPr>
-      <w:moveFromRangeStart w:id="259" w:author="Pascal Heude" w:date="2026-08-03T17:51:00Z" w:name="move236671916"/>
-      <w:moveFrom w:id="260" w:author="Pascal Heude" w:date="2026-08-03T17:51:00Z">
+          <w:moveFrom w:id="257" w:author="Pascal Heude" w:date="2026-08-03T17:51:00Z"/>
+          <w:lang w:val="en-US"/>
+        </w:rPr>
+      </w:pPr>
+      <w:moveFromRangeStart w:id="258" w:author="Pascal Heude" w:date="2026-08-03T17:51:00Z" w:name="move236671916"/>
+      <w:moveFrom w:id="259" w:author="Pascal Heude" w:date="2026-08-03T17:51:00Z">
         <w:r>
           <w:rPr>
             <w:lang w:val="en-US"/>
@@ -13766,7 +13764,7 @@
         </w:r>
       </w:moveFrom>
     </w:p>
-    <w:moveFromRangeEnd w:id="259"/>
+    <w:moveFromRangeEnd w:id="258"/>
     <w:p>
       <w:pPr>
         <w:rPr>
@@ -13944,11 +13942,11 @@
     <w:p>
       <w:pPr>
         <w:rPr>
-          <w:moveTo w:id="261" w:author="Pascal Heude" w:date="2026-08-01T21:12:00Z"/>
-          <w:lang w:val="en-US"/>
-        </w:rPr>
-      </w:pPr>
-      <w:ins w:id="262" w:author="Pascal Heude" w:date="2026-08-01T21:13:00Z">
+          <w:moveTo w:id="260" w:author="Pascal Heude" w:date="2026-08-01T21:12:00Z"/>
+          <w:lang w:val="en-US"/>
+        </w:rPr>
+      </w:pPr>
+      <w:ins w:id="261" w:author="Pascal Heude" w:date="2026-08-01T21:13:00Z">
         <w:r>
           <w:rPr>
             <w:b/>
@@ -13958,7 +13956,7 @@
           <w:t>URQT_</w:t>
         </w:r>
       </w:ins>
-      <w:ins w:id="263" w:author="Pascal Heude" w:date="2026-08-01T22:10:00Z">
+      <w:ins w:id="262" w:author="Pascal Heude" w:date="2026-08-01T22:10:00Z">
         <w:r>
           <w:rPr>
             <w:b/>
@@ -13968,7 +13966,7 @@
           <w:t>2</w:t>
         </w:r>
       </w:ins>
-      <w:ins w:id="264" w:author="Pascal Heude" w:date="2026-08-03T17:52:00Z">
+      <w:ins w:id="263" w:author="Pascal Heude" w:date="2026-08-03T17:52:00Z">
         <w:r>
           <w:rPr>
             <w:b/>
@@ -13978,9 +13976,9 @@
           <w:t>6</w:t>
         </w:r>
       </w:ins>
-      <w:moveToRangeStart w:id="265" w:author="Pascal Heude" w:date="2026-08-01T21:12:00Z" w:name="move236511174"/>
-      <w:moveTo w:id="266" w:author="Pascal Heude" w:date="2026-08-01T21:12:00Z">
-        <w:del w:id="267" w:author="Pascal Heude" w:date="2026-08-01T21:13:00Z">
+      <w:moveToRangeStart w:id="264" w:author="Pascal Heude" w:date="2026-08-01T21:12:00Z" w:name="move236511174"/>
+      <w:moveTo w:id="265" w:author="Pascal Heude" w:date="2026-08-01T21:12:00Z">
+        <w:del w:id="266" w:author="Pascal Heude" w:date="2026-08-01T21:13:00Z">
           <w:r>
             <w:rPr>
               <w:lang w:val="en-US"/>
@@ -13989,7 +13987,7 @@
           </w:r>
         </w:del>
       </w:moveTo>
-      <w:ins w:id="268" w:author="Pascal Heude" w:date="2026-08-01T21:13:00Z">
+      <w:ins w:id="267" w:author="Pascal Heude" w:date="2026-08-01T21:13:00Z">
         <w:r>
           <w:rPr>
             <w:lang w:val="en-US"/>
@@ -13997,14 +13995,14 @@
           <w:t>: t</w:t>
         </w:r>
       </w:ins>
-      <w:moveTo w:id="269" w:author="Pascal Heude" w:date="2026-08-01T21:12:00Z">
+      <w:moveTo w:id="268" w:author="Pascal Heude" w:date="2026-08-01T21:12:00Z">
         <w:r>
           <w:rPr>
             <w:lang w:val="en-US"/>
           </w:rPr>
           <w:t xml:space="preserve">he attribute </w:t>
         </w:r>
-        <w:del w:id="270" w:author="Pascal Heude" w:date="2026-08-01T21:13:00Z">
+        <w:del w:id="269" w:author="Pascal Heude" w:date="2026-08-01T21:13:00Z">
           <w:r>
             <w:rPr>
               <w:lang w:val="en-US"/>
@@ -14013,7 +14011,7 @@
           </w:r>
         </w:del>
       </w:moveTo>
-      <w:ins w:id="271" w:author="Pascal Heude" w:date="2026-08-01T21:13:00Z">
+      <w:ins w:id="270" w:author="Pascal Heude" w:date="2026-08-01T21:13:00Z">
         <w:r>
           <w:rPr>
             <w:lang w:val="en-US"/>
@@ -14021,7 +14019,7 @@
           <w:t>shall be</w:t>
         </w:r>
       </w:ins>
-      <w:moveTo w:id="272" w:author="Pascal Heude" w:date="2026-08-01T21:12:00Z">
+      <w:moveTo w:id="271" w:author="Pascal Heude" w:date="2026-08-01T21:12:00Z">
         <w:r>
           <w:rPr>
             <w:lang w:val="en-US"/>
@@ -14030,20 +14028,20 @@
         </w:r>
       </w:moveTo>
     </w:p>
-    <w:moveToRangeEnd w:id="265"/>
-    <w:p>
-      <w:pPr>
-        <w:rPr>
-          <w:lang w:val="en-US"/>
-        </w:rPr>
-      </w:pPr>
-      <w:ins w:id="273" w:author="Pascal Heude" w:date="2026-08-01T21:12:00Z">
+    <w:moveToRangeEnd w:id="264"/>
+    <w:p>
+      <w:pPr>
+        <w:rPr>
+          <w:lang w:val="en-US"/>
+        </w:rPr>
+      </w:pPr>
+      <w:ins w:id="272" w:author="Pascal Heude" w:date="2026-08-01T21:12:00Z">
         <w:r>
           <w:rPr>
             <w:b/>
             <w:color w:val="0070C0"/>
             <w:lang w:val="en-US"/>
-            <w:rPrChange w:id="274" w:author="Pascal Heude" w:date="2026-08-01T21:13:00Z">
+            <w:rPrChange w:id="273" w:author="Pascal Heude" w:date="2026-08-01T21:13:00Z">
               <w:rPr>
                 <w:lang w:val="en-US"/>
               </w:rPr>
@@ -14052,7 +14050,7 @@
           <w:t>URQT_2</w:t>
         </w:r>
       </w:ins>
-      <w:ins w:id="275" w:author="Pascal Heude" w:date="2026-08-01T22:10:00Z">
+      <w:ins w:id="274" w:author="Pascal Heude" w:date="2026-08-01T22:10:00Z">
         <w:r>
           <w:rPr>
             <w:b/>
@@ -14062,7 +14060,7 @@
           <w:t>7</w:t>
         </w:r>
       </w:ins>
-      <w:ins w:id="276" w:author="Pascal Heude" w:date="2026-08-01T21:12:00Z">
+      <w:ins w:id="275" w:author="Pascal Heude" w:date="2026-08-01T21:12:00Z">
         <w:r>
           <w:rPr>
             <w:lang w:val="en-US"/>
@@ -14070,7 +14068,7 @@
           <w:t xml:space="preserve">: </w:t>
         </w:r>
       </w:ins>
-      <w:ins w:id="277" w:author="Pascal Heude" w:date="2026-08-03T17:54:00Z">
+      <w:ins w:id="276" w:author="Pascal Heude" w:date="2026-08-03T17:54:00Z">
         <w:r>
           <w:rPr>
             <w:lang w:val="en-US"/>
@@ -14078,7 +14076,7 @@
           <w:t>t</w:t>
         </w:r>
       </w:ins>
-      <w:del w:id="278" w:author="Pascal Heude" w:date="2026-08-03T17:54:00Z">
+      <w:del w:id="277" w:author="Pascal Heude" w:date="2026-08-03T17:54:00Z">
         <w:r>
           <w:rPr>
             <w:lang w:val="en-US"/>
@@ -14096,12 +14094,12 @@
     <w:p>
       <w:pPr>
         <w:rPr>
-          <w:moveFrom w:id="279" w:author="Pascal Heude" w:date="2026-08-01T21:12:00Z"/>
-          <w:lang w:val="en-US"/>
-        </w:rPr>
-      </w:pPr>
-      <w:moveFromRangeStart w:id="280" w:author="Pascal Heude" w:date="2026-08-01T21:12:00Z" w:name="move236511174"/>
-      <w:moveFrom w:id="281" w:author="Pascal Heude" w:date="2026-08-01T21:12:00Z">
+          <w:moveFrom w:id="278" w:author="Pascal Heude" w:date="2026-08-01T21:12:00Z"/>
+          <w:lang w:val="en-US"/>
+        </w:rPr>
+      </w:pPr>
+      <w:moveFromRangeStart w:id="279" w:author="Pascal Heude" w:date="2026-08-01T21:12:00Z" w:name="move236511174"/>
+      <w:moveFrom w:id="280" w:author="Pascal Heude" w:date="2026-08-01T21:12:00Z">
         <w:r>
           <w:rPr>
             <w:lang w:val="en-US"/>
@@ -14110,7 +14108,7 @@
         </w:r>
       </w:moveFrom>
     </w:p>
-    <w:moveFromRangeEnd w:id="280"/>
+    <w:moveFromRangeEnd w:id="279"/>
     <w:p>
       <w:pPr>
         <w:rPr>
@@ -14210,13 +14208,13 @@
       <w:pPr>
         <w:pStyle w:val="Titre3"/>
       </w:pPr>
-      <w:bookmarkStart w:id="282" w:name="_Tag_SUPPORT_FILE"/>
-      <w:bookmarkStart w:id="283" w:name="_Toc456106031"/>
+      <w:bookmarkStart w:id="281" w:name="_Tag_SUPPORT_FILE"/>
+      <w:bookmarkStart w:id="282" w:name="_Toc456106031"/>
+      <w:bookmarkEnd w:id="281"/>
+      <w:r>
+        <w:t>Tag SUPPORT_FILE</w:t>
+      </w:r>
       <w:bookmarkEnd w:id="282"/>
-      <w:r>
-        <w:t>Tag SUPPORT_FILE</w:t>
-      </w:r>
-      <w:bookmarkEnd w:id="283"/>
     </w:p>
     <w:p>
       <w:pPr>
@@ -14252,11 +14250,11 @@
     <w:p>
       <w:pPr>
         <w:rPr>
-          <w:ins w:id="284" w:author="Pascal Heude" w:date="2026-07-29T22:59:00Z"/>
-          <w:lang w:val="en-US"/>
-        </w:rPr>
-      </w:pPr>
-      <w:ins w:id="285" w:author="Pascal Heude" w:date="2026-08-01T21:16:00Z">
+          <w:ins w:id="283" w:author="Pascal Heude" w:date="2026-07-29T22:59:00Z"/>
+          <w:lang w:val="en-US"/>
+        </w:rPr>
+      </w:pPr>
+      <w:ins w:id="284" w:author="Pascal Heude" w:date="2026-08-01T21:16:00Z">
         <w:r>
           <w:rPr>
             <w:b/>
@@ -14266,7 +14264,7 @@
           <w:t>URQT_2</w:t>
         </w:r>
       </w:ins>
-      <w:ins w:id="286" w:author="Pascal Heude" w:date="2026-08-01T22:11:00Z">
+      <w:ins w:id="285" w:author="Pascal Heude" w:date="2026-08-01T22:11:00Z">
         <w:r>
           <w:rPr>
             <w:b/>
@@ -14276,7 +14274,7 @@
           <w:t>8</w:t>
         </w:r>
       </w:ins>
-      <w:ins w:id="287" w:author="Pascal Heude" w:date="2026-08-01T21:16:00Z">
+      <w:ins w:id="286" w:author="Pascal Heude" w:date="2026-08-01T21:16:00Z">
         <w:r>
           <w:rPr>
             <w:lang w:val="en-US"/>
@@ -14284,7 +14282,7 @@
           <w:t xml:space="preserve">: </w:t>
         </w:r>
       </w:ins>
-      <w:ins w:id="288" w:author="Pascal Heude" w:date="2026-08-03T17:54:00Z">
+      <w:ins w:id="287" w:author="Pascal Heude" w:date="2026-08-03T17:54:00Z">
         <w:r>
           <w:rPr>
             <w:lang w:val="en-US"/>
@@ -14292,7 +14290,7 @@
           <w:t>t</w:t>
         </w:r>
       </w:ins>
-      <w:del w:id="289" w:author="Pascal Heude" w:date="2026-08-03T17:54:00Z">
+      <w:del w:id="288" w:author="Pascal Heude" w:date="2026-08-03T17:54:00Z">
         <w:r>
           <w:rPr>
             <w:lang w:val="en-US"/>
@@ -14306,7 +14304,7 @@
         </w:rPr>
         <w:t xml:space="preserve">he content shall be a </w:t>
       </w:r>
-      <w:del w:id="290" w:author="Pascal Heude" w:date="2026-08-01T21:16:00Z">
+      <w:del w:id="289" w:author="Pascal Heude" w:date="2026-08-01T21:16:00Z">
         <w:r>
           <w:rPr>
             <w:lang w:val="en-US"/>
@@ -14314,7 +14312,7 @@
           <w:delText>list of characters</w:delText>
         </w:r>
       </w:del>
-      <w:ins w:id="291" w:author="Pascal Heude" w:date="2026-08-01T21:16:00Z">
+      <w:ins w:id="290" w:author="Pascal Heude" w:date="2026-08-01T21:16:00Z">
         <w:r>
           <w:rPr>
             <w:lang w:val="en-US"/>
@@ -14322,7 +14320,7 @@
           <w:t>readable fil</w:t>
         </w:r>
       </w:ins>
-      <w:ins w:id="292" w:author="Pascal Heude" w:date="2026-08-01T21:17:00Z">
+      <w:ins w:id="291" w:author="Pascal Heude" w:date="2026-08-01T21:17:00Z">
         <w:r>
           <w:rPr>
             <w:lang w:val="en-US"/>
@@ -14336,7 +14334,7 @@
         </w:rPr>
         <w:t>.</w:t>
       </w:r>
-      <w:ins w:id="293" w:author="Pascal Heude" w:date="2026-07-29T23:20:00Z">
+      <w:ins w:id="292" w:author="Pascal Heude" w:date="2026-07-29T23:20:00Z">
         <w:r>
           <w:rPr>
             <w:lang w:val="en-US"/>
@@ -14344,13 +14342,83 @@
           <w:t xml:space="preserve"> The name of support file shall not be identical to the name of data files (</w:t>
         </w:r>
       </w:ins>
+      <w:ins w:id="293" w:author="Pascal Heude" w:date="2026-07-29T23:22:00Z">
+        <w:r>
+          <w:rPr>
+            <w:lang w:val="en-US"/>
+          </w:rPr>
+          <w:t>cf. §</w:t>
+        </w:r>
+        <w:r>
+          <w:rPr>
+            <w:lang w:val="en-US"/>
+          </w:rPr>
+          <w:fldChar w:fldCharType="begin"/>
+        </w:r>
+        <w:r>
+          <w:rPr>
+            <w:lang w:val="en-US"/>
+          </w:rPr>
+          <w:instrText xml:space="preserve"> REF _Ref236259785 \r \h </w:instrText>
+        </w:r>
+      </w:ins>
+      <w:r>
+        <w:rPr>
+          <w:lang w:val="en-US"/>
+        </w:rPr>
+      </w:r>
+      <w:r>
+        <w:rPr>
+          <w:lang w:val="en-US"/>
+        </w:rPr>
+        <w:fldChar w:fldCharType="separate"/>
+      </w:r>
       <w:ins w:id="294" w:author="Pascal Heude" w:date="2026-07-29T23:22:00Z">
         <w:r>
           <w:rPr>
             <w:lang w:val="en-US"/>
           </w:rPr>
-          <w:t>cf. §</w:t>
-        </w:r>
+          <w:t>7.1.2</w:t>
+        </w:r>
+        <w:r>
+          <w:rPr>
+            <w:lang w:val="en-US"/>
+          </w:rPr>
+          <w:fldChar w:fldCharType="end"/>
+        </w:r>
+      </w:ins>
+      <w:ins w:id="295" w:author="Pascal Heude" w:date="2026-07-29T23:23:00Z">
+        <w:r>
+          <w:rPr>
+            <w:lang w:val="en-US"/>
+          </w:rPr>
+          <w:t>)</w:t>
+        </w:r>
+      </w:ins>
+      <w:ins w:id="296" w:author="Pascal Heude" w:date="2026-07-29T23:22:00Z">
+        <w:r>
+          <w:rPr>
+            <w:lang w:val="en-US"/>
+          </w:rPr>
+          <w:t>.</w:t>
+        </w:r>
+      </w:ins>
+    </w:p>
+    <w:p>
+      <w:pPr>
+        <w:rPr>
+          <w:lang w:val="en-US"/>
+        </w:rPr>
+      </w:pPr>
+      <w:ins w:id="297" w:author="Pascal Heude" w:date="2026-07-29T22:59:00Z">
+        <w:r>
+          <w:rPr>
+            <w:lang w:val="en-US"/>
+          </w:rPr>
+          <w:t xml:space="preserve">The support files will be copied in the directory provided by the tag </w:t>
+        </w:r>
+      </w:ins>
+      <w:ins w:id="298" w:author="Pascal Heude" w:date="2026-07-29T23:02:00Z">
         <w:r>
           <w:rPr>
             <w:lang w:val="en-US"/>
@@ -14361,43 +14429,53 @@
           <w:rPr>
             <w:lang w:val="en-US"/>
           </w:rPr>
-          <w:instrText xml:space="preserve"> REF _Ref236259785 \r \h </w:instrText>
+          <w:instrText xml:space="preserve"> HYPERLINK  \l "_Tag_DIRECTORY" </w:instrText>
+        </w:r>
+        <w:r>
+          <w:rPr>
+            <w:lang w:val="en-US"/>
+          </w:rPr>
+          <w:fldChar w:fldCharType="separate"/>
+        </w:r>
+        <w:r>
+          <w:rPr>
+            <w:rStyle w:val="Lienhypertexte"/>
+            <w:lang w:val="en-US"/>
+          </w:rPr>
+          <w:t>DIRECTORY</w:t>
+        </w:r>
+        <w:r>
+          <w:rPr>
+            <w:lang w:val="en-US"/>
+          </w:rPr>
+          <w:fldChar w:fldCharType="end"/>
         </w:r>
       </w:ins>
-      <w:r>
-        <w:rPr>
-          <w:lang w:val="en-US"/>
-        </w:rPr>
-      </w:r>
-      <w:r>
-        <w:rPr>
-          <w:lang w:val="en-US"/>
-        </w:rPr>
-        <w:fldChar w:fldCharType="separate"/>
-      </w:r>
-      <w:ins w:id="295" w:author="Pascal Heude" w:date="2026-07-29T23:22:00Z">
-        <w:r>
-          <w:rPr>
-            <w:lang w:val="en-US"/>
-          </w:rPr>
-          <w:t>7.1.2</w:t>
-        </w:r>
-        <w:r>
-          <w:rPr>
-            <w:lang w:val="en-US"/>
-          </w:rPr>
-          <w:fldChar w:fldCharType="end"/>
+      <w:ins w:id="299" w:author="Pascal Heude" w:date="2026-07-29T23:24:00Z">
+        <w:r>
+          <w:rPr>
+            <w:lang w:val="en-US"/>
+          </w:rPr>
+          <w:t>, with the dat</w:t>
         </w:r>
       </w:ins>
-      <w:ins w:id="296" w:author="Pascal Heude" w:date="2026-07-29T23:23:00Z">
-        <w:r>
-          <w:rPr>
-            <w:lang w:val="en-US"/>
-          </w:rPr>
-          <w:t>)</w:t>
+      <w:ins w:id="300" w:author="Pascal Heude" w:date="2026-07-29T23:26:00Z">
+        <w:r>
+          <w:rPr>
+            <w:lang w:val="en-US"/>
+          </w:rPr>
+          <w:t>a</w:t>
         </w:r>
       </w:ins>
-      <w:ins w:id="297" w:author="Pascal Heude" w:date="2026-07-29T23:22:00Z">
+      <w:ins w:id="301" w:author="Pascal Heude" w:date="2026-07-29T23:24:00Z">
+        <w:r>
+          <w:rPr>
+            <w:lang w:val="en-US"/>
+          </w:rPr>
+          <w:t xml:space="preserve"> files</w:t>
+        </w:r>
+      </w:ins>
+      <w:ins w:id="302" w:author="Pascal Heude" w:date="2026-07-29T23:01:00Z">
         <w:r>
           <w:rPr>
             <w:lang w:val="en-US"/>
@@ -14412,87 +14490,7 @@
           <w:lang w:val="en-US"/>
         </w:rPr>
       </w:pPr>
-      <w:ins w:id="298" w:author="Pascal Heude" w:date="2026-07-29T22:59:00Z">
-        <w:r>
-          <w:rPr>
-            <w:lang w:val="en-US"/>
-          </w:rPr>
-          <w:t xml:space="preserve">The support files will be copied in the directory provided by the tag </w:t>
-        </w:r>
-      </w:ins>
-      <w:ins w:id="299" w:author="Pascal Heude" w:date="2026-07-29T23:02:00Z">
-        <w:r>
-          <w:rPr>
-            <w:lang w:val="en-US"/>
-          </w:rPr>
-          <w:fldChar w:fldCharType="begin"/>
-        </w:r>
-        <w:r>
-          <w:rPr>
-            <w:lang w:val="en-US"/>
-          </w:rPr>
-          <w:instrText xml:space="preserve"> HYPERLINK  \l "_Tag_DIRECTORY" </w:instrText>
-        </w:r>
-        <w:r>
-          <w:rPr>
-            <w:lang w:val="en-US"/>
-          </w:rPr>
-          <w:fldChar w:fldCharType="separate"/>
-        </w:r>
-        <w:r>
-          <w:rPr>
-            <w:rStyle w:val="Lienhypertexte"/>
-            <w:lang w:val="en-US"/>
-          </w:rPr>
-          <w:t>DIRECTORY</w:t>
-        </w:r>
-        <w:r>
-          <w:rPr>
-            <w:lang w:val="en-US"/>
-          </w:rPr>
-          <w:fldChar w:fldCharType="end"/>
-        </w:r>
-      </w:ins>
-      <w:ins w:id="300" w:author="Pascal Heude" w:date="2026-07-29T23:24:00Z">
-        <w:r>
-          <w:rPr>
-            <w:lang w:val="en-US"/>
-          </w:rPr>
-          <w:t>, with the dat</w:t>
-        </w:r>
-      </w:ins>
-      <w:ins w:id="301" w:author="Pascal Heude" w:date="2026-07-29T23:26:00Z">
-        <w:r>
-          <w:rPr>
-            <w:lang w:val="en-US"/>
-          </w:rPr>
-          <w:t>a</w:t>
-        </w:r>
-      </w:ins>
-      <w:ins w:id="302" w:author="Pascal Heude" w:date="2026-07-29T23:24:00Z">
-        <w:r>
-          <w:rPr>
-            <w:lang w:val="en-US"/>
-          </w:rPr>
-          <w:t xml:space="preserve"> files</w:t>
-        </w:r>
-      </w:ins>
-      <w:ins w:id="303" w:author="Pascal Heude" w:date="2026-07-29T23:01:00Z">
-        <w:r>
-          <w:rPr>
-            <w:lang w:val="en-US"/>
-          </w:rPr>
-          <w:t>.</w:t>
-        </w:r>
-      </w:ins>
-    </w:p>
-    <w:p>
-      <w:pPr>
-        <w:rPr>
-          <w:lang w:val="en-US"/>
-        </w:rPr>
-      </w:pPr>
-      <w:ins w:id="304" w:author="Pascal Heude" w:date="2026-08-01T21:17:00Z">
+      <w:ins w:id="303" w:author="Pascal Heude" w:date="2026-08-01T21:17:00Z">
         <w:r>
           <w:rPr>
             <w:b/>
@@ -14502,7 +14500,7 @@
           <w:t>URQT_2</w:t>
         </w:r>
       </w:ins>
-      <w:ins w:id="305" w:author="Pascal Heude" w:date="2026-08-01T22:11:00Z">
+      <w:ins w:id="304" w:author="Pascal Heude" w:date="2026-08-01T22:11:00Z">
         <w:r>
           <w:rPr>
             <w:b/>
@@ -14512,7 +14510,7 @@
           <w:t>9</w:t>
         </w:r>
       </w:ins>
-      <w:ins w:id="306" w:author="Pascal Heude" w:date="2026-08-01T21:17:00Z">
+      <w:ins w:id="305" w:author="Pascal Heude" w:date="2026-08-01T21:17:00Z">
         <w:r>
           <w:rPr>
             <w:lang w:val="en-US"/>
@@ -14520,7 +14518,7 @@
           <w:t xml:space="preserve">: </w:t>
         </w:r>
       </w:ins>
-      <w:del w:id="307" w:author="Pascal Heude" w:date="2026-08-03T17:54:00Z">
+      <w:del w:id="306" w:author="Pascal Heude" w:date="2026-08-03T17:54:00Z">
         <w:r>
           <w:rPr>
             <w:lang w:val="en-US"/>
@@ -14528,7 +14526,7 @@
           <w:delText>T</w:delText>
         </w:r>
       </w:del>
-      <w:ins w:id="308" w:author="Pascal Heude" w:date="2026-08-03T17:54:00Z">
+      <w:ins w:id="307" w:author="Pascal Heude" w:date="2026-08-03T17:54:00Z">
         <w:r>
           <w:rPr>
             <w:lang w:val="en-US"/>
@@ -14751,7 +14749,7 @@
         </w:rPr>
         <w:t>&lt;SUPPORT_FILE&gt;c:\temp\</w:t>
       </w:r>
-      <w:del w:id="309" w:author="Pascal Heude" w:date="2026-07-29T22:54:00Z">
+      <w:del w:id="308" w:author="Pascal Heude" w:date="2026-07-29T22:54:00Z">
         <w:r>
           <w:rPr>
             <w:lang w:val="en-US"/>
@@ -14759,7 +14757,7 @@
           <w:delText>file1</w:delText>
         </w:r>
       </w:del>
-      <w:ins w:id="310" w:author="Pascal Heude" w:date="2026-07-29T22:54:00Z">
+      <w:ins w:id="309" w:author="Pascal Heude" w:date="2026-07-29T22:54:00Z">
         <w:r>
           <w:rPr>
             <w:lang w:val="en-US"/>
@@ -14817,13 +14815,13 @@
       <w:pPr>
         <w:pStyle w:val="Titre3"/>
       </w:pPr>
-      <w:bookmarkStart w:id="311" w:name="_Tag_USER_DATA"/>
-      <w:bookmarkStart w:id="312" w:name="_Toc456106032"/>
+      <w:bookmarkStart w:id="310" w:name="_Tag_USER_DATA"/>
+      <w:bookmarkStart w:id="311" w:name="_Toc456106032"/>
+      <w:bookmarkEnd w:id="310"/>
+      <w:r>
+        <w:t>Tag USER_DATA</w:t>
+      </w:r>
       <w:bookmarkEnd w:id="311"/>
-      <w:r>
-        <w:t>Tag USER_DATA</w:t>
-      </w:r>
-      <w:bookmarkEnd w:id="312"/>
     </w:p>
     <w:p>
       <w:pPr>
@@ -14899,7 +14897,7 @@
           <w:lang w:val="en-US"/>
         </w:rPr>
       </w:pPr>
-      <w:ins w:id="313" w:author="Pascal Heude" w:date="2026-08-01T21:19:00Z">
+      <w:ins w:id="312" w:author="Pascal Heude" w:date="2026-08-01T21:19:00Z">
         <w:r>
           <w:rPr>
             <w:b/>
@@ -14909,7 +14907,7 @@
           <w:t>URQT_</w:t>
         </w:r>
       </w:ins>
-      <w:ins w:id="314" w:author="Pascal Heude" w:date="2026-08-01T22:11:00Z">
+      <w:ins w:id="313" w:author="Pascal Heude" w:date="2026-08-01T22:11:00Z">
         <w:r>
           <w:rPr>
             <w:b/>
@@ -14919,7 +14917,7 @@
           <w:t>30</w:t>
         </w:r>
       </w:ins>
-      <w:ins w:id="315" w:author="Pascal Heude" w:date="2026-08-01T21:19:00Z">
+      <w:ins w:id="314" w:author="Pascal Heude" w:date="2026-08-01T21:19:00Z">
         <w:r>
           <w:rPr>
             <w:lang w:val="en-US"/>
@@ -14927,7 +14925,7 @@
           <w:t xml:space="preserve">: </w:t>
         </w:r>
       </w:ins>
-      <w:del w:id="316" w:author="Pascal Heude" w:date="2026-08-03T17:54:00Z">
+      <w:del w:id="315" w:author="Pascal Heude" w:date="2026-08-03T17:54:00Z">
         <w:r>
           <w:rPr>
             <w:lang w:val="en-US"/>
@@ -14935,7 +14933,7 @@
           <w:delText>T</w:delText>
         </w:r>
       </w:del>
-      <w:ins w:id="317" w:author="Pascal Heude" w:date="2026-08-03T17:54:00Z">
+      <w:ins w:id="316" w:author="Pascal Heude" w:date="2026-08-03T17:54:00Z">
         <w:r>
           <w:rPr>
             <w:lang w:val="en-US"/>
@@ -14998,21 +14996,21 @@
           <w:lang w:val="en-US"/>
         </w:rPr>
       </w:pPr>
-      <w:bookmarkStart w:id="318" w:name="_Tag_USER_DATA_FILE"/>
+      <w:bookmarkStart w:id="317" w:name="_Tag_USER_DATA_FILE"/>
+      <w:bookmarkEnd w:id="317"/>
+    </w:p>
+    <w:p>
+      <w:pPr>
+        <w:pStyle w:val="Titre3"/>
+      </w:pPr>
+      <w:bookmarkStart w:id="318" w:name="_Toc456106033"/>
+      <w:r>
+        <w:t>Tag USER_DATA_FILE</w:t>
+      </w:r>
       <w:bookmarkEnd w:id="318"/>
     </w:p>
     <w:p>
       <w:pPr>
-        <w:pStyle w:val="Titre3"/>
-      </w:pPr>
-      <w:bookmarkStart w:id="319" w:name="_Toc456106033"/>
-      <w:r>
-        <w:t>Tag USER_DATA_FILE</w:t>
-      </w:r>
-      <w:bookmarkEnd w:id="319"/>
-    </w:p>
-    <w:p>
-      <w:pPr>
         <w:rPr>
           <w:lang w:val="en-US"/>
         </w:rPr>
@@ -15043,7 +15041,7 @@
           <w:lang w:val="en-US"/>
         </w:rPr>
       </w:pPr>
-      <w:ins w:id="320" w:author="Pascal Heude" w:date="2026-08-01T21:20:00Z">
+      <w:ins w:id="319" w:author="Pascal Heude" w:date="2026-08-01T21:20:00Z">
         <w:r>
           <w:rPr>
             <w:b/>
@@ -15062,7 +15060,7 @@
           <w:t>3</w:t>
         </w:r>
       </w:ins>
-      <w:ins w:id="321" w:author="Pascal Heude" w:date="2026-08-01T22:11:00Z">
+      <w:ins w:id="320" w:author="Pascal Heude" w:date="2026-08-01T22:11:00Z">
         <w:r>
           <w:rPr>
             <w:b/>
@@ -15072,7 +15070,7 @@
           <w:t>1</w:t>
         </w:r>
       </w:ins>
-      <w:ins w:id="322" w:author="Pascal Heude" w:date="2026-08-01T21:20:00Z">
+      <w:ins w:id="321" w:author="Pascal Heude" w:date="2026-08-01T21:20:00Z">
         <w:r>
           <w:rPr>
             <w:lang w:val="en-US"/>
@@ -15080,7 +15078,7 @@
           <w:t xml:space="preserve">: </w:t>
         </w:r>
       </w:ins>
-      <w:ins w:id="323" w:author="Pascal Heude" w:date="2026-08-03T17:55:00Z">
+      <w:ins w:id="322" w:author="Pascal Heude" w:date="2026-08-03T17:55:00Z">
         <w:r>
           <w:rPr>
             <w:lang w:val="en-US"/>
@@ -15088,7 +15086,7 @@
           <w:t>i</w:t>
         </w:r>
       </w:ins>
-      <w:ins w:id="324" w:author="Pascal Heude" w:date="2026-08-01T21:20:00Z">
+      <w:ins w:id="323" w:author="Pascal Heude" w:date="2026-08-01T21:20:00Z">
         <w:r>
           <w:rPr>
             <w:lang w:val="en-US"/>
@@ -15096,7 +15094,7 @@
           <w:t>f used, t</w:t>
         </w:r>
       </w:ins>
-      <w:del w:id="325" w:author="Pascal Heude" w:date="2026-08-01T21:20:00Z">
+      <w:del w:id="324" w:author="Pascal Heude" w:date="2026-08-01T21:20:00Z">
         <w:r>
           <w:rPr>
             <w:lang w:val="en-US"/>
@@ -15110,7 +15108,7 @@
         </w:rPr>
         <w:t xml:space="preserve">he content shall be </w:t>
       </w:r>
-      <w:ins w:id="326" w:author="Pascal Heude" w:date="2026-08-01T21:20:00Z">
+      <w:ins w:id="325" w:author="Pascal Heude" w:date="2026-08-01T21:20:00Z">
         <w:r>
           <w:rPr>
             <w:lang w:val="en-US"/>
@@ -15118,7 +15116,7 @@
           <w:t>a readable filename, including or not a path, absolute or relative.</w:t>
         </w:r>
       </w:ins>
-      <w:del w:id="327" w:author="Pascal Heude" w:date="2026-08-01T21:20:00Z">
+      <w:del w:id="326" w:author="Pascal Heude" w:date="2026-08-01T21:20:00Z">
         <w:r>
           <w:rPr>
             <w:lang w:val="en-US"/>
@@ -15278,13 +15276,13 @@
       <w:pPr>
         <w:pStyle w:val="Titre3"/>
       </w:pPr>
-      <w:bookmarkStart w:id="328" w:name="_Tag_USER_DATA_TEXT"/>
-      <w:bookmarkStart w:id="329" w:name="_Toc456106034"/>
+      <w:bookmarkStart w:id="327" w:name="_Tag_USER_DATA_TEXT"/>
+      <w:bookmarkStart w:id="328" w:name="_Toc456106034"/>
+      <w:bookmarkEnd w:id="327"/>
+      <w:r>
+        <w:t>Tag USER_DATA_TEXT</w:t>
+      </w:r>
       <w:bookmarkEnd w:id="328"/>
-      <w:r>
-        <w:t>Tag USER_DATA_TEXT</w:t>
-      </w:r>
-      <w:bookmarkEnd w:id="329"/>
     </w:p>
     <w:p>
       <w:pPr>
@@ -15318,7 +15316,7 @@
           <w:lang w:val="en-US"/>
         </w:rPr>
       </w:pPr>
-      <w:ins w:id="330" w:author="Pascal Heude" w:date="2026-08-01T21:21:00Z">
+      <w:ins w:id="329" w:author="Pascal Heude" w:date="2026-08-01T21:21:00Z">
         <w:r>
           <w:rPr>
             <w:b/>
@@ -15336,7 +15334,7 @@
           <w:t>3</w:t>
         </w:r>
       </w:ins>
-      <w:ins w:id="331" w:author="Pascal Heude" w:date="2026-08-01T22:11:00Z">
+      <w:ins w:id="330" w:author="Pascal Heude" w:date="2026-08-01T22:11:00Z">
         <w:r>
           <w:rPr>
             <w:b/>
@@ -15346,7 +15344,7 @@
           <w:t>2</w:t>
         </w:r>
       </w:ins>
-      <w:ins w:id="332" w:author="Pascal Heude" w:date="2026-08-01T21:21:00Z">
+      <w:ins w:id="331" w:author="Pascal Heude" w:date="2026-08-01T21:21:00Z">
         <w:r>
           <w:rPr>
             <w:lang w:val="en-US"/>
@@ -15354,7 +15352,7 @@
           <w:t xml:space="preserve">: </w:t>
         </w:r>
       </w:ins>
-      <w:ins w:id="333" w:author="Pascal Heude" w:date="2026-08-03T17:55:00Z">
+      <w:ins w:id="332" w:author="Pascal Heude" w:date="2026-08-03T17:55:00Z">
         <w:r>
           <w:rPr>
             <w:lang w:val="en-US"/>
@@ -15362,7 +15360,7 @@
           <w:t>i</w:t>
         </w:r>
       </w:ins>
-      <w:ins w:id="334" w:author="Pascal Heude" w:date="2026-08-01T21:21:00Z">
+      <w:ins w:id="333" w:author="Pascal Heude" w:date="2026-08-01T21:21:00Z">
         <w:r>
           <w:rPr>
             <w:lang w:val="en-US"/>
@@ -15370,7 +15368,7 @@
           <w:t xml:space="preserve">f used, </w:t>
         </w:r>
       </w:ins>
-      <w:del w:id="335" w:author="Pascal Heude" w:date="2026-08-01T21:21:00Z">
+      <w:del w:id="334" w:author="Pascal Heude" w:date="2026-08-01T21:21:00Z">
         <w:r>
           <w:rPr>
             <w:lang w:val="en-US"/>
@@ -15378,7 +15376,7 @@
           <w:delText>T</w:delText>
         </w:r>
       </w:del>
-      <w:ins w:id="336" w:author="Pascal Heude" w:date="2026-08-01T21:21:00Z">
+      <w:ins w:id="335" w:author="Pascal Heude" w:date="2026-08-01T21:21:00Z">
         <w:r>
           <w:rPr>
             <w:lang w:val="en-US"/>
@@ -15456,57 +15454,57 @@
       <w:pPr>
         <w:pStyle w:val="Titre3"/>
       </w:pPr>
-      <w:bookmarkStart w:id="337" w:name="_Toc456106035"/>
+      <w:bookmarkStart w:id="336" w:name="_Toc456106035"/>
       <w:r>
         <w:t>Tag USER_DATA_BCC</w:t>
       </w:r>
+      <w:bookmarkEnd w:id="336"/>
+    </w:p>
+    <w:p>
+      <w:pPr>
+        <w:rPr>
+          <w:lang w:val="en-US"/>
+        </w:rPr>
+      </w:pPr>
+      <w:r>
+        <w:rPr>
+          <w:lang w:val="en-US"/>
+        </w:rPr>
+        <w:t>Not documented</w:t>
+      </w:r>
+    </w:p>
+    <w:p>
+      <w:pPr>
+        <w:pStyle w:val="cach"/>
+        <w:rPr>
+          <w:sz w:val="22"/>
+        </w:rPr>
+      </w:pPr>
+      <w:r>
+        <w:rPr>
+          <w:sz w:val="22"/>
+        </w:rPr>
+        <w:t>This tag consists in 2 sub tags: HW_FUNCTIONAL_DESIGNATION and HW_SW_COMPATIBILITY_INDEX.  For the first one, you can use free text. For the second one, you can use a number between 0 and 254.</w:t>
+      </w:r>
+    </w:p>
+    <w:p>
+      <w:pPr>
+        <w:rPr>
+          <w:lang w:val="en-US"/>
+        </w:rPr>
+      </w:pPr>
+    </w:p>
+    <w:p>
+      <w:pPr>
+        <w:pStyle w:val="Titre3"/>
+      </w:pPr>
+      <w:bookmarkStart w:id="337" w:name="_Tag_MEDIA"/>
+      <w:bookmarkStart w:id="338" w:name="_Toc456106036"/>
       <w:bookmarkEnd w:id="337"/>
-    </w:p>
-    <w:p>
-      <w:pPr>
-        <w:rPr>
-          <w:lang w:val="en-US"/>
-        </w:rPr>
-      </w:pPr>
-      <w:r>
-        <w:rPr>
-          <w:lang w:val="en-US"/>
-        </w:rPr>
-        <w:t>Not documented</w:t>
-      </w:r>
-    </w:p>
-    <w:p>
-      <w:pPr>
-        <w:pStyle w:val="cach"/>
-        <w:rPr>
-          <w:sz w:val="22"/>
-        </w:rPr>
-      </w:pPr>
-      <w:r>
-        <w:rPr>
-          <w:sz w:val="22"/>
-        </w:rPr>
-        <w:t>This tag consists in 2 sub tags: HW_FUNCTIONAL_DESIGNATION and HW_SW_COMPATIBILITY_INDEX.  For the first one, you can use free text. For the second one, you can use a number between 0 and 254.</w:t>
-      </w:r>
-    </w:p>
-    <w:p>
-      <w:pPr>
-        <w:rPr>
-          <w:lang w:val="en-US"/>
-        </w:rPr>
-      </w:pPr>
-    </w:p>
-    <w:p>
-      <w:pPr>
-        <w:pStyle w:val="Titre3"/>
-      </w:pPr>
-      <w:bookmarkStart w:id="338" w:name="_Tag_MEDIA"/>
-      <w:bookmarkStart w:id="339" w:name="_Toc456106036"/>
+      <w:r>
+        <w:t>Tag MEDIA</w:t>
+      </w:r>
       <w:bookmarkEnd w:id="338"/>
-      <w:r>
-        <w:t>Tag MEDIA</w:t>
-      </w:r>
-      <w:bookmarkEnd w:id="339"/>
     </w:p>
     <w:p>
       <w:pPr>
@@ -15641,13 +15639,43 @@
           <w:lang w:val="en-US"/>
         </w:rPr>
       </w:pPr>
-      <w:bookmarkStart w:id="340" w:name="_Toc456106037"/>
+      <w:bookmarkStart w:id="339" w:name="_Toc456106037"/>
       <w:r>
         <w:rPr>
           <w:lang w:val="en-US"/>
         </w:rPr>
         <w:t>LIMITATIONS</w:t>
       </w:r>
+      <w:bookmarkEnd w:id="339"/>
+    </w:p>
+    <w:p>
+      <w:pPr>
+        <w:rPr>
+          <w:lang w:val="en-US"/>
+        </w:rPr>
+      </w:pPr>
+      <w:r>
+        <w:rPr>
+          <w:lang w:val="en-US"/>
+        </w:rPr>
+        <w:t>The limitations are sorted by report version and files.</w:t>
+      </w:r>
+    </w:p>
+    <w:p>
+      <w:pPr>
+        <w:rPr>
+          <w:lang w:val="en-US"/>
+        </w:rPr>
+      </w:pPr>
+    </w:p>
+    <w:p>
+      <w:pPr>
+        <w:pStyle w:val="Titre2"/>
+      </w:pPr>
+      <w:bookmarkStart w:id="340" w:name="_Toc456106038"/>
+      <w:r>
+        <w:t>ARINC665-1</w:t>
+      </w:r>
       <w:bookmarkEnd w:id="340"/>
     </w:p>
     <w:p>
@@ -15660,7 +15688,43 @@
         <w:rPr>
           <w:lang w:val="en-US"/>
         </w:rPr>
-        <w:t>The limitations are sorted by report version and files.</w:t>
+        <w:t>This r</w:t>
+      </w:r>
+      <w:r>
+        <w:rPr>
+          <w:lang w:val="en-US"/>
+        </w:rPr>
+        <w:t xml:space="preserve">eport </w:t>
+      </w:r>
+      <w:r>
+        <w:rPr>
+          <w:lang w:val="en-US"/>
+        </w:rPr>
+        <w:t xml:space="preserve">is </w:t>
+      </w:r>
+      <w:r>
+        <w:rPr>
+          <w:lang w:val="en-US"/>
+        </w:rPr>
+        <w:t xml:space="preserve">not </w:t>
+      </w:r>
+      <w:r>
+        <w:rPr>
+          <w:lang w:val="en-US"/>
+        </w:rPr>
+        <w:t xml:space="preserve">yet </w:t>
+      </w:r>
+      <w:r>
+        <w:rPr>
+          <w:lang w:val="en-US"/>
+        </w:rPr>
+        <w:t>supported</w:t>
+      </w:r>
+      <w:r>
+        <w:rPr>
+          <w:lang w:val="en-US"/>
+        </w:rPr>
+        <w:t>.</w:t>
       </w:r>
     </w:p>
     <w:p>
@@ -15674,87 +15738,21 @@
       <w:pPr>
         <w:pStyle w:val="Titre2"/>
       </w:pPr>
-      <w:bookmarkStart w:id="341" w:name="_Toc456106038"/>
-      <w:r>
-        <w:t>ARINC665-1</w:t>
+      <w:bookmarkStart w:id="341" w:name="_Toc456106039"/>
+      <w:r>
+        <w:t>ARINC665-2</w:t>
       </w:r>
       <w:bookmarkEnd w:id="341"/>
     </w:p>
     <w:p>
       <w:pPr>
-        <w:rPr>
-          <w:lang w:val="en-US"/>
-        </w:rPr>
-      </w:pPr>
-      <w:r>
-        <w:rPr>
-          <w:lang w:val="en-US"/>
-        </w:rPr>
-        <w:t>This r</w:t>
-      </w:r>
-      <w:r>
-        <w:rPr>
-          <w:lang w:val="en-US"/>
-        </w:rPr>
-        <w:t xml:space="preserve">eport </w:t>
-      </w:r>
-      <w:r>
-        <w:rPr>
-          <w:lang w:val="en-US"/>
-        </w:rPr>
-        <w:t xml:space="preserve">is </w:t>
-      </w:r>
-      <w:r>
-        <w:rPr>
-          <w:lang w:val="en-US"/>
-        </w:rPr>
-        <w:t xml:space="preserve">not </w:t>
-      </w:r>
-      <w:r>
-        <w:rPr>
-          <w:lang w:val="en-US"/>
-        </w:rPr>
-        <w:t xml:space="preserve">yet </w:t>
-      </w:r>
-      <w:r>
-        <w:rPr>
-          <w:lang w:val="en-US"/>
-        </w:rPr>
-        <w:t>supported</w:t>
-      </w:r>
-      <w:r>
-        <w:rPr>
-          <w:lang w:val="en-US"/>
-        </w:rPr>
-        <w:t>.</w:t>
-      </w:r>
-    </w:p>
-    <w:p>
-      <w:pPr>
-        <w:rPr>
-          <w:lang w:val="en-US"/>
-        </w:rPr>
-      </w:pPr>
-    </w:p>
-    <w:p>
-      <w:pPr>
-        <w:pStyle w:val="Titre2"/>
-      </w:pPr>
-      <w:bookmarkStart w:id="342" w:name="_Toc456106039"/>
-      <w:r>
-        <w:t>ARINC665-2</w:t>
+        <w:pStyle w:val="Titre3"/>
+      </w:pPr>
+      <w:bookmarkStart w:id="342" w:name="_Toc456106040"/>
+      <w:r>
+        <w:t>General</w:t>
       </w:r>
       <w:bookmarkEnd w:id="342"/>
-    </w:p>
-    <w:p>
-      <w:pPr>
-        <w:pStyle w:val="Titre3"/>
-      </w:pPr>
-      <w:bookmarkStart w:id="343" w:name="_Toc456106040"/>
-      <w:r>
-        <w:t>General</w:t>
-      </w:r>
-      <w:bookmarkEnd w:id="343"/>
     </w:p>
     <w:p>
       <w:pPr>
@@ -15813,14 +15811,14 @@
           <w:numId w:val="22"/>
         </w:numPr>
         <w:rPr>
-          <w:ins w:id="344" w:author="Pascal Heude" w:date="2026-08-03T17:45:00Z"/>
-          <w:lang w:val="en-US"/>
-        </w:rPr>
-        <w:pPrChange w:id="345" w:author="Pascal Heude" w:date="2026-08-03T17:46:00Z">
+          <w:ins w:id="343" w:author="Pascal Heude" w:date="2026-08-03T17:45:00Z"/>
+          <w:lang w:val="en-US"/>
+        </w:rPr>
+        <w:pPrChange w:id="344" w:author="Pascal Heude" w:date="2026-08-03T17:46:00Z">
           <w:pPr/>
         </w:pPrChange>
       </w:pPr>
-      <w:ins w:id="346" w:author="Pascal Heude" w:date="2026-08-03T17:45:00Z">
+      <w:ins w:id="345" w:author="Pascal Heude" w:date="2026-08-03T17:45:00Z">
         <w:r>
           <w:rPr>
             <w:lang w:val="en-US"/>
@@ -15840,11 +15838,11 @@
       <w:pPr>
         <w:pStyle w:val="Titre3"/>
       </w:pPr>
-      <w:bookmarkStart w:id="347" w:name="_Toc456106041"/>
+      <w:bookmarkStart w:id="346" w:name="_Toc456106041"/>
       <w:r>
         <w:t>Data files</w:t>
       </w:r>
-      <w:bookmarkEnd w:id="347"/>
+      <w:bookmarkEnd w:id="346"/>
     </w:p>
     <w:p>
       <w:pPr>
@@ -15882,14 +15880,14 @@
       <w:pPr>
         <w:pStyle w:val="Titre3"/>
       </w:pPr>
-      <w:bookmarkStart w:id="348" w:name="_Toc456106042"/>
+      <w:bookmarkStart w:id="347" w:name="_Toc456106042"/>
       <w:r>
         <w:t>List</w:t>
       </w:r>
       <w:r>
         <w:t>-of-Files file</w:t>
       </w:r>
-      <w:bookmarkEnd w:id="348"/>
+      <w:bookmarkEnd w:id="347"/>
     </w:p>
     <w:p>
       <w:pPr>
@@ -15968,11 +15966,11 @@
       <w:pPr>
         <w:pStyle w:val="Titre3"/>
       </w:pPr>
-      <w:bookmarkStart w:id="349" w:name="_Toc456106043"/>
+      <w:bookmarkStart w:id="348" w:name="_Toc456106043"/>
       <w:r>
         <w:t>List-of-Loads file</w:t>
       </w:r>
-      <w:bookmarkEnd w:id="349"/>
+      <w:bookmarkEnd w:id="348"/>
     </w:p>
     <w:p>
       <w:pPr>
@@ -16063,11 +16061,11 @@
       <w:pPr>
         <w:pStyle w:val="Titre3"/>
       </w:pPr>
-      <w:bookmarkStart w:id="350" w:name="_Toc456106044"/>
+      <w:bookmarkStart w:id="349" w:name="_Toc456106044"/>
       <w:r>
         <w:t>List-of-Batch file</w:t>
       </w:r>
-      <w:bookmarkEnd w:id="350"/>
+      <w:bookmarkEnd w:id="349"/>
     </w:p>
     <w:p>
       <w:pPr>
@@ -16236,11 +16234,11 @@
       <w:pPr>
         <w:pStyle w:val="Titre3"/>
       </w:pPr>
-      <w:bookmarkStart w:id="351" w:name="_Toc456106045"/>
+      <w:bookmarkStart w:id="350" w:name="_Toc456106045"/>
       <w:r>
         <w:t>Batch file</w:t>
       </w:r>
-      <w:bookmarkEnd w:id="351"/>
+      <w:bookmarkEnd w:id="350"/>
     </w:p>
     <w:p>
       <w:pPr>
@@ -16281,21 +16279,21 @@
       <w:pPr>
         <w:pStyle w:val="Titre2"/>
       </w:pPr>
-      <w:bookmarkStart w:id="352" w:name="_Toc456106046"/>
+      <w:bookmarkStart w:id="351" w:name="_Toc456106046"/>
       <w:r>
         <w:t>ARINC665-3</w:t>
       </w:r>
+      <w:bookmarkEnd w:id="351"/>
+    </w:p>
+    <w:p>
+      <w:pPr>
+        <w:pStyle w:val="Titre3"/>
+      </w:pPr>
+      <w:bookmarkStart w:id="352" w:name="_Toc456106047"/>
+      <w:r>
+        <w:t>General</w:t>
+      </w:r>
       <w:bookmarkEnd w:id="352"/>
-    </w:p>
-    <w:p>
-      <w:pPr>
-        <w:pStyle w:val="Titre3"/>
-      </w:pPr>
-      <w:bookmarkStart w:id="353" w:name="_Toc456106047"/>
-      <w:r>
-        <w:t>General</w:t>
-      </w:r>
-      <w:bookmarkEnd w:id="353"/>
     </w:p>
     <w:p>
       <w:pPr>
@@ -16356,11 +16354,11 @@
       <w:pPr>
         <w:pStyle w:val="Titre3"/>
       </w:pPr>
-      <w:bookmarkStart w:id="354" w:name="_Toc456106048"/>
+      <w:bookmarkStart w:id="353" w:name="_Toc456106048"/>
       <w:r>
         <w:t>Header file</w:t>
       </w:r>
-      <w:bookmarkEnd w:id="354"/>
+      <w:bookmarkEnd w:id="353"/>
     </w:p>
     <w:p>
       <w:pPr>
@@ -16469,11 +16467,11 @@
       <w:pPr>
         <w:pStyle w:val="Titre3"/>
       </w:pPr>
-      <w:bookmarkStart w:id="355" w:name="_Toc456106049"/>
+      <w:bookmarkStart w:id="354" w:name="_Toc456106049"/>
       <w:r>
         <w:t>Data files</w:t>
       </w:r>
-      <w:bookmarkEnd w:id="355"/>
+      <w:bookmarkEnd w:id="354"/>
     </w:p>
     <w:p>
       <w:pPr>
@@ -16530,14 +16528,14 @@
       <w:pPr>
         <w:pStyle w:val="Titre3"/>
       </w:pPr>
-      <w:bookmarkStart w:id="356" w:name="_Toc456106050"/>
+      <w:bookmarkStart w:id="355" w:name="_Toc456106050"/>
       <w:r>
         <w:t>List</w:t>
       </w:r>
       <w:r>
         <w:t>-of-Files file</w:t>
       </w:r>
-      <w:bookmarkEnd w:id="356"/>
+      <w:bookmarkEnd w:id="355"/>
     </w:p>
     <w:p>
       <w:pPr>
@@ -16712,11 +16710,11 @@
       <w:pPr>
         <w:pStyle w:val="Titre3"/>
       </w:pPr>
-      <w:bookmarkStart w:id="357" w:name="_Toc456106051"/>
+      <w:bookmarkStart w:id="356" w:name="_Toc456106051"/>
       <w:r>
         <w:t>List-of-Loads file</w:t>
       </w:r>
-      <w:bookmarkEnd w:id="357"/>
+      <w:bookmarkEnd w:id="356"/>
     </w:p>
     <w:p>
       <w:pPr>
@@ -16879,11 +16877,11 @@
       <w:pPr>
         <w:pStyle w:val="Titre3"/>
       </w:pPr>
-      <w:bookmarkStart w:id="358" w:name="_Toc456106052"/>
+      <w:bookmarkStart w:id="357" w:name="_Toc456106052"/>
       <w:r>
         <w:t>List-of-Batch file</w:t>
       </w:r>
-      <w:bookmarkEnd w:id="358"/>
+      <w:bookmarkEnd w:id="357"/>
     </w:p>
     <w:p>
       <w:pPr>
@@ -17010,11 +17008,11 @@
       <w:pPr>
         <w:pStyle w:val="Titre3"/>
       </w:pPr>
-      <w:bookmarkStart w:id="359" w:name="_Toc456106053"/>
+      <w:bookmarkStart w:id="358" w:name="_Toc456106053"/>
       <w:r>
         <w:t>Batch file</w:t>
       </w:r>
-      <w:bookmarkEnd w:id="359"/>
+      <w:bookmarkEnd w:id="358"/>
     </w:p>
     <w:p>
       <w:pPr>
@@ -17074,14 +17072,16 @@
           <w:lang w:val="en-US"/>
         </w:rPr>
       </w:pPr>
-      <w:bookmarkStart w:id="360" w:name="_Toc456106054"/>
+      <w:bookmarkStart w:id="359" w:name="_Toc456106054"/>
+      <w:bookmarkStart w:id="360" w:name="_GoBack"/>
+      <w:bookmarkEnd w:id="360"/>
       <w:r>
         <w:rPr>
           <w:lang w:val="en-US"/>
         </w:rPr>
         <w:t>LOAD STRUCTURE</w:t>
       </w:r>
-      <w:bookmarkEnd w:id="360"/>
+      <w:bookmarkEnd w:id="359"/>
     </w:p>
     <w:p>
       <w:pPr>
@@ -17456,6 +17456,22 @@
     <w:p>
       <w:pPr>
         <w:rPr>
+          <w:ins w:id="372" w:author="Pascal Heude" w:date="2026-08-05T22:48:00Z"/>
+          <w:lang w:val="en-US"/>
+        </w:rPr>
+      </w:pPr>
+      <w:ins w:id="373" w:author="Pascal Heude" w:date="2026-08-05T22:44:00Z">
+        <w:r>
+          <w:rPr>
+            <w:lang w:val="en-US"/>
+          </w:rPr>
+          <w:t>All the files are created in the directory in which the LSPB is launched.</w:t>
+        </w:r>
+      </w:ins>
+    </w:p>
+    <w:p>
+      <w:pPr>
+        <w:rPr>
           <w:lang w:val="en-US"/>
         </w:rPr>
       </w:pPr>
@@ -17464,21 +17480,21 @@
       <w:pPr>
         <w:pStyle w:val="Titre2"/>
       </w:pPr>
-      <w:bookmarkStart w:id="372" w:name="_Toc456106055"/>
+      <w:bookmarkStart w:id="374" w:name="_Toc456106055"/>
       <w:r>
         <w:t>Filenames</w:t>
       </w:r>
-      <w:bookmarkEnd w:id="372"/>
+      <w:bookmarkEnd w:id="374"/>
     </w:p>
     <w:p>
       <w:pPr>
         <w:pStyle w:val="Titre3"/>
       </w:pPr>
-      <w:bookmarkStart w:id="373" w:name="_Toc456106056"/>
+      <w:bookmarkStart w:id="375" w:name="_Toc456106056"/>
       <w:r>
         <w:t>Header file</w:t>
       </w:r>
-      <w:bookmarkEnd w:id="373"/>
+      <w:bookmarkEnd w:id="375"/>
     </w:p>
     <w:p>
       <w:pPr>
@@ -17573,13 +17589,13 @@
       <w:pPr>
         <w:pStyle w:val="Titre3"/>
       </w:pPr>
-      <w:bookmarkStart w:id="374" w:name="_Toc456106057"/>
-      <w:bookmarkStart w:id="375" w:name="_Ref236259785"/>
+      <w:bookmarkStart w:id="376" w:name="_Toc456106057"/>
+      <w:bookmarkStart w:id="377" w:name="_Ref236259785"/>
       <w:r>
         <w:t>Data files</w:t>
       </w:r>
-      <w:bookmarkEnd w:id="374"/>
-      <w:bookmarkEnd w:id="375"/>
+      <w:bookmarkEnd w:id="376"/>
+      <w:bookmarkEnd w:id="377"/>
     </w:p>
     <w:p>
       <w:pPr>
@@ -17670,11 +17686,11 @@
       <w:pPr>
         <w:pStyle w:val="Titre3"/>
       </w:pPr>
-      <w:bookmarkStart w:id="376" w:name="_Toc456106058"/>
+      <w:bookmarkStart w:id="378" w:name="_Toc456106058"/>
       <w:r>
         <w:t>Batch file</w:t>
       </w:r>
-      <w:bookmarkEnd w:id="376"/>
+      <w:bookmarkEnd w:id="378"/>
     </w:p>
     <w:p>
       <w:pPr>
@@ -17879,7 +17895,7 @@
       <w:rPr>
         <w:noProof/>
       </w:rPr>
-      <w:t>11</w:t>
+      <w:t>17</w:t>
     </w:r>
     <w:r>
       <w:fldChar w:fldCharType="end"/>
@@ -22298,7 +22314,7 @@
 </file>
 
 <file path=customXml/itemProps1.xml><?xml version="1.0" encoding="utf-8"?>
-<ds:datastoreItem xmlns:ds="http://schemas.openxmlformats.org/officeDocument/2006/customXml" ds:itemID="{418ACE4E-FE3B-4222-954F-8B6FB3B3C39D}">
+<ds:datastoreItem xmlns:ds="http://schemas.openxmlformats.org/officeDocument/2006/customXml" ds:itemID="{7D7821C7-8286-45CE-80AB-C1F96CF7FAE7}">
   <ds:schemaRefs>
     <ds:schemaRef ds:uri="http://schemas.openxmlformats.org/officeDocument/2006/bibliography"/>
   </ds:schemaRefs>

--- a/eclipse_project/LSPB UM.docx
+++ b/eclipse_project/LSPB UM.docx
@@ -6577,7 +6577,7 @@
           <v:shape id="_x0000_i1025" type="#_x0000_t75" style="width:77pt;height:50pt" o:ole="">
             <v:imagedata r:id="rId14" o:title=""/>
           </v:shape>
-          <o:OLEObject Type="Embed" ProgID="Package" ShapeID="_x0000_i1025" DrawAspect="Icon" ObjectID="_1847475331" r:id="rId15"/>
+          <o:OLEObject Type="Embed" ProgID="Package" ShapeID="_x0000_i1025" DrawAspect="Icon" ObjectID="_1847909700" r:id="rId15"/>
         </w:object>
       </w:r>
     </w:p>
@@ -9582,6 +9582,23 @@
         </w:rPr>
         <w:t>10</w:t>
       </w:r>
+      <w:ins w:id="60" w:author="Pascal Heude" w:date="2026-08-10T23:28:00Z">
+        <w:r>
+          <w:rPr>
+            <w:lang w:val="en-US"/>
+          </w:rPr>
+          <w:t xml:space="preserve"> or 4</w:t>
+        </w:r>
+        <w:bookmarkStart w:id="61" w:name="_GoBack"/>
+        <w:bookmarkEnd w:id="61"/>
+        <w:r>
+          <w:rPr>
+            <w:vertAlign w:val="subscript"/>
+            <w:lang w:val="en-US"/>
+          </w:rPr>
+          <w:t>10</w:t>
+        </w:r>
+      </w:ins>
       <w:r>
         <w:rPr>
           <w:lang w:val="en-US"/>
@@ -9711,16 +9728,16 @@
           <w:lang w:val="en-US"/>
         </w:rPr>
       </w:pPr>
-      <w:bookmarkStart w:id="60" w:name="_Tag_KEY"/>
-      <w:bookmarkStart w:id="61" w:name="_Toc456106019"/>
-      <w:bookmarkEnd w:id="60"/>
+      <w:bookmarkStart w:id="62" w:name="_Tag_KEY"/>
+      <w:bookmarkStart w:id="63" w:name="_Toc456106019"/>
+      <w:bookmarkEnd w:id="62"/>
       <w:r>
         <w:rPr>
           <w:lang w:val="en-US"/>
         </w:rPr>
         <w:t>Tag KEY</w:t>
       </w:r>
-      <w:bookmarkEnd w:id="61"/>
+      <w:bookmarkEnd w:id="63"/>
     </w:p>
     <w:p>
       <w:pPr>
@@ -9753,13 +9770,13 @@
           <w:lang w:val="en-US"/>
         </w:rPr>
       </w:pPr>
-      <w:ins w:id="62" w:author="Pascal Heude" w:date="2026-08-01T19:26:00Z">
+      <w:ins w:id="64" w:author="Pascal Heude" w:date="2026-08-01T19:26:00Z">
         <w:r>
           <w:rPr>
             <w:b/>
             <w:color w:val="0070C0"/>
             <w:lang w:val="en-US"/>
-            <w:rPrChange w:id="63" w:author="Pascal Heude" w:date="2026-08-01T19:26:00Z">
+            <w:rPrChange w:id="65" w:author="Pascal Heude" w:date="2026-08-01T19:26:00Z">
               <w:rPr>
                 <w:lang w:val="en-US"/>
               </w:rPr>
@@ -9774,7 +9791,7 @@
           <w:t xml:space="preserve">: </w:t>
         </w:r>
       </w:ins>
-      <w:del w:id="64" w:author="Pascal Heude" w:date="2026-08-03T17:57:00Z">
+      <w:del w:id="66" w:author="Pascal Heude" w:date="2026-08-03T17:57:00Z">
         <w:r>
           <w:rPr>
             <w:lang w:val="en-US"/>
@@ -9782,7 +9799,7 @@
           <w:delText>T</w:delText>
         </w:r>
       </w:del>
-      <w:ins w:id="65" w:author="Pascal Heude" w:date="2026-08-03T17:57:00Z">
+      <w:ins w:id="67" w:author="Pascal Heude" w:date="2026-08-03T17:57:00Z">
         <w:r>
           <w:rPr>
             <w:lang w:val="en-US"/>
@@ -9953,13 +9970,13 @@
       <w:pPr>
         <w:pStyle w:val="Titre3"/>
       </w:pPr>
-      <w:bookmarkStart w:id="66" w:name="_Tag_BATCH"/>
-      <w:bookmarkStart w:id="67" w:name="_Toc456106020"/>
-      <w:bookmarkEnd w:id="66"/>
+      <w:bookmarkStart w:id="68" w:name="_Tag_BATCH"/>
+      <w:bookmarkStart w:id="69" w:name="_Toc456106020"/>
+      <w:bookmarkEnd w:id="68"/>
       <w:r>
         <w:t>Tag BATCH</w:t>
       </w:r>
-      <w:bookmarkEnd w:id="67"/>
+      <w:bookmarkEnd w:id="69"/>
     </w:p>
     <w:p>
       <w:pPr>
@@ -9992,22 +10009,7 @@
           <w:lang w:val="en-US"/>
         </w:rPr>
       </w:pPr>
-      <w:ins w:id="68" w:author="Pascal Heude" w:date="2026-08-01T19:29:00Z">
-        <w:r>
-          <w:rPr>
-            <w:b/>
-            <w:color w:val="0070C0"/>
-            <w:lang w:val="en-US"/>
-            <w:rPrChange w:id="69" w:author="Pascal Heude" w:date="2026-08-01T19:30:00Z">
-              <w:rPr>
-                <w:lang w:val="en-US"/>
-              </w:rPr>
-            </w:rPrChange>
-          </w:rPr>
-          <w:t>URQT_</w:t>
-        </w:r>
-      </w:ins>
-      <w:ins w:id="70" w:author="Pascal Heude" w:date="2026-08-01T19:30:00Z">
+      <w:ins w:id="70" w:author="Pascal Heude" w:date="2026-08-01T19:29:00Z">
         <w:r>
           <w:rPr>
             <w:b/>
@@ -10019,13 +10021,28 @@
               </w:rPr>
             </w:rPrChange>
           </w:rPr>
-          <w:t>0</w:t>
-        </w:r>
+          <w:t>URQT_</w:t>
+        </w:r>
+      </w:ins>
+      <w:ins w:id="72" w:author="Pascal Heude" w:date="2026-08-01T19:30:00Z">
         <w:r>
           <w:rPr>
             <w:b/>
             <w:color w:val="0070C0"/>
             <w:lang w:val="en-US"/>
+            <w:rPrChange w:id="73" w:author="Pascal Heude" w:date="2026-08-01T19:30:00Z">
+              <w:rPr>
+                <w:lang w:val="en-US"/>
+              </w:rPr>
+            </w:rPrChange>
+          </w:rPr>
+          <w:t>0</w:t>
+        </w:r>
+        <w:r>
+          <w:rPr>
+            <w:b/>
+            <w:color w:val="0070C0"/>
+            <w:lang w:val="en-US"/>
           </w:rPr>
           <w:t>6</w:t>
         </w:r>
@@ -10036,7 +10053,7 @@
           <w:t xml:space="preserve">: </w:t>
         </w:r>
       </w:ins>
-      <w:del w:id="72" w:author="Pascal Heude" w:date="2026-08-03T17:57:00Z">
+      <w:del w:id="74" w:author="Pascal Heude" w:date="2026-08-03T17:57:00Z">
         <w:r>
           <w:rPr>
             <w:lang w:val="en-US"/>
@@ -10044,7 +10061,7 @@
           <w:delText>T</w:delText>
         </w:r>
       </w:del>
-      <w:ins w:id="73" w:author="Pascal Heude" w:date="2026-08-03T17:57:00Z">
+      <w:ins w:id="75" w:author="Pascal Heude" w:date="2026-08-03T17:57:00Z">
         <w:r>
           <w:rPr>
             <w:lang w:val="en-US"/>
@@ -10267,13 +10284,13 @@
       <w:pPr>
         <w:pStyle w:val="Titre3"/>
       </w:pPr>
-      <w:bookmarkStart w:id="74" w:name="_Tag_CODE"/>
-      <w:bookmarkStart w:id="75" w:name="_Toc456106021"/>
-      <w:bookmarkEnd w:id="74"/>
+      <w:bookmarkStart w:id="76" w:name="_Tag_CODE"/>
+      <w:bookmarkStart w:id="77" w:name="_Toc456106021"/>
+      <w:bookmarkEnd w:id="76"/>
       <w:r>
         <w:t>Tag CODE</w:t>
       </w:r>
-      <w:bookmarkEnd w:id="75"/>
+      <w:bookmarkEnd w:id="77"/>
     </w:p>
     <w:p>
       <w:pPr>
@@ -10291,12 +10308,12 @@
     <w:p>
       <w:pPr>
         <w:rPr>
-          <w:moveFrom w:id="76" w:author="Pascal Heude" w:date="2026-08-01T19:35:00Z"/>
-          <w:lang w:val="en-US"/>
-        </w:rPr>
-      </w:pPr>
-      <w:moveFromRangeStart w:id="77" w:author="Pascal Heude" w:date="2026-08-01T19:35:00Z" w:name="move236505319"/>
-      <w:moveFrom w:id="78" w:author="Pascal Heude" w:date="2026-08-01T19:35:00Z">
+          <w:moveFrom w:id="78" w:author="Pascal Heude" w:date="2026-08-01T19:35:00Z"/>
+          <w:lang w:val="en-US"/>
+        </w:rPr>
+      </w:pPr>
+      <w:moveFromRangeStart w:id="79" w:author="Pascal Heude" w:date="2026-08-01T19:35:00Z" w:name="move236505319"/>
+      <w:moveFrom w:id="80" w:author="Pascal Heude" w:date="2026-08-01T19:35:00Z">
         <w:r>
           <w:rPr>
             <w:lang w:val="en-US"/>
@@ -10329,20 +10346,20 @@
         </w:r>
       </w:moveFrom>
     </w:p>
-    <w:moveFromRangeEnd w:id="77"/>
-    <w:p>
-      <w:pPr>
-        <w:rPr>
-          <w:lang w:val="en-US"/>
-        </w:rPr>
-      </w:pPr>
-      <w:ins w:id="79" w:author="Pascal Heude" w:date="2026-08-01T19:35:00Z">
+    <w:moveFromRangeEnd w:id="79"/>
+    <w:p>
+      <w:pPr>
+        <w:rPr>
+          <w:lang w:val="en-US"/>
+        </w:rPr>
+      </w:pPr>
+      <w:ins w:id="81" w:author="Pascal Heude" w:date="2026-08-01T19:35:00Z">
         <w:r>
           <w:rPr>
             <w:b/>
             <w:color w:val="0070C0"/>
             <w:lang w:val="en-US"/>
-            <w:rPrChange w:id="80" w:author="Pascal Heude" w:date="2026-08-01T19:35:00Z">
+            <w:rPrChange w:id="82" w:author="Pascal Heude" w:date="2026-08-01T19:35:00Z">
               <w:rPr>
                 <w:lang w:val="en-US"/>
               </w:rPr>
@@ -10357,7 +10374,7 @@
           <w:t xml:space="preserve">: </w:t>
         </w:r>
       </w:ins>
-      <w:del w:id="81" w:author="Pascal Heude" w:date="2026-08-03T17:56:00Z">
+      <w:del w:id="83" w:author="Pascal Heude" w:date="2026-08-03T17:56:00Z">
         <w:r>
           <w:rPr>
             <w:lang w:val="en-US"/>
@@ -10365,7 +10382,7 @@
           <w:delText>T</w:delText>
         </w:r>
       </w:del>
-      <w:ins w:id="82" w:author="Pascal Heude" w:date="2026-08-03T17:56:00Z">
+      <w:ins w:id="84" w:author="Pascal Heude" w:date="2026-08-03T17:56:00Z">
         <w:r>
           <w:rPr>
             <w:lang w:val="en-US"/>
@@ -10379,7 +10396,7 @@
         </w:rPr>
         <w:t xml:space="preserve">his tag </w:t>
       </w:r>
-      <w:ins w:id="83" w:author="Pascal Heude" w:date="2026-08-01T19:35:00Z">
+      <w:ins w:id="85" w:author="Pascal Heude" w:date="2026-08-01T19:35:00Z">
         <w:r>
           <w:rPr>
             <w:lang w:val="en-US"/>
@@ -10387,7 +10404,7 @@
           <w:t xml:space="preserve">shall be </w:t>
         </w:r>
       </w:ins>
-      <w:del w:id="84" w:author="Pascal Heude" w:date="2026-08-01T19:35:00Z">
+      <w:del w:id="86" w:author="Pascal Heude" w:date="2026-08-01T19:35:00Z">
         <w:r>
           <w:rPr>
             <w:lang w:val="en-US"/>
@@ -10405,17 +10422,17 @@
     <w:p>
       <w:pPr>
         <w:rPr>
-          <w:moveTo w:id="85" w:author="Pascal Heude" w:date="2026-08-01T19:35:00Z"/>
-          <w:lang w:val="en-US"/>
-        </w:rPr>
-      </w:pPr>
-      <w:ins w:id="86" w:author="Pascal Heude" w:date="2026-08-01T19:35:00Z">
+          <w:moveTo w:id="87" w:author="Pascal Heude" w:date="2026-08-01T19:35:00Z"/>
+          <w:lang w:val="en-US"/>
+        </w:rPr>
+      </w:pPr>
+      <w:ins w:id="88" w:author="Pascal Heude" w:date="2026-08-01T19:35:00Z">
         <w:r>
           <w:rPr>
             <w:b/>
             <w:color w:val="0070C0"/>
             <w:lang w:val="en-US"/>
-            <w:rPrChange w:id="87" w:author="Pascal Heude" w:date="2026-08-01T19:35:00Z">
+            <w:rPrChange w:id="89" w:author="Pascal Heude" w:date="2026-08-01T19:35:00Z">
               <w:rPr>
                 <w:lang w:val="en-US"/>
               </w:rPr>
@@ -10430,9 +10447,9 @@
           <w:t xml:space="preserve">: </w:t>
         </w:r>
       </w:ins>
-      <w:moveToRangeStart w:id="88" w:author="Pascal Heude" w:date="2026-08-01T19:35:00Z" w:name="move236505319"/>
-      <w:moveTo w:id="89" w:author="Pascal Heude" w:date="2026-08-01T19:35:00Z">
-        <w:del w:id="90" w:author="Pascal Heude" w:date="2026-08-03T17:56:00Z">
+      <w:moveToRangeStart w:id="90" w:author="Pascal Heude" w:date="2026-08-01T19:35:00Z" w:name="move236505319"/>
+      <w:moveTo w:id="91" w:author="Pascal Heude" w:date="2026-08-01T19:35:00Z">
+        <w:del w:id="92" w:author="Pascal Heude" w:date="2026-08-03T17:56:00Z">
           <w:r>
             <w:rPr>
               <w:lang w:val="en-US"/>
@@ -10441,7 +10458,7 @@
           </w:r>
         </w:del>
       </w:moveTo>
-      <w:ins w:id="91" w:author="Pascal Heude" w:date="2026-08-03T17:56:00Z">
+      <w:ins w:id="93" w:author="Pascal Heude" w:date="2026-08-03T17:56:00Z">
         <w:r>
           <w:rPr>
             <w:lang w:val="en-US"/>
@@ -10449,7 +10466,7 @@
           <w:t>t</w:t>
         </w:r>
       </w:ins>
-      <w:moveTo w:id="92" w:author="Pascal Heude" w:date="2026-08-01T19:35:00Z">
+      <w:moveTo w:id="94" w:author="Pascal Heude" w:date="2026-08-01T19:35:00Z">
         <w:r>
           <w:rPr>
             <w:lang w:val="en-US"/>
@@ -10458,7 +10475,7 @@
         </w:r>
       </w:moveTo>
     </w:p>
-    <w:moveToRangeEnd w:id="88"/>
+    <w:moveToRangeEnd w:id="90"/>
     <w:p>
       <w:pPr>
         <w:rPr>
@@ -10516,13 +10533,13 @@
       <w:pPr>
         <w:pStyle w:val="Titre3"/>
       </w:pPr>
-      <w:bookmarkStart w:id="93" w:name="_Tag_LOAD"/>
-      <w:bookmarkStart w:id="94" w:name="_Toc456106022"/>
-      <w:bookmarkEnd w:id="93"/>
+      <w:bookmarkStart w:id="95" w:name="_Tag_LOAD"/>
+      <w:bookmarkStart w:id="96" w:name="_Toc456106022"/>
+      <w:bookmarkEnd w:id="95"/>
       <w:r>
         <w:t>Tag LOAD</w:t>
       </w:r>
-      <w:bookmarkEnd w:id="94"/>
+      <w:bookmarkEnd w:id="96"/>
     </w:p>
     <w:p>
       <w:pPr>
@@ -10540,17 +10557,17 @@
     <w:p>
       <w:pPr>
         <w:rPr>
-          <w:moveTo w:id="95" w:author="Pascal Heude" w:date="2026-08-01T19:35:00Z"/>
-          <w:lang w:val="en-US"/>
-        </w:rPr>
-      </w:pPr>
-      <w:ins w:id="96" w:author="Pascal Heude" w:date="2026-08-01T19:35:00Z">
+          <w:moveTo w:id="97" w:author="Pascal Heude" w:date="2026-08-01T19:35:00Z"/>
+          <w:lang w:val="en-US"/>
+        </w:rPr>
+      </w:pPr>
+      <w:ins w:id="98" w:author="Pascal Heude" w:date="2026-08-01T19:35:00Z">
         <w:r>
           <w:rPr>
             <w:b/>
             <w:color w:val="0070C0"/>
             <w:lang w:val="en-US"/>
-            <w:rPrChange w:id="97" w:author="Pascal Heude" w:date="2026-08-01T19:36:00Z">
+            <w:rPrChange w:id="99" w:author="Pascal Heude" w:date="2026-08-01T19:36:00Z">
               <w:rPr>
                 <w:lang w:val="en-US"/>
               </w:rPr>
@@ -10565,9 +10582,9 @@
           <w:t xml:space="preserve">: </w:t>
         </w:r>
       </w:ins>
-      <w:moveToRangeStart w:id="98" w:author="Pascal Heude" w:date="2026-08-01T19:35:00Z" w:name="move236505369"/>
-      <w:moveTo w:id="99" w:author="Pascal Heude" w:date="2026-08-01T19:35:00Z">
-        <w:del w:id="100" w:author="Pascal Heude" w:date="2026-08-03T17:56:00Z">
+      <w:moveToRangeStart w:id="100" w:author="Pascal Heude" w:date="2026-08-01T19:35:00Z" w:name="move236505369"/>
+      <w:moveTo w:id="101" w:author="Pascal Heude" w:date="2026-08-01T19:35:00Z">
+        <w:del w:id="102" w:author="Pascal Heude" w:date="2026-08-03T17:56:00Z">
           <w:r>
             <w:rPr>
               <w:lang w:val="en-US"/>
@@ -10576,7 +10593,7 @@
           </w:r>
         </w:del>
       </w:moveTo>
-      <w:ins w:id="101" w:author="Pascal Heude" w:date="2026-08-03T17:56:00Z">
+      <w:ins w:id="103" w:author="Pascal Heude" w:date="2026-08-03T17:56:00Z">
         <w:r>
           <w:rPr>
             <w:lang w:val="en-US"/>
@@ -10584,14 +10601,14 @@
           <w:t>t</w:t>
         </w:r>
       </w:ins>
-      <w:moveTo w:id="102" w:author="Pascal Heude" w:date="2026-08-01T19:35:00Z">
+      <w:moveTo w:id="104" w:author="Pascal Heude" w:date="2026-08-01T19:35:00Z">
         <w:r>
           <w:rPr>
             <w:lang w:val="en-US"/>
           </w:rPr>
           <w:t xml:space="preserve">his tag </w:t>
         </w:r>
-        <w:del w:id="103" w:author="Pascal Heude" w:date="2026-08-01T21:01:00Z">
+        <w:del w:id="105" w:author="Pascal Heude" w:date="2026-08-01T21:01:00Z">
           <w:r>
             <w:rPr>
               <w:lang w:val="en-US"/>
@@ -10600,7 +10617,7 @@
           </w:r>
         </w:del>
       </w:moveTo>
-      <w:ins w:id="104" w:author="Pascal Heude" w:date="2026-08-01T21:01:00Z">
+      <w:ins w:id="106" w:author="Pascal Heude" w:date="2026-08-01T21:01:00Z">
         <w:r>
           <w:rPr>
             <w:lang w:val="en-US"/>
@@ -10608,7 +10625,7 @@
           <w:t>shall be</w:t>
         </w:r>
       </w:ins>
-      <w:moveTo w:id="105" w:author="Pascal Heude" w:date="2026-08-01T19:35:00Z">
+      <w:moveTo w:id="107" w:author="Pascal Heude" w:date="2026-08-01T19:35:00Z">
         <w:r>
           <w:rPr>
             <w:lang w:val="en-US"/>
@@ -10617,20 +10634,20 @@
         </w:r>
       </w:moveTo>
     </w:p>
-    <w:moveToRangeEnd w:id="98"/>
-    <w:p>
-      <w:pPr>
-        <w:rPr>
-          <w:lang w:val="en-US"/>
-        </w:rPr>
-      </w:pPr>
-      <w:ins w:id="106" w:author="Pascal Heude" w:date="2026-08-01T19:36:00Z">
+    <w:moveToRangeEnd w:id="100"/>
+    <w:p>
+      <w:pPr>
+        <w:rPr>
+          <w:lang w:val="en-US"/>
+        </w:rPr>
+      </w:pPr>
+      <w:ins w:id="108" w:author="Pascal Heude" w:date="2026-08-01T19:36:00Z">
         <w:r>
           <w:rPr>
             <w:b/>
             <w:color w:val="0070C0"/>
             <w:lang w:val="en-US"/>
-            <w:rPrChange w:id="107" w:author="Pascal Heude" w:date="2026-08-01T19:36:00Z">
+            <w:rPrChange w:id="109" w:author="Pascal Heude" w:date="2026-08-01T19:36:00Z">
               <w:rPr>
                 <w:lang w:val="en-US"/>
               </w:rPr>
@@ -10645,7 +10662,7 @@
           <w:t xml:space="preserve">: </w:t>
         </w:r>
       </w:ins>
-      <w:del w:id="108" w:author="Pascal Heude" w:date="2026-08-03T17:56:00Z">
+      <w:del w:id="110" w:author="Pascal Heude" w:date="2026-08-03T17:56:00Z">
         <w:r>
           <w:rPr>
             <w:lang w:val="en-US"/>
@@ -10653,7 +10670,7 @@
           <w:delText>T</w:delText>
         </w:r>
       </w:del>
-      <w:ins w:id="109" w:author="Pascal Heude" w:date="2026-08-03T17:56:00Z">
+      <w:ins w:id="111" w:author="Pascal Heude" w:date="2026-08-03T17:56:00Z">
         <w:r>
           <w:rPr>
             <w:lang w:val="en-US"/>
@@ -10713,12 +10730,12 @@
     <w:p>
       <w:pPr>
         <w:rPr>
-          <w:moveFrom w:id="110" w:author="Pascal Heude" w:date="2026-08-01T19:35:00Z"/>
-          <w:lang w:val="en-US"/>
-        </w:rPr>
-      </w:pPr>
-      <w:moveFromRangeStart w:id="111" w:author="Pascal Heude" w:date="2026-08-01T19:35:00Z" w:name="move236505369"/>
-      <w:moveFrom w:id="112" w:author="Pascal Heude" w:date="2026-08-01T19:35:00Z">
+          <w:moveFrom w:id="112" w:author="Pascal Heude" w:date="2026-08-01T19:35:00Z"/>
+          <w:lang w:val="en-US"/>
+        </w:rPr>
+      </w:pPr>
+      <w:moveFromRangeStart w:id="113" w:author="Pascal Heude" w:date="2026-08-01T19:35:00Z" w:name="move236505369"/>
+      <w:moveFrom w:id="114" w:author="Pascal Heude" w:date="2026-08-01T19:35:00Z">
         <w:r>
           <w:rPr>
             <w:lang w:val="en-US"/>
@@ -10727,7 +10744,7 @@
         </w:r>
       </w:moveFrom>
     </w:p>
-    <w:moveFromRangeEnd w:id="111"/>
+    <w:moveFromRangeEnd w:id="113"/>
     <w:p>
       <w:pPr>
         <w:rPr>
@@ -10942,16 +10959,16 @@
           <w:lang w:val="en-US"/>
         </w:rPr>
       </w:pPr>
-      <w:bookmarkStart w:id="113" w:name="_Tag_PART_NUMBER"/>
-      <w:bookmarkStart w:id="114" w:name="_Toc456106023"/>
-      <w:bookmarkEnd w:id="113"/>
+      <w:bookmarkStart w:id="115" w:name="_Tag_PART_NUMBER"/>
+      <w:bookmarkStart w:id="116" w:name="_Toc456106023"/>
+      <w:bookmarkEnd w:id="115"/>
       <w:r>
         <w:rPr>
           <w:lang w:val="en-US"/>
         </w:rPr>
         <w:t>Tag PART_NUMBER</w:t>
       </w:r>
-      <w:bookmarkEnd w:id="114"/>
+      <w:bookmarkEnd w:id="116"/>
     </w:p>
     <w:p>
       <w:pPr>
@@ -11026,17 +11043,17 @@
     <w:p>
       <w:pPr>
         <w:rPr>
-          <w:moveTo w:id="115" w:author="Pascal Heude" w:date="2026-08-01T19:36:00Z"/>
-          <w:lang w:val="en-US"/>
-        </w:rPr>
-      </w:pPr>
-      <w:ins w:id="116" w:author="Pascal Heude" w:date="2026-08-01T19:36:00Z">
+          <w:moveTo w:id="117" w:author="Pascal Heude" w:date="2026-08-01T19:36:00Z"/>
+          <w:lang w:val="en-US"/>
+        </w:rPr>
+      </w:pPr>
+      <w:ins w:id="118" w:author="Pascal Heude" w:date="2026-08-01T19:36:00Z">
         <w:r>
           <w:rPr>
             <w:b/>
             <w:color w:val="0070C0"/>
             <w:lang w:val="en-US"/>
-            <w:rPrChange w:id="117" w:author="Pascal Heude" w:date="2026-08-01T19:37:00Z">
+            <w:rPrChange w:id="119" w:author="Pascal Heude" w:date="2026-08-01T19:37:00Z">
               <w:rPr>
                 <w:lang w:val="en-US"/>
               </w:rPr>
@@ -11051,9 +11068,9 @@
           <w:t xml:space="preserve">: </w:t>
         </w:r>
       </w:ins>
-      <w:moveToRangeStart w:id="118" w:author="Pascal Heude" w:date="2026-08-01T19:36:00Z" w:name="move236505418"/>
-      <w:moveTo w:id="119" w:author="Pascal Heude" w:date="2026-08-01T19:36:00Z">
-        <w:del w:id="120" w:author="Pascal Heude" w:date="2026-08-03T17:56:00Z">
+      <w:moveToRangeStart w:id="120" w:author="Pascal Heude" w:date="2026-08-01T19:36:00Z" w:name="move236505418"/>
+      <w:moveTo w:id="121" w:author="Pascal Heude" w:date="2026-08-01T19:36:00Z">
+        <w:del w:id="122" w:author="Pascal Heude" w:date="2026-08-03T17:56:00Z">
           <w:r>
             <w:rPr>
               <w:lang w:val="en-US"/>
@@ -11062,7 +11079,7 @@
           </w:r>
         </w:del>
       </w:moveTo>
-      <w:ins w:id="121" w:author="Pascal Heude" w:date="2026-08-03T17:56:00Z">
+      <w:ins w:id="123" w:author="Pascal Heude" w:date="2026-08-03T17:56:00Z">
         <w:r>
           <w:rPr>
             <w:lang w:val="en-US"/>
@@ -11070,14 +11087,14 @@
           <w:t>t</w:t>
         </w:r>
       </w:ins>
-      <w:moveTo w:id="122" w:author="Pascal Heude" w:date="2026-08-01T19:36:00Z">
+      <w:moveTo w:id="124" w:author="Pascal Heude" w:date="2026-08-01T19:36:00Z">
         <w:r>
           <w:rPr>
             <w:lang w:val="en-US"/>
           </w:rPr>
           <w:t xml:space="preserve">his tag </w:t>
         </w:r>
-        <w:del w:id="123" w:author="Pascal Heude" w:date="2026-08-01T19:37:00Z">
+        <w:del w:id="125" w:author="Pascal Heude" w:date="2026-08-01T19:37:00Z">
           <w:r>
             <w:rPr>
               <w:lang w:val="en-US"/>
@@ -11086,7 +11103,7 @@
           </w:r>
         </w:del>
       </w:moveTo>
-      <w:ins w:id="124" w:author="Pascal Heude" w:date="2026-08-01T19:37:00Z">
+      <w:ins w:id="126" w:author="Pascal Heude" w:date="2026-08-01T19:37:00Z">
         <w:r>
           <w:rPr>
             <w:lang w:val="en-US"/>
@@ -11094,7 +11111,7 @@
           <w:t>shall be</w:t>
         </w:r>
       </w:ins>
-      <w:moveTo w:id="125" w:author="Pascal Heude" w:date="2026-08-01T19:36:00Z">
+      <w:moveTo w:id="127" w:author="Pascal Heude" w:date="2026-08-01T19:36:00Z">
         <w:r>
           <w:rPr>
             <w:lang w:val="en-US"/>
@@ -11103,20 +11120,20 @@
         </w:r>
       </w:moveTo>
     </w:p>
-    <w:moveToRangeEnd w:id="118"/>
-    <w:p>
-      <w:pPr>
-        <w:rPr>
-          <w:lang w:val="en-US"/>
-        </w:rPr>
-      </w:pPr>
-      <w:ins w:id="126" w:author="Pascal Heude" w:date="2026-08-01T19:36:00Z">
+    <w:moveToRangeEnd w:id="120"/>
+    <w:p>
+      <w:pPr>
+        <w:rPr>
+          <w:lang w:val="en-US"/>
+        </w:rPr>
+      </w:pPr>
+      <w:ins w:id="128" w:author="Pascal Heude" w:date="2026-08-01T19:36:00Z">
         <w:r>
           <w:rPr>
             <w:b/>
             <w:color w:val="0070C0"/>
             <w:lang w:val="en-US"/>
-            <w:rPrChange w:id="127" w:author="Pascal Heude" w:date="2026-08-01T19:37:00Z">
+            <w:rPrChange w:id="129" w:author="Pascal Heude" w:date="2026-08-01T19:37:00Z">
               <w:rPr>
                 <w:lang w:val="en-US"/>
               </w:rPr>
@@ -11131,7 +11148,7 @@
           <w:t xml:space="preserve">: </w:t>
         </w:r>
       </w:ins>
-      <w:del w:id="128" w:author="Pascal Heude" w:date="2026-08-03T17:56:00Z">
+      <w:del w:id="130" w:author="Pascal Heude" w:date="2026-08-03T17:56:00Z">
         <w:r>
           <w:rPr>
             <w:lang w:val="en-US"/>
@@ -11139,7 +11156,7 @@
           <w:delText>T</w:delText>
         </w:r>
       </w:del>
-      <w:ins w:id="129" w:author="Pascal Heude" w:date="2026-08-03T17:56:00Z">
+      <w:ins w:id="131" w:author="Pascal Heude" w:date="2026-08-03T17:56:00Z">
         <w:r>
           <w:rPr>
             <w:lang w:val="en-US"/>
@@ -11165,7 +11182,7 @@
         </w:rPr>
         <w:t xml:space="preserve">a list of </w:t>
       </w:r>
-      <w:ins w:id="130" w:author="Pascal Heude" w:date="2026-08-04T19:28:00Z">
+      <w:ins w:id="132" w:author="Pascal Heude" w:date="2026-08-04T19:28:00Z">
         <w:r>
           <w:rPr>
             <w:lang w:val="en-US"/>
@@ -11195,12 +11212,12 @@
     <w:p>
       <w:pPr>
         <w:rPr>
-          <w:moveFrom w:id="131" w:author="Pascal Heude" w:date="2026-08-01T19:36:00Z"/>
-          <w:lang w:val="en-US"/>
-        </w:rPr>
-      </w:pPr>
-      <w:moveFromRangeStart w:id="132" w:author="Pascal Heude" w:date="2026-08-01T19:36:00Z" w:name="move236505418"/>
-      <w:moveFrom w:id="133" w:author="Pascal Heude" w:date="2026-08-01T19:36:00Z">
+          <w:moveFrom w:id="133" w:author="Pascal Heude" w:date="2026-08-01T19:36:00Z"/>
+          <w:lang w:val="en-US"/>
+        </w:rPr>
+      </w:pPr>
+      <w:moveFromRangeStart w:id="134" w:author="Pascal Heude" w:date="2026-08-01T19:36:00Z" w:name="move236505418"/>
+      <w:moveFrom w:id="135" w:author="Pascal Heude" w:date="2026-08-01T19:36:00Z">
         <w:r>
           <w:rPr>
             <w:lang w:val="en-US"/>
@@ -11209,7 +11226,7 @@
         </w:r>
       </w:moveFrom>
     </w:p>
-    <w:moveFromRangeEnd w:id="132"/>
+    <w:moveFromRangeEnd w:id="134"/>
     <w:p>
       <w:pPr>
         <w:rPr>
@@ -11276,16 +11293,16 @@
           <w:lang w:val="en-US"/>
         </w:rPr>
       </w:pPr>
-      <w:bookmarkStart w:id="134" w:name="_Tag_TYPE_DESCRIPTION"/>
-      <w:bookmarkStart w:id="135" w:name="_Toc456106024"/>
-      <w:bookmarkEnd w:id="134"/>
+      <w:bookmarkStart w:id="136" w:name="_Tag_TYPE_DESCRIPTION"/>
+      <w:bookmarkStart w:id="137" w:name="_Toc456106024"/>
+      <w:bookmarkEnd w:id="136"/>
       <w:r>
         <w:rPr>
           <w:lang w:val="en-US"/>
         </w:rPr>
         <w:t>Tag TYPE_DESCRIPTION</w:t>
       </w:r>
-      <w:bookmarkEnd w:id="135"/>
+      <w:bookmarkEnd w:id="137"/>
     </w:p>
     <w:p>
       <w:pPr>
@@ -11344,13 +11361,13 @@
           <w:lang w:val="en-US"/>
         </w:rPr>
       </w:pPr>
-      <w:ins w:id="136" w:author="Pascal Heude" w:date="2026-08-01T19:37:00Z">
+      <w:ins w:id="138" w:author="Pascal Heude" w:date="2026-08-01T19:37:00Z">
         <w:r>
           <w:rPr>
             <w:b/>
             <w:color w:val="0070C0"/>
             <w:lang w:val="en-US"/>
-            <w:rPrChange w:id="137" w:author="Pascal Heude" w:date="2026-08-01T19:37:00Z">
+            <w:rPrChange w:id="139" w:author="Pascal Heude" w:date="2026-08-01T19:37:00Z">
               <w:rPr>
                 <w:lang w:val="en-US"/>
               </w:rPr>
@@ -11365,7 +11382,7 @@
           <w:t xml:space="preserve">: </w:t>
         </w:r>
       </w:ins>
-      <w:del w:id="138" w:author="Pascal Heude" w:date="2026-08-03T17:56:00Z">
+      <w:del w:id="140" w:author="Pascal Heude" w:date="2026-08-03T17:56:00Z">
         <w:r>
           <w:rPr>
             <w:lang w:val="en-US"/>
@@ -11373,7 +11390,7 @@
           <w:delText>T</w:delText>
         </w:r>
       </w:del>
-      <w:ins w:id="139" w:author="Pascal Heude" w:date="2026-08-03T17:56:00Z">
+      <w:ins w:id="141" w:author="Pascal Heude" w:date="2026-08-03T17:56:00Z">
         <w:r>
           <w:rPr>
             <w:lang w:val="en-US"/>
@@ -11393,7 +11410,7 @@
         </w:rPr>
         <w:t>letters</w:t>
       </w:r>
-      <w:ins w:id="140" w:author="Pascal Heude" w:date="2026-08-01T21:03:00Z">
+      <w:ins w:id="142" w:author="Pascal Heude" w:date="2026-08-01T21:03:00Z">
         <w:r>
           <w:rPr>
             <w:lang w:val="en-US"/>
@@ -11472,13 +11489,13 @@
           <w:lang w:val="en-US"/>
         </w:rPr>
       </w:pPr>
-      <w:ins w:id="141" w:author="Pascal Heude" w:date="2026-08-01T19:39:00Z">
+      <w:ins w:id="143" w:author="Pascal Heude" w:date="2026-08-01T19:39:00Z">
         <w:r>
           <w:rPr>
             <w:b/>
             <w:color w:val="0070C0"/>
             <w:lang w:val="en-US"/>
-            <w:rPrChange w:id="142" w:author="Pascal Heude" w:date="2026-08-01T19:39:00Z">
+            <w:rPrChange w:id="144" w:author="Pascal Heude" w:date="2026-08-01T19:39:00Z">
               <w:rPr>
                 <w:lang w:val="en-US"/>
               </w:rPr>
@@ -11493,7 +11510,7 @@
           <w:t xml:space="preserve">: </w:t>
         </w:r>
       </w:ins>
-      <w:ins w:id="143" w:author="Pascal Heude" w:date="2026-08-03T17:56:00Z">
+      <w:ins w:id="145" w:author="Pascal Heude" w:date="2026-08-03T17:56:00Z">
         <w:r>
           <w:rPr>
             <w:lang w:val="en-US"/>
@@ -11501,7 +11518,7 @@
           <w:t>i</w:t>
         </w:r>
       </w:ins>
-      <w:ins w:id="144" w:author="Pascal Heude" w:date="2026-08-01T19:39:00Z">
+      <w:ins w:id="146" w:author="Pascal Heude" w:date="2026-08-01T19:39:00Z">
         <w:r>
           <w:rPr>
             <w:lang w:val="en-US"/>
@@ -11509,7 +11526,7 @@
           <w:t xml:space="preserve">f used, </w:t>
         </w:r>
       </w:ins>
-      <w:del w:id="145" w:author="Pascal Heude" w:date="2026-08-01T19:39:00Z">
+      <w:del w:id="147" w:author="Pascal Heude" w:date="2026-08-01T19:39:00Z">
         <w:r>
           <w:rPr>
             <w:lang w:val="en-US"/>
@@ -11517,7 +11534,7 @@
           <w:delText>T</w:delText>
         </w:r>
       </w:del>
-      <w:ins w:id="146" w:author="Pascal Heude" w:date="2026-08-01T19:39:00Z">
+      <w:ins w:id="148" w:author="Pascal Heude" w:date="2026-08-01T19:39:00Z">
         <w:r>
           <w:rPr>
             <w:lang w:val="en-US"/>
@@ -11625,16 +11642,16 @@
           <w:lang w:val="en-US"/>
         </w:rPr>
       </w:pPr>
-      <w:bookmarkStart w:id="147" w:name="_Tag_INPUT_FILE"/>
-      <w:bookmarkStart w:id="148" w:name="_Toc456106025"/>
-      <w:bookmarkEnd w:id="147"/>
+      <w:bookmarkStart w:id="149" w:name="_Tag_INPUT_FILE"/>
+      <w:bookmarkStart w:id="150" w:name="_Toc456106025"/>
+      <w:bookmarkEnd w:id="149"/>
       <w:r>
         <w:rPr>
           <w:lang w:val="en-US"/>
         </w:rPr>
         <w:t>Tag INPUT_FILE</w:t>
       </w:r>
-      <w:bookmarkEnd w:id="148"/>
+      <w:bookmarkEnd w:id="150"/>
     </w:p>
     <w:p>
       <w:pPr>
@@ -11652,17 +11669,17 @@
     <w:p>
       <w:pPr>
         <w:rPr>
-          <w:moveTo w:id="149" w:author="Pascal Heude" w:date="2026-08-01T19:43:00Z"/>
-          <w:lang w:val="en-US"/>
-        </w:rPr>
-      </w:pPr>
-      <w:ins w:id="150" w:author="Pascal Heude" w:date="2026-08-01T19:43:00Z">
+          <w:moveTo w:id="151" w:author="Pascal Heude" w:date="2026-08-01T19:43:00Z"/>
+          <w:lang w:val="en-US"/>
+        </w:rPr>
+      </w:pPr>
+      <w:ins w:id="152" w:author="Pascal Heude" w:date="2026-08-01T19:43:00Z">
         <w:r>
           <w:rPr>
             <w:b/>
             <w:color w:val="0070C0"/>
             <w:lang w:val="en-US"/>
-            <w:rPrChange w:id="151" w:author="Pascal Heude" w:date="2026-08-01T19:43:00Z">
+            <w:rPrChange w:id="153" w:author="Pascal Heude" w:date="2026-08-01T19:43:00Z">
               <w:rPr>
                 <w:lang w:val="en-US"/>
               </w:rPr>
@@ -11677,9 +11694,9 @@
           <w:t xml:space="preserve">: </w:t>
         </w:r>
       </w:ins>
-      <w:moveToRangeStart w:id="152" w:author="Pascal Heude" w:date="2026-08-01T19:43:00Z" w:name="move236505798"/>
-      <w:moveTo w:id="153" w:author="Pascal Heude" w:date="2026-08-01T19:43:00Z">
-        <w:del w:id="154" w:author="Pascal Heude" w:date="2026-08-03T17:55:00Z">
+      <w:moveToRangeStart w:id="154" w:author="Pascal Heude" w:date="2026-08-01T19:43:00Z" w:name="move236505798"/>
+      <w:moveTo w:id="155" w:author="Pascal Heude" w:date="2026-08-01T19:43:00Z">
+        <w:del w:id="156" w:author="Pascal Heude" w:date="2026-08-03T17:55:00Z">
           <w:r>
             <w:rPr>
               <w:lang w:val="en-US"/>
@@ -11688,7 +11705,7 @@
           </w:r>
         </w:del>
       </w:moveTo>
-      <w:ins w:id="155" w:author="Pascal Heude" w:date="2026-08-03T17:55:00Z">
+      <w:ins w:id="157" w:author="Pascal Heude" w:date="2026-08-03T17:55:00Z">
         <w:r>
           <w:rPr>
             <w:lang w:val="en-US"/>
@@ -11696,14 +11713,14 @@
           <w:t>t</w:t>
         </w:r>
       </w:ins>
-      <w:moveTo w:id="156" w:author="Pascal Heude" w:date="2026-08-01T19:43:00Z">
+      <w:moveTo w:id="158" w:author="Pascal Heude" w:date="2026-08-01T19:43:00Z">
         <w:r>
           <w:rPr>
             <w:lang w:val="en-US"/>
           </w:rPr>
           <w:t xml:space="preserve">his tag </w:t>
         </w:r>
-        <w:del w:id="157" w:author="Pascal Heude" w:date="2026-08-01T19:43:00Z">
+        <w:del w:id="159" w:author="Pascal Heude" w:date="2026-08-01T19:43:00Z">
           <w:r>
             <w:rPr>
               <w:lang w:val="en-US"/>
@@ -11712,7 +11729,7 @@
           </w:r>
         </w:del>
       </w:moveTo>
-      <w:ins w:id="158" w:author="Pascal Heude" w:date="2026-08-01T19:43:00Z">
+      <w:ins w:id="160" w:author="Pascal Heude" w:date="2026-08-01T19:43:00Z">
         <w:r>
           <w:rPr>
             <w:lang w:val="en-US"/>
@@ -11720,7 +11737,7 @@
           <w:t>shall be</w:t>
         </w:r>
       </w:ins>
-      <w:moveTo w:id="159" w:author="Pascal Heude" w:date="2026-08-01T19:43:00Z">
+      <w:moveTo w:id="161" w:author="Pascal Heude" w:date="2026-08-01T19:43:00Z">
         <w:r>
           <w:rPr>
             <w:lang w:val="en-US"/>
@@ -11729,20 +11746,20 @@
         </w:r>
       </w:moveTo>
     </w:p>
-    <w:moveToRangeEnd w:id="152"/>
-    <w:p>
-      <w:pPr>
-        <w:rPr>
-          <w:lang w:val="en-US"/>
-        </w:rPr>
-      </w:pPr>
-      <w:ins w:id="160" w:author="Pascal Heude" w:date="2026-08-01T19:43:00Z">
+    <w:moveToRangeEnd w:id="154"/>
+    <w:p>
+      <w:pPr>
+        <w:rPr>
+          <w:lang w:val="en-US"/>
+        </w:rPr>
+      </w:pPr>
+      <w:ins w:id="162" w:author="Pascal Heude" w:date="2026-08-01T19:43:00Z">
         <w:r>
           <w:rPr>
             <w:b/>
             <w:color w:val="0070C0"/>
             <w:lang w:val="en-US"/>
-            <w:rPrChange w:id="161" w:author="Pascal Heude" w:date="2026-08-01T19:43:00Z">
+            <w:rPrChange w:id="163" w:author="Pascal Heude" w:date="2026-08-01T19:43:00Z">
               <w:rPr>
                 <w:lang w:val="en-US"/>
               </w:rPr>
@@ -11757,7 +11774,7 @@
           <w:t xml:space="preserve">: </w:t>
         </w:r>
       </w:ins>
-      <w:del w:id="162" w:author="Pascal Heude" w:date="2026-08-03T17:55:00Z">
+      <w:del w:id="164" w:author="Pascal Heude" w:date="2026-08-03T17:55:00Z">
         <w:r>
           <w:rPr>
             <w:lang w:val="en-US"/>
@@ -11765,7 +11782,7 @@
           <w:delText>T</w:delText>
         </w:r>
       </w:del>
-      <w:ins w:id="163" w:author="Pascal Heude" w:date="2026-08-03T17:55:00Z">
+      <w:ins w:id="165" w:author="Pascal Heude" w:date="2026-08-03T17:55:00Z">
         <w:r>
           <w:rPr>
             <w:lang w:val="en-US"/>
@@ -11789,12 +11806,12 @@
     <w:p>
       <w:pPr>
         <w:rPr>
-          <w:moveFrom w:id="164" w:author="Pascal Heude" w:date="2026-08-01T19:43:00Z"/>
-          <w:lang w:val="en-US"/>
-        </w:rPr>
-      </w:pPr>
-      <w:moveFromRangeStart w:id="165" w:author="Pascal Heude" w:date="2026-08-01T19:43:00Z" w:name="move236505798"/>
-      <w:moveFrom w:id="166" w:author="Pascal Heude" w:date="2026-08-01T19:43:00Z">
+          <w:moveFrom w:id="166" w:author="Pascal Heude" w:date="2026-08-01T19:43:00Z"/>
+          <w:lang w:val="en-US"/>
+        </w:rPr>
+      </w:pPr>
+      <w:moveFromRangeStart w:id="167" w:author="Pascal Heude" w:date="2026-08-01T19:43:00Z" w:name="move236505798"/>
+      <w:moveFrom w:id="168" w:author="Pascal Heude" w:date="2026-08-01T19:43:00Z">
         <w:r>
           <w:rPr>
             <w:lang w:val="en-US"/>
@@ -11803,7 +11820,7 @@
         </w:r>
       </w:moveFrom>
     </w:p>
-    <w:moveFromRangeEnd w:id="165"/>
+    <w:moveFromRangeEnd w:id="167"/>
     <w:p>
       <w:pPr>
         <w:rPr>
@@ -11967,13 +11984,13 @@
           <w:lang w:val="en-US"/>
         </w:rPr>
       </w:pPr>
-      <w:ins w:id="167" w:author="Pascal Heude" w:date="2026-08-01T19:44:00Z">
+      <w:ins w:id="169" w:author="Pascal Heude" w:date="2026-08-01T19:44:00Z">
         <w:r>
           <w:rPr>
             <w:b/>
             <w:color w:val="0070C0"/>
             <w:lang w:val="en-US"/>
-            <w:rPrChange w:id="168" w:author="Pascal Heude" w:date="2026-08-01T19:45:00Z">
+            <w:rPrChange w:id="170" w:author="Pascal Heude" w:date="2026-08-01T19:45:00Z">
               <w:rPr>
                 <w:lang w:val="en-US"/>
               </w:rPr>
@@ -11988,7 +12005,7 @@
           <w:t xml:space="preserve">: </w:t>
         </w:r>
       </w:ins>
-      <w:ins w:id="169" w:author="Pascal Heude" w:date="2026-08-03T17:55:00Z">
+      <w:ins w:id="171" w:author="Pascal Heude" w:date="2026-08-03T17:55:00Z">
         <w:r>
           <w:rPr>
             <w:lang w:val="en-US"/>
@@ -11996,7 +12013,7 @@
           <w:t>i</w:t>
         </w:r>
       </w:ins>
-      <w:ins w:id="170" w:author="Pascal Heude" w:date="2026-08-01T19:44:00Z">
+      <w:ins w:id="172" w:author="Pascal Heude" w:date="2026-08-01T19:44:00Z">
         <w:r>
           <w:rPr>
             <w:lang w:val="en-US"/>
@@ -12004,7 +12021,7 @@
           <w:t>f used, t</w:t>
         </w:r>
       </w:ins>
-      <w:del w:id="171" w:author="Pascal Heude" w:date="2026-08-01T19:44:00Z">
+      <w:del w:id="173" w:author="Pascal Heude" w:date="2026-08-01T19:44:00Z">
         <w:r>
           <w:rPr>
             <w:lang w:val="en-US"/>
@@ -12018,7 +12035,7 @@
         </w:rPr>
         <w:t xml:space="preserve">he content </w:t>
       </w:r>
-      <w:ins w:id="172" w:author="Pascal Heude" w:date="2026-08-02T11:01:00Z">
+      <w:ins w:id="174" w:author="Pascal Heude" w:date="2026-08-02T11:01:00Z">
         <w:r>
           <w:rPr>
             <w:lang w:val="en-US"/>
@@ -12026,7 +12043,7 @@
           <w:t>shall be</w:t>
         </w:r>
       </w:ins>
-      <w:del w:id="173" w:author="Pascal Heude" w:date="2026-08-02T11:01:00Z">
+      <w:del w:id="175" w:author="Pascal Heude" w:date="2026-08-02T11:01:00Z">
         <w:r>
           <w:rPr>
             <w:lang w:val="en-US"/>
@@ -12152,9 +12169,9 @@
       <w:pPr>
         <w:pStyle w:val="Titre3"/>
       </w:pPr>
-      <w:bookmarkStart w:id="174" w:name="_Tag_SPLIT_SIZE"/>
-      <w:bookmarkStart w:id="175" w:name="_Toc456106026"/>
-      <w:bookmarkEnd w:id="174"/>
+      <w:bookmarkStart w:id="176" w:name="_Tag_SPLIT_SIZE"/>
+      <w:bookmarkStart w:id="177" w:name="_Toc456106026"/>
+      <w:bookmarkEnd w:id="176"/>
       <w:r>
         <w:rPr>
           <w:lang w:val="en-US"/>
@@ -12164,7 +12181,7 @@
       <w:r>
         <w:t>SIZE</w:t>
       </w:r>
-      <w:bookmarkEnd w:id="175"/>
+      <w:bookmarkEnd w:id="177"/>
     </w:p>
     <w:p>
       <w:pPr>
@@ -12229,22 +12246,7 @@
           <w:lang w:val="en-US"/>
         </w:rPr>
       </w:pPr>
-      <w:ins w:id="176" w:author="Pascal Heude" w:date="2026-08-01T19:45:00Z">
-        <w:r>
-          <w:rPr>
-            <w:b/>
-            <w:color w:val="0070C0"/>
-            <w:lang w:val="en-US"/>
-            <w:rPrChange w:id="177" w:author="Pascal Heude" w:date="2026-08-01T19:46:00Z">
-              <w:rPr>
-                <w:lang w:val="en-US"/>
-              </w:rPr>
-            </w:rPrChange>
-          </w:rPr>
-          <w:t>U</w:t>
-        </w:r>
-      </w:ins>
-      <w:ins w:id="178" w:author="Pascal Heude" w:date="2026-08-01T19:46:00Z">
+      <w:ins w:id="178" w:author="Pascal Heude" w:date="2026-08-01T19:45:00Z">
         <w:r>
           <w:rPr>
             <w:b/>
@@ -12256,201 +12258,216 @@
               </w:rPr>
             </w:rPrChange>
           </w:rPr>
-          <w:t>RQT_18</w:t>
-        </w:r>
-        <w:r>
-          <w:rPr>
-            <w:lang w:val="en-US"/>
-          </w:rPr>
-          <w:t xml:space="preserve">: </w:t>
+          <w:t>U</w:t>
         </w:r>
       </w:ins>
-      <w:ins w:id="180" w:author="Pascal Heude" w:date="2026-08-03T17:55:00Z">
-        <w:r>
-          <w:rPr>
-            <w:lang w:val="en-US"/>
-          </w:rPr>
-          <w:t>i</w:t>
-        </w:r>
-      </w:ins>
-      <w:ins w:id="181" w:author="Pascal Heude" w:date="2026-08-01T19:46:00Z">
-        <w:r>
-          <w:rPr>
-            <w:lang w:val="en-US"/>
-          </w:rPr>
-          <w:t>f used, t</w:t>
-        </w:r>
-      </w:ins>
-      <w:del w:id="182" w:author="Pascal Heude" w:date="2026-08-01T19:46:00Z">
-        <w:r>
-          <w:rPr>
-            <w:lang w:val="en-US"/>
-          </w:rPr>
-          <w:delText>T</w:delText>
-        </w:r>
-      </w:del>
-      <w:r>
-        <w:rPr>
-          <w:lang w:val="en-US"/>
-        </w:rPr>
-        <w:t xml:space="preserve">he content </w:t>
-      </w:r>
-      <w:r>
-        <w:rPr>
-          <w:lang w:val="en-US"/>
-        </w:rPr>
-        <w:t xml:space="preserve">shall be </w:t>
-      </w:r>
-      <w:r>
-        <w:rPr>
-          <w:lang w:val="en-US"/>
-        </w:rPr>
-        <w:t>a list of numbers. The size shall not be lower than 2</w:t>
-      </w:r>
-      <w:r>
-        <w:rPr>
-          <w:vertAlign w:val="subscript"/>
-          <w:lang w:val="en-US"/>
-        </w:rPr>
-        <w:t>10</w:t>
-      </w:r>
-      <w:r>
-        <w:rPr>
-          <w:lang w:val="en-US"/>
-        </w:rPr>
-        <w:t>, or greater</w:t>
-      </w:r>
-      <w:r>
-        <w:rPr>
-          <w:lang w:val="en-US"/>
-        </w:rPr>
-        <w:t xml:space="preserve"> or equal</w:t>
-      </w:r>
-      <w:r>
-        <w:rPr>
-          <w:lang w:val="en-US"/>
-        </w:rPr>
-        <w:t xml:space="preserve"> than </w:t>
-      </w:r>
-      <w:r>
-        <w:rPr>
-          <w:lang w:val="en-US"/>
-        </w:rPr>
-        <w:t>2</w:t>
-      </w:r>
-      <w:r>
-        <w:rPr>
-          <w:vertAlign w:val="superscript"/>
-          <w:lang w:val="en-US"/>
-        </w:rPr>
-        <w:t>31</w:t>
-      </w:r>
-      <w:r>
-        <w:rPr>
-          <w:vertAlign w:val="subscript"/>
-          <w:lang w:val="en-US"/>
-        </w:rPr>
-        <w:t>10</w:t>
-      </w:r>
-      <w:r>
-        <w:rPr>
-          <w:lang w:val="en-US"/>
-        </w:rPr>
-        <w:t>, or an odd number.</w:t>
-      </w:r>
-    </w:p>
-    <w:p>
-      <w:pPr>
-        <w:rPr>
-          <w:lang w:val="en-US"/>
-        </w:rPr>
-      </w:pPr>
-    </w:p>
-    <w:p>
-      <w:pPr>
-        <w:rPr>
-          <w:lang w:val="en-US"/>
-        </w:rPr>
-      </w:pPr>
-      <w:r>
-        <w:rPr>
-          <w:u w:val="single"/>
-          <w:lang w:val="en-US"/>
-        </w:rPr>
-        <w:t>Example</w:t>
-      </w:r>
-      <w:r>
-        <w:rPr>
-          <w:lang w:val="en-US"/>
-        </w:rPr>
-        <w:t>:</w:t>
-      </w:r>
-    </w:p>
-    <w:p>
-      <w:pPr>
-        <w:rPr>
-          <w:lang w:val="en-US"/>
-        </w:rPr>
-      </w:pPr>
-      <w:r>
-        <w:rPr>
-          <w:lang w:val="en-US"/>
-        </w:rPr>
-        <w:lastRenderedPageBreak/>
-        <w:t>&lt;SPLIT_SIZE&gt;10000&lt;/SPLIT_SIZE&gt;</w:t>
-      </w:r>
-    </w:p>
-    <w:p>
-      <w:pPr>
-        <w:rPr>
-          <w:lang w:val="en-US"/>
-        </w:rPr>
-      </w:pPr>
-    </w:p>
-    <w:p>
-      <w:pPr>
-        <w:pStyle w:val="Titre3"/>
-      </w:pPr>
-      <w:bookmarkStart w:id="183" w:name="_Tag_DIRECTORY"/>
-      <w:bookmarkStart w:id="184" w:name="_Toc456106027"/>
-      <w:bookmarkEnd w:id="183"/>
-      <w:r>
-        <w:t>Tag DIRECTORY</w:t>
-      </w:r>
-      <w:bookmarkEnd w:id="184"/>
-    </w:p>
-    <w:p>
-      <w:pPr>
-        <w:rPr>
-          <w:lang w:val="en-US"/>
-        </w:rPr>
-      </w:pPr>
-      <w:r>
-        <w:rPr>
-          <w:lang w:val="en-US"/>
-        </w:rPr>
-        <w:t>This tag is used to indicate the directory where to write header and data files.</w:t>
-      </w:r>
-    </w:p>
-    <w:p>
-      <w:pPr>
-        <w:rPr>
-          <w:moveTo w:id="185" w:author="Pascal Heude" w:date="2026-08-01T19:46:00Z"/>
-          <w:lang w:val="en-US"/>
-        </w:rPr>
-      </w:pPr>
-      <w:ins w:id="186" w:author="Pascal Heude" w:date="2026-08-01T19:46:00Z">
+      <w:ins w:id="180" w:author="Pascal Heude" w:date="2026-08-01T19:46:00Z">
         <w:r>
           <w:rPr>
             <w:b/>
             <w:color w:val="0070C0"/>
             <w:lang w:val="en-US"/>
-            <w:rPrChange w:id="187" w:author="Pascal Heude" w:date="2026-08-01T19:46:00Z">
+            <w:rPrChange w:id="181" w:author="Pascal Heude" w:date="2026-08-01T19:46:00Z">
               <w:rPr>
                 <w:lang w:val="en-US"/>
               </w:rPr>
             </w:rPrChange>
           </w:rPr>
+          <w:t>RQT_18</w:t>
+        </w:r>
+        <w:r>
+          <w:rPr>
+            <w:lang w:val="en-US"/>
+          </w:rPr>
+          <w:t xml:space="preserve">: </w:t>
+        </w:r>
+      </w:ins>
+      <w:ins w:id="182" w:author="Pascal Heude" w:date="2026-08-03T17:55:00Z">
+        <w:r>
+          <w:rPr>
+            <w:lang w:val="en-US"/>
+          </w:rPr>
+          <w:t>i</w:t>
+        </w:r>
+      </w:ins>
+      <w:ins w:id="183" w:author="Pascal Heude" w:date="2026-08-01T19:46:00Z">
+        <w:r>
+          <w:rPr>
+            <w:lang w:val="en-US"/>
+          </w:rPr>
+          <w:t>f used, t</w:t>
+        </w:r>
+      </w:ins>
+      <w:del w:id="184" w:author="Pascal Heude" w:date="2026-08-01T19:46:00Z">
+        <w:r>
+          <w:rPr>
+            <w:lang w:val="en-US"/>
+          </w:rPr>
+          <w:delText>T</w:delText>
+        </w:r>
+      </w:del>
+      <w:r>
+        <w:rPr>
+          <w:lang w:val="en-US"/>
+        </w:rPr>
+        <w:t xml:space="preserve">he content </w:t>
+      </w:r>
+      <w:r>
+        <w:rPr>
+          <w:lang w:val="en-US"/>
+        </w:rPr>
+        <w:t xml:space="preserve">shall be </w:t>
+      </w:r>
+      <w:r>
+        <w:rPr>
+          <w:lang w:val="en-US"/>
+        </w:rPr>
+        <w:t>a list of numbers. The size shall not be lower than 2</w:t>
+      </w:r>
+      <w:r>
+        <w:rPr>
+          <w:vertAlign w:val="subscript"/>
+          <w:lang w:val="en-US"/>
+        </w:rPr>
+        <w:t>10</w:t>
+      </w:r>
+      <w:r>
+        <w:rPr>
+          <w:lang w:val="en-US"/>
+        </w:rPr>
+        <w:t>, or greater</w:t>
+      </w:r>
+      <w:r>
+        <w:rPr>
+          <w:lang w:val="en-US"/>
+        </w:rPr>
+        <w:t xml:space="preserve"> or equal</w:t>
+      </w:r>
+      <w:r>
+        <w:rPr>
+          <w:lang w:val="en-US"/>
+        </w:rPr>
+        <w:t xml:space="preserve"> than </w:t>
+      </w:r>
+      <w:r>
+        <w:rPr>
+          <w:lang w:val="en-US"/>
+        </w:rPr>
+        <w:t>2</w:t>
+      </w:r>
+      <w:r>
+        <w:rPr>
+          <w:vertAlign w:val="superscript"/>
+          <w:lang w:val="en-US"/>
+        </w:rPr>
+        <w:t>31</w:t>
+      </w:r>
+      <w:r>
+        <w:rPr>
+          <w:vertAlign w:val="subscript"/>
+          <w:lang w:val="en-US"/>
+        </w:rPr>
+        <w:t>10</w:t>
+      </w:r>
+      <w:r>
+        <w:rPr>
+          <w:lang w:val="en-US"/>
+        </w:rPr>
+        <w:t>, or an odd number.</w:t>
+      </w:r>
+    </w:p>
+    <w:p>
+      <w:pPr>
+        <w:rPr>
+          <w:lang w:val="en-US"/>
+        </w:rPr>
+      </w:pPr>
+    </w:p>
+    <w:p>
+      <w:pPr>
+        <w:rPr>
+          <w:lang w:val="en-US"/>
+        </w:rPr>
+      </w:pPr>
+      <w:r>
+        <w:rPr>
+          <w:u w:val="single"/>
+          <w:lang w:val="en-US"/>
+        </w:rPr>
+        <w:t>Example</w:t>
+      </w:r>
+      <w:r>
+        <w:rPr>
+          <w:lang w:val="en-US"/>
+        </w:rPr>
+        <w:t>:</w:t>
+      </w:r>
+    </w:p>
+    <w:p>
+      <w:pPr>
+        <w:rPr>
+          <w:lang w:val="en-US"/>
+        </w:rPr>
+      </w:pPr>
+      <w:r>
+        <w:rPr>
+          <w:lang w:val="en-US"/>
+        </w:rPr>
+        <w:lastRenderedPageBreak/>
+        <w:t>&lt;SPLIT_SIZE&gt;10000&lt;/SPLIT_SIZE&gt;</w:t>
+      </w:r>
+    </w:p>
+    <w:p>
+      <w:pPr>
+        <w:rPr>
+          <w:lang w:val="en-US"/>
+        </w:rPr>
+      </w:pPr>
+    </w:p>
+    <w:p>
+      <w:pPr>
+        <w:pStyle w:val="Titre3"/>
+      </w:pPr>
+      <w:bookmarkStart w:id="185" w:name="_Tag_DIRECTORY"/>
+      <w:bookmarkStart w:id="186" w:name="_Toc456106027"/>
+      <w:bookmarkEnd w:id="185"/>
+      <w:r>
+        <w:t>Tag DIRECTORY</w:t>
+      </w:r>
+      <w:bookmarkEnd w:id="186"/>
+    </w:p>
+    <w:p>
+      <w:pPr>
+        <w:rPr>
+          <w:lang w:val="en-US"/>
+        </w:rPr>
+      </w:pPr>
+      <w:r>
+        <w:rPr>
+          <w:lang w:val="en-US"/>
+        </w:rPr>
+        <w:t>This tag is used to indicate the directory where to write header and data files.</w:t>
+      </w:r>
+    </w:p>
+    <w:p>
+      <w:pPr>
+        <w:rPr>
+          <w:moveTo w:id="187" w:author="Pascal Heude" w:date="2026-08-01T19:46:00Z"/>
+          <w:lang w:val="en-US"/>
+        </w:rPr>
+      </w:pPr>
+      <w:ins w:id="188" w:author="Pascal Heude" w:date="2026-08-01T19:46:00Z">
+        <w:r>
+          <w:rPr>
+            <w:b/>
+            <w:color w:val="0070C0"/>
+            <w:lang w:val="en-US"/>
+            <w:rPrChange w:id="189" w:author="Pascal Heude" w:date="2026-08-01T19:46:00Z">
+              <w:rPr>
+                <w:lang w:val="en-US"/>
+              </w:rPr>
+            </w:rPrChange>
+          </w:rPr>
           <w:t>URQT_19</w:t>
         </w:r>
         <w:r>
@@ -12460,7 +12477,7 @@
           <w:t xml:space="preserve">: </w:t>
         </w:r>
       </w:ins>
-      <w:ins w:id="188" w:author="Pascal Heude" w:date="2026-08-03T17:54:00Z">
+      <w:ins w:id="190" w:author="Pascal Heude" w:date="2026-08-03T17:54:00Z">
         <w:r>
           <w:rPr>
             <w:lang w:val="en-US"/>
@@ -12468,9 +12485,9 @@
           <w:t>t</w:t>
         </w:r>
       </w:ins>
-      <w:moveToRangeStart w:id="189" w:author="Pascal Heude" w:date="2026-08-01T19:46:00Z" w:name="move236506022"/>
-      <w:moveTo w:id="190" w:author="Pascal Heude" w:date="2026-08-01T19:46:00Z">
-        <w:del w:id="191" w:author="Pascal Heude" w:date="2026-08-03T17:54:00Z">
+      <w:moveToRangeStart w:id="191" w:author="Pascal Heude" w:date="2026-08-01T19:46:00Z" w:name="move236506022"/>
+      <w:moveTo w:id="192" w:author="Pascal Heude" w:date="2026-08-01T19:46:00Z">
+        <w:del w:id="193" w:author="Pascal Heude" w:date="2026-08-03T17:54:00Z">
           <w:r>
             <w:rPr>
               <w:lang w:val="en-US"/>
@@ -12484,7 +12501,7 @@
           </w:rPr>
           <w:t xml:space="preserve">his tag </w:t>
         </w:r>
-        <w:del w:id="192" w:author="Pascal Heude" w:date="2026-08-01T19:47:00Z">
+        <w:del w:id="194" w:author="Pascal Heude" w:date="2026-08-01T19:47:00Z">
           <w:r>
             <w:rPr>
               <w:lang w:val="en-US"/>
@@ -12493,7 +12510,7 @@
           </w:r>
         </w:del>
       </w:moveTo>
-      <w:ins w:id="193" w:author="Pascal Heude" w:date="2026-08-01T19:47:00Z">
+      <w:ins w:id="195" w:author="Pascal Heude" w:date="2026-08-01T19:47:00Z">
         <w:r>
           <w:rPr>
             <w:lang w:val="en-US"/>
@@ -12501,7 +12518,7 @@
           <w:t>shall be</w:t>
         </w:r>
       </w:ins>
-      <w:moveTo w:id="194" w:author="Pascal Heude" w:date="2026-08-01T19:46:00Z">
+      <w:moveTo w:id="196" w:author="Pascal Heude" w:date="2026-08-01T19:46:00Z">
         <w:r>
           <w:rPr>
             <w:lang w:val="en-US"/>
@@ -12510,14 +12527,14 @@
         </w:r>
       </w:moveTo>
     </w:p>
-    <w:moveToRangeEnd w:id="189"/>
-    <w:p>
-      <w:pPr>
-        <w:rPr>
-          <w:lang w:val="en-US"/>
-        </w:rPr>
-      </w:pPr>
-      <w:ins w:id="195" w:author="Pascal Heude" w:date="2026-08-01T19:47:00Z">
+    <w:moveToRangeEnd w:id="191"/>
+    <w:p>
+      <w:pPr>
+        <w:rPr>
+          <w:lang w:val="en-US"/>
+        </w:rPr>
+      </w:pPr>
+      <w:ins w:id="197" w:author="Pascal Heude" w:date="2026-08-01T19:47:00Z">
         <w:r>
           <w:rPr>
             <w:b/>
@@ -12541,7 +12558,7 @@
           <w:t>: t</w:t>
         </w:r>
       </w:ins>
-      <w:del w:id="196" w:author="Pascal Heude" w:date="2026-08-01T19:47:00Z">
+      <w:del w:id="198" w:author="Pascal Heude" w:date="2026-08-01T19:47:00Z">
         <w:r>
           <w:rPr>
             <w:lang w:val="en-US"/>
@@ -12579,7 +12596,7 @@
         </w:rPr>
         <w:t xml:space="preserve"> relative </w:t>
       </w:r>
-      <w:del w:id="197" w:author="Pascal Heude" w:date="2026-07-29T22:51:00Z">
+      <w:del w:id="199" w:author="Pascal Heude" w:date="2026-07-29T22:51:00Z">
         <w:r>
           <w:rPr>
             <w:lang w:val="en-US"/>
@@ -12597,12 +12614,12 @@
     <w:p>
       <w:pPr>
         <w:rPr>
-          <w:moveFrom w:id="198" w:author="Pascal Heude" w:date="2026-08-01T19:46:00Z"/>
-          <w:lang w:val="en-US"/>
-        </w:rPr>
-      </w:pPr>
-      <w:moveFromRangeStart w:id="199" w:author="Pascal Heude" w:date="2026-08-01T19:46:00Z" w:name="move236506022"/>
-      <w:moveFrom w:id="200" w:author="Pascal Heude" w:date="2026-08-01T19:46:00Z">
+          <w:moveFrom w:id="200" w:author="Pascal Heude" w:date="2026-08-01T19:46:00Z"/>
+          <w:lang w:val="en-US"/>
+        </w:rPr>
+      </w:pPr>
+      <w:moveFromRangeStart w:id="201" w:author="Pascal Heude" w:date="2026-08-01T19:46:00Z" w:name="move236506022"/>
+      <w:moveFrom w:id="202" w:author="Pascal Heude" w:date="2026-08-01T19:46:00Z">
         <w:r>
           <w:rPr>
             <w:lang w:val="en-US"/>
@@ -12611,7 +12628,7 @@
         </w:r>
       </w:moveFrom>
     </w:p>
-    <w:moveFromRangeEnd w:id="199"/>
+    <w:moveFromRangeEnd w:id="201"/>
     <w:p>
       <w:pPr>
         <w:rPr>
@@ -12624,7 +12641,7 @@
         </w:rPr>
         <w:t xml:space="preserve">If the directory does not exist, it </w:t>
       </w:r>
-      <w:del w:id="201" w:author="Pascal Heude" w:date="2026-07-29T22:52:00Z">
+      <w:del w:id="203" w:author="Pascal Heude" w:date="2026-07-29T22:52:00Z">
         <w:r>
           <w:rPr>
             <w:lang w:val="en-US"/>
@@ -12632,7 +12649,7 @@
           <w:delText xml:space="preserve">shall </w:delText>
         </w:r>
       </w:del>
-      <w:ins w:id="202" w:author="Pascal Heude" w:date="2026-07-29T22:52:00Z">
+      <w:ins w:id="204" w:author="Pascal Heude" w:date="2026-07-29T22:52:00Z">
         <w:r>
           <w:rPr>
             <w:lang w:val="en-US"/>
@@ -12652,7 +12669,7 @@
         </w:rPr>
         <w:t xml:space="preserve">already </w:t>
       </w:r>
-      <w:del w:id="203" w:author="Pascal Heude" w:date="2026-07-29T22:52:00Z">
+      <w:del w:id="205" w:author="Pascal Heude" w:date="2026-07-29T22:52:00Z">
         <w:r>
           <w:rPr>
             <w:lang w:val="en-US"/>
@@ -12666,7 +12683,7 @@
         </w:rPr>
         <w:t>files</w:t>
       </w:r>
-      <w:ins w:id="204" w:author="Pascal Heude" w:date="2026-07-29T22:52:00Z">
+      <w:ins w:id="206" w:author="Pascal Heude" w:date="2026-07-29T22:52:00Z">
         <w:r>
           <w:rPr>
             <w:lang w:val="en-US"/>
@@ -12680,7 +12697,7 @@
         </w:rPr>
         <w:t xml:space="preserve">, </w:t>
       </w:r>
-      <w:del w:id="205" w:author="Pascal Heude" w:date="2026-07-29T22:52:00Z">
+      <w:del w:id="207" w:author="Pascal Heude" w:date="2026-07-29T22:52:00Z">
         <w:r>
           <w:rPr>
             <w:lang w:val="en-US"/>
@@ -12706,7 +12723,7 @@
           <w:delText>Generate</w:delText>
         </w:r>
       </w:del>
-      <w:ins w:id="206" w:author="Pascal Heude" w:date="2026-07-29T22:52:00Z">
+      <w:ins w:id="208" w:author="Pascal Heude" w:date="2026-07-29T22:52:00Z">
         <w:r>
           <w:rPr>
             <w:lang w:val="en-US"/>
@@ -12772,13 +12789,13 @@
       <w:pPr>
         <w:pStyle w:val="Titre3"/>
       </w:pPr>
-      <w:bookmarkStart w:id="207" w:name="_Tag_THW_ID_LIST"/>
-      <w:bookmarkStart w:id="208" w:name="_Toc456106028"/>
-      <w:bookmarkEnd w:id="207"/>
+      <w:bookmarkStart w:id="209" w:name="_Tag_THW_ID_LIST"/>
+      <w:bookmarkStart w:id="210" w:name="_Toc456106028"/>
+      <w:bookmarkEnd w:id="209"/>
       <w:r>
         <w:t>Tag THW_ID_LIST</w:t>
       </w:r>
-      <w:bookmarkEnd w:id="208"/>
+      <w:bookmarkEnd w:id="210"/>
     </w:p>
     <w:p>
       <w:pPr>
@@ -12871,8 +12888,8 @@
           <w:lang w:val="en-US"/>
         </w:rPr>
       </w:pPr>
-      <w:bookmarkStart w:id="209" w:name="_Tag_THW_ID"/>
-      <w:bookmarkEnd w:id="209"/>
+      <w:bookmarkStart w:id="211" w:name="_Tag_THW_ID"/>
+      <w:bookmarkEnd w:id="211"/>
       <w:r>
         <w:rPr>
           <w:lang w:val="en-US"/>
@@ -12907,11 +12924,11 @@
     <w:p>
       <w:pPr>
         <w:rPr>
-          <w:moveTo w:id="210" w:author="Pascal Heude" w:date="2026-08-01T19:48:00Z"/>
-          <w:lang w:val="en-US"/>
-        </w:rPr>
-      </w:pPr>
-      <w:ins w:id="211" w:author="Pascal Heude" w:date="2026-08-01T19:48:00Z">
+          <w:moveTo w:id="212" w:author="Pascal Heude" w:date="2026-08-01T19:48:00Z"/>
+          <w:lang w:val="en-US"/>
+        </w:rPr>
+      </w:pPr>
+      <w:ins w:id="213" w:author="Pascal Heude" w:date="2026-08-01T19:48:00Z">
         <w:r>
           <w:rPr>
             <w:b/>
@@ -12935,9 +12952,9 @@
           <w:t xml:space="preserve">: </w:t>
         </w:r>
       </w:ins>
-      <w:moveToRangeStart w:id="212" w:author="Pascal Heude" w:date="2026-08-01T19:48:00Z" w:name="move236506110"/>
-      <w:moveTo w:id="213" w:author="Pascal Heude" w:date="2026-08-01T19:48:00Z">
-        <w:del w:id="214" w:author="Pascal Heude" w:date="2026-08-01T19:48:00Z">
+      <w:moveToRangeStart w:id="214" w:author="Pascal Heude" w:date="2026-08-01T19:48:00Z" w:name="move236506110"/>
+      <w:moveTo w:id="215" w:author="Pascal Heude" w:date="2026-08-01T19:48:00Z">
+        <w:del w:id="216" w:author="Pascal Heude" w:date="2026-08-01T19:48:00Z">
           <w:r>
             <w:rPr>
               <w:lang w:val="en-US"/>
@@ -12946,7 +12963,7 @@
           </w:r>
         </w:del>
       </w:moveTo>
-      <w:ins w:id="215" w:author="Pascal Heude" w:date="2026-08-01T19:48:00Z">
+      <w:ins w:id="217" w:author="Pascal Heude" w:date="2026-08-01T19:48:00Z">
         <w:r>
           <w:rPr>
             <w:lang w:val="en-US"/>
@@ -12954,14 +12971,14 @@
           <w:t>t</w:t>
         </w:r>
       </w:ins>
-      <w:moveTo w:id="216" w:author="Pascal Heude" w:date="2026-08-01T19:48:00Z">
+      <w:moveTo w:id="218" w:author="Pascal Heude" w:date="2026-08-01T19:48:00Z">
         <w:r>
           <w:rPr>
             <w:lang w:val="en-US"/>
           </w:rPr>
           <w:t xml:space="preserve">he attribute </w:t>
         </w:r>
-        <w:del w:id="217" w:author="Pascal Heude" w:date="2026-08-01T19:48:00Z">
+        <w:del w:id="219" w:author="Pascal Heude" w:date="2026-08-01T19:48:00Z">
           <w:r>
             <w:rPr>
               <w:lang w:val="en-US"/>
@@ -12970,7 +12987,7 @@
           </w:r>
         </w:del>
       </w:moveTo>
-      <w:ins w:id="218" w:author="Pascal Heude" w:date="2026-08-01T19:48:00Z">
+      <w:ins w:id="220" w:author="Pascal Heude" w:date="2026-08-01T19:48:00Z">
         <w:r>
           <w:rPr>
             <w:lang w:val="en-US"/>
@@ -12978,7 +12995,7 @@
           <w:t>shall be</w:t>
         </w:r>
       </w:ins>
-      <w:moveTo w:id="219" w:author="Pascal Heude" w:date="2026-08-01T19:48:00Z">
+      <w:moveTo w:id="221" w:author="Pascal Heude" w:date="2026-08-01T19:48:00Z">
         <w:r>
           <w:rPr>
             <w:lang w:val="en-US"/>
@@ -12987,14 +13004,14 @@
         </w:r>
       </w:moveTo>
     </w:p>
-    <w:moveToRangeEnd w:id="212"/>
-    <w:p>
-      <w:pPr>
-        <w:rPr>
-          <w:lang w:val="en-US"/>
-        </w:rPr>
-      </w:pPr>
-      <w:ins w:id="220" w:author="Pascal Heude" w:date="2026-08-01T19:48:00Z">
+    <w:moveToRangeEnd w:id="214"/>
+    <w:p>
+      <w:pPr>
+        <w:rPr>
+          <w:lang w:val="en-US"/>
+        </w:rPr>
+      </w:pPr>
+      <w:ins w:id="222" w:author="Pascal Heude" w:date="2026-08-01T19:48:00Z">
         <w:r>
           <w:rPr>
             <w:b/>
@@ -13018,7 +13035,7 @@
           <w:t xml:space="preserve">: </w:t>
         </w:r>
       </w:ins>
-      <w:del w:id="221" w:author="Pascal Heude" w:date="2026-08-03T17:54:00Z">
+      <w:del w:id="223" w:author="Pascal Heude" w:date="2026-08-03T17:54:00Z">
         <w:r>
           <w:rPr>
             <w:lang w:val="en-US"/>
@@ -13026,7 +13043,7 @@
           <w:delText>T</w:delText>
         </w:r>
       </w:del>
-      <w:ins w:id="222" w:author="Pascal Heude" w:date="2026-08-03T17:54:00Z">
+      <w:ins w:id="224" w:author="Pascal Heude" w:date="2026-08-03T17:54:00Z">
         <w:r>
           <w:rPr>
             <w:lang w:val="en-US"/>
@@ -13050,12 +13067,12 @@
     <w:p>
       <w:pPr>
         <w:rPr>
-          <w:moveFrom w:id="223" w:author="Pascal Heude" w:date="2026-08-01T19:48:00Z"/>
-          <w:lang w:val="en-US"/>
-        </w:rPr>
-      </w:pPr>
-      <w:moveFromRangeStart w:id="224" w:author="Pascal Heude" w:date="2026-08-01T19:48:00Z" w:name="move236506110"/>
-      <w:moveFrom w:id="225" w:author="Pascal Heude" w:date="2026-08-01T19:48:00Z">
+          <w:moveFrom w:id="225" w:author="Pascal Heude" w:date="2026-08-01T19:48:00Z"/>
+          <w:lang w:val="en-US"/>
+        </w:rPr>
+      </w:pPr>
+      <w:moveFromRangeStart w:id="226" w:author="Pascal Heude" w:date="2026-08-01T19:48:00Z" w:name="move236506110"/>
+      <w:moveFrom w:id="227" w:author="Pascal Heude" w:date="2026-08-01T19:48:00Z">
         <w:r>
           <w:rPr>
             <w:lang w:val="en-US"/>
@@ -13070,7 +13087,7 @@
         </w:r>
       </w:moveFrom>
     </w:p>
-    <w:moveFromRangeEnd w:id="224"/>
+    <w:moveFromRangeEnd w:id="226"/>
     <w:p>
       <w:pPr>
         <w:rPr>
@@ -13146,13 +13163,13 @@
       <w:pPr>
         <w:pStyle w:val="Titre3"/>
       </w:pPr>
-      <w:bookmarkStart w:id="226" w:name="_Tag_THW_ID_1"/>
-      <w:bookmarkStart w:id="227" w:name="_Toc456106029"/>
-      <w:bookmarkEnd w:id="226"/>
+      <w:bookmarkStart w:id="228" w:name="_Tag_THW_ID_1"/>
+      <w:bookmarkStart w:id="229" w:name="_Toc456106029"/>
+      <w:bookmarkEnd w:id="228"/>
       <w:r>
         <w:t>Tag THW_ID</w:t>
       </w:r>
-      <w:bookmarkEnd w:id="227"/>
+      <w:bookmarkEnd w:id="229"/>
     </w:p>
     <w:p>
       <w:pPr>
@@ -13206,17 +13223,17 @@
     <w:p>
       <w:pPr>
         <w:rPr>
-          <w:moveTo w:id="228" w:author="Pascal Heude" w:date="2026-08-01T21:11:00Z"/>
-          <w:lang w:val="en-US"/>
-        </w:rPr>
-      </w:pPr>
-      <w:ins w:id="229" w:author="Pascal Heude" w:date="2026-08-01T21:11:00Z">
+          <w:moveTo w:id="230" w:author="Pascal Heude" w:date="2026-08-01T21:11:00Z"/>
+          <w:lang w:val="en-US"/>
+        </w:rPr>
+      </w:pPr>
+      <w:ins w:id="231" w:author="Pascal Heude" w:date="2026-08-01T21:11:00Z">
         <w:r>
           <w:rPr>
             <w:b/>
             <w:color w:val="0070C0"/>
             <w:lang w:val="en-US"/>
-            <w:rPrChange w:id="230" w:author="Pascal Heude" w:date="2026-08-01T21:11:00Z">
+            <w:rPrChange w:id="232" w:author="Pascal Heude" w:date="2026-08-01T21:11:00Z">
               <w:rPr>
                 <w:lang w:val="en-US"/>
               </w:rPr>
@@ -13231,9 +13248,9 @@
           <w:t xml:space="preserve">: </w:t>
         </w:r>
       </w:ins>
-      <w:moveToRangeStart w:id="231" w:author="Pascal Heude" w:date="2026-08-01T21:11:00Z" w:name="move236511099"/>
-      <w:moveTo w:id="232" w:author="Pascal Heude" w:date="2026-08-01T21:11:00Z">
-        <w:del w:id="233" w:author="Pascal Heude" w:date="2026-08-03T17:54:00Z">
+      <w:moveToRangeStart w:id="233" w:author="Pascal Heude" w:date="2026-08-01T21:11:00Z" w:name="move236511099"/>
+      <w:moveTo w:id="234" w:author="Pascal Heude" w:date="2026-08-01T21:11:00Z">
+        <w:del w:id="235" w:author="Pascal Heude" w:date="2026-08-03T17:54:00Z">
           <w:r>
             <w:rPr>
               <w:lang w:val="en-US"/>
@@ -13242,7 +13259,7 @@
           </w:r>
         </w:del>
       </w:moveTo>
-      <w:ins w:id="234" w:author="Pascal Heude" w:date="2026-08-03T17:54:00Z">
+      <w:ins w:id="236" w:author="Pascal Heude" w:date="2026-08-03T17:54:00Z">
         <w:r>
           <w:rPr>
             <w:lang w:val="en-US"/>
@@ -13250,14 +13267,14 @@
           <w:t>t</w:t>
         </w:r>
       </w:ins>
-      <w:moveTo w:id="235" w:author="Pascal Heude" w:date="2026-08-01T21:11:00Z">
+      <w:moveTo w:id="237" w:author="Pascal Heude" w:date="2026-08-01T21:11:00Z">
         <w:r>
           <w:rPr>
             <w:lang w:val="en-US"/>
           </w:rPr>
           <w:t xml:space="preserve">his tag </w:t>
         </w:r>
-        <w:del w:id="236" w:author="Pascal Heude" w:date="2026-08-01T21:12:00Z">
+        <w:del w:id="238" w:author="Pascal Heude" w:date="2026-08-01T21:12:00Z">
           <w:r>
             <w:rPr>
               <w:lang w:val="en-US"/>
@@ -13266,7 +13283,7 @@
           </w:r>
         </w:del>
       </w:moveTo>
-      <w:ins w:id="237" w:author="Pascal Heude" w:date="2026-08-01T21:12:00Z">
+      <w:ins w:id="239" w:author="Pascal Heude" w:date="2026-08-01T21:12:00Z">
         <w:r>
           <w:rPr>
             <w:lang w:val="en-US"/>
@@ -13274,7 +13291,7 @@
           <w:t>shall be</w:t>
         </w:r>
       </w:ins>
-      <w:moveTo w:id="238" w:author="Pascal Heude" w:date="2026-08-01T21:11:00Z">
+      <w:moveTo w:id="240" w:author="Pascal Heude" w:date="2026-08-01T21:11:00Z">
         <w:r>
           <w:rPr>
             <w:lang w:val="en-US"/>
@@ -13324,20 +13341,20 @@
         </w:r>
       </w:moveTo>
     </w:p>
-    <w:moveToRangeEnd w:id="231"/>
-    <w:p>
-      <w:pPr>
-        <w:rPr>
-          <w:lang w:val="en-US"/>
-        </w:rPr>
-      </w:pPr>
-      <w:ins w:id="239" w:author="Pascal Heude" w:date="2026-08-01T21:11:00Z">
+    <w:moveToRangeEnd w:id="233"/>
+    <w:p>
+      <w:pPr>
+        <w:rPr>
+          <w:lang w:val="en-US"/>
+        </w:rPr>
+      </w:pPr>
+      <w:ins w:id="241" w:author="Pascal Heude" w:date="2026-08-01T21:11:00Z">
         <w:r>
           <w:rPr>
             <w:b/>
             <w:color w:val="0070C0"/>
             <w:lang w:val="en-US"/>
-            <w:rPrChange w:id="240" w:author="Pascal Heude" w:date="2026-08-01T21:11:00Z">
+            <w:rPrChange w:id="242" w:author="Pascal Heude" w:date="2026-08-01T21:11:00Z">
               <w:rPr>
                 <w:lang w:val="en-US"/>
               </w:rPr>
@@ -13352,7 +13369,7 @@
           <w:t xml:space="preserve">: </w:t>
         </w:r>
       </w:ins>
-      <w:ins w:id="241" w:author="Pascal Heude" w:date="2026-08-03T17:54:00Z">
+      <w:ins w:id="243" w:author="Pascal Heude" w:date="2026-08-03T17:54:00Z">
         <w:r>
           <w:rPr>
             <w:lang w:val="en-US"/>
@@ -13360,7 +13377,7 @@
           <w:t>t</w:t>
         </w:r>
       </w:ins>
-      <w:del w:id="242" w:author="Pascal Heude" w:date="2026-08-03T17:54:00Z">
+      <w:del w:id="244" w:author="Pascal Heude" w:date="2026-08-03T17:54:00Z">
         <w:r>
           <w:rPr>
             <w:lang w:val="en-US"/>
@@ -13378,12 +13395,12 @@
     <w:p>
       <w:pPr>
         <w:rPr>
-          <w:moveFrom w:id="243" w:author="Pascal Heude" w:date="2026-08-01T21:11:00Z"/>
-          <w:lang w:val="en-US"/>
-        </w:rPr>
-      </w:pPr>
-      <w:moveFromRangeStart w:id="244" w:author="Pascal Heude" w:date="2026-08-01T21:11:00Z" w:name="move236511099"/>
-      <w:moveFrom w:id="245" w:author="Pascal Heude" w:date="2026-08-01T21:11:00Z">
+          <w:moveFrom w:id="245" w:author="Pascal Heude" w:date="2026-08-01T21:11:00Z"/>
+          <w:lang w:val="en-US"/>
+        </w:rPr>
+      </w:pPr>
+      <w:moveFromRangeStart w:id="246" w:author="Pascal Heude" w:date="2026-08-01T21:11:00Z" w:name="move236511099"/>
+      <w:moveFrom w:id="247" w:author="Pascal Heude" w:date="2026-08-01T21:11:00Z">
         <w:r>
           <w:rPr>
             <w:lang w:val="en-US"/>
@@ -13445,7 +13462,7 @@
         </w:r>
       </w:moveFrom>
     </w:p>
-    <w:moveFromRangeEnd w:id="244"/>
+    <w:moveFromRangeEnd w:id="246"/>
     <w:p>
       <w:pPr>
         <w:rPr>
@@ -13623,13 +13640,13 @@
       <w:pPr>
         <w:pStyle w:val="Titre3"/>
       </w:pPr>
-      <w:bookmarkStart w:id="246" w:name="_Tag_SUPPORT_FILE_LIST"/>
-      <w:bookmarkStart w:id="247" w:name="_Toc456106030"/>
-      <w:bookmarkEnd w:id="246"/>
+      <w:bookmarkStart w:id="248" w:name="_Tag_SUPPORT_FILE_LIST"/>
+      <w:bookmarkStart w:id="249" w:name="_Toc456106030"/>
+      <w:bookmarkEnd w:id="248"/>
       <w:r>
         <w:t>Tag SUPPORT_FILE_LIST</w:t>
       </w:r>
-      <w:bookmarkEnd w:id="247"/>
+      <w:bookmarkEnd w:id="249"/>
     </w:p>
     <w:p>
       <w:pPr>
@@ -13659,20 +13676,20 @@
     <w:p>
       <w:pPr>
         <w:rPr>
-          <w:moveTo w:id="248" w:author="Pascal Heude" w:date="2026-08-03T17:51:00Z"/>
+          <w:moveTo w:id="250" w:author="Pascal Heude" w:date="2026-08-03T17:51:00Z"/>
           <w:b/>
           <w:color w:val="0070C0"/>
           <w:lang w:val="en-US"/>
-          <w:rPrChange w:id="249" w:author="Pascal Heude" w:date="2026-08-03T17:52:00Z">
+          <w:rPrChange w:id="251" w:author="Pascal Heude" w:date="2026-08-03T17:52:00Z">
             <w:rPr>
-              <w:moveTo w:id="250" w:author="Pascal Heude" w:date="2026-08-03T17:51:00Z"/>
+              <w:moveTo w:id="252" w:author="Pascal Heude" w:date="2026-08-03T17:51:00Z"/>
               <w:lang w:val="en-US"/>
             </w:rPr>
           </w:rPrChange>
         </w:rPr>
       </w:pPr>
-      <w:moveToRangeStart w:id="251" w:author="Pascal Heude" w:date="2026-08-03T17:51:00Z" w:name="move236671916"/>
-      <w:moveTo w:id="252" w:author="Pascal Heude" w:date="2026-08-03T17:51:00Z">
+      <w:moveToRangeStart w:id="253" w:author="Pascal Heude" w:date="2026-08-03T17:51:00Z" w:name="move236671916"/>
+      <w:moveTo w:id="254" w:author="Pascal Heude" w:date="2026-08-03T17:51:00Z">
         <w:r>
           <w:rPr>
             <w:lang w:val="en-US"/>
@@ -13681,20 +13698,20 @@
         </w:r>
       </w:moveTo>
     </w:p>
-    <w:moveToRangeEnd w:id="251"/>
-    <w:p>
-      <w:pPr>
-        <w:rPr>
-          <w:lang w:val="en-US"/>
-        </w:rPr>
-      </w:pPr>
-      <w:ins w:id="253" w:author="Pascal Heude" w:date="2026-08-03T17:51:00Z">
+    <w:moveToRangeEnd w:id="253"/>
+    <w:p>
+      <w:pPr>
+        <w:rPr>
+          <w:lang w:val="en-US"/>
+        </w:rPr>
+      </w:pPr>
+      <w:ins w:id="255" w:author="Pascal Heude" w:date="2026-08-03T17:51:00Z">
         <w:r>
           <w:rPr>
             <w:b/>
             <w:color w:val="0070C0"/>
             <w:lang w:val="en-US"/>
-            <w:rPrChange w:id="254" w:author="Pascal Heude" w:date="2026-08-03T17:52:00Z">
+            <w:rPrChange w:id="256" w:author="Pascal Heude" w:date="2026-08-03T17:52:00Z">
               <w:rPr>
                 <w:lang w:val="en-US"/>
               </w:rPr>
@@ -13709,7 +13726,7 @@
           <w:t xml:space="preserve">: </w:t>
         </w:r>
       </w:ins>
-      <w:del w:id="255" w:author="Pascal Heude" w:date="2026-08-03T17:54:00Z">
+      <w:del w:id="257" w:author="Pascal Heude" w:date="2026-08-03T17:54:00Z">
         <w:r>
           <w:rPr>
             <w:lang w:val="en-US"/>
@@ -13717,7 +13734,7 @@
           <w:delText>T</w:delText>
         </w:r>
       </w:del>
-      <w:ins w:id="256" w:author="Pascal Heude" w:date="2026-08-03T17:54:00Z">
+      <w:ins w:id="258" w:author="Pascal Heude" w:date="2026-08-03T17:54:00Z">
         <w:r>
           <w:rPr>
             <w:lang w:val="en-US"/>
@@ -13750,12 +13767,12 @@
     <w:p>
       <w:pPr>
         <w:rPr>
-          <w:moveFrom w:id="257" w:author="Pascal Heude" w:date="2026-08-03T17:51:00Z"/>
-          <w:lang w:val="en-US"/>
-        </w:rPr>
-      </w:pPr>
-      <w:moveFromRangeStart w:id="258" w:author="Pascal Heude" w:date="2026-08-03T17:51:00Z" w:name="move236671916"/>
-      <w:moveFrom w:id="259" w:author="Pascal Heude" w:date="2026-08-03T17:51:00Z">
+          <w:moveFrom w:id="259" w:author="Pascal Heude" w:date="2026-08-03T17:51:00Z"/>
+          <w:lang w:val="en-US"/>
+        </w:rPr>
+      </w:pPr>
+      <w:moveFromRangeStart w:id="260" w:author="Pascal Heude" w:date="2026-08-03T17:51:00Z" w:name="move236671916"/>
+      <w:moveFrom w:id="261" w:author="Pascal Heude" w:date="2026-08-03T17:51:00Z">
         <w:r>
           <w:rPr>
             <w:lang w:val="en-US"/>
@@ -13764,7 +13781,7 @@
         </w:r>
       </w:moveFrom>
     </w:p>
-    <w:moveFromRangeEnd w:id="258"/>
+    <w:moveFromRangeEnd w:id="260"/>
     <w:p>
       <w:pPr>
         <w:rPr>
@@ -13860,15 +13877,18 @@
           <w:numId w:val="22"/>
         </w:numPr>
         <w:rPr>
-          <w:lang w:val="en-US"/>
-        </w:rPr>
-      </w:pPr>
-      <w:r>
-        <w:rPr>
-          <w:lang w:val="en-US"/>
-        </w:rPr>
-        <w:t>MD5</w:t>
-      </w:r>
+          <w:ins w:id="262" w:author="Pascal Heude" w:date="2026-08-09T16:40:00Z"/>
+          <w:lang w:val="en-US"/>
+        </w:rPr>
+      </w:pPr>
+      <w:ins w:id="263" w:author="Pascal Heude" w:date="2026-08-09T16:40:00Z">
+        <w:r>
+          <w:rPr>
+            <w:lang w:val="en-US"/>
+          </w:rPr>
+          <w:t>CRC64</w:t>
+        </w:r>
+      </w:ins>
     </w:p>
     <w:p>
       <w:pPr>
@@ -13885,7 +13905,7 @@
         <w:rPr>
           <w:lang w:val="en-US"/>
         </w:rPr>
-        <w:t>SHA-1</w:t>
+        <w:t>MD5</w:t>
       </w:r>
     </w:p>
     <w:p>
@@ -13903,6 +13923,24 @@
         <w:rPr>
           <w:lang w:val="en-US"/>
         </w:rPr>
+        <w:t>SHA-1</w:t>
+      </w:r>
+    </w:p>
+    <w:p>
+      <w:pPr>
+        <w:pStyle w:val="Paragraphedeliste"/>
+        <w:numPr>
+          <w:ilvl w:val="0"/>
+          <w:numId w:val="22"/>
+        </w:numPr>
+        <w:rPr>
+          <w:lang w:val="en-US"/>
+        </w:rPr>
+      </w:pPr>
+      <w:r>
+        <w:rPr>
+          <w:lang w:val="en-US"/>
+        </w:rPr>
         <w:t>Any other : no integrity check</w:t>
       </w:r>
     </w:p>
@@ -13942,11 +13980,11 @@
     <w:p>
       <w:pPr>
         <w:rPr>
-          <w:moveTo w:id="260" w:author="Pascal Heude" w:date="2026-08-01T21:12:00Z"/>
-          <w:lang w:val="en-US"/>
-        </w:rPr>
-      </w:pPr>
-      <w:ins w:id="261" w:author="Pascal Heude" w:date="2026-08-01T21:13:00Z">
+          <w:moveTo w:id="264" w:author="Pascal Heude" w:date="2026-08-01T21:12:00Z"/>
+          <w:lang w:val="en-US"/>
+        </w:rPr>
+      </w:pPr>
+      <w:ins w:id="265" w:author="Pascal Heude" w:date="2026-08-01T21:13:00Z">
         <w:r>
           <w:rPr>
             <w:b/>
@@ -13956,7 +13994,7 @@
           <w:t>URQT_</w:t>
         </w:r>
       </w:ins>
-      <w:ins w:id="262" w:author="Pascal Heude" w:date="2026-08-01T22:10:00Z">
+      <w:ins w:id="266" w:author="Pascal Heude" w:date="2026-08-01T22:10:00Z">
         <w:r>
           <w:rPr>
             <w:b/>
@@ -13966,7 +14004,7 @@
           <w:t>2</w:t>
         </w:r>
       </w:ins>
-      <w:ins w:id="263" w:author="Pascal Heude" w:date="2026-08-03T17:52:00Z">
+      <w:ins w:id="267" w:author="Pascal Heude" w:date="2026-08-03T17:52:00Z">
         <w:r>
           <w:rPr>
             <w:b/>
@@ -13976,9 +14014,9 @@
           <w:t>6</w:t>
         </w:r>
       </w:ins>
-      <w:moveToRangeStart w:id="264" w:author="Pascal Heude" w:date="2026-08-01T21:12:00Z" w:name="move236511174"/>
-      <w:moveTo w:id="265" w:author="Pascal Heude" w:date="2026-08-01T21:12:00Z">
-        <w:del w:id="266" w:author="Pascal Heude" w:date="2026-08-01T21:13:00Z">
+      <w:moveToRangeStart w:id="268" w:author="Pascal Heude" w:date="2026-08-01T21:12:00Z" w:name="move236511174"/>
+      <w:moveTo w:id="269" w:author="Pascal Heude" w:date="2026-08-01T21:12:00Z">
+        <w:del w:id="270" w:author="Pascal Heude" w:date="2026-08-01T21:13:00Z">
           <w:r>
             <w:rPr>
               <w:lang w:val="en-US"/>
@@ -13987,7 +14025,7 @@
           </w:r>
         </w:del>
       </w:moveTo>
-      <w:ins w:id="267" w:author="Pascal Heude" w:date="2026-08-01T21:13:00Z">
+      <w:ins w:id="271" w:author="Pascal Heude" w:date="2026-08-01T21:13:00Z">
         <w:r>
           <w:rPr>
             <w:lang w:val="en-US"/>
@@ -13995,14 +14033,14 @@
           <w:t>: t</w:t>
         </w:r>
       </w:ins>
-      <w:moveTo w:id="268" w:author="Pascal Heude" w:date="2026-08-01T21:12:00Z">
+      <w:moveTo w:id="272" w:author="Pascal Heude" w:date="2026-08-01T21:12:00Z">
         <w:r>
           <w:rPr>
             <w:lang w:val="en-US"/>
           </w:rPr>
           <w:t xml:space="preserve">he attribute </w:t>
         </w:r>
-        <w:del w:id="269" w:author="Pascal Heude" w:date="2026-08-01T21:13:00Z">
+        <w:del w:id="273" w:author="Pascal Heude" w:date="2026-08-01T21:13:00Z">
           <w:r>
             <w:rPr>
               <w:lang w:val="en-US"/>
@@ -14011,7 +14049,7 @@
           </w:r>
         </w:del>
       </w:moveTo>
-      <w:ins w:id="270" w:author="Pascal Heude" w:date="2026-08-01T21:13:00Z">
+      <w:ins w:id="274" w:author="Pascal Heude" w:date="2026-08-01T21:13:00Z">
         <w:r>
           <w:rPr>
             <w:lang w:val="en-US"/>
@@ -14019,7 +14057,7 @@
           <w:t>shall be</w:t>
         </w:r>
       </w:ins>
-      <w:moveTo w:id="271" w:author="Pascal Heude" w:date="2026-08-01T21:12:00Z">
+      <w:moveTo w:id="275" w:author="Pascal Heude" w:date="2026-08-01T21:12:00Z">
         <w:r>
           <w:rPr>
             <w:lang w:val="en-US"/>
@@ -14028,20 +14066,20 @@
         </w:r>
       </w:moveTo>
     </w:p>
-    <w:moveToRangeEnd w:id="264"/>
-    <w:p>
-      <w:pPr>
-        <w:rPr>
-          <w:lang w:val="en-US"/>
-        </w:rPr>
-      </w:pPr>
-      <w:ins w:id="272" w:author="Pascal Heude" w:date="2026-08-01T21:12:00Z">
+    <w:moveToRangeEnd w:id="268"/>
+    <w:p>
+      <w:pPr>
+        <w:rPr>
+          <w:lang w:val="en-US"/>
+        </w:rPr>
+      </w:pPr>
+      <w:ins w:id="276" w:author="Pascal Heude" w:date="2026-08-01T21:12:00Z">
         <w:r>
           <w:rPr>
             <w:b/>
             <w:color w:val="0070C0"/>
             <w:lang w:val="en-US"/>
-            <w:rPrChange w:id="273" w:author="Pascal Heude" w:date="2026-08-01T21:13:00Z">
+            <w:rPrChange w:id="277" w:author="Pascal Heude" w:date="2026-08-01T21:13:00Z">
               <w:rPr>
                 <w:lang w:val="en-US"/>
               </w:rPr>
@@ -14050,7 +14088,7 @@
           <w:t>URQT_2</w:t>
         </w:r>
       </w:ins>
-      <w:ins w:id="274" w:author="Pascal Heude" w:date="2026-08-01T22:10:00Z">
+      <w:ins w:id="278" w:author="Pascal Heude" w:date="2026-08-01T22:10:00Z">
         <w:r>
           <w:rPr>
             <w:b/>
@@ -14060,7 +14098,7 @@
           <w:t>7</w:t>
         </w:r>
       </w:ins>
-      <w:ins w:id="275" w:author="Pascal Heude" w:date="2026-08-01T21:12:00Z">
+      <w:ins w:id="279" w:author="Pascal Heude" w:date="2026-08-01T21:12:00Z">
         <w:r>
           <w:rPr>
             <w:lang w:val="en-US"/>
@@ -14068,7 +14106,7 @@
           <w:t xml:space="preserve">: </w:t>
         </w:r>
       </w:ins>
-      <w:ins w:id="276" w:author="Pascal Heude" w:date="2026-08-03T17:54:00Z">
+      <w:ins w:id="280" w:author="Pascal Heude" w:date="2026-08-03T17:54:00Z">
         <w:r>
           <w:rPr>
             <w:lang w:val="en-US"/>
@@ -14076,7 +14114,7 @@
           <w:t>t</w:t>
         </w:r>
       </w:ins>
-      <w:del w:id="277" w:author="Pascal Heude" w:date="2026-08-03T17:54:00Z">
+      <w:del w:id="281" w:author="Pascal Heude" w:date="2026-08-03T17:54:00Z">
         <w:r>
           <w:rPr>
             <w:lang w:val="en-US"/>
@@ -14094,12 +14132,12 @@
     <w:p>
       <w:pPr>
         <w:rPr>
-          <w:moveFrom w:id="278" w:author="Pascal Heude" w:date="2026-08-01T21:12:00Z"/>
-          <w:lang w:val="en-US"/>
-        </w:rPr>
-      </w:pPr>
-      <w:moveFromRangeStart w:id="279" w:author="Pascal Heude" w:date="2026-08-01T21:12:00Z" w:name="move236511174"/>
-      <w:moveFrom w:id="280" w:author="Pascal Heude" w:date="2026-08-01T21:12:00Z">
+          <w:moveFrom w:id="282" w:author="Pascal Heude" w:date="2026-08-01T21:12:00Z"/>
+          <w:lang w:val="en-US"/>
+        </w:rPr>
+      </w:pPr>
+      <w:moveFromRangeStart w:id="283" w:author="Pascal Heude" w:date="2026-08-01T21:12:00Z" w:name="move236511174"/>
+      <w:moveFrom w:id="284" w:author="Pascal Heude" w:date="2026-08-01T21:12:00Z">
         <w:r>
           <w:rPr>
             <w:lang w:val="en-US"/>
@@ -14108,7 +14146,7 @@
         </w:r>
       </w:moveFrom>
     </w:p>
-    <w:moveFromRangeEnd w:id="279"/>
+    <w:moveFromRangeEnd w:id="283"/>
     <w:p>
       <w:pPr>
         <w:rPr>
@@ -14208,13 +14246,13 @@
       <w:pPr>
         <w:pStyle w:val="Titre3"/>
       </w:pPr>
-      <w:bookmarkStart w:id="281" w:name="_Tag_SUPPORT_FILE"/>
-      <w:bookmarkStart w:id="282" w:name="_Toc456106031"/>
-      <w:bookmarkEnd w:id="281"/>
+      <w:bookmarkStart w:id="285" w:name="_Tag_SUPPORT_FILE"/>
+      <w:bookmarkStart w:id="286" w:name="_Toc456106031"/>
+      <w:bookmarkEnd w:id="285"/>
       <w:r>
         <w:t>Tag SUPPORT_FILE</w:t>
       </w:r>
-      <w:bookmarkEnd w:id="282"/>
+      <w:bookmarkEnd w:id="286"/>
     </w:p>
     <w:p>
       <w:pPr>
@@ -14250,11 +14288,11 @@
     <w:p>
       <w:pPr>
         <w:rPr>
-          <w:ins w:id="283" w:author="Pascal Heude" w:date="2026-07-29T22:59:00Z"/>
-          <w:lang w:val="en-US"/>
-        </w:rPr>
-      </w:pPr>
-      <w:ins w:id="284" w:author="Pascal Heude" w:date="2026-08-01T21:16:00Z">
+          <w:ins w:id="287" w:author="Pascal Heude" w:date="2026-07-29T22:59:00Z"/>
+          <w:lang w:val="en-US"/>
+        </w:rPr>
+      </w:pPr>
+      <w:ins w:id="288" w:author="Pascal Heude" w:date="2026-08-01T21:16:00Z">
         <w:r>
           <w:rPr>
             <w:b/>
@@ -14264,7 +14302,7 @@
           <w:t>URQT_2</w:t>
         </w:r>
       </w:ins>
-      <w:ins w:id="285" w:author="Pascal Heude" w:date="2026-08-01T22:11:00Z">
+      <w:ins w:id="289" w:author="Pascal Heude" w:date="2026-08-01T22:11:00Z">
         <w:r>
           <w:rPr>
             <w:b/>
@@ -14274,7 +14312,7 @@
           <w:t>8</w:t>
         </w:r>
       </w:ins>
-      <w:ins w:id="286" w:author="Pascal Heude" w:date="2026-08-01T21:16:00Z">
+      <w:ins w:id="290" w:author="Pascal Heude" w:date="2026-08-01T21:16:00Z">
         <w:r>
           <w:rPr>
             <w:lang w:val="en-US"/>
@@ -14282,7 +14320,7 @@
           <w:t xml:space="preserve">: </w:t>
         </w:r>
       </w:ins>
-      <w:ins w:id="287" w:author="Pascal Heude" w:date="2026-08-03T17:54:00Z">
+      <w:ins w:id="291" w:author="Pascal Heude" w:date="2026-08-03T17:54:00Z">
         <w:r>
           <w:rPr>
             <w:lang w:val="en-US"/>
@@ -14290,7 +14328,7 @@
           <w:t>t</w:t>
         </w:r>
       </w:ins>
-      <w:del w:id="288" w:author="Pascal Heude" w:date="2026-08-03T17:54:00Z">
+      <w:del w:id="292" w:author="Pascal Heude" w:date="2026-08-03T17:54:00Z">
         <w:r>
           <w:rPr>
             <w:lang w:val="en-US"/>
@@ -14304,7 +14342,7 @@
         </w:rPr>
         <w:t xml:space="preserve">he content shall be a </w:t>
       </w:r>
-      <w:del w:id="289" w:author="Pascal Heude" w:date="2026-08-01T21:16:00Z">
+      <w:del w:id="293" w:author="Pascal Heude" w:date="2026-08-01T21:16:00Z">
         <w:r>
           <w:rPr>
             <w:lang w:val="en-US"/>
@@ -14312,7 +14350,7 @@
           <w:delText>list of characters</w:delText>
         </w:r>
       </w:del>
-      <w:ins w:id="290" w:author="Pascal Heude" w:date="2026-08-01T21:16:00Z">
+      <w:ins w:id="294" w:author="Pascal Heude" w:date="2026-08-01T21:16:00Z">
         <w:r>
           <w:rPr>
             <w:lang w:val="en-US"/>
@@ -14320,7 +14358,7 @@
           <w:t>readable fil</w:t>
         </w:r>
       </w:ins>
-      <w:ins w:id="291" w:author="Pascal Heude" w:date="2026-08-01T21:17:00Z">
+      <w:ins w:id="295" w:author="Pascal Heude" w:date="2026-08-01T21:17:00Z">
         <w:r>
           <w:rPr>
             <w:lang w:val="en-US"/>
@@ -14334,7 +14372,7 @@
         </w:rPr>
         <w:t>.</w:t>
       </w:r>
-      <w:ins w:id="292" w:author="Pascal Heude" w:date="2026-07-29T23:20:00Z">
+      <w:ins w:id="296" w:author="Pascal Heude" w:date="2026-07-29T23:20:00Z">
         <w:r>
           <w:rPr>
             <w:lang w:val="en-US"/>
@@ -14342,7 +14380,7 @@
           <w:t xml:space="preserve"> The name of support file shall not be identical to the name of data files (</w:t>
         </w:r>
       </w:ins>
-      <w:ins w:id="293" w:author="Pascal Heude" w:date="2026-07-29T23:22:00Z">
+      <w:ins w:id="297" w:author="Pascal Heude" w:date="2026-07-29T23:22:00Z">
         <w:r>
           <w:rPr>
             <w:lang w:val="en-US"/>
@@ -14373,7 +14411,7 @@
         </w:rPr>
         <w:fldChar w:fldCharType="separate"/>
       </w:r>
-      <w:ins w:id="294" w:author="Pascal Heude" w:date="2026-07-29T23:22:00Z">
+      <w:ins w:id="298" w:author="Pascal Heude" w:date="2026-07-29T23:22:00Z">
         <w:r>
           <w:rPr>
             <w:lang w:val="en-US"/>
@@ -14387,7 +14425,7 @@
           <w:fldChar w:fldCharType="end"/>
         </w:r>
       </w:ins>
-      <w:ins w:id="295" w:author="Pascal Heude" w:date="2026-07-29T23:23:00Z">
+      <w:ins w:id="299" w:author="Pascal Heude" w:date="2026-07-29T23:23:00Z">
         <w:r>
           <w:rPr>
             <w:lang w:val="en-US"/>
@@ -14395,7 +14433,7 @@
           <w:t>)</w:t>
         </w:r>
       </w:ins>
-      <w:ins w:id="296" w:author="Pascal Heude" w:date="2026-07-29T23:22:00Z">
+      <w:ins w:id="300" w:author="Pascal Heude" w:date="2026-07-29T23:22:00Z">
         <w:r>
           <w:rPr>
             <w:lang w:val="en-US"/>
@@ -14410,7 +14448,7 @@
           <w:lang w:val="en-US"/>
         </w:rPr>
       </w:pPr>
-      <w:ins w:id="297" w:author="Pascal Heude" w:date="2026-07-29T22:59:00Z">
+      <w:ins w:id="301" w:author="Pascal Heude" w:date="2026-07-29T22:59:00Z">
         <w:r>
           <w:rPr>
             <w:lang w:val="en-US"/>
@@ -14418,7 +14456,7 @@
           <w:t xml:space="preserve">The support files will be copied in the directory provided by the tag </w:t>
         </w:r>
       </w:ins>
-      <w:ins w:id="298" w:author="Pascal Heude" w:date="2026-07-29T23:02:00Z">
+      <w:ins w:id="302" w:author="Pascal Heude" w:date="2026-07-29T23:02:00Z">
         <w:r>
           <w:rPr>
             <w:lang w:val="en-US"/>
@@ -14451,7 +14489,7 @@
           <w:fldChar w:fldCharType="end"/>
         </w:r>
       </w:ins>
-      <w:ins w:id="299" w:author="Pascal Heude" w:date="2026-07-29T23:24:00Z">
+      <w:ins w:id="303" w:author="Pascal Heude" w:date="2026-07-29T23:24:00Z">
         <w:r>
           <w:rPr>
             <w:lang w:val="en-US"/>
@@ -14459,7 +14497,7 @@
           <w:t>, with the dat</w:t>
         </w:r>
       </w:ins>
-      <w:ins w:id="300" w:author="Pascal Heude" w:date="2026-07-29T23:26:00Z">
+      <w:ins w:id="304" w:author="Pascal Heude" w:date="2026-07-29T23:26:00Z">
         <w:r>
           <w:rPr>
             <w:lang w:val="en-US"/>
@@ -14467,7 +14505,7 @@
           <w:t>a</w:t>
         </w:r>
       </w:ins>
-      <w:ins w:id="301" w:author="Pascal Heude" w:date="2026-07-29T23:24:00Z">
+      <w:ins w:id="305" w:author="Pascal Heude" w:date="2026-07-29T23:24:00Z">
         <w:r>
           <w:rPr>
             <w:lang w:val="en-US"/>
@@ -14475,7 +14513,7 @@
           <w:t xml:space="preserve"> files</w:t>
         </w:r>
       </w:ins>
-      <w:ins w:id="302" w:author="Pascal Heude" w:date="2026-07-29T23:01:00Z">
+      <w:ins w:id="306" w:author="Pascal Heude" w:date="2026-07-29T23:01:00Z">
         <w:r>
           <w:rPr>
             <w:lang w:val="en-US"/>
@@ -14490,7 +14528,7 @@
           <w:lang w:val="en-US"/>
         </w:rPr>
       </w:pPr>
-      <w:ins w:id="303" w:author="Pascal Heude" w:date="2026-08-01T21:17:00Z">
+      <w:ins w:id="307" w:author="Pascal Heude" w:date="2026-08-01T21:17:00Z">
         <w:r>
           <w:rPr>
             <w:b/>
@@ -14500,7 +14538,7 @@
           <w:t>URQT_2</w:t>
         </w:r>
       </w:ins>
-      <w:ins w:id="304" w:author="Pascal Heude" w:date="2026-08-01T22:11:00Z">
+      <w:ins w:id="308" w:author="Pascal Heude" w:date="2026-08-01T22:11:00Z">
         <w:r>
           <w:rPr>
             <w:b/>
@@ -14510,7 +14548,7 @@
           <w:t>9</w:t>
         </w:r>
       </w:ins>
-      <w:ins w:id="305" w:author="Pascal Heude" w:date="2026-08-01T21:17:00Z">
+      <w:ins w:id="309" w:author="Pascal Heude" w:date="2026-08-01T21:17:00Z">
         <w:r>
           <w:rPr>
             <w:lang w:val="en-US"/>
@@ -14518,7 +14556,7 @@
           <w:t xml:space="preserve">: </w:t>
         </w:r>
       </w:ins>
-      <w:del w:id="306" w:author="Pascal Heude" w:date="2026-08-03T17:54:00Z">
+      <w:del w:id="310" w:author="Pascal Heude" w:date="2026-08-03T17:54:00Z">
         <w:r>
           <w:rPr>
             <w:lang w:val="en-US"/>
@@ -14526,7 +14564,7 @@
           <w:delText>T</w:delText>
         </w:r>
       </w:del>
-      <w:ins w:id="307" w:author="Pascal Heude" w:date="2026-08-03T17:54:00Z">
+      <w:ins w:id="311" w:author="Pascal Heude" w:date="2026-08-03T17:54:00Z">
         <w:r>
           <w:rPr>
             <w:lang w:val="en-US"/>
@@ -14749,7 +14787,7 @@
         </w:rPr>
         <w:t>&lt;SUPPORT_FILE&gt;c:\temp\</w:t>
       </w:r>
-      <w:del w:id="308" w:author="Pascal Heude" w:date="2026-07-29T22:54:00Z">
+      <w:del w:id="312" w:author="Pascal Heude" w:date="2026-07-29T22:54:00Z">
         <w:r>
           <w:rPr>
             <w:lang w:val="en-US"/>
@@ -14757,7 +14795,7 @@
           <w:delText>file1</w:delText>
         </w:r>
       </w:del>
-      <w:ins w:id="309" w:author="Pascal Heude" w:date="2026-07-29T22:54:00Z">
+      <w:ins w:id="313" w:author="Pascal Heude" w:date="2026-07-29T22:54:00Z">
         <w:r>
           <w:rPr>
             <w:lang w:val="en-US"/>
@@ -14815,13 +14853,13 @@
       <w:pPr>
         <w:pStyle w:val="Titre3"/>
       </w:pPr>
-      <w:bookmarkStart w:id="310" w:name="_Tag_USER_DATA"/>
-      <w:bookmarkStart w:id="311" w:name="_Toc456106032"/>
-      <w:bookmarkEnd w:id="310"/>
+      <w:bookmarkStart w:id="314" w:name="_Tag_USER_DATA"/>
+      <w:bookmarkStart w:id="315" w:name="_Toc456106032"/>
+      <w:bookmarkEnd w:id="314"/>
       <w:r>
         <w:t>Tag USER_DATA</w:t>
       </w:r>
-      <w:bookmarkEnd w:id="311"/>
+      <w:bookmarkEnd w:id="315"/>
     </w:p>
     <w:p>
       <w:pPr>
@@ -14897,7 +14935,7 @@
           <w:lang w:val="en-US"/>
         </w:rPr>
       </w:pPr>
-      <w:ins w:id="312" w:author="Pascal Heude" w:date="2026-08-01T21:19:00Z">
+      <w:ins w:id="316" w:author="Pascal Heude" w:date="2026-08-01T21:19:00Z">
         <w:r>
           <w:rPr>
             <w:b/>
@@ -14907,7 +14945,7 @@
           <w:t>URQT_</w:t>
         </w:r>
       </w:ins>
-      <w:ins w:id="313" w:author="Pascal Heude" w:date="2026-08-01T22:11:00Z">
+      <w:ins w:id="317" w:author="Pascal Heude" w:date="2026-08-01T22:11:00Z">
         <w:r>
           <w:rPr>
             <w:b/>
@@ -14917,7 +14955,7 @@
           <w:t>30</w:t>
         </w:r>
       </w:ins>
-      <w:ins w:id="314" w:author="Pascal Heude" w:date="2026-08-01T21:19:00Z">
+      <w:ins w:id="318" w:author="Pascal Heude" w:date="2026-08-01T21:19:00Z">
         <w:r>
           <w:rPr>
             <w:lang w:val="en-US"/>
@@ -14925,7 +14963,7 @@
           <w:t xml:space="preserve">: </w:t>
         </w:r>
       </w:ins>
-      <w:del w:id="315" w:author="Pascal Heude" w:date="2026-08-03T17:54:00Z">
+      <w:del w:id="319" w:author="Pascal Heude" w:date="2026-08-03T17:54:00Z">
         <w:r>
           <w:rPr>
             <w:lang w:val="en-US"/>
@@ -14933,7 +14971,7 @@
           <w:delText>T</w:delText>
         </w:r>
       </w:del>
-      <w:ins w:id="316" w:author="Pascal Heude" w:date="2026-08-03T17:54:00Z">
+      <w:ins w:id="320" w:author="Pascal Heude" w:date="2026-08-03T17:54:00Z">
         <w:r>
           <w:rPr>
             <w:lang w:val="en-US"/>
@@ -14996,18 +15034,18 @@
           <w:lang w:val="en-US"/>
         </w:rPr>
       </w:pPr>
-      <w:bookmarkStart w:id="317" w:name="_Tag_USER_DATA_FILE"/>
-      <w:bookmarkEnd w:id="317"/>
+      <w:bookmarkStart w:id="321" w:name="_Tag_USER_DATA_FILE"/>
+      <w:bookmarkEnd w:id="321"/>
     </w:p>
     <w:p>
       <w:pPr>
         <w:pStyle w:val="Titre3"/>
       </w:pPr>
-      <w:bookmarkStart w:id="318" w:name="_Toc456106033"/>
+      <w:bookmarkStart w:id="322" w:name="_Toc456106033"/>
       <w:r>
         <w:t>Tag USER_DATA_FILE</w:t>
       </w:r>
-      <w:bookmarkEnd w:id="318"/>
+      <w:bookmarkEnd w:id="322"/>
     </w:p>
     <w:p>
       <w:pPr>
@@ -15041,7 +15079,7 @@
           <w:lang w:val="en-US"/>
         </w:rPr>
       </w:pPr>
-      <w:ins w:id="319" w:author="Pascal Heude" w:date="2026-08-01T21:20:00Z">
+      <w:ins w:id="323" w:author="Pascal Heude" w:date="2026-08-01T21:20:00Z">
         <w:r>
           <w:rPr>
             <w:b/>
@@ -15060,7 +15098,7 @@
           <w:t>3</w:t>
         </w:r>
       </w:ins>
-      <w:ins w:id="320" w:author="Pascal Heude" w:date="2026-08-01T22:11:00Z">
+      <w:ins w:id="324" w:author="Pascal Heude" w:date="2026-08-01T22:11:00Z">
         <w:r>
           <w:rPr>
             <w:b/>
@@ -15070,7 +15108,7 @@
           <w:t>1</w:t>
         </w:r>
       </w:ins>
-      <w:ins w:id="321" w:author="Pascal Heude" w:date="2026-08-01T21:20:00Z">
+      <w:ins w:id="325" w:author="Pascal Heude" w:date="2026-08-01T21:20:00Z">
         <w:r>
           <w:rPr>
             <w:lang w:val="en-US"/>
@@ -15078,7 +15116,7 @@
           <w:t xml:space="preserve">: </w:t>
         </w:r>
       </w:ins>
-      <w:ins w:id="322" w:author="Pascal Heude" w:date="2026-08-03T17:55:00Z">
+      <w:ins w:id="326" w:author="Pascal Heude" w:date="2026-08-03T17:55:00Z">
         <w:r>
           <w:rPr>
             <w:lang w:val="en-US"/>
@@ -15086,7 +15124,7 @@
           <w:t>i</w:t>
         </w:r>
       </w:ins>
-      <w:ins w:id="323" w:author="Pascal Heude" w:date="2026-08-01T21:20:00Z">
+      <w:ins w:id="327" w:author="Pascal Heude" w:date="2026-08-01T21:20:00Z">
         <w:r>
           <w:rPr>
             <w:lang w:val="en-US"/>
@@ -15094,7 +15132,7 @@
           <w:t>f used, t</w:t>
         </w:r>
       </w:ins>
-      <w:del w:id="324" w:author="Pascal Heude" w:date="2026-08-01T21:20:00Z">
+      <w:del w:id="328" w:author="Pascal Heude" w:date="2026-08-01T21:20:00Z">
         <w:r>
           <w:rPr>
             <w:lang w:val="en-US"/>
@@ -15108,7 +15146,7 @@
         </w:rPr>
         <w:t xml:space="preserve">he content shall be </w:t>
       </w:r>
-      <w:ins w:id="325" w:author="Pascal Heude" w:date="2026-08-01T21:20:00Z">
+      <w:ins w:id="329" w:author="Pascal Heude" w:date="2026-08-01T21:20:00Z">
         <w:r>
           <w:rPr>
             <w:lang w:val="en-US"/>
@@ -15116,7 +15154,7 @@
           <w:t>a readable filename, including or not a path, absolute or relative.</w:t>
         </w:r>
       </w:ins>
-      <w:del w:id="326" w:author="Pascal Heude" w:date="2026-08-01T21:20:00Z">
+      <w:del w:id="330" w:author="Pascal Heude" w:date="2026-08-01T21:20:00Z">
         <w:r>
           <w:rPr>
             <w:lang w:val="en-US"/>
@@ -15276,13 +15314,13 @@
       <w:pPr>
         <w:pStyle w:val="Titre3"/>
       </w:pPr>
-      <w:bookmarkStart w:id="327" w:name="_Tag_USER_DATA_TEXT"/>
-      <w:bookmarkStart w:id="328" w:name="_Toc456106034"/>
-      <w:bookmarkEnd w:id="327"/>
+      <w:bookmarkStart w:id="331" w:name="_Tag_USER_DATA_TEXT"/>
+      <w:bookmarkStart w:id="332" w:name="_Toc456106034"/>
+      <w:bookmarkEnd w:id="331"/>
       <w:r>
         <w:t>Tag USER_DATA_TEXT</w:t>
       </w:r>
-      <w:bookmarkEnd w:id="328"/>
+      <w:bookmarkEnd w:id="332"/>
     </w:p>
     <w:p>
       <w:pPr>
@@ -15316,7 +15354,7 @@
           <w:lang w:val="en-US"/>
         </w:rPr>
       </w:pPr>
-      <w:ins w:id="329" w:author="Pascal Heude" w:date="2026-08-01T21:21:00Z">
+      <w:ins w:id="333" w:author="Pascal Heude" w:date="2026-08-01T21:21:00Z">
         <w:r>
           <w:rPr>
             <w:b/>
@@ -15334,7 +15372,7 @@
           <w:t>3</w:t>
         </w:r>
       </w:ins>
-      <w:ins w:id="330" w:author="Pascal Heude" w:date="2026-08-01T22:11:00Z">
+      <w:ins w:id="334" w:author="Pascal Heude" w:date="2026-08-01T22:11:00Z">
         <w:r>
           <w:rPr>
             <w:b/>
@@ -15344,7 +15382,7 @@
           <w:t>2</w:t>
         </w:r>
       </w:ins>
-      <w:ins w:id="331" w:author="Pascal Heude" w:date="2026-08-01T21:21:00Z">
+      <w:ins w:id="335" w:author="Pascal Heude" w:date="2026-08-01T21:21:00Z">
         <w:r>
           <w:rPr>
             <w:lang w:val="en-US"/>
@@ -15352,7 +15390,7 @@
           <w:t xml:space="preserve">: </w:t>
         </w:r>
       </w:ins>
-      <w:ins w:id="332" w:author="Pascal Heude" w:date="2026-08-03T17:55:00Z">
+      <w:ins w:id="336" w:author="Pascal Heude" w:date="2026-08-03T17:55:00Z">
         <w:r>
           <w:rPr>
             <w:lang w:val="en-US"/>
@@ -15360,7 +15398,7 @@
           <w:t>i</w:t>
         </w:r>
       </w:ins>
-      <w:ins w:id="333" w:author="Pascal Heude" w:date="2026-08-01T21:21:00Z">
+      <w:ins w:id="337" w:author="Pascal Heude" w:date="2026-08-01T21:21:00Z">
         <w:r>
           <w:rPr>
             <w:lang w:val="en-US"/>
@@ -15368,7 +15406,7 @@
           <w:t xml:space="preserve">f used, </w:t>
         </w:r>
       </w:ins>
-      <w:del w:id="334" w:author="Pascal Heude" w:date="2026-08-01T21:21:00Z">
+      <w:del w:id="338" w:author="Pascal Heude" w:date="2026-08-01T21:21:00Z">
         <w:r>
           <w:rPr>
             <w:lang w:val="en-US"/>
@@ -15376,7 +15414,7 @@
           <w:delText>T</w:delText>
         </w:r>
       </w:del>
-      <w:ins w:id="335" w:author="Pascal Heude" w:date="2026-08-01T21:21:00Z">
+      <w:ins w:id="339" w:author="Pascal Heude" w:date="2026-08-01T21:21:00Z">
         <w:r>
           <w:rPr>
             <w:lang w:val="en-US"/>
@@ -15454,11 +15492,11 @@
       <w:pPr>
         <w:pStyle w:val="Titre3"/>
       </w:pPr>
-      <w:bookmarkStart w:id="336" w:name="_Toc456106035"/>
+      <w:bookmarkStart w:id="340" w:name="_Toc456106035"/>
       <w:r>
         <w:t>Tag USER_DATA_BCC</w:t>
       </w:r>
-      <w:bookmarkEnd w:id="336"/>
+      <w:bookmarkEnd w:id="340"/>
     </w:p>
     <w:p>
       <w:pPr>
@@ -15498,13 +15536,13 @@
       <w:pPr>
         <w:pStyle w:val="Titre3"/>
       </w:pPr>
-      <w:bookmarkStart w:id="337" w:name="_Tag_MEDIA"/>
-      <w:bookmarkStart w:id="338" w:name="_Toc456106036"/>
-      <w:bookmarkEnd w:id="337"/>
+      <w:bookmarkStart w:id="341" w:name="_Tag_MEDIA"/>
+      <w:bookmarkStart w:id="342" w:name="_Toc456106036"/>
+      <w:bookmarkEnd w:id="341"/>
       <w:r>
         <w:t>Tag MEDIA</w:t>
       </w:r>
-      <w:bookmarkEnd w:id="338"/>
+      <w:bookmarkEnd w:id="342"/>
     </w:p>
     <w:p>
       <w:pPr>
@@ -15639,14 +15677,14 @@
           <w:lang w:val="en-US"/>
         </w:rPr>
       </w:pPr>
-      <w:bookmarkStart w:id="339" w:name="_Toc456106037"/>
+      <w:bookmarkStart w:id="343" w:name="_Toc456106037"/>
       <w:r>
         <w:rPr>
           <w:lang w:val="en-US"/>
         </w:rPr>
         <w:t>LIMITATIONS</w:t>
       </w:r>
-      <w:bookmarkEnd w:id="339"/>
+      <w:bookmarkEnd w:id="343"/>
     </w:p>
     <w:p>
       <w:pPr>
@@ -15672,11 +15710,11 @@
       <w:pPr>
         <w:pStyle w:val="Titre2"/>
       </w:pPr>
-      <w:bookmarkStart w:id="340" w:name="_Toc456106038"/>
+      <w:bookmarkStart w:id="344" w:name="_Toc456106038"/>
       <w:r>
         <w:t>ARINC665-1</w:t>
       </w:r>
-      <w:bookmarkEnd w:id="340"/>
+      <w:bookmarkEnd w:id="344"/>
     </w:p>
     <w:p>
       <w:pPr>
@@ -15738,21 +15776,21 @@
       <w:pPr>
         <w:pStyle w:val="Titre2"/>
       </w:pPr>
-      <w:bookmarkStart w:id="341" w:name="_Toc456106039"/>
+      <w:bookmarkStart w:id="345" w:name="_Toc456106039"/>
       <w:r>
         <w:t>ARINC665-2</w:t>
       </w:r>
-      <w:bookmarkEnd w:id="341"/>
+      <w:bookmarkEnd w:id="345"/>
     </w:p>
     <w:p>
       <w:pPr>
         <w:pStyle w:val="Titre3"/>
       </w:pPr>
-      <w:bookmarkStart w:id="342" w:name="_Toc456106040"/>
+      <w:bookmarkStart w:id="346" w:name="_Toc456106040"/>
       <w:r>
         <w:t>General</w:t>
       </w:r>
-      <w:bookmarkEnd w:id="342"/>
+      <w:bookmarkEnd w:id="346"/>
     </w:p>
     <w:p>
       <w:pPr>
@@ -15811,14 +15849,14 @@
           <w:numId w:val="22"/>
         </w:numPr>
         <w:rPr>
-          <w:ins w:id="343" w:author="Pascal Heude" w:date="2026-08-03T17:45:00Z"/>
-          <w:lang w:val="en-US"/>
-        </w:rPr>
-        <w:pPrChange w:id="344" w:author="Pascal Heude" w:date="2026-08-03T17:46:00Z">
+          <w:ins w:id="347" w:author="Pascal Heude" w:date="2026-08-03T17:45:00Z"/>
+          <w:lang w:val="en-US"/>
+        </w:rPr>
+        <w:pPrChange w:id="348" w:author="Pascal Heude" w:date="2026-08-03T17:46:00Z">
           <w:pPr/>
         </w:pPrChange>
       </w:pPr>
-      <w:ins w:id="345" w:author="Pascal Heude" w:date="2026-08-03T17:45:00Z">
+      <w:ins w:id="349" w:author="Pascal Heude" w:date="2026-08-03T17:45:00Z">
         <w:r>
           <w:rPr>
             <w:lang w:val="en-US"/>
@@ -15838,11 +15876,11 @@
       <w:pPr>
         <w:pStyle w:val="Titre3"/>
       </w:pPr>
-      <w:bookmarkStart w:id="346" w:name="_Toc456106041"/>
+      <w:bookmarkStart w:id="350" w:name="_Toc456106041"/>
       <w:r>
         <w:t>Data files</w:t>
       </w:r>
-      <w:bookmarkEnd w:id="346"/>
+      <w:bookmarkEnd w:id="350"/>
     </w:p>
     <w:p>
       <w:pPr>
@@ -15880,14 +15918,14 @@
       <w:pPr>
         <w:pStyle w:val="Titre3"/>
       </w:pPr>
-      <w:bookmarkStart w:id="347" w:name="_Toc456106042"/>
+      <w:bookmarkStart w:id="351" w:name="_Toc456106042"/>
       <w:r>
         <w:t>List</w:t>
       </w:r>
       <w:r>
         <w:t>-of-Files file</w:t>
       </w:r>
-      <w:bookmarkEnd w:id="347"/>
+      <w:bookmarkEnd w:id="351"/>
     </w:p>
     <w:p>
       <w:pPr>
@@ -15966,11 +16004,11 @@
       <w:pPr>
         <w:pStyle w:val="Titre3"/>
       </w:pPr>
-      <w:bookmarkStart w:id="348" w:name="_Toc456106043"/>
+      <w:bookmarkStart w:id="352" w:name="_Toc456106043"/>
       <w:r>
         <w:t>List-of-Loads file</w:t>
       </w:r>
-      <w:bookmarkEnd w:id="348"/>
+      <w:bookmarkEnd w:id="352"/>
     </w:p>
     <w:p>
       <w:pPr>
@@ -16061,11 +16099,11 @@
       <w:pPr>
         <w:pStyle w:val="Titre3"/>
       </w:pPr>
-      <w:bookmarkStart w:id="349" w:name="_Toc456106044"/>
+      <w:bookmarkStart w:id="353" w:name="_Toc456106044"/>
       <w:r>
         <w:t>List-of-Batch file</w:t>
       </w:r>
-      <w:bookmarkEnd w:id="349"/>
+      <w:bookmarkEnd w:id="353"/>
     </w:p>
     <w:p>
       <w:pPr>
@@ -16234,11 +16272,11 @@
       <w:pPr>
         <w:pStyle w:val="Titre3"/>
       </w:pPr>
-      <w:bookmarkStart w:id="350" w:name="_Toc456106045"/>
+      <w:bookmarkStart w:id="354" w:name="_Toc456106045"/>
       <w:r>
         <w:t>Batch file</w:t>
       </w:r>
-      <w:bookmarkEnd w:id="350"/>
+      <w:bookmarkEnd w:id="354"/>
     </w:p>
     <w:p>
       <w:pPr>
@@ -16279,21 +16317,21 @@
       <w:pPr>
         <w:pStyle w:val="Titre2"/>
       </w:pPr>
-      <w:bookmarkStart w:id="351" w:name="_Toc456106046"/>
+      <w:bookmarkStart w:id="355" w:name="_Toc456106046"/>
       <w:r>
         <w:t>ARINC665-3</w:t>
       </w:r>
-      <w:bookmarkEnd w:id="351"/>
+      <w:bookmarkEnd w:id="355"/>
     </w:p>
     <w:p>
       <w:pPr>
         <w:pStyle w:val="Titre3"/>
       </w:pPr>
-      <w:bookmarkStart w:id="352" w:name="_Toc456106047"/>
+      <w:bookmarkStart w:id="356" w:name="_Toc456106047"/>
       <w:r>
         <w:t>General</w:t>
       </w:r>
-      <w:bookmarkEnd w:id="352"/>
+      <w:bookmarkEnd w:id="356"/>
     </w:p>
     <w:p>
       <w:pPr>
@@ -16354,11 +16392,11 @@
       <w:pPr>
         <w:pStyle w:val="Titre3"/>
       </w:pPr>
-      <w:bookmarkStart w:id="353" w:name="_Toc456106048"/>
+      <w:bookmarkStart w:id="357" w:name="_Toc456106048"/>
       <w:r>
         <w:t>Header file</w:t>
       </w:r>
-      <w:bookmarkEnd w:id="353"/>
+      <w:bookmarkEnd w:id="357"/>
     </w:p>
     <w:p>
       <w:pPr>
@@ -16467,11 +16505,11 @@
       <w:pPr>
         <w:pStyle w:val="Titre3"/>
       </w:pPr>
-      <w:bookmarkStart w:id="354" w:name="_Toc456106049"/>
+      <w:bookmarkStart w:id="358" w:name="_Toc456106049"/>
       <w:r>
         <w:t>Data files</w:t>
       </w:r>
-      <w:bookmarkEnd w:id="354"/>
+      <w:bookmarkEnd w:id="358"/>
     </w:p>
     <w:p>
       <w:pPr>
@@ -16528,14 +16566,14 @@
       <w:pPr>
         <w:pStyle w:val="Titre3"/>
       </w:pPr>
-      <w:bookmarkStart w:id="355" w:name="_Toc456106050"/>
+      <w:bookmarkStart w:id="359" w:name="_Toc456106050"/>
       <w:r>
         <w:t>List</w:t>
       </w:r>
       <w:r>
         <w:t>-of-Files file</w:t>
       </w:r>
-      <w:bookmarkEnd w:id="355"/>
+      <w:bookmarkEnd w:id="359"/>
     </w:p>
     <w:p>
       <w:pPr>
@@ -16710,11 +16748,11 @@
       <w:pPr>
         <w:pStyle w:val="Titre3"/>
       </w:pPr>
-      <w:bookmarkStart w:id="356" w:name="_Toc456106051"/>
+      <w:bookmarkStart w:id="360" w:name="_Toc456106051"/>
       <w:r>
         <w:t>List-of-Loads file</w:t>
       </w:r>
-      <w:bookmarkEnd w:id="356"/>
+      <w:bookmarkEnd w:id="360"/>
     </w:p>
     <w:p>
       <w:pPr>
@@ -16877,11 +16915,11 @@
       <w:pPr>
         <w:pStyle w:val="Titre3"/>
       </w:pPr>
-      <w:bookmarkStart w:id="357" w:name="_Toc456106052"/>
+      <w:bookmarkStart w:id="361" w:name="_Toc456106052"/>
       <w:r>
         <w:t>List-of-Batch file</w:t>
       </w:r>
-      <w:bookmarkEnd w:id="357"/>
+      <w:bookmarkEnd w:id="361"/>
     </w:p>
     <w:p>
       <w:pPr>
@@ -17008,11 +17046,11 @@
       <w:pPr>
         <w:pStyle w:val="Titre3"/>
       </w:pPr>
-      <w:bookmarkStart w:id="358" w:name="_Toc456106053"/>
+      <w:bookmarkStart w:id="362" w:name="_Toc456106053"/>
       <w:r>
         <w:t>Batch file</w:t>
       </w:r>
-      <w:bookmarkEnd w:id="358"/>
+      <w:bookmarkEnd w:id="362"/>
     </w:p>
     <w:p>
       <w:pPr>
@@ -17072,16 +17110,14 @@
           <w:lang w:val="en-US"/>
         </w:rPr>
       </w:pPr>
-      <w:bookmarkStart w:id="359" w:name="_Toc456106054"/>
-      <w:bookmarkStart w:id="360" w:name="_GoBack"/>
-      <w:bookmarkEnd w:id="360"/>
+      <w:bookmarkStart w:id="363" w:name="_Toc456106054"/>
       <w:r>
         <w:rPr>
           <w:lang w:val="en-US"/>
         </w:rPr>
         <w:t>LOAD STRUCTURE</w:t>
       </w:r>
-      <w:bookmarkEnd w:id="359"/>
+      <w:bookmarkEnd w:id="363"/>
     </w:p>
     <w:p>
       <w:pPr>
@@ -17113,7 +17149,7 @@
         </w:rPr>
         <w:t>FILES.LUM</w:t>
       </w:r>
-      <w:ins w:id="361" w:author="Pascal Heude" w:date="2026-08-03T17:42:00Z">
+      <w:ins w:id="364" w:author="Pascal Heude" w:date="2026-08-03T17:42:00Z">
         <w:r>
           <w:rPr>
             <w:lang w:val="en-US"/>
@@ -17128,7 +17164,7 @@
           <w:fldChar w:fldCharType="begin"/>
         </w:r>
       </w:ins>
-      <w:ins w:id="362" w:author="Pascal Heude" w:date="2026-08-03T17:43:00Z">
+      <w:ins w:id="365" w:author="Pascal Heude" w:date="2026-08-03T17:43:00Z">
         <w:r>
           <w:rPr>
             <w:rStyle w:val="Lienhypertexte"/>
@@ -17137,7 +17173,7 @@
           <w:instrText>HYPERLINK  \l "_Tag_MEDIA"</w:instrText>
         </w:r>
       </w:ins>
-      <w:ins w:id="363" w:author="Pascal Heude" w:date="2026-08-03T17:42:00Z">
+      <w:ins w:id="366" w:author="Pascal Heude" w:date="2026-08-03T17:42:00Z">
         <w:r>
           <w:rPr>
             <w:rStyle w:val="Lienhypertexte"/>
@@ -17146,7 +17182,7 @@
           <w:fldChar w:fldCharType="separate"/>
         </w:r>
       </w:ins>
-      <w:ins w:id="364" w:author="Pascal Heude" w:date="2026-08-03T17:43:00Z">
+      <w:ins w:id="367" w:author="Pascal Heude" w:date="2026-08-03T17:43:00Z">
         <w:r>
           <w:rPr>
             <w:rStyle w:val="Lienhypertexte"/>
@@ -17155,7 +17191,7 @@
           <w:t>MEDIA</w:t>
         </w:r>
       </w:ins>
-      <w:ins w:id="365" w:author="Pascal Heude" w:date="2026-08-03T17:42:00Z">
+      <w:ins w:id="368" w:author="Pascal Heude" w:date="2026-08-03T17:42:00Z">
         <w:r>
           <w:rPr>
             <w:rStyle w:val="Lienhypertexte"/>
@@ -17188,7 +17224,7 @@
         </w:rPr>
         <w:t>LOADS.LUM</w:t>
       </w:r>
-      <w:ins w:id="366" w:author="Pascal Heude" w:date="2026-08-03T17:44:00Z">
+      <w:ins w:id="369" w:author="Pascal Heude" w:date="2026-08-03T17:44:00Z">
         <w:r>
           <w:rPr>
             <w:lang w:val="en-US"/>
@@ -17268,7 +17304,7 @@
         </w:rPr>
         <w:fldChar w:fldCharType="begin"/>
       </w:r>
-      <w:ins w:id="367" w:author="Pascal Heude" w:date="2026-08-03T17:44:00Z">
+      <w:ins w:id="370" w:author="Pascal Heude" w:date="2026-08-03T17:44:00Z">
         <w:r>
           <w:rPr>
             <w:rStyle w:val="Lienhypertexte"/>
@@ -17277,7 +17313,7 @@
           <w:instrText>HYPERLINK  \l "_Tag_MEDIA"</w:instrText>
         </w:r>
       </w:ins>
-      <w:del w:id="368" w:author="Pascal Heude" w:date="2026-08-03T17:44:00Z">
+      <w:del w:id="371" w:author="Pascal Heude" w:date="2026-08-03T17:44:00Z">
         <w:r>
           <w:rPr>
             <w:rStyle w:val="Lienhypertexte"/>
@@ -17293,7 +17329,7 @@
         </w:rPr>
         <w:fldChar w:fldCharType="separate"/>
       </w:r>
-      <w:del w:id="369" w:author="Pascal Heude" w:date="2026-08-03T17:44:00Z">
+      <w:del w:id="372" w:author="Pascal Heude" w:date="2026-08-03T17:44:00Z">
         <w:r>
           <w:rPr>
             <w:rStyle w:val="Lienhypertexte"/>
@@ -17302,7 +17338,7 @@
           <w:delText>BATCH</w:delText>
         </w:r>
       </w:del>
-      <w:ins w:id="370" w:author="Pascal Heude" w:date="2026-08-03T17:44:00Z">
+      <w:ins w:id="373" w:author="Pascal Heude" w:date="2026-08-03T17:44:00Z">
         <w:r>
           <w:rPr>
             <w:rStyle w:val="Lienhypertexte"/>
@@ -17444,7 +17480,7 @@
           <w:lang w:val="en-US"/>
         </w:rPr>
       </w:pPr>
-      <w:ins w:id="371" w:author="Pascal Heude" w:date="2026-07-30T23:07:00Z">
+      <w:ins w:id="374" w:author="Pascal Heude" w:date="2026-07-30T23:07:00Z">
         <w:r>
           <w:rPr>
             <w:lang w:val="en-US"/>
@@ -17456,11 +17492,11 @@
     <w:p>
       <w:pPr>
         <w:rPr>
-          <w:ins w:id="372" w:author="Pascal Heude" w:date="2026-08-05T22:48:00Z"/>
-          <w:lang w:val="en-US"/>
-        </w:rPr>
-      </w:pPr>
-      <w:ins w:id="373" w:author="Pascal Heude" w:date="2026-08-05T22:44:00Z">
+          <w:ins w:id="375" w:author="Pascal Heude" w:date="2026-08-05T22:48:00Z"/>
+          <w:lang w:val="en-US"/>
+        </w:rPr>
+      </w:pPr>
+      <w:ins w:id="376" w:author="Pascal Heude" w:date="2026-08-05T22:44:00Z">
         <w:r>
           <w:rPr>
             <w:lang w:val="en-US"/>
@@ -17480,21 +17516,21 @@
       <w:pPr>
         <w:pStyle w:val="Titre2"/>
       </w:pPr>
-      <w:bookmarkStart w:id="374" w:name="_Toc456106055"/>
+      <w:bookmarkStart w:id="377" w:name="_Toc456106055"/>
       <w:r>
         <w:t>Filenames</w:t>
       </w:r>
-      <w:bookmarkEnd w:id="374"/>
+      <w:bookmarkEnd w:id="377"/>
     </w:p>
     <w:p>
       <w:pPr>
         <w:pStyle w:val="Titre3"/>
       </w:pPr>
-      <w:bookmarkStart w:id="375" w:name="_Toc456106056"/>
+      <w:bookmarkStart w:id="378" w:name="_Toc456106056"/>
       <w:r>
         <w:t>Header file</w:t>
       </w:r>
-      <w:bookmarkEnd w:id="375"/>
+      <w:bookmarkEnd w:id="378"/>
     </w:p>
     <w:p>
       <w:pPr>
@@ -17589,13 +17625,13 @@
       <w:pPr>
         <w:pStyle w:val="Titre3"/>
       </w:pPr>
-      <w:bookmarkStart w:id="376" w:name="_Toc456106057"/>
-      <w:bookmarkStart w:id="377" w:name="_Ref236259785"/>
+      <w:bookmarkStart w:id="379" w:name="_Toc456106057"/>
+      <w:bookmarkStart w:id="380" w:name="_Ref236259785"/>
       <w:r>
         <w:t>Data files</w:t>
       </w:r>
-      <w:bookmarkEnd w:id="376"/>
-      <w:bookmarkEnd w:id="377"/>
+      <w:bookmarkEnd w:id="379"/>
+      <w:bookmarkEnd w:id="380"/>
     </w:p>
     <w:p>
       <w:pPr>
@@ -17686,11 +17722,11 @@
       <w:pPr>
         <w:pStyle w:val="Titre3"/>
       </w:pPr>
-      <w:bookmarkStart w:id="378" w:name="_Toc456106058"/>
+      <w:bookmarkStart w:id="381" w:name="_Toc456106058"/>
       <w:r>
         <w:t>Batch file</w:t>
       </w:r>
-      <w:bookmarkEnd w:id="378"/>
+      <w:bookmarkEnd w:id="381"/>
     </w:p>
     <w:p>
       <w:pPr>
@@ -17895,7 +17931,7 @@
       <w:rPr>
         <w:noProof/>
       </w:rPr>
-      <w:t>17</w:t>
+      <w:t>10</w:t>
     </w:r>
     <w:r>
       <w:fldChar w:fldCharType="end"/>
@@ -22314,7 +22350,7 @@
 </file>
 
 <file path=customXml/itemProps1.xml><?xml version="1.0" encoding="utf-8"?>
-<ds:datastoreItem xmlns:ds="http://schemas.openxmlformats.org/officeDocument/2006/customXml" ds:itemID="{7D7821C7-8286-45CE-80AB-C1F96CF7FAE7}">
+<ds:datastoreItem xmlns:ds="http://schemas.openxmlformats.org/officeDocument/2006/customXml" ds:itemID="{AD58EF9B-84E1-40BC-BF7F-4E5FC38F29E8}">
   <ds:schemaRefs>
     <ds:schemaRef ds:uri="http://schemas.openxmlformats.org/officeDocument/2006/bibliography"/>
   </ds:schemaRefs>
